--- a/S1-CL1-Cloud-Design-Build/mappings/ICTICT517_Assessment_Mapping.docx
+++ b/S1-CL1-Cloud-Design-Build/mappings/ICTICT517_Assessment_Mapping.docx
@@ -1,6 +1,6 @@
 
 <file path=word/document.xml><?xml version="1.0" encoding="utf-8"?>
-<w:document xmlns:wpc="http://schemas.microsoft.com/office/word/2010/wordprocessingCanvas" xmlns:cx="http://schemas.microsoft.com/office/drawing/2014/chartex" xmlns:cx1="http://schemas.microsoft.com/office/drawing/2015/9/8/chartex" xmlns:cx2="http://schemas.microsoft.com/office/drawing/2015/10/21/chartex" xmlns:cx3="http://schemas.microsoft.com/office/drawing/2016/5/9/chartex" xmlns:cx4="http://schemas.microsoft.com/office/drawing/2016/5/10/chartex" xmlns:cx5="http://schemas.microsoft.com/office/drawing/2016/5/11/chartex" xmlns:cx6="http://schemas.microsoft.com/office/drawing/2016/5/12/chartex" xmlns:cx7="http://schemas.microsoft.com/office/drawing/2016/5/13/chartex" xmlns:cx8="http://schemas.microsoft.com/office/drawing/2016/5/14/chartex" xmlns:mc="http://schemas.openxmlformats.org/markup-compatibility/2006" xmlns:aink="http://schemas.microsoft.com/office/drawing/2016/ink" xmlns:am3d="http://schemas.microsoft.com/office/drawing/2017/model3d" xmlns:o="urn:schemas-microsoft-com:office:office" xmlns:oel="http://schemas.microsoft.com/office/2019/extlst" xmlns:r="http://schemas.openxmlformats.org/officeDocument/2006/relationships" xmlns:m="http://schemas.openxmlformats.org/officeDocument/2006/math" xmlns:v="urn:schemas-microsoft-com:vml" xmlns:wp14="http://schemas.microsoft.com/office/word/2010/wordprocessingDrawing" xmlns:wp="http://schemas.openxmlformats.org/drawingml/2006/wordprocessingDrawing" xmlns:w10="urn:schemas-microsoft-com:office:word" xmlns:w="http://schemas.openxmlformats.org/wordprocessingml/2006/main" xmlns:w14="http://schemas.microsoft.com/office/word/2010/wordml" xmlns:w15="http://schemas.microsoft.com/office/word/2012/wordml" xmlns:w16cex="http://schemas.microsoft.com/office/word/2018/wordml/cex" xmlns:w16cid="http://schemas.microsoft.com/office/word/2016/wordml/cid" xmlns:w16="http://schemas.microsoft.com/office/word/2018/wordml" xmlns:w16du="http://schemas.microsoft.com/office/word/2023/wordml/word16du" xmlns:w16sdtdh="http://schemas.microsoft.com/office/word/2020/wordml/sdtdatahash" xmlns:w16sdtfl="http://schemas.microsoft.com/office/word/2024/wordml/sdtformatlock" xmlns:w16se="http://schemas.microsoft.com/office/word/2015/wordml/symex" xmlns:wpg="http://schemas.microsoft.com/office/word/2010/wordprocessingGroup" xmlns:wpi="http://schemas.microsoft.com/office/word/2010/wordprocessingInk" xmlns:wne="http://schemas.microsoft.com/office/word/2006/wordml" xmlns:wps="http://schemas.microsoft.com/office/word/2010/wordprocessingShape" mc:Ignorable="w14 w15 w16se w16cid w16 w16cex w16sdtdh w16sdtfl w16du wp14">
+<w:document xmlns:wpc="http://schemas.microsoft.com/office/word/2010/wordprocessingCanvas" xmlns:cx="http://schemas.microsoft.com/office/drawing/2014/chartex" xmlns:cx1="http://schemas.microsoft.com/office/drawing/2015/9/8/chartex" xmlns:cx2="http://schemas.microsoft.com/office/drawing/2015/10/21/chartex" xmlns:cx3="http://schemas.microsoft.com/office/drawing/2016/5/9/chartex" xmlns:cx4="http://schemas.microsoft.com/office/drawing/2016/5/10/chartex" xmlns:cx5="http://schemas.microsoft.com/office/drawing/2016/5/11/chartex" xmlns:cx6="http://schemas.microsoft.com/office/drawing/2016/5/12/chartex" xmlns:cx7="http://schemas.microsoft.com/office/drawing/2016/5/13/chartex" xmlns:cx8="http://schemas.microsoft.com/office/drawing/2016/5/14/chartex" xmlns:mc="http://schemas.openxmlformats.org/markup-compatibility/2006" xmlns:aink="http://schemas.microsoft.com/office/drawing/2016/ink" xmlns:am3d="http://schemas.microsoft.com/office/drawing/2017/model3d" xmlns:o="urn:schemas-microsoft-com:office:office" xmlns:oel="http://schemas.microsoft.com/office/2019/extlst" xmlns:r="http://schemas.openxmlformats.org/officeDocument/2006/relationships" xmlns:m="http://schemas.openxmlformats.org/officeDocument/2006/math" xmlns:v="urn:schemas-microsoft-com:vml" xmlns:wp14="http://schemas.microsoft.com/office/word/2010/wordprocessingDrawing" xmlns:wp="http://schemas.openxmlformats.org/drawingml/2006/wordprocessingDrawing" xmlns:w10="urn:schemas-microsoft-com:office:word" xmlns:w="http://schemas.openxmlformats.org/wordprocessingml/2006/main" xmlns:w14="http://schemas.microsoft.com/office/word/2010/wordml" xmlns:w15="http://schemas.microsoft.com/office/word/2012/wordml" xmlns:w16cex="http://schemas.microsoft.com/office/word/2018/wordml/cex" xmlns:w16cid="http://schemas.microsoft.com/office/word/2016/wordml/cid" xmlns:w16="http://schemas.microsoft.com/office/word/2018/wordml" xmlns:w16sdtdh="http://schemas.microsoft.com/office/word/2020/wordml/sdtdatahash" xmlns:w16se="http://schemas.microsoft.com/office/word/2015/wordml/symex" xmlns:wpg="http://schemas.microsoft.com/office/word/2010/wordprocessingGroup" xmlns:wpi="http://schemas.microsoft.com/office/word/2010/wordprocessingInk" xmlns:wne="http://schemas.microsoft.com/office/word/2006/wordml" xmlns:wps="http://schemas.microsoft.com/office/word/2010/wordprocessingShape" mc:Ignorable="w14 w15 w16se w16cid w16 w16cex w16sdtdh wp14">
   <w:body>
     <w:p>
       <w:pPr>
@@ -74,6 +74,7 @@
               <w:bottom w:val="nil"/>
               <w:right w:val="nil"/>
             </w:tcBorders>
+            <w:shd w:val="clear" w:color="auto" w:fill="auto"/>
           </w:tcPr>
           <w:p>
             <w:r>
@@ -199,6 +200,7 @@
               <w:bottom w:val="single" w:sz="4" w:space="0" w:color="auto"/>
               <w:right w:val="single" w:sz="4" w:space="0" w:color="auto"/>
             </w:tcBorders>
+            <w:shd w:val="clear" w:color="auto" w:fill="auto"/>
             <w:vAlign w:val="center"/>
           </w:tcPr>
           <w:p>
@@ -219,24 +221,14 @@
               <w:bottom w:val="single" w:sz="4" w:space="0" w:color="auto"/>
               <w:right w:val="single" w:sz="4" w:space="0" w:color="auto"/>
             </w:tcBorders>
+            <w:shd w:val="clear" w:color="auto" w:fill="auto"/>
             <w:vAlign w:val="center"/>
           </w:tcPr>
           <w:p>
             <w:pPr>
               <w:spacing w:after="60"/>
-              <w:rPr>
-                <w:b/>
-                <w:bCs/>
-              </w:rPr>
             </w:pPr>
             <w:r>
-              <w:t xml:space="preserve"> </w:t>
-            </w:r>
-            <w:r>
-              <w:rPr>
-                <w:b/>
-                <w:bCs/>
-              </w:rPr>
               <w:t>ICTICT517</w:t>
             </w:r>
           </w:p>
@@ -250,6 +242,7 @@
               <w:bottom w:val="single" w:sz="4" w:space="0" w:color="auto"/>
               <w:right w:val="single" w:sz="4" w:space="0" w:color="auto"/>
             </w:tcBorders>
+            <w:shd w:val="clear" w:color="auto" w:fill="auto"/>
             <w:vAlign w:val="center"/>
           </w:tcPr>
           <w:p>
@@ -270,21 +263,14 @@
               <w:bottom w:val="single" w:sz="4" w:space="0" w:color="auto"/>
               <w:right w:val="single" w:sz="4" w:space="0" w:color="auto"/>
             </w:tcBorders>
+            <w:shd w:val="clear" w:color="auto" w:fill="auto"/>
             <w:vAlign w:val="center"/>
           </w:tcPr>
           <w:p>
             <w:pPr>
               <w:spacing w:after="60"/>
-              <w:rPr>
-                <w:b/>
-                <w:bCs/>
-              </w:rPr>
             </w:pPr>
             <w:r>
-              <w:rPr>
-                <w:b/>
-                <w:bCs/>
-              </w:rPr>
               <w:t>Match ICT needs with the strategic direction of the organisation</w:t>
             </w:r>
           </w:p>
@@ -298,6 +284,7 @@
               <w:bottom w:val="single" w:sz="4" w:space="0" w:color="auto"/>
               <w:right w:val="single" w:sz="4" w:space="0" w:color="auto"/>
             </w:tcBorders>
+            <w:shd w:val="clear" w:color="auto" w:fill="auto"/>
             <w:vAlign w:val="center"/>
           </w:tcPr>
           <w:p>
@@ -318,12 +305,16 @@
               <w:bottom w:val="single" w:sz="4" w:space="0" w:color="auto"/>
               <w:right w:val="nil"/>
             </w:tcBorders>
+            <w:shd w:val="clear" w:color="auto" w:fill="auto"/>
             <w:vAlign w:val="center"/>
           </w:tcPr>
           <w:p>
             <w:pPr>
               <w:spacing w:after="60"/>
             </w:pPr>
+            <w:r>
+              <w:t>1</w:t>
+            </w:r>
           </w:p>
         </w:tc>
       </w:tr>
@@ -337,6 +328,7 @@
               <w:bottom w:val="single" w:sz="4" w:space="0" w:color="auto"/>
               <w:right w:val="single" w:sz="4" w:space="0" w:color="auto"/>
             </w:tcBorders>
+            <w:shd w:val="clear" w:color="auto" w:fill="auto"/>
             <w:vAlign w:val="center"/>
           </w:tcPr>
           <w:p>
@@ -357,6 +349,7 @@
               <w:bottom w:val="single" w:sz="4" w:space="0" w:color="auto"/>
               <w:right w:val="single" w:sz="4" w:space="0" w:color="auto"/>
             </w:tcBorders>
+            <w:shd w:val="clear" w:color="auto" w:fill="auto"/>
             <w:vAlign w:val="center"/>
           </w:tcPr>
           <w:p>
@@ -377,6 +370,7 @@
               <w:bottom w:val="single" w:sz="4" w:space="0" w:color="auto"/>
               <w:right w:val="single" w:sz="4" w:space="0" w:color="auto"/>
             </w:tcBorders>
+            <w:shd w:val="clear" w:color="auto" w:fill="auto"/>
             <w:vAlign w:val="center"/>
           </w:tcPr>
           <w:p>
@@ -398,6 +392,7 @@
               <w:bottom w:val="single" w:sz="4" w:space="0" w:color="auto"/>
               <w:right w:val="nil"/>
             </w:tcBorders>
+            <w:shd w:val="clear" w:color="auto" w:fill="auto"/>
             <w:vAlign w:val="center"/>
           </w:tcPr>
           <w:p>
@@ -420,6 +415,7 @@
               <w:bottom w:val="single" w:sz="4" w:space="0" w:color="auto"/>
               <w:right w:val="single" w:sz="4" w:space="0" w:color="auto"/>
             </w:tcBorders>
+            <w:shd w:val="clear" w:color="auto" w:fill="auto"/>
             <w:vAlign w:val="center"/>
           </w:tcPr>
           <w:p>
@@ -441,6 +437,7 @@
               <w:bottom w:val="single" w:sz="4" w:space="0" w:color="auto"/>
               <w:right w:val="nil"/>
             </w:tcBorders>
+            <w:shd w:val="clear" w:color="auto" w:fill="auto"/>
             <w:vAlign w:val="center"/>
           </w:tcPr>
           <w:p>
@@ -460,6 +457,7 @@
               <w:bottom w:val="single" w:sz="4" w:space="0" w:color="auto"/>
               <w:right w:val="single" w:sz="4" w:space="0" w:color="auto"/>
             </w:tcBorders>
+            <w:shd w:val="clear" w:color="auto" w:fill="auto"/>
             <w:vAlign w:val="center"/>
           </w:tcPr>
           <w:p>
@@ -481,6 +479,7 @@
               <w:bottom w:val="single" w:sz="4" w:space="0" w:color="auto"/>
               <w:right w:val="nil"/>
             </w:tcBorders>
+            <w:shd w:val="clear" w:color="auto" w:fill="auto"/>
             <w:vAlign w:val="center"/>
           </w:tcPr>
           <w:p>
@@ -551,6 +550,7 @@
               <w:bottom w:val="single" w:sz="4" w:space="0" w:color="auto"/>
               <w:right w:val="single" w:sz="4" w:space="0" w:color="auto"/>
             </w:tcBorders>
+            <w:shd w:val="clear" w:color="auto" w:fill="auto"/>
           </w:tcPr>
           <w:p>
             <w:pPr>
@@ -567,6 +567,7 @@
               <w:bottom w:val="single" w:sz="4" w:space="0" w:color="auto"/>
               <w:right w:val="single" w:sz="4" w:space="0" w:color="auto"/>
             </w:tcBorders>
+            <w:shd w:val="clear" w:color="auto" w:fill="auto"/>
             <w:vAlign w:val="center"/>
           </w:tcPr>
           <w:p>
@@ -587,6 +588,7 @@
               <w:bottom w:val="single" w:sz="4" w:space="0" w:color="auto"/>
               <w:right w:val="nil"/>
             </w:tcBorders>
+            <w:shd w:val="clear" w:color="auto" w:fill="auto"/>
             <w:vAlign w:val="center"/>
           </w:tcPr>
           <w:p>
@@ -612,6 +614,7 @@
               <w:bottom w:val="single" w:sz="4" w:space="0" w:color="auto"/>
               <w:right w:val="single" w:sz="4" w:space="0" w:color="auto"/>
             </w:tcBorders>
+            <w:shd w:val="clear" w:color="auto" w:fill="auto"/>
             <w:vAlign w:val="center"/>
           </w:tcPr>
           <w:p>
@@ -619,7 +622,10 @@
               <w:pStyle w:val="Heading3"/>
             </w:pPr>
             <w:r>
-              <w:t>Assessment Task 1 (AT1)</w:t>
+              <w:t>Assessment Task</w:t>
+            </w:r>
+            <w:r>
+              <w:t xml:space="preserve"> 1 (AT1)</w:t>
             </w:r>
           </w:p>
         </w:tc>
@@ -632,6 +638,7 @@
               <w:bottom w:val="single" w:sz="4" w:space="0" w:color="auto"/>
               <w:right w:val="single" w:sz="4" w:space="0" w:color="auto"/>
             </w:tcBorders>
+            <w:shd w:val="clear" w:color="auto" w:fill="auto"/>
             <w:vAlign w:val="center"/>
           </w:tcPr>
           <w:p>
@@ -649,9 +656,14 @@
               <w:bottom w:val="single" w:sz="4" w:space="0" w:color="auto"/>
               <w:right w:val="nil"/>
             </w:tcBorders>
+            <w:shd w:val="clear" w:color="auto" w:fill="auto"/>
             <w:vAlign w:val="center"/>
           </w:tcPr>
-          <w:p/>
+          <w:p>
+            <w:r>
+              <w:t>1.0</w:t>
+            </w:r>
+          </w:p>
         </w:tc>
       </w:tr>
       <w:tr>
@@ -667,6 +679,7 @@
               <w:bottom w:val="single" w:sz="4" w:space="0" w:color="auto"/>
               <w:right w:val="single" w:sz="4" w:space="0" w:color="auto"/>
             </w:tcBorders>
+            <w:shd w:val="clear" w:color="auto" w:fill="auto"/>
             <w:vAlign w:val="center"/>
           </w:tcPr>
           <w:p>
@@ -674,7 +687,10 @@
               <w:pStyle w:val="Heading3"/>
             </w:pPr>
             <w:r>
-              <w:t>Assessment Task 2 (AT2)</w:t>
+              <w:t>Assessment Task</w:t>
+            </w:r>
+            <w:r>
+              <w:t xml:space="preserve"> 2 (AT2)</w:t>
             </w:r>
           </w:p>
         </w:tc>
@@ -687,6 +703,7 @@
               <w:bottom w:val="single" w:sz="4" w:space="0" w:color="auto"/>
               <w:right w:val="single" w:sz="4" w:space="0" w:color="auto"/>
             </w:tcBorders>
+            <w:shd w:val="clear" w:color="auto" w:fill="auto"/>
             <w:vAlign w:val="center"/>
           </w:tcPr>
           <w:p>
@@ -704,9 +721,14 @@
               <w:bottom w:val="single" w:sz="4" w:space="0" w:color="auto"/>
               <w:right w:val="nil"/>
             </w:tcBorders>
+            <w:shd w:val="clear" w:color="auto" w:fill="auto"/>
             <w:vAlign w:val="center"/>
           </w:tcPr>
-          <w:p/>
+          <w:p>
+            <w:r>
+              <w:t>1.0</w:t>
+            </w:r>
+          </w:p>
         </w:tc>
       </w:tr>
       <w:tr>
@@ -722,6 +744,7 @@
               <w:bottom w:val="single" w:sz="4" w:space="0" w:color="auto"/>
               <w:right w:val="single" w:sz="4" w:space="0" w:color="auto"/>
             </w:tcBorders>
+            <w:shd w:val="clear" w:color="auto" w:fill="auto"/>
             <w:vAlign w:val="center"/>
           </w:tcPr>
           <w:p>
@@ -729,7 +752,10 @@
               <w:pStyle w:val="Heading3"/>
             </w:pPr>
             <w:r>
-              <w:t>Assessment Task 3 (AT3)</w:t>
+              <w:t>Assessment Task</w:t>
+            </w:r>
+            <w:r>
+              <w:t xml:space="preserve"> 3 (AT3)</w:t>
             </w:r>
           </w:p>
         </w:tc>
@@ -742,6 +768,7 @@
               <w:bottom w:val="single" w:sz="4" w:space="0" w:color="auto"/>
               <w:right w:val="single" w:sz="4" w:space="0" w:color="auto"/>
             </w:tcBorders>
+            <w:shd w:val="clear" w:color="auto" w:fill="auto"/>
             <w:vAlign w:val="center"/>
           </w:tcPr>
           <w:p>
@@ -759,27 +786,131 @@
               <w:bottom w:val="single" w:sz="4" w:space="0" w:color="auto"/>
               <w:right w:val="nil"/>
             </w:tcBorders>
+            <w:shd w:val="clear" w:color="auto" w:fill="auto"/>
+            <w:vAlign w:val="center"/>
+          </w:tcPr>
+          <w:p>
+            <w:r>
+              <w:t>1.0</w:t>
+            </w:r>
+          </w:p>
+        </w:tc>
+      </w:tr>
+      <w:tr>
+        <w:trPr>
+          <w:trHeight w:val="340"/>
+        </w:trPr>
+        <w:tc>
+          <w:tcPr>
+            <w:tcW w:w="2665" w:type="dxa"/>
+            <w:tcBorders>
+              <w:top w:val="single" w:sz="4" w:space="0" w:color="auto"/>
+              <w:left w:val="nil"/>
+              <w:bottom w:val="single" w:sz="4" w:space="0" w:color="auto"/>
+              <w:right w:val="single" w:sz="4" w:space="0" w:color="auto"/>
+            </w:tcBorders>
+            <w:shd w:val="clear" w:color="auto" w:fill="auto"/>
+            <w:vAlign w:val="center"/>
+          </w:tcPr>
+          <w:p>
+            <w:pPr>
+              <w:pStyle w:val="Heading3"/>
+            </w:pPr>
+            <w:r>
+              <w:t>Assessment Task</w:t>
+            </w:r>
+            <w:r>
+              <w:t xml:space="preserve"> 4 (AT4)</w:t>
+            </w:r>
+          </w:p>
+        </w:tc>
+        <w:tc>
+          <w:tcPr>
+            <w:tcW w:w="11056" w:type="dxa"/>
+            <w:tcBorders>
+              <w:top w:val="single" w:sz="4" w:space="0" w:color="auto"/>
+              <w:left w:val="single" w:sz="4" w:space="0" w:color="auto"/>
+              <w:bottom w:val="single" w:sz="4" w:space="0" w:color="auto"/>
+              <w:right w:val="single" w:sz="4" w:space="0" w:color="auto"/>
+            </w:tcBorders>
+            <w:shd w:val="clear" w:color="auto" w:fill="auto"/>
+            <w:vAlign w:val="center"/>
+          </w:tcPr>
+          <w:p/>
+        </w:tc>
+        <w:tc>
+          <w:tcPr>
+            <w:tcW w:w="1843" w:type="dxa"/>
+            <w:tcBorders>
+              <w:top w:val="single" w:sz="4" w:space="0" w:color="auto"/>
+              <w:left w:val="single" w:sz="4" w:space="0" w:color="auto"/>
+              <w:bottom w:val="single" w:sz="4" w:space="0" w:color="auto"/>
+              <w:right w:val="nil"/>
+            </w:tcBorders>
+            <w:shd w:val="clear" w:color="auto" w:fill="auto"/>
+            <w:vAlign w:val="center"/>
+          </w:tcPr>
+          <w:p/>
+        </w:tc>
+      </w:tr>
+      <w:tr>
+        <w:trPr>
+          <w:trHeight w:val="340"/>
+        </w:trPr>
+        <w:tc>
+          <w:tcPr>
+            <w:tcW w:w="2665" w:type="dxa"/>
+            <w:tcBorders>
+              <w:top w:val="single" w:sz="4" w:space="0" w:color="auto"/>
+              <w:left w:val="nil"/>
+              <w:bottom w:val="single" w:sz="4" w:space="0" w:color="auto"/>
+              <w:right w:val="single" w:sz="4" w:space="0" w:color="auto"/>
+            </w:tcBorders>
+            <w:shd w:val="clear" w:color="auto" w:fill="auto"/>
+            <w:vAlign w:val="center"/>
+          </w:tcPr>
+          <w:p>
+            <w:pPr>
+              <w:pStyle w:val="Heading3"/>
+            </w:pPr>
+            <w:r>
+              <w:t>Assessment Task</w:t>
+            </w:r>
+            <w:r>
+              <w:t xml:space="preserve"> 5 (AT5)</w:t>
+            </w:r>
+          </w:p>
+        </w:tc>
+        <w:tc>
+          <w:tcPr>
+            <w:tcW w:w="11056" w:type="dxa"/>
+            <w:tcBorders>
+              <w:top w:val="single" w:sz="4" w:space="0" w:color="auto"/>
+              <w:left w:val="single" w:sz="4" w:space="0" w:color="auto"/>
+              <w:bottom w:val="single" w:sz="4" w:space="0" w:color="auto"/>
+              <w:right w:val="single" w:sz="4" w:space="0" w:color="auto"/>
+            </w:tcBorders>
+            <w:shd w:val="clear" w:color="auto" w:fill="auto"/>
+            <w:vAlign w:val="center"/>
+          </w:tcPr>
+          <w:p/>
+        </w:tc>
+        <w:tc>
+          <w:tcPr>
+            <w:tcW w:w="1843" w:type="dxa"/>
+            <w:tcBorders>
+              <w:top w:val="single" w:sz="4" w:space="0" w:color="auto"/>
+              <w:left w:val="single" w:sz="4" w:space="0" w:color="auto"/>
+              <w:bottom w:val="single" w:sz="4" w:space="0" w:color="auto"/>
+              <w:right w:val="nil"/>
+            </w:tcBorders>
+            <w:shd w:val="clear" w:color="auto" w:fill="auto"/>
             <w:vAlign w:val="center"/>
           </w:tcPr>
           <w:p/>
         </w:tc>
       </w:tr>
     </w:tbl>
-    <w:p>
-      <w:pPr>
-        <w:pStyle w:val="NoSpacing"/>
-      </w:pPr>
-    </w:p>
-    <w:p>
-      <w:pPr>
-        <w:pStyle w:val="NoSpacing"/>
-      </w:pPr>
-    </w:p>
-    <w:p>
-      <w:pPr>
-        <w:pStyle w:val="NoSpacing"/>
-      </w:pPr>
-    </w:p>
     <w:p>
       <w:pPr>
         <w:pStyle w:val="NoSpacing"/>
@@ -942,6 +1073,7 @@
               <w:bottom w:val="single" w:sz="4" w:space="0" w:color="auto"/>
               <w:right w:val="single" w:sz="4" w:space="0" w:color="auto"/>
             </w:tcBorders>
+            <w:shd w:val="clear" w:color="auto" w:fill="auto"/>
             <w:vAlign w:val="center"/>
           </w:tcPr>
           <w:p>
@@ -986,6 +1118,7 @@
               <w:bottom w:val="single" w:sz="4" w:space="0" w:color="auto"/>
               <w:right w:val="single" w:sz="4" w:space="0" w:color="auto"/>
             </w:tcBorders>
+            <w:shd w:val="clear" w:color="auto" w:fill="auto"/>
             <w:vAlign w:val="center"/>
           </w:tcPr>
           <w:p>
@@ -1007,6 +1140,7 @@
               <w:bottom w:val="single" w:sz="4" w:space="0" w:color="auto"/>
               <w:right w:val="single" w:sz="4" w:space="0" w:color="auto"/>
             </w:tcBorders>
+            <w:shd w:val="clear" w:color="auto" w:fill="auto"/>
             <w:vAlign w:val="center"/>
           </w:tcPr>
           <w:p>
@@ -1028,6 +1162,7 @@
               <w:bottom w:val="single" w:sz="4" w:space="0" w:color="auto"/>
               <w:right w:val="single" w:sz="4" w:space="0" w:color="auto"/>
             </w:tcBorders>
+            <w:shd w:val="clear" w:color="auto" w:fill="auto"/>
             <w:vAlign w:val="center"/>
           </w:tcPr>
           <w:p>
@@ -1049,6 +1184,7 @@
               <w:bottom w:val="single" w:sz="4" w:space="0" w:color="auto"/>
               <w:right w:val="single" w:sz="4" w:space="0" w:color="auto"/>
             </w:tcBorders>
+            <w:shd w:val="clear" w:color="auto" w:fill="auto"/>
             <w:vAlign w:val="center"/>
           </w:tcPr>
           <w:p>
@@ -1070,6 +1206,7 @@
               <w:bottom w:val="single" w:sz="4" w:space="0" w:color="auto"/>
               <w:right w:val="nil"/>
             </w:tcBorders>
+            <w:shd w:val="clear" w:color="auto" w:fill="auto"/>
             <w:vAlign w:val="center"/>
           </w:tcPr>
           <w:p>
@@ -1095,6 +1232,7 @@
               <w:left w:val="nil"/>
               <w:right w:val="single" w:sz="4" w:space="0" w:color="auto"/>
             </w:tcBorders>
+            <w:shd w:val="clear" w:color="auto" w:fill="auto"/>
           </w:tcPr>
           <w:p>
             <w:r>
@@ -1110,6 +1248,7 @@
               <w:left w:val="single" w:sz="4" w:space="0" w:color="auto"/>
               <w:right w:val="single" w:sz="4" w:space="0" w:color="auto"/>
             </w:tcBorders>
+            <w:shd w:val="clear" w:color="auto" w:fill="auto"/>
           </w:tcPr>
           <w:p>
             <w:r>
@@ -1125,8 +1264,11 @@
               <w:left w:val="single" w:sz="4" w:space="0" w:color="auto"/>
               <w:right w:val="single" w:sz="4" w:space="0" w:color="auto"/>
             </w:tcBorders>
-          </w:tcPr>
-          <w:p/>
+            <w:shd w:val="clear" w:color="auto" w:fill="auto"/>
+          </w:tcPr>
+          <w:p>
+            <w:r/>
+          </w:p>
         </w:tc>
         <w:tc>
           <w:tcPr>
@@ -1136,8 +1278,11 @@
               <w:left w:val="single" w:sz="4" w:space="0" w:color="auto"/>
               <w:right w:val="single" w:sz="4" w:space="0" w:color="auto"/>
             </w:tcBorders>
-          </w:tcPr>
-          <w:p/>
+            <w:shd w:val="clear" w:color="auto" w:fill="auto"/>
+          </w:tcPr>
+          <w:p>
+            <w:r/>
+          </w:p>
         </w:tc>
         <w:tc>
           <w:tcPr>
@@ -1147,8 +1292,11 @@
               <w:left w:val="single" w:sz="4" w:space="0" w:color="auto"/>
               <w:right w:val="single" w:sz="4" w:space="0" w:color="auto"/>
             </w:tcBorders>
-          </w:tcPr>
-          <w:p/>
+            <w:shd w:val="clear" w:color="auto" w:fill="auto"/>
+          </w:tcPr>
+          <w:p>
+            <w:r/>
+          </w:p>
         </w:tc>
         <w:tc>
           <w:tcPr>
@@ -1158,8 +1306,11 @@
               <w:left w:val="single" w:sz="4" w:space="0" w:color="auto"/>
               <w:right w:val="nil"/>
             </w:tcBorders>
-          </w:tcPr>
-          <w:p/>
+            <w:shd w:val="clear" w:color="auto" w:fill="auto"/>
+          </w:tcPr>
+          <w:p>
+            <w:r/>
+          </w:p>
         </w:tc>
       </w:tr>
       <w:tr>
@@ -1170,10 +1321,11 @@
           <w:tcPr>
             <w:tcW w:w="11312" w:type="dxa"/>
             <w:tcBorders>
+              <w:top w:val="single" w:sz="4" w:space="0" w:color="auto"/>
               <w:left w:val="nil"/>
-              <w:bottom w:val="single" w:sz="4" w:space="0" w:color="auto"/>
-              <w:right w:val="single" w:sz="4" w:space="0" w:color="auto"/>
-            </w:tcBorders>
+              <w:right w:val="single" w:sz="4" w:space="0" w:color="auto"/>
+            </w:tcBorders>
+            <w:shd w:val="clear" w:color="auto" w:fill="auto"/>
           </w:tcPr>
           <w:p>
             <w:r>
@@ -1185,10 +1337,11 @@
           <w:tcPr>
             <w:tcW w:w="850" w:type="dxa"/>
             <w:tcBorders>
-              <w:left w:val="single" w:sz="4" w:space="0" w:color="auto"/>
-              <w:bottom w:val="single" w:sz="4" w:space="0" w:color="auto"/>
-              <w:right w:val="single" w:sz="4" w:space="0" w:color="auto"/>
-            </w:tcBorders>
+              <w:top w:val="single" w:sz="4" w:space="0" w:color="auto"/>
+              <w:left w:val="single" w:sz="4" w:space="0" w:color="auto"/>
+              <w:right w:val="single" w:sz="4" w:space="0" w:color="auto"/>
+            </w:tcBorders>
+            <w:shd w:val="clear" w:color="auto" w:fill="auto"/>
           </w:tcPr>
           <w:p>
             <w:r>
@@ -1200,45 +1353,57 @@
           <w:tcPr>
             <w:tcW w:w="851" w:type="dxa"/>
             <w:tcBorders>
-              <w:left w:val="single" w:sz="4" w:space="0" w:color="auto"/>
-              <w:bottom w:val="single" w:sz="4" w:space="0" w:color="auto"/>
-              <w:right w:val="single" w:sz="4" w:space="0" w:color="auto"/>
-            </w:tcBorders>
-          </w:tcPr>
-          <w:p/>
+              <w:top w:val="single" w:sz="4" w:space="0" w:color="auto"/>
+              <w:left w:val="single" w:sz="4" w:space="0" w:color="auto"/>
+              <w:right w:val="single" w:sz="4" w:space="0" w:color="auto"/>
+            </w:tcBorders>
+            <w:shd w:val="clear" w:color="auto" w:fill="auto"/>
+          </w:tcPr>
+          <w:p>
+            <w:r/>
+          </w:p>
         </w:tc>
         <w:tc>
           <w:tcPr>
             <w:tcW w:w="850" w:type="dxa"/>
             <w:tcBorders>
-              <w:left w:val="single" w:sz="4" w:space="0" w:color="auto"/>
-              <w:bottom w:val="single" w:sz="4" w:space="0" w:color="auto"/>
-              <w:right w:val="single" w:sz="4" w:space="0" w:color="auto"/>
-            </w:tcBorders>
-          </w:tcPr>
-          <w:p/>
+              <w:top w:val="single" w:sz="4" w:space="0" w:color="auto"/>
+              <w:left w:val="single" w:sz="4" w:space="0" w:color="auto"/>
+              <w:right w:val="single" w:sz="4" w:space="0" w:color="auto"/>
+            </w:tcBorders>
+            <w:shd w:val="clear" w:color="auto" w:fill="auto"/>
+          </w:tcPr>
+          <w:p>
+            <w:r/>
+          </w:p>
         </w:tc>
         <w:tc>
           <w:tcPr>
             <w:tcW w:w="851" w:type="dxa"/>
             <w:tcBorders>
-              <w:left w:val="single" w:sz="4" w:space="0" w:color="auto"/>
-              <w:bottom w:val="single" w:sz="4" w:space="0" w:color="auto"/>
-              <w:right w:val="single" w:sz="4" w:space="0" w:color="auto"/>
-            </w:tcBorders>
-          </w:tcPr>
-          <w:p/>
+              <w:top w:val="single" w:sz="4" w:space="0" w:color="auto"/>
+              <w:left w:val="single" w:sz="4" w:space="0" w:color="auto"/>
+              <w:right w:val="single" w:sz="4" w:space="0" w:color="auto"/>
+            </w:tcBorders>
+            <w:shd w:val="clear" w:color="auto" w:fill="auto"/>
+          </w:tcPr>
+          <w:p>
+            <w:r/>
+          </w:p>
         </w:tc>
         <w:tc>
           <w:tcPr>
             <w:tcW w:w="850" w:type="dxa"/>
             <w:tcBorders>
-              <w:left w:val="single" w:sz="4" w:space="0" w:color="auto"/>
-              <w:bottom w:val="single" w:sz="4" w:space="0" w:color="auto"/>
+              <w:top w:val="single" w:sz="4" w:space="0" w:color="auto"/>
+              <w:left w:val="single" w:sz="4" w:space="0" w:color="auto"/>
               <w:right w:val="nil"/>
             </w:tcBorders>
-          </w:tcPr>
-          <w:p/>
+            <w:shd w:val="clear" w:color="auto" w:fill="auto"/>
+          </w:tcPr>
+          <w:p>
+            <w:r/>
+          </w:p>
         </w:tc>
       </w:tr>
       <w:tr>
@@ -1249,9 +1414,11 @@
           <w:tcPr>
             <w:tcW w:w="11312" w:type="dxa"/>
             <w:tcBorders>
+              <w:top w:val="single" w:sz="4" w:space="0" w:color="auto"/>
               <w:left w:val="nil"/>
               <w:right w:val="single" w:sz="4" w:space="0" w:color="auto"/>
             </w:tcBorders>
+            <w:shd w:val="clear" w:color="auto" w:fill="auto"/>
           </w:tcPr>
           <w:p>
             <w:r>
@@ -1263,9 +1430,11 @@
           <w:tcPr>
             <w:tcW w:w="850" w:type="dxa"/>
             <w:tcBorders>
-              <w:left w:val="single" w:sz="4" w:space="0" w:color="auto"/>
-              <w:right w:val="single" w:sz="4" w:space="0" w:color="auto"/>
-            </w:tcBorders>
+              <w:top w:val="single" w:sz="4" w:space="0" w:color="auto"/>
+              <w:left w:val="single" w:sz="4" w:space="0" w:color="auto"/>
+              <w:right w:val="single" w:sz="4" w:space="0" w:color="auto"/>
+            </w:tcBorders>
+            <w:shd w:val="clear" w:color="auto" w:fill="auto"/>
           </w:tcPr>
           <w:p>
             <w:r>
@@ -1277,41 +1446,57 @@
           <w:tcPr>
             <w:tcW w:w="851" w:type="dxa"/>
             <w:tcBorders>
-              <w:left w:val="single" w:sz="4" w:space="0" w:color="auto"/>
-              <w:right w:val="single" w:sz="4" w:space="0" w:color="auto"/>
-            </w:tcBorders>
-          </w:tcPr>
-          <w:p/>
+              <w:top w:val="single" w:sz="4" w:space="0" w:color="auto"/>
+              <w:left w:val="single" w:sz="4" w:space="0" w:color="auto"/>
+              <w:right w:val="single" w:sz="4" w:space="0" w:color="auto"/>
+            </w:tcBorders>
+            <w:shd w:val="clear" w:color="auto" w:fill="auto"/>
+          </w:tcPr>
+          <w:p>
+            <w:r/>
+          </w:p>
         </w:tc>
         <w:tc>
           <w:tcPr>
             <w:tcW w:w="850" w:type="dxa"/>
             <w:tcBorders>
-              <w:left w:val="single" w:sz="4" w:space="0" w:color="auto"/>
-              <w:right w:val="single" w:sz="4" w:space="0" w:color="auto"/>
-            </w:tcBorders>
-          </w:tcPr>
-          <w:p/>
+              <w:top w:val="single" w:sz="4" w:space="0" w:color="auto"/>
+              <w:left w:val="single" w:sz="4" w:space="0" w:color="auto"/>
+              <w:right w:val="single" w:sz="4" w:space="0" w:color="auto"/>
+            </w:tcBorders>
+            <w:shd w:val="clear" w:color="auto" w:fill="auto"/>
+          </w:tcPr>
+          <w:p>
+            <w:r/>
+          </w:p>
         </w:tc>
         <w:tc>
           <w:tcPr>
             <w:tcW w:w="851" w:type="dxa"/>
             <w:tcBorders>
-              <w:left w:val="single" w:sz="4" w:space="0" w:color="auto"/>
-              <w:right w:val="single" w:sz="4" w:space="0" w:color="auto"/>
-            </w:tcBorders>
-          </w:tcPr>
-          <w:p/>
+              <w:top w:val="single" w:sz="4" w:space="0" w:color="auto"/>
+              <w:left w:val="single" w:sz="4" w:space="0" w:color="auto"/>
+              <w:right w:val="single" w:sz="4" w:space="0" w:color="auto"/>
+            </w:tcBorders>
+            <w:shd w:val="clear" w:color="auto" w:fill="auto"/>
+          </w:tcPr>
+          <w:p>
+            <w:r/>
+          </w:p>
         </w:tc>
         <w:tc>
           <w:tcPr>
             <w:tcW w:w="850" w:type="dxa"/>
             <w:tcBorders>
+              <w:top w:val="single" w:sz="4" w:space="0" w:color="auto"/>
               <w:left w:val="single" w:sz="4" w:space="0" w:color="auto"/>
               <w:right w:val="nil"/>
             </w:tcBorders>
-          </w:tcPr>
-          <w:p/>
+            <w:shd w:val="clear" w:color="auto" w:fill="auto"/>
+          </w:tcPr>
+          <w:p>
+            <w:r/>
+          </w:p>
         </w:tc>
       </w:tr>
       <w:tr>
@@ -1322,9 +1507,11 @@
           <w:tcPr>
             <w:tcW w:w="11312" w:type="dxa"/>
             <w:tcBorders>
+              <w:top w:val="single" w:sz="4" w:space="0" w:color="auto"/>
               <w:left w:val="nil"/>
               <w:right w:val="single" w:sz="4" w:space="0" w:color="auto"/>
             </w:tcBorders>
+            <w:shd w:val="clear" w:color="auto" w:fill="auto"/>
           </w:tcPr>
           <w:p>
             <w:r>
@@ -1336,9 +1523,11 @@
           <w:tcPr>
             <w:tcW w:w="850" w:type="dxa"/>
             <w:tcBorders>
-              <w:left w:val="single" w:sz="4" w:space="0" w:color="auto"/>
-              <w:right w:val="single" w:sz="4" w:space="0" w:color="auto"/>
-            </w:tcBorders>
+              <w:top w:val="single" w:sz="4" w:space="0" w:color="auto"/>
+              <w:left w:val="single" w:sz="4" w:space="0" w:color="auto"/>
+              <w:right w:val="single" w:sz="4" w:space="0" w:color="auto"/>
+            </w:tcBorders>
+            <w:shd w:val="clear" w:color="auto" w:fill="auto"/>
           </w:tcPr>
           <w:p>
             <w:r>
@@ -1350,41 +1539,57 @@
           <w:tcPr>
             <w:tcW w:w="851" w:type="dxa"/>
             <w:tcBorders>
-              <w:left w:val="single" w:sz="4" w:space="0" w:color="auto"/>
-              <w:right w:val="single" w:sz="4" w:space="0" w:color="auto"/>
-            </w:tcBorders>
-          </w:tcPr>
-          <w:p/>
+              <w:top w:val="single" w:sz="4" w:space="0" w:color="auto"/>
+              <w:left w:val="single" w:sz="4" w:space="0" w:color="auto"/>
+              <w:right w:val="single" w:sz="4" w:space="0" w:color="auto"/>
+            </w:tcBorders>
+            <w:shd w:val="clear" w:color="auto" w:fill="auto"/>
+          </w:tcPr>
+          <w:p>
+            <w:r/>
+          </w:p>
         </w:tc>
         <w:tc>
           <w:tcPr>
             <w:tcW w:w="850" w:type="dxa"/>
             <w:tcBorders>
-              <w:left w:val="single" w:sz="4" w:space="0" w:color="auto"/>
-              <w:right w:val="single" w:sz="4" w:space="0" w:color="auto"/>
-            </w:tcBorders>
-          </w:tcPr>
-          <w:p/>
+              <w:top w:val="single" w:sz="4" w:space="0" w:color="auto"/>
+              <w:left w:val="single" w:sz="4" w:space="0" w:color="auto"/>
+              <w:right w:val="single" w:sz="4" w:space="0" w:color="auto"/>
+            </w:tcBorders>
+            <w:shd w:val="clear" w:color="auto" w:fill="auto"/>
+          </w:tcPr>
+          <w:p>
+            <w:r/>
+          </w:p>
         </w:tc>
         <w:tc>
           <w:tcPr>
             <w:tcW w:w="851" w:type="dxa"/>
             <w:tcBorders>
-              <w:left w:val="single" w:sz="4" w:space="0" w:color="auto"/>
-              <w:right w:val="single" w:sz="4" w:space="0" w:color="auto"/>
-            </w:tcBorders>
-          </w:tcPr>
-          <w:p/>
+              <w:top w:val="single" w:sz="4" w:space="0" w:color="auto"/>
+              <w:left w:val="single" w:sz="4" w:space="0" w:color="auto"/>
+              <w:right w:val="single" w:sz="4" w:space="0" w:color="auto"/>
+            </w:tcBorders>
+            <w:shd w:val="clear" w:color="auto" w:fill="auto"/>
+          </w:tcPr>
+          <w:p>
+            <w:r/>
+          </w:p>
         </w:tc>
         <w:tc>
           <w:tcPr>
             <w:tcW w:w="850" w:type="dxa"/>
             <w:tcBorders>
+              <w:top w:val="single" w:sz="4" w:space="0" w:color="auto"/>
               <w:left w:val="single" w:sz="4" w:space="0" w:color="auto"/>
               <w:right w:val="nil"/>
             </w:tcBorders>
-          </w:tcPr>
-          <w:p/>
+            <w:shd w:val="clear" w:color="auto" w:fill="auto"/>
+          </w:tcPr>
+          <w:p>
+            <w:r/>
+          </w:p>
         </w:tc>
       </w:tr>
       <w:tr>
@@ -1395,10 +1600,11 @@
           <w:tcPr>
             <w:tcW w:w="11312" w:type="dxa"/>
             <w:tcBorders>
+              <w:top w:val="single" w:sz="4" w:space="0" w:color="auto"/>
               <w:left w:val="nil"/>
-              <w:bottom w:val="single" w:sz="4" w:space="0" w:color="auto"/>
-              <w:right w:val="single" w:sz="4" w:space="0" w:color="auto"/>
-            </w:tcBorders>
+              <w:right w:val="single" w:sz="4" w:space="0" w:color="auto"/>
+            </w:tcBorders>
+            <w:shd w:val="clear" w:color="auto" w:fill="auto"/>
           </w:tcPr>
           <w:p>
             <w:r>
@@ -1410,10 +1616,11 @@
           <w:tcPr>
             <w:tcW w:w="850" w:type="dxa"/>
             <w:tcBorders>
-              <w:left w:val="single" w:sz="4" w:space="0" w:color="auto"/>
-              <w:bottom w:val="single" w:sz="4" w:space="0" w:color="auto"/>
-              <w:right w:val="single" w:sz="4" w:space="0" w:color="auto"/>
-            </w:tcBorders>
+              <w:top w:val="single" w:sz="4" w:space="0" w:color="auto"/>
+              <w:left w:val="single" w:sz="4" w:space="0" w:color="auto"/>
+              <w:right w:val="single" w:sz="4" w:space="0" w:color="auto"/>
+            </w:tcBorders>
+            <w:shd w:val="clear" w:color="auto" w:fill="auto"/>
           </w:tcPr>
           <w:p>
             <w:r>
@@ -1425,45 +1632,57 @@
           <w:tcPr>
             <w:tcW w:w="851" w:type="dxa"/>
             <w:tcBorders>
-              <w:left w:val="single" w:sz="4" w:space="0" w:color="auto"/>
-              <w:bottom w:val="single" w:sz="4" w:space="0" w:color="auto"/>
-              <w:right w:val="single" w:sz="4" w:space="0" w:color="auto"/>
-            </w:tcBorders>
-          </w:tcPr>
-          <w:p/>
+              <w:top w:val="single" w:sz="4" w:space="0" w:color="auto"/>
+              <w:left w:val="single" w:sz="4" w:space="0" w:color="auto"/>
+              <w:right w:val="single" w:sz="4" w:space="0" w:color="auto"/>
+            </w:tcBorders>
+            <w:shd w:val="clear" w:color="auto" w:fill="auto"/>
+          </w:tcPr>
+          <w:p>
+            <w:r/>
+          </w:p>
         </w:tc>
         <w:tc>
           <w:tcPr>
             <w:tcW w:w="850" w:type="dxa"/>
             <w:tcBorders>
-              <w:left w:val="single" w:sz="4" w:space="0" w:color="auto"/>
-              <w:bottom w:val="single" w:sz="4" w:space="0" w:color="auto"/>
-              <w:right w:val="single" w:sz="4" w:space="0" w:color="auto"/>
-            </w:tcBorders>
-          </w:tcPr>
-          <w:p/>
+              <w:top w:val="single" w:sz="4" w:space="0" w:color="auto"/>
+              <w:left w:val="single" w:sz="4" w:space="0" w:color="auto"/>
+              <w:right w:val="single" w:sz="4" w:space="0" w:color="auto"/>
+            </w:tcBorders>
+            <w:shd w:val="clear" w:color="auto" w:fill="auto"/>
+          </w:tcPr>
+          <w:p>
+            <w:r/>
+          </w:p>
         </w:tc>
         <w:tc>
           <w:tcPr>
             <w:tcW w:w="851" w:type="dxa"/>
             <w:tcBorders>
-              <w:left w:val="single" w:sz="4" w:space="0" w:color="auto"/>
-              <w:bottom w:val="single" w:sz="4" w:space="0" w:color="auto"/>
-              <w:right w:val="single" w:sz="4" w:space="0" w:color="auto"/>
-            </w:tcBorders>
-          </w:tcPr>
-          <w:p/>
+              <w:top w:val="single" w:sz="4" w:space="0" w:color="auto"/>
+              <w:left w:val="single" w:sz="4" w:space="0" w:color="auto"/>
+              <w:right w:val="single" w:sz="4" w:space="0" w:color="auto"/>
+            </w:tcBorders>
+            <w:shd w:val="clear" w:color="auto" w:fill="auto"/>
+          </w:tcPr>
+          <w:p>
+            <w:r/>
+          </w:p>
         </w:tc>
         <w:tc>
           <w:tcPr>
             <w:tcW w:w="850" w:type="dxa"/>
             <w:tcBorders>
-              <w:left w:val="single" w:sz="4" w:space="0" w:color="auto"/>
-              <w:bottom w:val="single" w:sz="4" w:space="0" w:color="auto"/>
+              <w:top w:val="single" w:sz="4" w:space="0" w:color="auto"/>
+              <w:left w:val="single" w:sz="4" w:space="0" w:color="auto"/>
               <w:right w:val="nil"/>
             </w:tcBorders>
-          </w:tcPr>
-          <w:p/>
+            <w:shd w:val="clear" w:color="auto" w:fill="auto"/>
+          </w:tcPr>
+          <w:p>
+            <w:r/>
+          </w:p>
         </w:tc>
       </w:tr>
       <w:tr>
@@ -1474,14 +1693,15 @@
           <w:tcPr>
             <w:tcW w:w="11312" w:type="dxa"/>
             <w:tcBorders>
+              <w:top w:val="single" w:sz="4" w:space="0" w:color="auto"/>
               <w:left w:val="nil"/>
-              <w:bottom w:val="single" w:sz="4" w:space="0" w:color="auto"/>
-              <w:right w:val="single" w:sz="4" w:space="0" w:color="auto"/>
-            </w:tcBorders>
-          </w:tcPr>
-          <w:p>
-            <w:r>
-              <w:t>Assessors of this unit must satisfy the assessor requirements in applicable vocational education and training legislation, frameworks and/or standards</w:t>
+              <w:right w:val="single" w:sz="4" w:space="0" w:color="auto"/>
+            </w:tcBorders>
+            <w:shd w:val="clear" w:color="auto" w:fill="auto"/>
+          </w:tcPr>
+          <w:p>
+            <w:r>
+              <w:t>Assessors of this unit must satisfy the assessor requirements in applicable vocational education and training legislation, frameworks and/or standards.</w:t>
             </w:r>
           </w:p>
         </w:tc>
@@ -1489,10 +1709,11 @@
           <w:tcPr>
             <w:tcW w:w="850" w:type="dxa"/>
             <w:tcBorders>
-              <w:left w:val="single" w:sz="4" w:space="0" w:color="auto"/>
-              <w:bottom w:val="single" w:sz="4" w:space="0" w:color="auto"/>
-              <w:right w:val="single" w:sz="4" w:space="0" w:color="auto"/>
-            </w:tcBorders>
+              <w:top w:val="single" w:sz="4" w:space="0" w:color="auto"/>
+              <w:left w:val="single" w:sz="4" w:space="0" w:color="auto"/>
+              <w:right w:val="single" w:sz="4" w:space="0" w:color="auto"/>
+            </w:tcBorders>
+            <w:shd w:val="clear" w:color="auto" w:fill="auto"/>
           </w:tcPr>
           <w:p>
             <w:r>
@@ -1504,10 +1725,11 @@
           <w:tcPr>
             <w:tcW w:w="851" w:type="dxa"/>
             <w:tcBorders>
-              <w:left w:val="single" w:sz="4" w:space="0" w:color="auto"/>
-              <w:bottom w:val="single" w:sz="4" w:space="0" w:color="auto"/>
-              <w:right w:val="single" w:sz="4" w:space="0" w:color="auto"/>
-            </w:tcBorders>
+              <w:top w:val="single" w:sz="4" w:space="0" w:color="auto"/>
+              <w:left w:val="single" w:sz="4" w:space="0" w:color="auto"/>
+              <w:right w:val="single" w:sz="4" w:space="0" w:color="auto"/>
+            </w:tcBorders>
+            <w:shd w:val="clear" w:color="auto" w:fill="auto"/>
           </w:tcPr>
           <w:p>
             <w:r>
@@ -1519,10 +1741,11 @@
           <w:tcPr>
             <w:tcW w:w="850" w:type="dxa"/>
             <w:tcBorders>
-              <w:left w:val="single" w:sz="4" w:space="0" w:color="auto"/>
-              <w:bottom w:val="single" w:sz="4" w:space="0" w:color="auto"/>
-              <w:right w:val="single" w:sz="4" w:space="0" w:color="auto"/>
-            </w:tcBorders>
+              <w:top w:val="single" w:sz="4" w:space="0" w:color="auto"/>
+              <w:left w:val="single" w:sz="4" w:space="0" w:color="auto"/>
+              <w:right w:val="single" w:sz="4" w:space="0" w:color="auto"/>
+            </w:tcBorders>
+            <w:shd w:val="clear" w:color="auto" w:fill="auto"/>
           </w:tcPr>
           <w:p>
             <w:r>
@@ -1534,23 +1757,29 @@
           <w:tcPr>
             <w:tcW w:w="851" w:type="dxa"/>
             <w:tcBorders>
-              <w:left w:val="single" w:sz="4" w:space="0" w:color="auto"/>
-              <w:bottom w:val="single" w:sz="4" w:space="0" w:color="auto"/>
-              <w:right w:val="single" w:sz="4" w:space="0" w:color="auto"/>
-            </w:tcBorders>
-          </w:tcPr>
-          <w:p/>
+              <w:top w:val="single" w:sz="4" w:space="0" w:color="auto"/>
+              <w:left w:val="single" w:sz="4" w:space="0" w:color="auto"/>
+              <w:right w:val="single" w:sz="4" w:space="0" w:color="auto"/>
+            </w:tcBorders>
+            <w:shd w:val="clear" w:color="auto" w:fill="auto"/>
+          </w:tcPr>
+          <w:p>
+            <w:r/>
+          </w:p>
         </w:tc>
         <w:tc>
           <w:tcPr>
             <w:tcW w:w="850" w:type="dxa"/>
             <w:tcBorders>
-              <w:left w:val="single" w:sz="4" w:space="0" w:color="auto"/>
-              <w:bottom w:val="single" w:sz="4" w:space="0" w:color="auto"/>
+              <w:top w:val="single" w:sz="4" w:space="0" w:color="auto"/>
+              <w:left w:val="single" w:sz="4" w:space="0" w:color="auto"/>
               <w:right w:val="nil"/>
             </w:tcBorders>
-          </w:tcPr>
-          <w:p/>
+            <w:shd w:val="clear" w:color="auto" w:fill="auto"/>
+          </w:tcPr>
+          <w:p>
+            <w:r/>
+          </w:p>
         </w:tc>
       </w:tr>
     </w:tbl>
@@ -1712,6 +1941,7 @@
               <w:bottom w:val="single" w:sz="4" w:space="0" w:color="auto"/>
               <w:right w:val="single" w:sz="4" w:space="0" w:color="auto"/>
             </w:tcBorders>
+            <w:shd w:val="clear" w:color="auto" w:fill="auto"/>
             <w:vAlign w:val="center"/>
           </w:tcPr>
           <w:p>
@@ -1735,6 +1965,7 @@
               <w:bottom w:val="single" w:sz="4" w:space="0" w:color="auto"/>
               <w:right w:val="single" w:sz="4" w:space="0" w:color="auto"/>
             </w:tcBorders>
+            <w:shd w:val="clear" w:color="auto" w:fill="auto"/>
             <w:vAlign w:val="center"/>
           </w:tcPr>
           <w:p>
@@ -1773,6 +2004,7 @@
               <w:bottom w:val="single" w:sz="4" w:space="0" w:color="auto"/>
               <w:right w:val="single" w:sz="4" w:space="0" w:color="auto"/>
             </w:tcBorders>
+            <w:shd w:val="clear" w:color="auto" w:fill="auto"/>
             <w:vAlign w:val="center"/>
           </w:tcPr>
           <w:p>
@@ -1794,6 +2026,7 @@
               <w:bottom w:val="single" w:sz="4" w:space="0" w:color="auto"/>
               <w:right w:val="single" w:sz="4" w:space="0" w:color="auto"/>
             </w:tcBorders>
+            <w:shd w:val="clear" w:color="auto" w:fill="auto"/>
             <w:vAlign w:val="center"/>
           </w:tcPr>
           <w:p>
@@ -1815,6 +2048,7 @@
               <w:bottom w:val="single" w:sz="4" w:space="0" w:color="auto"/>
               <w:right w:val="single" w:sz="4" w:space="0" w:color="auto"/>
             </w:tcBorders>
+            <w:shd w:val="clear" w:color="auto" w:fill="auto"/>
             <w:vAlign w:val="center"/>
           </w:tcPr>
           <w:p>
@@ -1836,6 +2070,7 @@
               <w:bottom w:val="single" w:sz="4" w:space="0" w:color="auto"/>
               <w:right w:val="single" w:sz="4" w:space="0" w:color="auto"/>
             </w:tcBorders>
+            <w:shd w:val="clear" w:color="auto" w:fill="auto"/>
             <w:vAlign w:val="center"/>
           </w:tcPr>
           <w:p>
@@ -1857,6 +2092,7 @@
               <w:bottom w:val="single" w:sz="4" w:space="0" w:color="auto"/>
               <w:right w:val="nil"/>
             </w:tcBorders>
+            <w:shd w:val="clear" w:color="auto" w:fill="auto"/>
             <w:vAlign w:val="center"/>
           </w:tcPr>
           <w:p>
@@ -1882,6 +2118,7 @@
               <w:left w:val="nil"/>
               <w:right w:val="single" w:sz="4" w:space="0" w:color="auto"/>
             </w:tcBorders>
+            <w:shd w:val="clear" w:color="auto" w:fill="auto"/>
           </w:tcPr>
           <w:p>
             <w:r>
@@ -1897,6 +2134,7 @@
               <w:left w:val="single" w:sz="4" w:space="0" w:color="auto"/>
               <w:right w:val="single" w:sz="4" w:space="0" w:color="auto"/>
             </w:tcBorders>
+            <w:shd w:val="clear" w:color="auto" w:fill="auto"/>
           </w:tcPr>
           <w:p>
             <w:r>
@@ -1912,6 +2150,7 @@
               <w:left w:val="single" w:sz="4" w:space="0" w:color="auto"/>
               <w:right w:val="single" w:sz="4" w:space="0" w:color="auto"/>
             </w:tcBorders>
+            <w:shd w:val="clear" w:color="auto" w:fill="auto"/>
           </w:tcPr>
           <w:p>
             <w:r>
@@ -1927,8 +2166,11 @@
               <w:left w:val="single" w:sz="4" w:space="0" w:color="auto"/>
               <w:right w:val="single" w:sz="4" w:space="0" w:color="auto"/>
             </w:tcBorders>
-          </w:tcPr>
-          <w:p/>
+            <w:shd w:val="clear" w:color="auto" w:fill="auto"/>
+          </w:tcPr>
+          <w:p>
+            <w:r/>
+          </w:p>
         </w:tc>
         <w:tc>
           <w:tcPr>
@@ -1938,8 +2180,11 @@
               <w:left w:val="single" w:sz="4" w:space="0" w:color="auto"/>
               <w:right w:val="single" w:sz="4" w:space="0" w:color="auto"/>
             </w:tcBorders>
-          </w:tcPr>
-          <w:p/>
+            <w:shd w:val="clear" w:color="auto" w:fill="auto"/>
+          </w:tcPr>
+          <w:p>
+            <w:r/>
+          </w:p>
         </w:tc>
         <w:tc>
           <w:tcPr>
@@ -1949,8 +2194,11 @@
               <w:left w:val="single" w:sz="4" w:space="0" w:color="auto"/>
               <w:right w:val="single" w:sz="4" w:space="0" w:color="auto"/>
             </w:tcBorders>
-          </w:tcPr>
-          <w:p/>
+            <w:shd w:val="clear" w:color="auto" w:fill="auto"/>
+          </w:tcPr>
+          <w:p>
+            <w:r/>
+          </w:p>
         </w:tc>
         <w:tc>
           <w:tcPr>
@@ -1960,8 +2208,11 @@
               <w:left w:val="single" w:sz="4" w:space="0" w:color="auto"/>
               <w:right w:val="nil"/>
             </w:tcBorders>
-          </w:tcPr>
-          <w:p/>
+            <w:shd w:val="clear" w:color="auto" w:fill="auto"/>
+          </w:tcPr>
+          <w:p>
+            <w:r/>
+          </w:p>
         </w:tc>
       </w:tr>
       <w:tr>
@@ -1972,23 +2223,25 @@
           <w:tcPr>
             <w:tcW w:w="2948" w:type="dxa"/>
             <w:tcBorders>
+              <w:top w:val="single" w:sz="4" w:space="0" w:color="auto"/>
               <w:left w:val="nil"/>
               <w:right w:val="single" w:sz="4" w:space="0" w:color="auto"/>
             </w:tcBorders>
-          </w:tcPr>
-          <w:p>
-            <w:r>
-              <w:t>1. Evaluate current strategic plan and propose changes</w:t>
-            </w:r>
+            <w:shd w:val="clear" w:color="auto" w:fill="auto"/>
+          </w:tcPr>
+          <w:p>
+            <w:r/>
           </w:p>
         </w:tc>
         <w:tc>
           <w:tcPr>
             <w:tcW w:w="8364" w:type="dxa"/>
             <w:tcBorders>
-              <w:left w:val="single" w:sz="4" w:space="0" w:color="auto"/>
-              <w:right w:val="single" w:sz="4" w:space="0" w:color="auto"/>
-            </w:tcBorders>
+              <w:top w:val="single" w:sz="4" w:space="0" w:color="auto"/>
+              <w:left w:val="single" w:sz="4" w:space="0" w:color="auto"/>
+              <w:right w:val="single" w:sz="4" w:space="0" w:color="auto"/>
+            </w:tcBorders>
+            <w:shd w:val="clear" w:color="auto" w:fill="auto"/>
           </w:tcPr>
           <w:p>
             <w:r>
@@ -2000,9 +2253,11 @@
           <w:tcPr>
             <w:tcW w:w="850" w:type="dxa"/>
             <w:tcBorders>
-              <w:left w:val="single" w:sz="4" w:space="0" w:color="auto"/>
-              <w:right w:val="single" w:sz="4" w:space="0" w:color="auto"/>
-            </w:tcBorders>
+              <w:top w:val="single" w:sz="4" w:space="0" w:color="auto"/>
+              <w:left w:val="single" w:sz="4" w:space="0" w:color="auto"/>
+              <w:right w:val="single" w:sz="4" w:space="0" w:color="auto"/>
+            </w:tcBorders>
+            <w:shd w:val="clear" w:color="auto" w:fill="auto"/>
           </w:tcPr>
           <w:p>
             <w:r>
@@ -2014,41 +2269,57 @@
           <w:tcPr>
             <w:tcW w:w="851" w:type="dxa"/>
             <w:tcBorders>
-              <w:left w:val="single" w:sz="4" w:space="0" w:color="auto"/>
-              <w:right w:val="single" w:sz="4" w:space="0" w:color="auto"/>
-            </w:tcBorders>
-          </w:tcPr>
-          <w:p/>
+              <w:top w:val="single" w:sz="4" w:space="0" w:color="auto"/>
+              <w:left w:val="single" w:sz="4" w:space="0" w:color="auto"/>
+              <w:right w:val="single" w:sz="4" w:space="0" w:color="auto"/>
+            </w:tcBorders>
+            <w:shd w:val="clear" w:color="auto" w:fill="auto"/>
+          </w:tcPr>
+          <w:p>
+            <w:r/>
+          </w:p>
         </w:tc>
         <w:tc>
           <w:tcPr>
             <w:tcW w:w="850" w:type="dxa"/>
             <w:tcBorders>
-              <w:left w:val="single" w:sz="4" w:space="0" w:color="auto"/>
-              <w:right w:val="single" w:sz="4" w:space="0" w:color="auto"/>
-            </w:tcBorders>
-          </w:tcPr>
-          <w:p/>
+              <w:top w:val="single" w:sz="4" w:space="0" w:color="auto"/>
+              <w:left w:val="single" w:sz="4" w:space="0" w:color="auto"/>
+              <w:right w:val="single" w:sz="4" w:space="0" w:color="auto"/>
+            </w:tcBorders>
+            <w:shd w:val="clear" w:color="auto" w:fill="auto"/>
+          </w:tcPr>
+          <w:p>
+            <w:r/>
+          </w:p>
         </w:tc>
         <w:tc>
           <w:tcPr>
             <w:tcW w:w="851" w:type="dxa"/>
             <w:tcBorders>
-              <w:left w:val="single" w:sz="4" w:space="0" w:color="auto"/>
-              <w:right w:val="single" w:sz="4" w:space="0" w:color="auto"/>
-            </w:tcBorders>
-          </w:tcPr>
-          <w:p/>
+              <w:top w:val="single" w:sz="4" w:space="0" w:color="auto"/>
+              <w:left w:val="single" w:sz="4" w:space="0" w:color="auto"/>
+              <w:right w:val="single" w:sz="4" w:space="0" w:color="auto"/>
+            </w:tcBorders>
+            <w:shd w:val="clear" w:color="auto" w:fill="auto"/>
+          </w:tcPr>
+          <w:p>
+            <w:r/>
+          </w:p>
         </w:tc>
         <w:tc>
           <w:tcPr>
             <w:tcW w:w="850" w:type="dxa"/>
             <w:tcBorders>
+              <w:top w:val="single" w:sz="4" w:space="0" w:color="auto"/>
               <w:left w:val="single" w:sz="4" w:space="0" w:color="auto"/>
               <w:right w:val="nil"/>
             </w:tcBorders>
-          </w:tcPr>
-          <w:p/>
+            <w:shd w:val="clear" w:color="auto" w:fill="auto"/>
+          </w:tcPr>
+          <w:p>
+            <w:r/>
+          </w:p>
         </w:tc>
       </w:tr>
       <w:tr>
@@ -2059,23 +2330,25 @@
           <w:tcPr>
             <w:tcW w:w="2948" w:type="dxa"/>
             <w:tcBorders>
+              <w:top w:val="single" w:sz="4" w:space="0" w:color="auto"/>
               <w:left w:val="nil"/>
               <w:right w:val="single" w:sz="4" w:space="0" w:color="auto"/>
             </w:tcBorders>
-          </w:tcPr>
-          <w:p>
-            <w:r>
-              <w:t>1. Evaluate current strategic plan and propose changes</w:t>
-            </w:r>
+            <w:shd w:val="clear" w:color="auto" w:fill="auto"/>
+          </w:tcPr>
+          <w:p>
+            <w:r/>
           </w:p>
         </w:tc>
         <w:tc>
           <w:tcPr>
             <w:tcW w:w="8364" w:type="dxa"/>
             <w:tcBorders>
-              <w:left w:val="single" w:sz="4" w:space="0" w:color="auto"/>
-              <w:right w:val="single" w:sz="4" w:space="0" w:color="auto"/>
-            </w:tcBorders>
+              <w:top w:val="single" w:sz="4" w:space="0" w:color="auto"/>
+              <w:left w:val="single" w:sz="4" w:space="0" w:color="auto"/>
+              <w:right w:val="single" w:sz="4" w:space="0" w:color="auto"/>
+            </w:tcBorders>
+            <w:shd w:val="clear" w:color="auto" w:fill="auto"/>
           </w:tcPr>
           <w:p>
             <w:r>
@@ -2087,9 +2360,11 @@
           <w:tcPr>
             <w:tcW w:w="850" w:type="dxa"/>
             <w:tcBorders>
-              <w:left w:val="single" w:sz="4" w:space="0" w:color="auto"/>
-              <w:right w:val="single" w:sz="4" w:space="0" w:color="auto"/>
-            </w:tcBorders>
+              <w:top w:val="single" w:sz="4" w:space="0" w:color="auto"/>
+              <w:left w:val="single" w:sz="4" w:space="0" w:color="auto"/>
+              <w:right w:val="single" w:sz="4" w:space="0" w:color="auto"/>
+            </w:tcBorders>
+            <w:shd w:val="clear" w:color="auto" w:fill="auto"/>
           </w:tcPr>
           <w:p>
             <w:r>
@@ -2101,41 +2376,57 @@
           <w:tcPr>
             <w:tcW w:w="851" w:type="dxa"/>
             <w:tcBorders>
-              <w:left w:val="single" w:sz="4" w:space="0" w:color="auto"/>
-              <w:right w:val="single" w:sz="4" w:space="0" w:color="auto"/>
-            </w:tcBorders>
-          </w:tcPr>
-          <w:p/>
+              <w:top w:val="single" w:sz="4" w:space="0" w:color="auto"/>
+              <w:left w:val="single" w:sz="4" w:space="0" w:color="auto"/>
+              <w:right w:val="single" w:sz="4" w:space="0" w:color="auto"/>
+            </w:tcBorders>
+            <w:shd w:val="clear" w:color="auto" w:fill="auto"/>
+          </w:tcPr>
+          <w:p>
+            <w:r/>
+          </w:p>
         </w:tc>
         <w:tc>
           <w:tcPr>
             <w:tcW w:w="850" w:type="dxa"/>
             <w:tcBorders>
-              <w:left w:val="single" w:sz="4" w:space="0" w:color="auto"/>
-              <w:right w:val="single" w:sz="4" w:space="0" w:color="auto"/>
-            </w:tcBorders>
-          </w:tcPr>
-          <w:p/>
+              <w:top w:val="single" w:sz="4" w:space="0" w:color="auto"/>
+              <w:left w:val="single" w:sz="4" w:space="0" w:color="auto"/>
+              <w:right w:val="single" w:sz="4" w:space="0" w:color="auto"/>
+            </w:tcBorders>
+            <w:shd w:val="clear" w:color="auto" w:fill="auto"/>
+          </w:tcPr>
+          <w:p>
+            <w:r/>
+          </w:p>
         </w:tc>
         <w:tc>
           <w:tcPr>
             <w:tcW w:w="851" w:type="dxa"/>
             <w:tcBorders>
-              <w:left w:val="single" w:sz="4" w:space="0" w:color="auto"/>
-              <w:right w:val="single" w:sz="4" w:space="0" w:color="auto"/>
-            </w:tcBorders>
-          </w:tcPr>
-          <w:p/>
+              <w:top w:val="single" w:sz="4" w:space="0" w:color="auto"/>
+              <w:left w:val="single" w:sz="4" w:space="0" w:color="auto"/>
+              <w:right w:val="single" w:sz="4" w:space="0" w:color="auto"/>
+            </w:tcBorders>
+            <w:shd w:val="clear" w:color="auto" w:fill="auto"/>
+          </w:tcPr>
+          <w:p>
+            <w:r/>
+          </w:p>
         </w:tc>
         <w:tc>
           <w:tcPr>
             <w:tcW w:w="850" w:type="dxa"/>
             <w:tcBorders>
+              <w:top w:val="single" w:sz="4" w:space="0" w:color="auto"/>
               <w:left w:val="single" w:sz="4" w:space="0" w:color="auto"/>
               <w:right w:val="nil"/>
             </w:tcBorders>
-          </w:tcPr>
-          <w:p/>
+            <w:shd w:val="clear" w:color="auto" w:fill="auto"/>
+          </w:tcPr>
+          <w:p>
+            <w:r/>
+          </w:p>
         </w:tc>
       </w:tr>
       <w:tr>
@@ -2146,23 +2437,25 @@
           <w:tcPr>
             <w:tcW w:w="2948" w:type="dxa"/>
             <w:tcBorders>
+              <w:top w:val="single" w:sz="4" w:space="0" w:color="auto"/>
               <w:left w:val="nil"/>
               <w:right w:val="single" w:sz="4" w:space="0" w:color="auto"/>
             </w:tcBorders>
-          </w:tcPr>
-          <w:p>
-            <w:r>
-              <w:t>1. Evaluate current strategic plan and propose changes</w:t>
-            </w:r>
+            <w:shd w:val="clear" w:color="auto" w:fill="auto"/>
+          </w:tcPr>
+          <w:p>
+            <w:r/>
           </w:p>
         </w:tc>
         <w:tc>
           <w:tcPr>
             <w:tcW w:w="8364" w:type="dxa"/>
             <w:tcBorders>
-              <w:left w:val="single" w:sz="4" w:space="0" w:color="auto"/>
-              <w:right w:val="single" w:sz="4" w:space="0" w:color="auto"/>
-            </w:tcBorders>
+              <w:top w:val="single" w:sz="4" w:space="0" w:color="auto"/>
+              <w:left w:val="single" w:sz="4" w:space="0" w:color="auto"/>
+              <w:right w:val="single" w:sz="4" w:space="0" w:color="auto"/>
+            </w:tcBorders>
+            <w:shd w:val="clear" w:color="auto" w:fill="auto"/>
           </w:tcPr>
           <w:p>
             <w:r>
@@ -2174,9 +2467,11 @@
           <w:tcPr>
             <w:tcW w:w="850" w:type="dxa"/>
             <w:tcBorders>
-              <w:left w:val="single" w:sz="4" w:space="0" w:color="auto"/>
-              <w:right w:val="single" w:sz="4" w:space="0" w:color="auto"/>
-            </w:tcBorders>
+              <w:top w:val="single" w:sz="4" w:space="0" w:color="auto"/>
+              <w:left w:val="single" w:sz="4" w:space="0" w:color="auto"/>
+              <w:right w:val="single" w:sz="4" w:space="0" w:color="auto"/>
+            </w:tcBorders>
+            <w:shd w:val="clear" w:color="auto" w:fill="auto"/>
           </w:tcPr>
           <w:p>
             <w:r>
@@ -2188,41 +2483,57 @@
           <w:tcPr>
             <w:tcW w:w="851" w:type="dxa"/>
             <w:tcBorders>
-              <w:left w:val="single" w:sz="4" w:space="0" w:color="auto"/>
-              <w:right w:val="single" w:sz="4" w:space="0" w:color="auto"/>
-            </w:tcBorders>
-          </w:tcPr>
-          <w:p/>
+              <w:top w:val="single" w:sz="4" w:space="0" w:color="auto"/>
+              <w:left w:val="single" w:sz="4" w:space="0" w:color="auto"/>
+              <w:right w:val="single" w:sz="4" w:space="0" w:color="auto"/>
+            </w:tcBorders>
+            <w:shd w:val="clear" w:color="auto" w:fill="auto"/>
+          </w:tcPr>
+          <w:p>
+            <w:r/>
+          </w:p>
         </w:tc>
         <w:tc>
           <w:tcPr>
             <w:tcW w:w="850" w:type="dxa"/>
             <w:tcBorders>
-              <w:left w:val="single" w:sz="4" w:space="0" w:color="auto"/>
-              <w:right w:val="single" w:sz="4" w:space="0" w:color="auto"/>
-            </w:tcBorders>
-          </w:tcPr>
-          <w:p/>
+              <w:top w:val="single" w:sz="4" w:space="0" w:color="auto"/>
+              <w:left w:val="single" w:sz="4" w:space="0" w:color="auto"/>
+              <w:right w:val="single" w:sz="4" w:space="0" w:color="auto"/>
+            </w:tcBorders>
+            <w:shd w:val="clear" w:color="auto" w:fill="auto"/>
+          </w:tcPr>
+          <w:p>
+            <w:r/>
+          </w:p>
         </w:tc>
         <w:tc>
           <w:tcPr>
             <w:tcW w:w="851" w:type="dxa"/>
             <w:tcBorders>
-              <w:left w:val="single" w:sz="4" w:space="0" w:color="auto"/>
-              <w:right w:val="single" w:sz="4" w:space="0" w:color="auto"/>
-            </w:tcBorders>
-          </w:tcPr>
-          <w:p/>
+              <w:top w:val="single" w:sz="4" w:space="0" w:color="auto"/>
+              <w:left w:val="single" w:sz="4" w:space="0" w:color="auto"/>
+              <w:right w:val="single" w:sz="4" w:space="0" w:color="auto"/>
+            </w:tcBorders>
+            <w:shd w:val="clear" w:color="auto" w:fill="auto"/>
+          </w:tcPr>
+          <w:p>
+            <w:r/>
+          </w:p>
         </w:tc>
         <w:tc>
           <w:tcPr>
             <w:tcW w:w="850" w:type="dxa"/>
             <w:tcBorders>
+              <w:top w:val="single" w:sz="4" w:space="0" w:color="auto"/>
               <w:left w:val="single" w:sz="4" w:space="0" w:color="auto"/>
               <w:right w:val="nil"/>
             </w:tcBorders>
-          </w:tcPr>
-          <w:p/>
+            <w:shd w:val="clear" w:color="auto" w:fill="auto"/>
+          </w:tcPr>
+          <w:p>
+            <w:r/>
+          </w:p>
         </w:tc>
       </w:tr>
       <w:tr>
@@ -2233,9 +2544,11 @@
           <w:tcPr>
             <w:tcW w:w="2948" w:type="dxa"/>
             <w:tcBorders>
+              <w:top w:val="single" w:sz="4" w:space="0" w:color="auto"/>
               <w:left w:val="nil"/>
               <w:right w:val="single" w:sz="4" w:space="0" w:color="auto"/>
             </w:tcBorders>
+            <w:shd w:val="clear" w:color="auto" w:fill="auto"/>
           </w:tcPr>
           <w:p>
             <w:r>
@@ -2247,13 +2560,15 @@
           <w:tcPr>
             <w:tcW w:w="8364" w:type="dxa"/>
             <w:tcBorders>
-              <w:left w:val="single" w:sz="4" w:space="0" w:color="auto"/>
-              <w:right w:val="single" w:sz="4" w:space="0" w:color="auto"/>
-            </w:tcBorders>
-          </w:tcPr>
-          <w:p>
-            <w:r>
-              <w:t xml:space="preserve">2.1 Evaluate impact of proposed changes to ICT systems and products against strategic </w:t>
+              <w:top w:val="single" w:sz="4" w:space="0" w:color="auto"/>
+              <w:left w:val="single" w:sz="4" w:space="0" w:color="auto"/>
+              <w:right w:val="single" w:sz="4" w:space="0" w:color="auto"/>
+            </w:tcBorders>
+            <w:shd w:val="clear" w:color="auto" w:fill="auto"/>
+          </w:tcPr>
+          <w:p>
+            <w:r>
+              <w:t>2.1 Evaluate impact of proposed changes to ICT systems and products against strategic objectives of organisation</w:t>
             </w:r>
           </w:p>
         </w:tc>
@@ -2261,9 +2576,11 @@
           <w:tcPr>
             <w:tcW w:w="850" w:type="dxa"/>
             <w:tcBorders>
-              <w:left w:val="single" w:sz="4" w:space="0" w:color="auto"/>
-              <w:right w:val="single" w:sz="4" w:space="0" w:color="auto"/>
-            </w:tcBorders>
+              <w:top w:val="single" w:sz="4" w:space="0" w:color="auto"/>
+              <w:left w:val="single" w:sz="4" w:space="0" w:color="auto"/>
+              <w:right w:val="single" w:sz="4" w:space="0" w:color="auto"/>
+            </w:tcBorders>
+            <w:shd w:val="clear" w:color="auto" w:fill="auto"/>
           </w:tcPr>
           <w:p>
             <w:r>
@@ -2275,41 +2592,57 @@
           <w:tcPr>
             <w:tcW w:w="851" w:type="dxa"/>
             <w:tcBorders>
-              <w:left w:val="single" w:sz="4" w:space="0" w:color="auto"/>
-              <w:right w:val="single" w:sz="4" w:space="0" w:color="auto"/>
-            </w:tcBorders>
-          </w:tcPr>
-          <w:p/>
+              <w:top w:val="single" w:sz="4" w:space="0" w:color="auto"/>
+              <w:left w:val="single" w:sz="4" w:space="0" w:color="auto"/>
+              <w:right w:val="single" w:sz="4" w:space="0" w:color="auto"/>
+            </w:tcBorders>
+            <w:shd w:val="clear" w:color="auto" w:fill="auto"/>
+          </w:tcPr>
+          <w:p>
+            <w:r/>
+          </w:p>
         </w:tc>
         <w:tc>
           <w:tcPr>
             <w:tcW w:w="850" w:type="dxa"/>
             <w:tcBorders>
-              <w:left w:val="single" w:sz="4" w:space="0" w:color="auto"/>
-              <w:right w:val="single" w:sz="4" w:space="0" w:color="auto"/>
-            </w:tcBorders>
-          </w:tcPr>
-          <w:p/>
+              <w:top w:val="single" w:sz="4" w:space="0" w:color="auto"/>
+              <w:left w:val="single" w:sz="4" w:space="0" w:color="auto"/>
+              <w:right w:val="single" w:sz="4" w:space="0" w:color="auto"/>
+            </w:tcBorders>
+            <w:shd w:val="clear" w:color="auto" w:fill="auto"/>
+          </w:tcPr>
+          <w:p>
+            <w:r/>
+          </w:p>
         </w:tc>
         <w:tc>
           <w:tcPr>
             <w:tcW w:w="851" w:type="dxa"/>
             <w:tcBorders>
-              <w:left w:val="single" w:sz="4" w:space="0" w:color="auto"/>
-              <w:right w:val="single" w:sz="4" w:space="0" w:color="auto"/>
-            </w:tcBorders>
-          </w:tcPr>
-          <w:p/>
+              <w:top w:val="single" w:sz="4" w:space="0" w:color="auto"/>
+              <w:left w:val="single" w:sz="4" w:space="0" w:color="auto"/>
+              <w:right w:val="single" w:sz="4" w:space="0" w:color="auto"/>
+            </w:tcBorders>
+            <w:shd w:val="clear" w:color="auto" w:fill="auto"/>
+          </w:tcPr>
+          <w:p>
+            <w:r/>
+          </w:p>
         </w:tc>
         <w:tc>
           <w:tcPr>
             <w:tcW w:w="850" w:type="dxa"/>
             <w:tcBorders>
+              <w:top w:val="single" w:sz="4" w:space="0" w:color="auto"/>
               <w:left w:val="single" w:sz="4" w:space="0" w:color="auto"/>
               <w:right w:val="nil"/>
             </w:tcBorders>
-          </w:tcPr>
-          <w:p/>
+            <w:shd w:val="clear" w:color="auto" w:fill="auto"/>
+          </w:tcPr>
+          <w:p>
+            <w:r/>
+          </w:p>
         </w:tc>
       </w:tr>
       <w:tr>
@@ -2320,23 +2653,25 @@
           <w:tcPr>
             <w:tcW w:w="2948" w:type="dxa"/>
             <w:tcBorders>
+              <w:top w:val="single" w:sz="4" w:space="0" w:color="auto"/>
               <w:left w:val="nil"/>
               <w:right w:val="single" w:sz="4" w:space="0" w:color="auto"/>
             </w:tcBorders>
-          </w:tcPr>
-          <w:p>
-            <w:r>
-              <w:t>2. Evaluate effect of changes</w:t>
-            </w:r>
+            <w:shd w:val="clear" w:color="auto" w:fill="auto"/>
+          </w:tcPr>
+          <w:p>
+            <w:r/>
           </w:p>
         </w:tc>
         <w:tc>
           <w:tcPr>
             <w:tcW w:w="8364" w:type="dxa"/>
             <w:tcBorders>
-              <w:left w:val="single" w:sz="4" w:space="0" w:color="auto"/>
-              <w:right w:val="single" w:sz="4" w:space="0" w:color="auto"/>
-            </w:tcBorders>
+              <w:top w:val="single" w:sz="4" w:space="0" w:color="auto"/>
+              <w:left w:val="single" w:sz="4" w:space="0" w:color="auto"/>
+              <w:right w:val="single" w:sz="4" w:space="0" w:color="auto"/>
+            </w:tcBorders>
+            <w:shd w:val="clear" w:color="auto" w:fill="auto"/>
           </w:tcPr>
           <w:p>
             <w:r>
@@ -2348,9 +2683,11 @@
           <w:tcPr>
             <w:tcW w:w="850" w:type="dxa"/>
             <w:tcBorders>
-              <w:left w:val="single" w:sz="4" w:space="0" w:color="auto"/>
-              <w:right w:val="single" w:sz="4" w:space="0" w:color="auto"/>
-            </w:tcBorders>
+              <w:top w:val="single" w:sz="4" w:space="0" w:color="auto"/>
+              <w:left w:val="single" w:sz="4" w:space="0" w:color="auto"/>
+              <w:right w:val="single" w:sz="4" w:space="0" w:color="auto"/>
+            </w:tcBorders>
+            <w:shd w:val="clear" w:color="auto" w:fill="auto"/>
           </w:tcPr>
           <w:p>
             <w:r>
@@ -2362,41 +2699,57 @@
           <w:tcPr>
             <w:tcW w:w="851" w:type="dxa"/>
             <w:tcBorders>
-              <w:left w:val="single" w:sz="4" w:space="0" w:color="auto"/>
-              <w:right w:val="single" w:sz="4" w:space="0" w:color="auto"/>
-            </w:tcBorders>
-          </w:tcPr>
-          <w:p/>
+              <w:top w:val="single" w:sz="4" w:space="0" w:color="auto"/>
+              <w:left w:val="single" w:sz="4" w:space="0" w:color="auto"/>
+              <w:right w:val="single" w:sz="4" w:space="0" w:color="auto"/>
+            </w:tcBorders>
+            <w:shd w:val="clear" w:color="auto" w:fill="auto"/>
+          </w:tcPr>
+          <w:p>
+            <w:r/>
+          </w:p>
         </w:tc>
         <w:tc>
           <w:tcPr>
             <w:tcW w:w="850" w:type="dxa"/>
             <w:tcBorders>
-              <w:left w:val="single" w:sz="4" w:space="0" w:color="auto"/>
-              <w:right w:val="single" w:sz="4" w:space="0" w:color="auto"/>
-            </w:tcBorders>
-          </w:tcPr>
-          <w:p/>
+              <w:top w:val="single" w:sz="4" w:space="0" w:color="auto"/>
+              <w:left w:val="single" w:sz="4" w:space="0" w:color="auto"/>
+              <w:right w:val="single" w:sz="4" w:space="0" w:color="auto"/>
+            </w:tcBorders>
+            <w:shd w:val="clear" w:color="auto" w:fill="auto"/>
+          </w:tcPr>
+          <w:p>
+            <w:r/>
+          </w:p>
         </w:tc>
         <w:tc>
           <w:tcPr>
             <w:tcW w:w="851" w:type="dxa"/>
             <w:tcBorders>
-              <w:left w:val="single" w:sz="4" w:space="0" w:color="auto"/>
-              <w:right w:val="single" w:sz="4" w:space="0" w:color="auto"/>
-            </w:tcBorders>
-          </w:tcPr>
-          <w:p/>
+              <w:top w:val="single" w:sz="4" w:space="0" w:color="auto"/>
+              <w:left w:val="single" w:sz="4" w:space="0" w:color="auto"/>
+              <w:right w:val="single" w:sz="4" w:space="0" w:color="auto"/>
+            </w:tcBorders>
+            <w:shd w:val="clear" w:color="auto" w:fill="auto"/>
+          </w:tcPr>
+          <w:p>
+            <w:r/>
+          </w:p>
         </w:tc>
         <w:tc>
           <w:tcPr>
             <w:tcW w:w="850" w:type="dxa"/>
             <w:tcBorders>
+              <w:top w:val="single" w:sz="4" w:space="0" w:color="auto"/>
               <w:left w:val="single" w:sz="4" w:space="0" w:color="auto"/>
               <w:right w:val="nil"/>
             </w:tcBorders>
-          </w:tcPr>
-          <w:p/>
+            <w:shd w:val="clear" w:color="auto" w:fill="auto"/>
+          </w:tcPr>
+          <w:p>
+            <w:r/>
+          </w:p>
         </w:tc>
       </w:tr>
       <w:tr>
@@ -2407,31 +2760,29 @@
           <w:tcPr>
             <w:tcW w:w="2948" w:type="dxa"/>
             <w:tcBorders>
+              <w:top w:val="single" w:sz="4" w:space="0" w:color="auto"/>
               <w:left w:val="nil"/>
               <w:right w:val="single" w:sz="4" w:space="0" w:color="auto"/>
             </w:tcBorders>
-          </w:tcPr>
-          <w:p>
-            <w:r>
-              <w:t>2. Evaluate effect of changes</w:t>
-            </w:r>
+            <w:shd w:val="clear" w:color="auto" w:fill="auto"/>
+          </w:tcPr>
+          <w:p>
+            <w:r/>
           </w:p>
         </w:tc>
         <w:tc>
           <w:tcPr>
             <w:tcW w:w="8364" w:type="dxa"/>
             <w:tcBorders>
-              <w:left w:val="single" w:sz="4" w:space="0" w:color="auto"/>
-              <w:right w:val="single" w:sz="4" w:space="0" w:color="auto"/>
-            </w:tcBorders>
-          </w:tcPr>
-          <w:p>
-            <w:r>
-              <w:t xml:space="preserve">2.3 Prioritise proposed changes to refine opportunities and assist in scheduling </w:t>
-            </w:r>
-            <w:r>
-              <w:lastRenderedPageBreak/>
-              <w:t>implementation</w:t>
+              <w:top w:val="single" w:sz="4" w:space="0" w:color="auto"/>
+              <w:left w:val="single" w:sz="4" w:space="0" w:color="auto"/>
+              <w:right w:val="single" w:sz="4" w:space="0" w:color="auto"/>
+            </w:tcBorders>
+            <w:shd w:val="clear" w:color="auto" w:fill="auto"/>
+          </w:tcPr>
+          <w:p>
+            <w:r>
+              <w:t>2.3 Prioritise proposed changes to refine opportunities and assist in scheduling implementation</w:t>
             </w:r>
           </w:p>
         </w:tc>
@@ -2439,13 +2790,14 @@
           <w:tcPr>
             <w:tcW w:w="850" w:type="dxa"/>
             <w:tcBorders>
-              <w:left w:val="single" w:sz="4" w:space="0" w:color="auto"/>
-              <w:right w:val="single" w:sz="4" w:space="0" w:color="auto"/>
-            </w:tcBorders>
-          </w:tcPr>
-          <w:p>
-            <w:r>
-              <w:lastRenderedPageBreak/>
+              <w:top w:val="single" w:sz="4" w:space="0" w:color="auto"/>
+              <w:left w:val="single" w:sz="4" w:space="0" w:color="auto"/>
+              <w:right w:val="single" w:sz="4" w:space="0" w:color="auto"/>
+            </w:tcBorders>
+            <w:shd w:val="clear" w:color="auto" w:fill="auto"/>
+          </w:tcPr>
+          <w:p>
+            <w:r>
               <w:t>A7</w:t>
             </w:r>
           </w:p>
@@ -2454,41 +2806,57 @@
           <w:tcPr>
             <w:tcW w:w="851" w:type="dxa"/>
             <w:tcBorders>
-              <w:left w:val="single" w:sz="4" w:space="0" w:color="auto"/>
-              <w:right w:val="single" w:sz="4" w:space="0" w:color="auto"/>
-            </w:tcBorders>
-          </w:tcPr>
-          <w:p/>
+              <w:top w:val="single" w:sz="4" w:space="0" w:color="auto"/>
+              <w:left w:val="single" w:sz="4" w:space="0" w:color="auto"/>
+              <w:right w:val="single" w:sz="4" w:space="0" w:color="auto"/>
+            </w:tcBorders>
+            <w:shd w:val="clear" w:color="auto" w:fill="auto"/>
+          </w:tcPr>
+          <w:p>
+            <w:r/>
+          </w:p>
         </w:tc>
         <w:tc>
           <w:tcPr>
             <w:tcW w:w="850" w:type="dxa"/>
             <w:tcBorders>
-              <w:left w:val="single" w:sz="4" w:space="0" w:color="auto"/>
-              <w:right w:val="single" w:sz="4" w:space="0" w:color="auto"/>
-            </w:tcBorders>
-          </w:tcPr>
-          <w:p/>
+              <w:top w:val="single" w:sz="4" w:space="0" w:color="auto"/>
+              <w:left w:val="single" w:sz="4" w:space="0" w:color="auto"/>
+              <w:right w:val="single" w:sz="4" w:space="0" w:color="auto"/>
+            </w:tcBorders>
+            <w:shd w:val="clear" w:color="auto" w:fill="auto"/>
+          </w:tcPr>
+          <w:p>
+            <w:r/>
+          </w:p>
         </w:tc>
         <w:tc>
           <w:tcPr>
             <w:tcW w:w="851" w:type="dxa"/>
             <w:tcBorders>
-              <w:left w:val="single" w:sz="4" w:space="0" w:color="auto"/>
-              <w:right w:val="single" w:sz="4" w:space="0" w:color="auto"/>
-            </w:tcBorders>
-          </w:tcPr>
-          <w:p/>
+              <w:top w:val="single" w:sz="4" w:space="0" w:color="auto"/>
+              <w:left w:val="single" w:sz="4" w:space="0" w:color="auto"/>
+              <w:right w:val="single" w:sz="4" w:space="0" w:color="auto"/>
+            </w:tcBorders>
+            <w:shd w:val="clear" w:color="auto" w:fill="auto"/>
+          </w:tcPr>
+          <w:p>
+            <w:r/>
+          </w:p>
         </w:tc>
         <w:tc>
           <w:tcPr>
             <w:tcW w:w="850" w:type="dxa"/>
             <w:tcBorders>
+              <w:top w:val="single" w:sz="4" w:space="0" w:color="auto"/>
               <w:left w:val="single" w:sz="4" w:space="0" w:color="auto"/>
               <w:right w:val="nil"/>
             </w:tcBorders>
-          </w:tcPr>
-          <w:p/>
+            <w:shd w:val="clear" w:color="auto" w:fill="auto"/>
+          </w:tcPr>
+          <w:p>
+            <w:r/>
+          </w:p>
         </w:tc>
       </w:tr>
       <w:tr>
@@ -2499,23 +2867,25 @@
           <w:tcPr>
             <w:tcW w:w="2948" w:type="dxa"/>
             <w:tcBorders>
+              <w:top w:val="single" w:sz="4" w:space="0" w:color="auto"/>
               <w:left w:val="nil"/>
               <w:right w:val="single" w:sz="4" w:space="0" w:color="auto"/>
             </w:tcBorders>
-          </w:tcPr>
-          <w:p>
-            <w:r>
-              <w:t>2. Evaluate effect of changes</w:t>
-            </w:r>
+            <w:shd w:val="clear" w:color="auto" w:fill="auto"/>
+          </w:tcPr>
+          <w:p>
+            <w:r/>
           </w:p>
         </w:tc>
         <w:tc>
           <w:tcPr>
             <w:tcW w:w="8364" w:type="dxa"/>
             <w:tcBorders>
-              <w:left w:val="single" w:sz="4" w:space="0" w:color="auto"/>
-              <w:right w:val="single" w:sz="4" w:space="0" w:color="auto"/>
-            </w:tcBorders>
+              <w:top w:val="single" w:sz="4" w:space="0" w:color="auto"/>
+              <w:left w:val="single" w:sz="4" w:space="0" w:color="auto"/>
+              <w:right w:val="single" w:sz="4" w:space="0" w:color="auto"/>
+            </w:tcBorders>
+            <w:shd w:val="clear" w:color="auto" w:fill="auto"/>
           </w:tcPr>
           <w:p>
             <w:r>
@@ -2527,9 +2897,11 @@
           <w:tcPr>
             <w:tcW w:w="850" w:type="dxa"/>
             <w:tcBorders>
-              <w:left w:val="single" w:sz="4" w:space="0" w:color="auto"/>
-              <w:right w:val="single" w:sz="4" w:space="0" w:color="auto"/>
-            </w:tcBorders>
+              <w:top w:val="single" w:sz="4" w:space="0" w:color="auto"/>
+              <w:left w:val="single" w:sz="4" w:space="0" w:color="auto"/>
+              <w:right w:val="single" w:sz="4" w:space="0" w:color="auto"/>
+            </w:tcBorders>
+            <w:shd w:val="clear" w:color="auto" w:fill="auto"/>
           </w:tcPr>
           <w:p>
             <w:r>
@@ -2541,41 +2913,57 @@
           <w:tcPr>
             <w:tcW w:w="851" w:type="dxa"/>
             <w:tcBorders>
-              <w:left w:val="single" w:sz="4" w:space="0" w:color="auto"/>
-              <w:right w:val="single" w:sz="4" w:space="0" w:color="auto"/>
-            </w:tcBorders>
-          </w:tcPr>
-          <w:p/>
+              <w:top w:val="single" w:sz="4" w:space="0" w:color="auto"/>
+              <w:left w:val="single" w:sz="4" w:space="0" w:color="auto"/>
+              <w:right w:val="single" w:sz="4" w:space="0" w:color="auto"/>
+            </w:tcBorders>
+            <w:shd w:val="clear" w:color="auto" w:fill="auto"/>
+          </w:tcPr>
+          <w:p>
+            <w:r/>
+          </w:p>
         </w:tc>
         <w:tc>
           <w:tcPr>
             <w:tcW w:w="850" w:type="dxa"/>
             <w:tcBorders>
-              <w:left w:val="single" w:sz="4" w:space="0" w:color="auto"/>
-              <w:right w:val="single" w:sz="4" w:space="0" w:color="auto"/>
-            </w:tcBorders>
-          </w:tcPr>
-          <w:p/>
+              <w:top w:val="single" w:sz="4" w:space="0" w:color="auto"/>
+              <w:left w:val="single" w:sz="4" w:space="0" w:color="auto"/>
+              <w:right w:val="single" w:sz="4" w:space="0" w:color="auto"/>
+            </w:tcBorders>
+            <w:shd w:val="clear" w:color="auto" w:fill="auto"/>
+          </w:tcPr>
+          <w:p>
+            <w:r/>
+          </w:p>
         </w:tc>
         <w:tc>
           <w:tcPr>
             <w:tcW w:w="851" w:type="dxa"/>
             <w:tcBorders>
-              <w:left w:val="single" w:sz="4" w:space="0" w:color="auto"/>
-              <w:right w:val="single" w:sz="4" w:space="0" w:color="auto"/>
-            </w:tcBorders>
-          </w:tcPr>
-          <w:p/>
+              <w:top w:val="single" w:sz="4" w:space="0" w:color="auto"/>
+              <w:left w:val="single" w:sz="4" w:space="0" w:color="auto"/>
+              <w:right w:val="single" w:sz="4" w:space="0" w:color="auto"/>
+            </w:tcBorders>
+            <w:shd w:val="clear" w:color="auto" w:fill="auto"/>
+          </w:tcPr>
+          <w:p>
+            <w:r/>
+          </w:p>
         </w:tc>
         <w:tc>
           <w:tcPr>
             <w:tcW w:w="850" w:type="dxa"/>
             <w:tcBorders>
+              <w:top w:val="single" w:sz="4" w:space="0" w:color="auto"/>
               <w:left w:val="single" w:sz="4" w:space="0" w:color="auto"/>
               <w:right w:val="nil"/>
             </w:tcBorders>
-          </w:tcPr>
-          <w:p/>
+            <w:shd w:val="clear" w:color="auto" w:fill="auto"/>
+          </w:tcPr>
+          <w:p>
+            <w:r/>
+          </w:p>
         </w:tc>
       </w:tr>
       <w:tr>
@@ -2586,9 +2974,11 @@
           <w:tcPr>
             <w:tcW w:w="2948" w:type="dxa"/>
             <w:tcBorders>
+              <w:top w:val="single" w:sz="4" w:space="0" w:color="auto"/>
               <w:left w:val="nil"/>
               <w:right w:val="single" w:sz="4" w:space="0" w:color="auto"/>
             </w:tcBorders>
+            <w:shd w:val="clear" w:color="auto" w:fill="auto"/>
           </w:tcPr>
           <w:p>
             <w:r>
@@ -2600,9 +2990,11 @@
           <w:tcPr>
             <w:tcW w:w="8364" w:type="dxa"/>
             <w:tcBorders>
-              <w:left w:val="single" w:sz="4" w:space="0" w:color="auto"/>
-              <w:right w:val="single" w:sz="4" w:space="0" w:color="auto"/>
-            </w:tcBorders>
+              <w:top w:val="single" w:sz="4" w:space="0" w:color="auto"/>
+              <w:left w:val="single" w:sz="4" w:space="0" w:color="auto"/>
+              <w:right w:val="single" w:sz="4" w:space="0" w:color="auto"/>
+            </w:tcBorders>
+            <w:shd w:val="clear" w:color="auto" w:fill="auto"/>
           </w:tcPr>
           <w:p>
             <w:r>
@@ -2614,9 +3006,11 @@
           <w:tcPr>
             <w:tcW w:w="850" w:type="dxa"/>
             <w:tcBorders>
-              <w:left w:val="single" w:sz="4" w:space="0" w:color="auto"/>
-              <w:right w:val="single" w:sz="4" w:space="0" w:color="auto"/>
-            </w:tcBorders>
+              <w:top w:val="single" w:sz="4" w:space="0" w:color="auto"/>
+              <w:left w:val="single" w:sz="4" w:space="0" w:color="auto"/>
+              <w:right w:val="single" w:sz="4" w:space="0" w:color="auto"/>
+            </w:tcBorders>
+            <w:shd w:val="clear" w:color="auto" w:fill="auto"/>
           </w:tcPr>
           <w:p>
             <w:r>
@@ -2628,41 +3022,57 @@
           <w:tcPr>
             <w:tcW w:w="851" w:type="dxa"/>
             <w:tcBorders>
-              <w:left w:val="single" w:sz="4" w:space="0" w:color="auto"/>
-              <w:right w:val="single" w:sz="4" w:space="0" w:color="auto"/>
-            </w:tcBorders>
-          </w:tcPr>
-          <w:p/>
+              <w:top w:val="single" w:sz="4" w:space="0" w:color="auto"/>
+              <w:left w:val="single" w:sz="4" w:space="0" w:color="auto"/>
+              <w:right w:val="single" w:sz="4" w:space="0" w:color="auto"/>
+            </w:tcBorders>
+            <w:shd w:val="clear" w:color="auto" w:fill="auto"/>
+          </w:tcPr>
+          <w:p>
+            <w:r/>
+          </w:p>
         </w:tc>
         <w:tc>
           <w:tcPr>
             <w:tcW w:w="850" w:type="dxa"/>
             <w:tcBorders>
-              <w:left w:val="single" w:sz="4" w:space="0" w:color="auto"/>
-              <w:right w:val="single" w:sz="4" w:space="0" w:color="auto"/>
-            </w:tcBorders>
-          </w:tcPr>
-          <w:p/>
+              <w:top w:val="single" w:sz="4" w:space="0" w:color="auto"/>
+              <w:left w:val="single" w:sz="4" w:space="0" w:color="auto"/>
+              <w:right w:val="single" w:sz="4" w:space="0" w:color="auto"/>
+            </w:tcBorders>
+            <w:shd w:val="clear" w:color="auto" w:fill="auto"/>
+          </w:tcPr>
+          <w:p>
+            <w:r/>
+          </w:p>
         </w:tc>
         <w:tc>
           <w:tcPr>
             <w:tcW w:w="851" w:type="dxa"/>
             <w:tcBorders>
-              <w:left w:val="single" w:sz="4" w:space="0" w:color="auto"/>
-              <w:right w:val="single" w:sz="4" w:space="0" w:color="auto"/>
-            </w:tcBorders>
-          </w:tcPr>
-          <w:p/>
+              <w:top w:val="single" w:sz="4" w:space="0" w:color="auto"/>
+              <w:left w:val="single" w:sz="4" w:space="0" w:color="auto"/>
+              <w:right w:val="single" w:sz="4" w:space="0" w:color="auto"/>
+            </w:tcBorders>
+            <w:shd w:val="clear" w:color="auto" w:fill="auto"/>
+          </w:tcPr>
+          <w:p>
+            <w:r/>
+          </w:p>
         </w:tc>
         <w:tc>
           <w:tcPr>
             <w:tcW w:w="850" w:type="dxa"/>
             <w:tcBorders>
+              <w:top w:val="single" w:sz="4" w:space="0" w:color="auto"/>
               <w:left w:val="single" w:sz="4" w:space="0" w:color="auto"/>
               <w:right w:val="nil"/>
             </w:tcBorders>
-          </w:tcPr>
-          <w:p/>
+            <w:shd w:val="clear" w:color="auto" w:fill="auto"/>
+          </w:tcPr>
+          <w:p>
+            <w:r/>
+          </w:p>
         </w:tc>
       </w:tr>
       <w:tr>
@@ -2673,23 +3083,25 @@
           <w:tcPr>
             <w:tcW w:w="2948" w:type="dxa"/>
             <w:tcBorders>
+              <w:top w:val="single" w:sz="4" w:space="0" w:color="auto"/>
               <w:left w:val="nil"/>
               <w:right w:val="single" w:sz="4" w:space="0" w:color="auto"/>
             </w:tcBorders>
-          </w:tcPr>
-          <w:p>
-            <w:r>
-              <w:t>3. Plan implementation of changes</w:t>
-            </w:r>
+            <w:shd w:val="clear" w:color="auto" w:fill="auto"/>
+          </w:tcPr>
+          <w:p>
+            <w:r/>
           </w:p>
         </w:tc>
         <w:tc>
           <w:tcPr>
             <w:tcW w:w="8364" w:type="dxa"/>
             <w:tcBorders>
-              <w:left w:val="single" w:sz="4" w:space="0" w:color="auto"/>
-              <w:right w:val="single" w:sz="4" w:space="0" w:color="auto"/>
-            </w:tcBorders>
+              <w:top w:val="single" w:sz="4" w:space="0" w:color="auto"/>
+              <w:left w:val="single" w:sz="4" w:space="0" w:color="auto"/>
+              <w:right w:val="single" w:sz="4" w:space="0" w:color="auto"/>
+            </w:tcBorders>
+            <w:shd w:val="clear" w:color="auto" w:fill="auto"/>
           </w:tcPr>
           <w:p>
             <w:r>
@@ -2701,9 +3113,11 @@
           <w:tcPr>
             <w:tcW w:w="850" w:type="dxa"/>
             <w:tcBorders>
-              <w:left w:val="single" w:sz="4" w:space="0" w:color="auto"/>
-              <w:right w:val="single" w:sz="4" w:space="0" w:color="auto"/>
-            </w:tcBorders>
+              <w:top w:val="single" w:sz="4" w:space="0" w:color="auto"/>
+              <w:left w:val="single" w:sz="4" w:space="0" w:color="auto"/>
+              <w:right w:val="single" w:sz="4" w:space="0" w:color="auto"/>
+            </w:tcBorders>
+            <w:shd w:val="clear" w:color="auto" w:fill="auto"/>
           </w:tcPr>
           <w:p>
             <w:r>
@@ -2715,41 +3129,57 @@
           <w:tcPr>
             <w:tcW w:w="851" w:type="dxa"/>
             <w:tcBorders>
-              <w:left w:val="single" w:sz="4" w:space="0" w:color="auto"/>
-              <w:right w:val="single" w:sz="4" w:space="0" w:color="auto"/>
-            </w:tcBorders>
-          </w:tcPr>
-          <w:p/>
+              <w:top w:val="single" w:sz="4" w:space="0" w:color="auto"/>
+              <w:left w:val="single" w:sz="4" w:space="0" w:color="auto"/>
+              <w:right w:val="single" w:sz="4" w:space="0" w:color="auto"/>
+            </w:tcBorders>
+            <w:shd w:val="clear" w:color="auto" w:fill="auto"/>
+          </w:tcPr>
+          <w:p>
+            <w:r/>
+          </w:p>
         </w:tc>
         <w:tc>
           <w:tcPr>
             <w:tcW w:w="850" w:type="dxa"/>
             <w:tcBorders>
-              <w:left w:val="single" w:sz="4" w:space="0" w:color="auto"/>
-              <w:right w:val="single" w:sz="4" w:space="0" w:color="auto"/>
-            </w:tcBorders>
-          </w:tcPr>
-          <w:p/>
+              <w:top w:val="single" w:sz="4" w:space="0" w:color="auto"/>
+              <w:left w:val="single" w:sz="4" w:space="0" w:color="auto"/>
+              <w:right w:val="single" w:sz="4" w:space="0" w:color="auto"/>
+            </w:tcBorders>
+            <w:shd w:val="clear" w:color="auto" w:fill="auto"/>
+          </w:tcPr>
+          <w:p>
+            <w:r/>
+          </w:p>
         </w:tc>
         <w:tc>
           <w:tcPr>
             <w:tcW w:w="851" w:type="dxa"/>
             <w:tcBorders>
-              <w:left w:val="single" w:sz="4" w:space="0" w:color="auto"/>
-              <w:right w:val="single" w:sz="4" w:space="0" w:color="auto"/>
-            </w:tcBorders>
-          </w:tcPr>
-          <w:p/>
+              <w:top w:val="single" w:sz="4" w:space="0" w:color="auto"/>
+              <w:left w:val="single" w:sz="4" w:space="0" w:color="auto"/>
+              <w:right w:val="single" w:sz="4" w:space="0" w:color="auto"/>
+            </w:tcBorders>
+            <w:shd w:val="clear" w:color="auto" w:fill="auto"/>
+          </w:tcPr>
+          <w:p>
+            <w:r/>
+          </w:p>
         </w:tc>
         <w:tc>
           <w:tcPr>
             <w:tcW w:w="850" w:type="dxa"/>
             <w:tcBorders>
+              <w:top w:val="single" w:sz="4" w:space="0" w:color="auto"/>
               <w:left w:val="single" w:sz="4" w:space="0" w:color="auto"/>
               <w:right w:val="nil"/>
             </w:tcBorders>
-          </w:tcPr>
-          <w:p/>
+            <w:shd w:val="clear" w:color="auto" w:fill="auto"/>
+          </w:tcPr>
+          <w:p>
+            <w:r/>
+          </w:p>
         </w:tc>
       </w:tr>
       <w:tr>
@@ -2760,23 +3190,25 @@
           <w:tcPr>
             <w:tcW w:w="2948" w:type="dxa"/>
             <w:tcBorders>
+              <w:top w:val="single" w:sz="4" w:space="0" w:color="auto"/>
               <w:left w:val="nil"/>
               <w:right w:val="single" w:sz="4" w:space="0" w:color="auto"/>
             </w:tcBorders>
-          </w:tcPr>
-          <w:p>
-            <w:r>
-              <w:t>3. Plan implementation of changes</w:t>
-            </w:r>
+            <w:shd w:val="clear" w:color="auto" w:fill="auto"/>
+          </w:tcPr>
+          <w:p>
+            <w:r/>
           </w:p>
         </w:tc>
         <w:tc>
           <w:tcPr>
             <w:tcW w:w="8364" w:type="dxa"/>
             <w:tcBorders>
-              <w:left w:val="single" w:sz="4" w:space="0" w:color="auto"/>
-              <w:right w:val="single" w:sz="4" w:space="0" w:color="auto"/>
-            </w:tcBorders>
+              <w:top w:val="single" w:sz="4" w:space="0" w:color="auto"/>
+              <w:left w:val="single" w:sz="4" w:space="0" w:color="auto"/>
+              <w:right w:val="single" w:sz="4" w:space="0" w:color="auto"/>
+            </w:tcBorders>
+            <w:shd w:val="clear" w:color="auto" w:fill="auto"/>
           </w:tcPr>
           <w:p>
             <w:r>
@@ -2788,9 +3220,11 @@
           <w:tcPr>
             <w:tcW w:w="850" w:type="dxa"/>
             <w:tcBorders>
-              <w:left w:val="single" w:sz="4" w:space="0" w:color="auto"/>
-              <w:right w:val="single" w:sz="4" w:space="0" w:color="auto"/>
-            </w:tcBorders>
+              <w:top w:val="single" w:sz="4" w:space="0" w:color="auto"/>
+              <w:left w:val="single" w:sz="4" w:space="0" w:color="auto"/>
+              <w:right w:val="single" w:sz="4" w:space="0" w:color="auto"/>
+            </w:tcBorders>
+            <w:shd w:val="clear" w:color="auto" w:fill="auto"/>
           </w:tcPr>
           <w:p>
             <w:r>
@@ -2802,41 +3236,57 @@
           <w:tcPr>
             <w:tcW w:w="851" w:type="dxa"/>
             <w:tcBorders>
-              <w:left w:val="single" w:sz="4" w:space="0" w:color="auto"/>
-              <w:right w:val="single" w:sz="4" w:space="0" w:color="auto"/>
-            </w:tcBorders>
-          </w:tcPr>
-          <w:p/>
+              <w:top w:val="single" w:sz="4" w:space="0" w:color="auto"/>
+              <w:left w:val="single" w:sz="4" w:space="0" w:color="auto"/>
+              <w:right w:val="single" w:sz="4" w:space="0" w:color="auto"/>
+            </w:tcBorders>
+            <w:shd w:val="clear" w:color="auto" w:fill="auto"/>
+          </w:tcPr>
+          <w:p>
+            <w:r/>
+          </w:p>
         </w:tc>
         <w:tc>
           <w:tcPr>
             <w:tcW w:w="850" w:type="dxa"/>
             <w:tcBorders>
-              <w:left w:val="single" w:sz="4" w:space="0" w:color="auto"/>
-              <w:right w:val="single" w:sz="4" w:space="0" w:color="auto"/>
-            </w:tcBorders>
-          </w:tcPr>
-          <w:p/>
+              <w:top w:val="single" w:sz="4" w:space="0" w:color="auto"/>
+              <w:left w:val="single" w:sz="4" w:space="0" w:color="auto"/>
+              <w:right w:val="single" w:sz="4" w:space="0" w:color="auto"/>
+            </w:tcBorders>
+            <w:shd w:val="clear" w:color="auto" w:fill="auto"/>
+          </w:tcPr>
+          <w:p>
+            <w:r/>
+          </w:p>
         </w:tc>
         <w:tc>
           <w:tcPr>
             <w:tcW w:w="851" w:type="dxa"/>
             <w:tcBorders>
-              <w:left w:val="single" w:sz="4" w:space="0" w:color="auto"/>
-              <w:right w:val="single" w:sz="4" w:space="0" w:color="auto"/>
-            </w:tcBorders>
-          </w:tcPr>
-          <w:p/>
+              <w:top w:val="single" w:sz="4" w:space="0" w:color="auto"/>
+              <w:left w:val="single" w:sz="4" w:space="0" w:color="auto"/>
+              <w:right w:val="single" w:sz="4" w:space="0" w:color="auto"/>
+            </w:tcBorders>
+            <w:shd w:val="clear" w:color="auto" w:fill="auto"/>
+          </w:tcPr>
+          <w:p>
+            <w:r/>
+          </w:p>
         </w:tc>
         <w:tc>
           <w:tcPr>
             <w:tcW w:w="850" w:type="dxa"/>
             <w:tcBorders>
+              <w:top w:val="single" w:sz="4" w:space="0" w:color="auto"/>
               <w:left w:val="single" w:sz="4" w:space="0" w:color="auto"/>
               <w:right w:val="nil"/>
             </w:tcBorders>
-          </w:tcPr>
-          <w:p/>
+            <w:shd w:val="clear" w:color="auto" w:fill="auto"/>
+          </w:tcPr>
+          <w:p>
+            <w:r/>
+          </w:p>
         </w:tc>
       </w:tr>
     </w:tbl>
@@ -2891,6 +3341,7 @@
               </w:rPr>
             </w:pPr>
             <w:r>
+              <w:lastRenderedPageBreak/>
               <w:t>Required Skills / Performance Evidence</w:t>
             </w:r>
           </w:p>
@@ -3004,6 +3455,7 @@
               <w:bottom w:val="single" w:sz="4" w:space="0" w:color="auto"/>
               <w:right w:val="single" w:sz="4" w:space="0" w:color="auto"/>
             </w:tcBorders>
+            <w:shd w:val="clear" w:color="auto" w:fill="auto"/>
             <w:vAlign w:val="center"/>
           </w:tcPr>
           <w:p>
@@ -3039,6 +3491,7 @@
               <w:bottom w:val="single" w:sz="4" w:space="0" w:color="auto"/>
               <w:right w:val="single" w:sz="4" w:space="0" w:color="auto"/>
             </w:tcBorders>
+            <w:shd w:val="clear" w:color="auto" w:fill="auto"/>
             <w:vAlign w:val="center"/>
           </w:tcPr>
           <w:p>
@@ -3060,6 +3513,7 @@
               <w:bottom w:val="single" w:sz="4" w:space="0" w:color="auto"/>
               <w:right w:val="single" w:sz="4" w:space="0" w:color="auto"/>
             </w:tcBorders>
+            <w:shd w:val="clear" w:color="auto" w:fill="auto"/>
             <w:vAlign w:val="center"/>
           </w:tcPr>
           <w:p>
@@ -3081,6 +3535,7 @@
               <w:bottom w:val="single" w:sz="4" w:space="0" w:color="auto"/>
               <w:right w:val="single" w:sz="4" w:space="0" w:color="auto"/>
             </w:tcBorders>
+            <w:shd w:val="clear" w:color="auto" w:fill="auto"/>
             <w:vAlign w:val="center"/>
           </w:tcPr>
           <w:p>
@@ -3102,6 +3557,7 @@
               <w:bottom w:val="single" w:sz="4" w:space="0" w:color="auto"/>
               <w:right w:val="single" w:sz="4" w:space="0" w:color="auto"/>
             </w:tcBorders>
+            <w:shd w:val="clear" w:color="auto" w:fill="auto"/>
             <w:vAlign w:val="center"/>
           </w:tcPr>
           <w:p>
@@ -3123,6 +3579,7 @@
               <w:bottom w:val="single" w:sz="4" w:space="0" w:color="auto"/>
               <w:right w:val="nil"/>
             </w:tcBorders>
+            <w:shd w:val="clear" w:color="auto" w:fill="auto"/>
             <w:vAlign w:val="center"/>
           </w:tcPr>
           <w:p>
@@ -3148,78 +3605,13 @@
               <w:left w:val="nil"/>
               <w:right w:val="single" w:sz="4" w:space="0" w:color="auto"/>
             </w:tcBorders>
-          </w:tcPr>
-          <w:p>
-            <w:r>
-              <w:t>For one organisation:</w:t>
-            </w:r>
-          </w:p>
-          <w:p>
-            <w:pPr>
-              <w:numPr>
-                <w:ilvl w:val="0"/>
-                <w:numId w:val="38"/>
-              </w:numPr>
-            </w:pPr>
+            <w:shd w:val="clear" w:color="auto" w:fill="auto"/>
+          </w:tcPr>
+          <w:p>
             <w:r>
               <w:t>interpret a strategic plan and objectives of the organisation</w:t>
             </w:r>
           </w:p>
-          <w:p>
-            <w:pPr>
-              <w:numPr>
-                <w:ilvl w:val="0"/>
-                <w:numId w:val="38"/>
-              </w:numPr>
-            </w:pPr>
-            <w:r>
-              <w:t>evaluate the current state of ICT in the organisation</w:t>
-            </w:r>
-          </w:p>
-          <w:p>
-            <w:pPr>
-              <w:numPr>
-                <w:ilvl w:val="0"/>
-                <w:numId w:val="38"/>
-              </w:numPr>
-            </w:pPr>
-            <w:r>
-              <w:t>identify possible gaps and opportunities in ICT and evaluate organisational impact with reference to the strategic plan and the objectives</w:t>
-            </w:r>
-          </w:p>
-          <w:p>
-            <w:pPr>
-              <w:numPr>
-                <w:ilvl w:val="0"/>
-                <w:numId w:val="38"/>
-              </w:numPr>
-            </w:pPr>
-            <w:r>
-              <w:t>determine and prioritise proposed changes to meet organisational needs</w:t>
-            </w:r>
-          </w:p>
-          <w:p>
-            <w:pPr>
-              <w:numPr>
-                <w:ilvl w:val="0"/>
-                <w:numId w:val="38"/>
-              </w:numPr>
-            </w:pPr>
-            <w:r>
-              <w:t>evaluate the difficulty of implementing proposed changes</w:t>
-            </w:r>
-          </w:p>
-          <w:p>
-            <w:pPr>
-              <w:numPr>
-                <w:ilvl w:val="0"/>
-                <w:numId w:val="38"/>
-              </w:numPr>
-            </w:pPr>
-            <w:r>
-              <w:t>develop an action plan for implementation</w:t>
-            </w:r>
-          </w:p>
         </w:tc>
         <w:tc>
           <w:tcPr>
@@ -3229,8 +3621,13 @@
               <w:left w:val="single" w:sz="4" w:space="0" w:color="auto"/>
               <w:right w:val="single" w:sz="4" w:space="0" w:color="auto"/>
             </w:tcBorders>
-          </w:tcPr>
-          <w:p/>
+            <w:shd w:val="clear" w:color="auto" w:fill="auto"/>
+          </w:tcPr>
+          <w:p>
+            <w:r>
+              <w:t>A1</w:t>
+            </w:r>
+          </w:p>
         </w:tc>
         <w:tc>
           <w:tcPr>
@@ -3240,8 +3637,11 @@
               <w:left w:val="single" w:sz="4" w:space="0" w:color="auto"/>
               <w:right w:val="single" w:sz="4" w:space="0" w:color="auto"/>
             </w:tcBorders>
-          </w:tcPr>
-          <w:p/>
+            <w:shd w:val="clear" w:color="auto" w:fill="auto"/>
+          </w:tcPr>
+          <w:p>
+            <w:r/>
+          </w:p>
         </w:tc>
         <w:tc>
           <w:tcPr>
@@ -3251,8 +3651,11 @@
               <w:left w:val="single" w:sz="4" w:space="0" w:color="auto"/>
               <w:right w:val="single" w:sz="4" w:space="0" w:color="auto"/>
             </w:tcBorders>
-          </w:tcPr>
-          <w:p/>
+            <w:shd w:val="clear" w:color="auto" w:fill="auto"/>
+          </w:tcPr>
+          <w:p>
+            <w:r/>
+          </w:p>
         </w:tc>
         <w:tc>
           <w:tcPr>
@@ -3262,8 +3665,11 @@
               <w:left w:val="single" w:sz="4" w:space="0" w:color="auto"/>
               <w:right w:val="single" w:sz="4" w:space="0" w:color="auto"/>
             </w:tcBorders>
-          </w:tcPr>
-          <w:p/>
+            <w:shd w:val="clear" w:color="auto" w:fill="auto"/>
+          </w:tcPr>
+          <w:p>
+            <w:r/>
+          </w:p>
         </w:tc>
         <w:tc>
           <w:tcPr>
@@ -3273,8 +3679,11 @@
               <w:left w:val="single" w:sz="4" w:space="0" w:color="auto"/>
               <w:right w:val="nil"/>
             </w:tcBorders>
-          </w:tcPr>
-          <w:p/>
+            <w:shd w:val="clear" w:color="auto" w:fill="auto"/>
+          </w:tcPr>
+          <w:p>
+            <w:r/>
+          </w:p>
         </w:tc>
       </w:tr>
       <w:tr>
@@ -3289,10 +3698,11 @@
               <w:left w:val="nil"/>
               <w:right w:val="single" w:sz="4" w:space="0" w:color="auto"/>
             </w:tcBorders>
-          </w:tcPr>
-          <w:p>
-            <w:r>
-              <w:t>interpret a strategic plan and objectives of the organisation</w:t>
+            <w:shd w:val="clear" w:color="auto" w:fill="auto"/>
+          </w:tcPr>
+          <w:p>
+            <w:r>
+              <w:t>evaluate the current state of ICT in the organisation</w:t>
             </w:r>
           </w:p>
         </w:tc>
@@ -3304,10 +3714,11 @@
               <w:left w:val="single" w:sz="4" w:space="0" w:color="auto"/>
               <w:right w:val="single" w:sz="4" w:space="0" w:color="auto"/>
             </w:tcBorders>
-          </w:tcPr>
-          <w:p>
-            <w:r>
-              <w:t>A1</w:t>
+            <w:shd w:val="clear" w:color="auto" w:fill="auto"/>
+          </w:tcPr>
+          <w:p>
+            <w:r>
+              <w:t>A2</w:t>
             </w:r>
           </w:p>
         </w:tc>
@@ -3319,8 +3730,11 @@
               <w:left w:val="single" w:sz="4" w:space="0" w:color="auto"/>
               <w:right w:val="single" w:sz="4" w:space="0" w:color="auto"/>
             </w:tcBorders>
-          </w:tcPr>
-          <w:p/>
+            <w:shd w:val="clear" w:color="auto" w:fill="auto"/>
+          </w:tcPr>
+          <w:p>
+            <w:r/>
+          </w:p>
         </w:tc>
         <w:tc>
           <w:tcPr>
@@ -3330,8 +3744,11 @@
               <w:left w:val="single" w:sz="4" w:space="0" w:color="auto"/>
               <w:right w:val="single" w:sz="4" w:space="0" w:color="auto"/>
             </w:tcBorders>
-          </w:tcPr>
-          <w:p/>
+            <w:shd w:val="clear" w:color="auto" w:fill="auto"/>
+          </w:tcPr>
+          <w:p>
+            <w:r/>
+          </w:p>
         </w:tc>
         <w:tc>
           <w:tcPr>
@@ -3341,8 +3758,11 @@
               <w:left w:val="single" w:sz="4" w:space="0" w:color="auto"/>
               <w:right w:val="single" w:sz="4" w:space="0" w:color="auto"/>
             </w:tcBorders>
-          </w:tcPr>
-          <w:p/>
+            <w:shd w:val="clear" w:color="auto" w:fill="auto"/>
+          </w:tcPr>
+          <w:p>
+            <w:r/>
+          </w:p>
         </w:tc>
         <w:tc>
           <w:tcPr>
@@ -3352,8 +3772,11 @@
               <w:left w:val="single" w:sz="4" w:space="0" w:color="auto"/>
               <w:right w:val="nil"/>
             </w:tcBorders>
-          </w:tcPr>
-          <w:p/>
+            <w:shd w:val="clear" w:color="auto" w:fill="auto"/>
+          </w:tcPr>
+          <w:p>
+            <w:r/>
+          </w:p>
         </w:tc>
       </w:tr>
       <w:tr>
@@ -3368,10 +3791,11 @@
               <w:left w:val="nil"/>
               <w:right w:val="single" w:sz="4" w:space="0" w:color="auto"/>
             </w:tcBorders>
-          </w:tcPr>
-          <w:p>
-            <w:r>
-              <w:t>evaluate the current state of ICT in the organisation</w:t>
+            <w:shd w:val="clear" w:color="auto" w:fill="auto"/>
+          </w:tcPr>
+          <w:p>
+            <w:r>
+              <w:t>identify possible gaps and opportunities in ICT and evaluate organisational impact with reference to the strategic plan and the objectives</w:t>
             </w:r>
           </w:p>
         </w:tc>
@@ -3383,10 +3807,11 @@
               <w:left w:val="single" w:sz="4" w:space="0" w:color="auto"/>
               <w:right w:val="single" w:sz="4" w:space="0" w:color="auto"/>
             </w:tcBorders>
-          </w:tcPr>
-          <w:p>
-            <w:r>
-              <w:t>A2</w:t>
+            <w:shd w:val="clear" w:color="auto" w:fill="auto"/>
+          </w:tcPr>
+          <w:p>
+            <w:r>
+              <w:t>A3</w:t>
             </w:r>
           </w:p>
         </w:tc>
@@ -3398,8 +3823,11 @@
               <w:left w:val="single" w:sz="4" w:space="0" w:color="auto"/>
               <w:right w:val="single" w:sz="4" w:space="0" w:color="auto"/>
             </w:tcBorders>
-          </w:tcPr>
-          <w:p/>
+            <w:shd w:val="clear" w:color="auto" w:fill="auto"/>
+          </w:tcPr>
+          <w:p>
+            <w:r/>
+          </w:p>
         </w:tc>
         <w:tc>
           <w:tcPr>
@@ -3409,8 +3837,11 @@
               <w:left w:val="single" w:sz="4" w:space="0" w:color="auto"/>
               <w:right w:val="single" w:sz="4" w:space="0" w:color="auto"/>
             </w:tcBorders>
-          </w:tcPr>
-          <w:p/>
+            <w:shd w:val="clear" w:color="auto" w:fill="auto"/>
+          </w:tcPr>
+          <w:p>
+            <w:r/>
+          </w:p>
         </w:tc>
         <w:tc>
           <w:tcPr>
@@ -3420,8 +3851,11 @@
               <w:left w:val="single" w:sz="4" w:space="0" w:color="auto"/>
               <w:right w:val="single" w:sz="4" w:space="0" w:color="auto"/>
             </w:tcBorders>
-          </w:tcPr>
-          <w:p/>
+            <w:shd w:val="clear" w:color="auto" w:fill="auto"/>
+          </w:tcPr>
+          <w:p>
+            <w:r/>
+          </w:p>
         </w:tc>
         <w:tc>
           <w:tcPr>
@@ -3431,8 +3865,11 @@
               <w:left w:val="single" w:sz="4" w:space="0" w:color="auto"/>
               <w:right w:val="nil"/>
             </w:tcBorders>
-          </w:tcPr>
-          <w:p/>
+            <w:shd w:val="clear" w:color="auto" w:fill="auto"/>
+          </w:tcPr>
+          <w:p>
+            <w:r/>
+          </w:p>
         </w:tc>
       </w:tr>
       <w:tr>
@@ -3447,10 +3884,11 @@
               <w:left w:val="nil"/>
               <w:right w:val="single" w:sz="4" w:space="0" w:color="auto"/>
             </w:tcBorders>
-          </w:tcPr>
-          <w:p>
-            <w:r>
-              <w:t>identify possible gaps and opportunities in ICT and evaluate organisational impact with reference to the strategic plan and the objectives</w:t>
+            <w:shd w:val="clear" w:color="auto" w:fill="auto"/>
+          </w:tcPr>
+          <w:p>
+            <w:r>
+              <w:t>determine and prioritise proposed changes to meet organisational needs</w:t>
             </w:r>
           </w:p>
         </w:tc>
@@ -3462,10 +3900,11 @@
               <w:left w:val="single" w:sz="4" w:space="0" w:color="auto"/>
               <w:right w:val="single" w:sz="4" w:space="0" w:color="auto"/>
             </w:tcBorders>
-          </w:tcPr>
-          <w:p>
-            <w:r>
-              <w:t>A3</w:t>
+            <w:shd w:val="clear" w:color="auto" w:fill="auto"/>
+          </w:tcPr>
+          <w:p>
+            <w:r>
+              <w:t>A7</w:t>
             </w:r>
           </w:p>
         </w:tc>
@@ -3477,8 +3916,11 @@
               <w:left w:val="single" w:sz="4" w:space="0" w:color="auto"/>
               <w:right w:val="single" w:sz="4" w:space="0" w:color="auto"/>
             </w:tcBorders>
-          </w:tcPr>
-          <w:p/>
+            <w:shd w:val="clear" w:color="auto" w:fill="auto"/>
+          </w:tcPr>
+          <w:p>
+            <w:r/>
+          </w:p>
         </w:tc>
         <w:tc>
           <w:tcPr>
@@ -3488,8 +3930,11 @@
               <w:left w:val="single" w:sz="4" w:space="0" w:color="auto"/>
               <w:right w:val="single" w:sz="4" w:space="0" w:color="auto"/>
             </w:tcBorders>
-          </w:tcPr>
-          <w:p/>
+            <w:shd w:val="clear" w:color="auto" w:fill="auto"/>
+          </w:tcPr>
+          <w:p>
+            <w:r/>
+          </w:p>
         </w:tc>
         <w:tc>
           <w:tcPr>
@@ -3499,8 +3944,11 @@
               <w:left w:val="single" w:sz="4" w:space="0" w:color="auto"/>
               <w:right w:val="single" w:sz="4" w:space="0" w:color="auto"/>
             </w:tcBorders>
-          </w:tcPr>
-          <w:p/>
+            <w:shd w:val="clear" w:color="auto" w:fill="auto"/>
+          </w:tcPr>
+          <w:p>
+            <w:r/>
+          </w:p>
         </w:tc>
         <w:tc>
           <w:tcPr>
@@ -3510,8 +3958,11 @@
               <w:left w:val="single" w:sz="4" w:space="0" w:color="auto"/>
               <w:right w:val="nil"/>
             </w:tcBorders>
-          </w:tcPr>
-          <w:p/>
+            <w:shd w:val="clear" w:color="auto" w:fill="auto"/>
+          </w:tcPr>
+          <w:p>
+            <w:r/>
+          </w:p>
         </w:tc>
       </w:tr>
       <w:tr>
@@ -3526,11 +3977,11 @@
               <w:left w:val="nil"/>
               <w:right w:val="single" w:sz="4" w:space="0" w:color="auto"/>
             </w:tcBorders>
-          </w:tcPr>
-          <w:p>
-            <w:r>
-              <w:lastRenderedPageBreak/>
-              <w:t>determine and prioritise proposed changes to meet organisational needs</w:t>
+            <w:shd w:val="clear" w:color="auto" w:fill="auto"/>
+          </w:tcPr>
+          <w:p>
+            <w:r>
+              <w:t>evaluate the difficulty of implementing proposed changes</w:t>
             </w:r>
           </w:p>
         </w:tc>
@@ -3542,10 +3993,11 @@
               <w:left w:val="single" w:sz="4" w:space="0" w:color="auto"/>
               <w:right w:val="single" w:sz="4" w:space="0" w:color="auto"/>
             </w:tcBorders>
-          </w:tcPr>
-          <w:p>
-            <w:r>
-              <w:t>A7</w:t>
+            <w:shd w:val="clear" w:color="auto" w:fill="auto"/>
+          </w:tcPr>
+          <w:p>
+            <w:r>
+              <w:t>A6</w:t>
             </w:r>
           </w:p>
         </w:tc>
@@ -3557,8 +4009,11 @@
               <w:left w:val="single" w:sz="4" w:space="0" w:color="auto"/>
               <w:right w:val="single" w:sz="4" w:space="0" w:color="auto"/>
             </w:tcBorders>
-          </w:tcPr>
-          <w:p/>
+            <w:shd w:val="clear" w:color="auto" w:fill="auto"/>
+          </w:tcPr>
+          <w:p>
+            <w:r/>
+          </w:p>
         </w:tc>
         <w:tc>
           <w:tcPr>
@@ -3568,8 +4023,11 @@
               <w:left w:val="single" w:sz="4" w:space="0" w:color="auto"/>
               <w:right w:val="single" w:sz="4" w:space="0" w:color="auto"/>
             </w:tcBorders>
-          </w:tcPr>
-          <w:p/>
+            <w:shd w:val="clear" w:color="auto" w:fill="auto"/>
+          </w:tcPr>
+          <w:p>
+            <w:r/>
+          </w:p>
         </w:tc>
         <w:tc>
           <w:tcPr>
@@ -3579,8 +4037,11 @@
               <w:left w:val="single" w:sz="4" w:space="0" w:color="auto"/>
               <w:right w:val="single" w:sz="4" w:space="0" w:color="auto"/>
             </w:tcBorders>
-          </w:tcPr>
-          <w:p/>
+            <w:shd w:val="clear" w:color="auto" w:fill="auto"/>
+          </w:tcPr>
+          <w:p>
+            <w:r/>
+          </w:p>
         </w:tc>
         <w:tc>
           <w:tcPr>
@@ -3590,8 +4051,11 @@
               <w:left w:val="single" w:sz="4" w:space="0" w:color="auto"/>
               <w:right w:val="nil"/>
             </w:tcBorders>
-          </w:tcPr>
-          <w:p/>
+            <w:shd w:val="clear" w:color="auto" w:fill="auto"/>
+          </w:tcPr>
+          <w:p>
+            <w:r/>
+          </w:p>
         </w:tc>
       </w:tr>
       <w:tr>
@@ -3606,10 +4070,11 @@
               <w:left w:val="nil"/>
               <w:right w:val="single" w:sz="4" w:space="0" w:color="auto"/>
             </w:tcBorders>
-          </w:tcPr>
-          <w:p>
-            <w:r>
-              <w:t>evaluate the difficulty of implementing proposed changes</w:t>
+            <w:shd w:val="clear" w:color="auto" w:fill="auto"/>
+          </w:tcPr>
+          <w:p>
+            <w:r>
+              <w:t>develop an action plan for implementation</w:t>
             </w:r>
           </w:p>
         </w:tc>
@@ -3621,10 +4086,11 @@
               <w:left w:val="single" w:sz="4" w:space="0" w:color="auto"/>
               <w:right w:val="single" w:sz="4" w:space="0" w:color="auto"/>
             </w:tcBorders>
-          </w:tcPr>
-          <w:p>
-            <w:r>
-              <w:t>A6</w:t>
+            <w:shd w:val="clear" w:color="auto" w:fill="auto"/>
+          </w:tcPr>
+          <w:p>
+            <w:r>
+              <w:t>A8</w:t>
             </w:r>
           </w:p>
         </w:tc>
@@ -3636,8 +4102,11 @@
               <w:left w:val="single" w:sz="4" w:space="0" w:color="auto"/>
               <w:right w:val="single" w:sz="4" w:space="0" w:color="auto"/>
             </w:tcBorders>
-          </w:tcPr>
-          <w:p/>
+            <w:shd w:val="clear" w:color="auto" w:fill="auto"/>
+          </w:tcPr>
+          <w:p>
+            <w:r/>
+          </w:p>
         </w:tc>
         <w:tc>
           <w:tcPr>
@@ -3647,8 +4116,11 @@
               <w:left w:val="single" w:sz="4" w:space="0" w:color="auto"/>
               <w:right w:val="single" w:sz="4" w:space="0" w:color="auto"/>
             </w:tcBorders>
-          </w:tcPr>
-          <w:p/>
+            <w:shd w:val="clear" w:color="auto" w:fill="auto"/>
+          </w:tcPr>
+          <w:p>
+            <w:r/>
+          </w:p>
         </w:tc>
         <w:tc>
           <w:tcPr>
@@ -3658,8 +4130,11 @@
               <w:left w:val="single" w:sz="4" w:space="0" w:color="auto"/>
               <w:right w:val="single" w:sz="4" w:space="0" w:color="auto"/>
             </w:tcBorders>
-          </w:tcPr>
-          <w:p/>
+            <w:shd w:val="clear" w:color="auto" w:fill="auto"/>
+          </w:tcPr>
+          <w:p>
+            <w:r/>
+          </w:p>
         </w:tc>
         <w:tc>
           <w:tcPr>
@@ -3669,87 +4144,11 @@
               <w:left w:val="single" w:sz="4" w:space="0" w:color="auto"/>
               <w:right w:val="nil"/>
             </w:tcBorders>
-          </w:tcPr>
-          <w:p/>
-        </w:tc>
-      </w:tr>
-      <w:tr>
-        <w:trPr>
-          <w:trHeight w:val="340"/>
-        </w:trPr>
-        <w:tc>
-          <w:tcPr>
-            <w:tcW w:w="11272" w:type="dxa"/>
-            <w:tcBorders>
-              <w:top w:val="single" w:sz="4" w:space="0" w:color="auto"/>
-              <w:left w:val="nil"/>
-              <w:right w:val="single" w:sz="4" w:space="0" w:color="auto"/>
-            </w:tcBorders>
-          </w:tcPr>
-          <w:p>
-            <w:r>
-              <w:t>develop an action plan for implementation</w:t>
-            </w:r>
-          </w:p>
-        </w:tc>
-        <w:tc>
-          <w:tcPr>
-            <w:tcW w:w="859" w:type="dxa"/>
-            <w:tcBorders>
-              <w:top w:val="single" w:sz="4" w:space="0" w:color="auto"/>
-              <w:left w:val="single" w:sz="4" w:space="0" w:color="auto"/>
-              <w:right w:val="single" w:sz="4" w:space="0" w:color="auto"/>
-            </w:tcBorders>
-          </w:tcPr>
-          <w:p>
-            <w:r>
-              <w:t>A8</w:t>
-            </w:r>
-          </w:p>
-        </w:tc>
-        <w:tc>
-          <w:tcPr>
-            <w:tcW w:w="859" w:type="dxa"/>
-            <w:tcBorders>
-              <w:top w:val="single" w:sz="4" w:space="0" w:color="auto"/>
-              <w:left w:val="single" w:sz="4" w:space="0" w:color="auto"/>
-              <w:right w:val="single" w:sz="4" w:space="0" w:color="auto"/>
-            </w:tcBorders>
-          </w:tcPr>
-          <w:p/>
-        </w:tc>
-        <w:tc>
-          <w:tcPr>
-            <w:tcW w:w="859" w:type="dxa"/>
-            <w:tcBorders>
-              <w:top w:val="single" w:sz="4" w:space="0" w:color="auto"/>
-              <w:left w:val="single" w:sz="4" w:space="0" w:color="auto"/>
-              <w:right w:val="single" w:sz="4" w:space="0" w:color="auto"/>
-            </w:tcBorders>
-          </w:tcPr>
-          <w:p/>
-        </w:tc>
-        <w:tc>
-          <w:tcPr>
-            <w:tcW w:w="859" w:type="dxa"/>
-            <w:tcBorders>
-              <w:top w:val="single" w:sz="4" w:space="0" w:color="auto"/>
-              <w:left w:val="single" w:sz="4" w:space="0" w:color="auto"/>
-              <w:right w:val="single" w:sz="4" w:space="0" w:color="auto"/>
-            </w:tcBorders>
-          </w:tcPr>
-          <w:p/>
-        </w:tc>
-        <w:tc>
-          <w:tcPr>
-            <w:tcW w:w="860" w:type="dxa"/>
-            <w:tcBorders>
-              <w:top w:val="single" w:sz="4" w:space="0" w:color="auto"/>
-              <w:left w:val="single" w:sz="4" w:space="0" w:color="auto"/>
-              <w:right w:val="nil"/>
-            </w:tcBorders>
-          </w:tcPr>
-          <w:p/>
+            <w:shd w:val="clear" w:color="auto" w:fill="auto"/>
+          </w:tcPr>
+          <w:p>
+            <w:r/>
+          </w:p>
         </w:tc>
       </w:tr>
     </w:tbl>
@@ -3928,6 +4327,7 @@
               <w:bottom w:val="single" w:sz="4" w:space="0" w:color="auto"/>
               <w:right w:val="single" w:sz="4" w:space="0" w:color="auto"/>
             </w:tcBorders>
+            <w:shd w:val="clear" w:color="auto" w:fill="auto"/>
             <w:vAlign w:val="center"/>
           </w:tcPr>
           <w:p>
@@ -3963,6 +4363,7 @@
               <w:bottom w:val="single" w:sz="4" w:space="0" w:color="auto"/>
               <w:right w:val="single" w:sz="4" w:space="0" w:color="auto"/>
             </w:tcBorders>
+            <w:shd w:val="clear" w:color="auto" w:fill="auto"/>
             <w:vAlign w:val="center"/>
           </w:tcPr>
           <w:p>
@@ -3984,6 +4385,7 @@
               <w:bottom w:val="single" w:sz="4" w:space="0" w:color="auto"/>
               <w:right w:val="single" w:sz="4" w:space="0" w:color="auto"/>
             </w:tcBorders>
+            <w:shd w:val="clear" w:color="auto" w:fill="auto"/>
             <w:vAlign w:val="center"/>
           </w:tcPr>
           <w:p>
@@ -4005,6 +4407,7 @@
               <w:bottom w:val="single" w:sz="4" w:space="0" w:color="auto"/>
               <w:right w:val="single" w:sz="4" w:space="0" w:color="auto"/>
             </w:tcBorders>
+            <w:shd w:val="clear" w:color="auto" w:fill="auto"/>
             <w:vAlign w:val="center"/>
           </w:tcPr>
           <w:p>
@@ -4026,6 +4429,7 @@
               <w:bottom w:val="single" w:sz="4" w:space="0" w:color="auto"/>
               <w:right w:val="single" w:sz="4" w:space="0" w:color="auto"/>
             </w:tcBorders>
+            <w:shd w:val="clear" w:color="auto" w:fill="auto"/>
             <w:vAlign w:val="center"/>
           </w:tcPr>
           <w:p>
@@ -4047,6 +4451,7 @@
               <w:bottom w:val="single" w:sz="4" w:space="0" w:color="auto"/>
               <w:right w:val="nil"/>
             </w:tcBorders>
+            <w:shd w:val="clear" w:color="auto" w:fill="auto"/>
             <w:vAlign w:val="center"/>
           </w:tcPr>
           <w:p>
@@ -4072,6 +4477,7 @@
               <w:left w:val="nil"/>
               <w:right w:val="single" w:sz="4" w:space="0" w:color="auto"/>
             </w:tcBorders>
+            <w:shd w:val="clear" w:color="auto" w:fill="auto"/>
             <w:vAlign w:val="center"/>
           </w:tcPr>
           <w:p>
@@ -4088,6 +4494,7 @@
               <w:left w:val="single" w:sz="4" w:space="0" w:color="auto"/>
               <w:right w:val="single" w:sz="4" w:space="0" w:color="auto"/>
             </w:tcBorders>
+            <w:shd w:val="clear" w:color="auto" w:fill="auto"/>
           </w:tcPr>
           <w:p>
             <w:r>
@@ -4103,8 +4510,11 @@
               <w:left w:val="single" w:sz="4" w:space="0" w:color="auto"/>
               <w:right w:val="single" w:sz="4" w:space="0" w:color="auto"/>
             </w:tcBorders>
-          </w:tcPr>
-          <w:p/>
+            <w:shd w:val="clear" w:color="auto" w:fill="auto"/>
+          </w:tcPr>
+          <w:p>
+            <w:r/>
+          </w:p>
         </w:tc>
         <w:tc>
           <w:tcPr>
@@ -4114,8 +4524,11 @@
               <w:left w:val="single" w:sz="4" w:space="0" w:color="auto"/>
               <w:right w:val="single" w:sz="4" w:space="0" w:color="auto"/>
             </w:tcBorders>
-          </w:tcPr>
-          <w:p/>
+            <w:shd w:val="clear" w:color="auto" w:fill="auto"/>
+          </w:tcPr>
+          <w:p>
+            <w:r/>
+          </w:p>
         </w:tc>
         <w:tc>
           <w:tcPr>
@@ -4125,8 +4538,11 @@
               <w:left w:val="single" w:sz="4" w:space="0" w:color="auto"/>
               <w:right w:val="single" w:sz="4" w:space="0" w:color="auto"/>
             </w:tcBorders>
-          </w:tcPr>
-          <w:p/>
+            <w:shd w:val="clear" w:color="auto" w:fill="auto"/>
+          </w:tcPr>
+          <w:p>
+            <w:r/>
+          </w:p>
         </w:tc>
         <w:tc>
           <w:tcPr>
@@ -4136,8 +4552,11 @@
               <w:left w:val="single" w:sz="4" w:space="0" w:color="auto"/>
               <w:right w:val="nil"/>
             </w:tcBorders>
-          </w:tcPr>
-          <w:p/>
+            <w:shd w:val="clear" w:color="auto" w:fill="auto"/>
+          </w:tcPr>
+          <w:p>
+            <w:r/>
+          </w:p>
         </w:tc>
       </w:tr>
       <w:tr>
@@ -4148,9 +4567,12 @@
           <w:tcPr>
             <w:tcW w:w="11272" w:type="dxa"/>
             <w:tcBorders>
+              <w:top w:val="single" w:sz="4" w:space="0" w:color="auto"/>
               <w:left w:val="nil"/>
               <w:right w:val="single" w:sz="4" w:space="0" w:color="auto"/>
             </w:tcBorders>
+            <w:shd w:val="clear" w:color="auto" w:fill="auto"/>
+            <w:vAlign w:val="center"/>
           </w:tcPr>
           <w:p>
             <w:r>
@@ -4162,9 +4584,11 @@
           <w:tcPr>
             <w:tcW w:w="859" w:type="dxa"/>
             <w:tcBorders>
-              <w:left w:val="single" w:sz="4" w:space="0" w:color="auto"/>
-              <w:right w:val="single" w:sz="4" w:space="0" w:color="auto"/>
-            </w:tcBorders>
+              <w:top w:val="single" w:sz="4" w:space="0" w:color="auto"/>
+              <w:left w:val="single" w:sz="4" w:space="0" w:color="auto"/>
+              <w:right w:val="single" w:sz="4" w:space="0" w:color="auto"/>
+            </w:tcBorders>
+            <w:shd w:val="clear" w:color="auto" w:fill="auto"/>
           </w:tcPr>
           <w:p>
             <w:r>
@@ -4176,41 +4600,57 @@
           <w:tcPr>
             <w:tcW w:w="859" w:type="dxa"/>
             <w:tcBorders>
-              <w:left w:val="single" w:sz="4" w:space="0" w:color="auto"/>
-              <w:right w:val="single" w:sz="4" w:space="0" w:color="auto"/>
-            </w:tcBorders>
-          </w:tcPr>
-          <w:p/>
+              <w:top w:val="single" w:sz="4" w:space="0" w:color="auto"/>
+              <w:left w:val="single" w:sz="4" w:space="0" w:color="auto"/>
+              <w:right w:val="single" w:sz="4" w:space="0" w:color="auto"/>
+            </w:tcBorders>
+            <w:shd w:val="clear" w:color="auto" w:fill="auto"/>
+          </w:tcPr>
+          <w:p>
+            <w:r/>
+          </w:p>
         </w:tc>
         <w:tc>
           <w:tcPr>
             <w:tcW w:w="859" w:type="dxa"/>
             <w:tcBorders>
-              <w:left w:val="single" w:sz="4" w:space="0" w:color="auto"/>
-              <w:right w:val="single" w:sz="4" w:space="0" w:color="auto"/>
-            </w:tcBorders>
-          </w:tcPr>
-          <w:p/>
+              <w:top w:val="single" w:sz="4" w:space="0" w:color="auto"/>
+              <w:left w:val="single" w:sz="4" w:space="0" w:color="auto"/>
+              <w:right w:val="single" w:sz="4" w:space="0" w:color="auto"/>
+            </w:tcBorders>
+            <w:shd w:val="clear" w:color="auto" w:fill="auto"/>
+          </w:tcPr>
+          <w:p>
+            <w:r/>
+          </w:p>
         </w:tc>
         <w:tc>
           <w:tcPr>
             <w:tcW w:w="859" w:type="dxa"/>
             <w:tcBorders>
-              <w:left w:val="single" w:sz="4" w:space="0" w:color="auto"/>
-              <w:right w:val="single" w:sz="4" w:space="0" w:color="auto"/>
-            </w:tcBorders>
-          </w:tcPr>
-          <w:p/>
+              <w:top w:val="single" w:sz="4" w:space="0" w:color="auto"/>
+              <w:left w:val="single" w:sz="4" w:space="0" w:color="auto"/>
+              <w:right w:val="single" w:sz="4" w:space="0" w:color="auto"/>
+            </w:tcBorders>
+            <w:shd w:val="clear" w:color="auto" w:fill="auto"/>
+          </w:tcPr>
+          <w:p>
+            <w:r/>
+          </w:p>
         </w:tc>
         <w:tc>
           <w:tcPr>
             <w:tcW w:w="860" w:type="dxa"/>
             <w:tcBorders>
+              <w:top w:val="single" w:sz="4" w:space="0" w:color="auto"/>
               <w:left w:val="single" w:sz="4" w:space="0" w:color="auto"/>
               <w:right w:val="nil"/>
             </w:tcBorders>
-          </w:tcPr>
-          <w:p/>
+            <w:shd w:val="clear" w:color="auto" w:fill="auto"/>
+          </w:tcPr>
+          <w:p>
+            <w:r/>
+          </w:p>
         </w:tc>
       </w:tr>
       <w:tr>
@@ -4221,9 +4661,12 @@
           <w:tcPr>
             <w:tcW w:w="11272" w:type="dxa"/>
             <w:tcBorders>
+              <w:top w:val="single" w:sz="4" w:space="0" w:color="auto"/>
               <w:left w:val="nil"/>
               <w:right w:val="single" w:sz="4" w:space="0" w:color="auto"/>
             </w:tcBorders>
+            <w:shd w:val="clear" w:color="auto" w:fill="auto"/>
+            <w:vAlign w:val="center"/>
           </w:tcPr>
           <w:p>
             <w:r>
@@ -4235,9 +4678,11 @@
           <w:tcPr>
             <w:tcW w:w="859" w:type="dxa"/>
             <w:tcBorders>
-              <w:left w:val="single" w:sz="4" w:space="0" w:color="auto"/>
-              <w:right w:val="single" w:sz="4" w:space="0" w:color="auto"/>
-            </w:tcBorders>
+              <w:top w:val="single" w:sz="4" w:space="0" w:color="auto"/>
+              <w:left w:val="single" w:sz="4" w:space="0" w:color="auto"/>
+              <w:right w:val="single" w:sz="4" w:space="0" w:color="auto"/>
+            </w:tcBorders>
+            <w:shd w:val="clear" w:color="auto" w:fill="auto"/>
           </w:tcPr>
           <w:p>
             <w:r>
@@ -4249,41 +4694,57 @@
           <w:tcPr>
             <w:tcW w:w="859" w:type="dxa"/>
             <w:tcBorders>
-              <w:left w:val="single" w:sz="4" w:space="0" w:color="auto"/>
-              <w:right w:val="single" w:sz="4" w:space="0" w:color="auto"/>
-            </w:tcBorders>
-          </w:tcPr>
-          <w:p/>
+              <w:top w:val="single" w:sz="4" w:space="0" w:color="auto"/>
+              <w:left w:val="single" w:sz="4" w:space="0" w:color="auto"/>
+              <w:right w:val="single" w:sz="4" w:space="0" w:color="auto"/>
+            </w:tcBorders>
+            <w:shd w:val="clear" w:color="auto" w:fill="auto"/>
+          </w:tcPr>
+          <w:p>
+            <w:r/>
+          </w:p>
         </w:tc>
         <w:tc>
           <w:tcPr>
             <w:tcW w:w="859" w:type="dxa"/>
             <w:tcBorders>
-              <w:left w:val="single" w:sz="4" w:space="0" w:color="auto"/>
-              <w:right w:val="single" w:sz="4" w:space="0" w:color="auto"/>
-            </w:tcBorders>
-          </w:tcPr>
-          <w:p/>
+              <w:top w:val="single" w:sz="4" w:space="0" w:color="auto"/>
+              <w:left w:val="single" w:sz="4" w:space="0" w:color="auto"/>
+              <w:right w:val="single" w:sz="4" w:space="0" w:color="auto"/>
+            </w:tcBorders>
+            <w:shd w:val="clear" w:color="auto" w:fill="auto"/>
+          </w:tcPr>
+          <w:p>
+            <w:r/>
+          </w:p>
         </w:tc>
         <w:tc>
           <w:tcPr>
             <w:tcW w:w="859" w:type="dxa"/>
             <w:tcBorders>
-              <w:left w:val="single" w:sz="4" w:space="0" w:color="auto"/>
-              <w:right w:val="single" w:sz="4" w:space="0" w:color="auto"/>
-            </w:tcBorders>
-          </w:tcPr>
-          <w:p/>
+              <w:top w:val="single" w:sz="4" w:space="0" w:color="auto"/>
+              <w:left w:val="single" w:sz="4" w:space="0" w:color="auto"/>
+              <w:right w:val="single" w:sz="4" w:space="0" w:color="auto"/>
+            </w:tcBorders>
+            <w:shd w:val="clear" w:color="auto" w:fill="auto"/>
+          </w:tcPr>
+          <w:p>
+            <w:r/>
+          </w:p>
         </w:tc>
         <w:tc>
           <w:tcPr>
             <w:tcW w:w="860" w:type="dxa"/>
             <w:tcBorders>
+              <w:top w:val="single" w:sz="4" w:space="0" w:color="auto"/>
               <w:left w:val="single" w:sz="4" w:space="0" w:color="auto"/>
               <w:right w:val="nil"/>
             </w:tcBorders>
-          </w:tcPr>
-          <w:p/>
+            <w:shd w:val="clear" w:color="auto" w:fill="auto"/>
+          </w:tcPr>
+          <w:p>
+            <w:r/>
+          </w:p>
         </w:tc>
       </w:tr>
       <w:tr>
@@ -4294,9 +4755,12 @@
           <w:tcPr>
             <w:tcW w:w="11272" w:type="dxa"/>
             <w:tcBorders>
+              <w:top w:val="single" w:sz="4" w:space="0" w:color="auto"/>
               <w:left w:val="nil"/>
               <w:right w:val="single" w:sz="4" w:space="0" w:color="auto"/>
             </w:tcBorders>
+            <w:shd w:val="clear" w:color="auto" w:fill="auto"/>
+            <w:vAlign w:val="center"/>
           </w:tcPr>
           <w:p>
             <w:r>
@@ -4308,9 +4772,11 @@
           <w:tcPr>
             <w:tcW w:w="859" w:type="dxa"/>
             <w:tcBorders>
-              <w:left w:val="single" w:sz="4" w:space="0" w:color="auto"/>
-              <w:right w:val="single" w:sz="4" w:space="0" w:color="auto"/>
-            </w:tcBorders>
+              <w:top w:val="single" w:sz="4" w:space="0" w:color="auto"/>
+              <w:left w:val="single" w:sz="4" w:space="0" w:color="auto"/>
+              <w:right w:val="single" w:sz="4" w:space="0" w:color="auto"/>
+            </w:tcBorders>
+            <w:shd w:val="clear" w:color="auto" w:fill="auto"/>
           </w:tcPr>
           <w:p>
             <w:r>
@@ -4322,41 +4788,57 @@
           <w:tcPr>
             <w:tcW w:w="859" w:type="dxa"/>
             <w:tcBorders>
-              <w:left w:val="single" w:sz="4" w:space="0" w:color="auto"/>
-              <w:right w:val="single" w:sz="4" w:space="0" w:color="auto"/>
-            </w:tcBorders>
-          </w:tcPr>
-          <w:p/>
+              <w:top w:val="single" w:sz="4" w:space="0" w:color="auto"/>
+              <w:left w:val="single" w:sz="4" w:space="0" w:color="auto"/>
+              <w:right w:val="single" w:sz="4" w:space="0" w:color="auto"/>
+            </w:tcBorders>
+            <w:shd w:val="clear" w:color="auto" w:fill="auto"/>
+          </w:tcPr>
+          <w:p>
+            <w:r/>
+          </w:p>
         </w:tc>
         <w:tc>
           <w:tcPr>
             <w:tcW w:w="859" w:type="dxa"/>
             <w:tcBorders>
-              <w:left w:val="single" w:sz="4" w:space="0" w:color="auto"/>
-              <w:right w:val="single" w:sz="4" w:space="0" w:color="auto"/>
-            </w:tcBorders>
-          </w:tcPr>
-          <w:p/>
+              <w:top w:val="single" w:sz="4" w:space="0" w:color="auto"/>
+              <w:left w:val="single" w:sz="4" w:space="0" w:color="auto"/>
+              <w:right w:val="single" w:sz="4" w:space="0" w:color="auto"/>
+            </w:tcBorders>
+            <w:shd w:val="clear" w:color="auto" w:fill="auto"/>
+          </w:tcPr>
+          <w:p>
+            <w:r/>
+          </w:p>
         </w:tc>
         <w:tc>
           <w:tcPr>
             <w:tcW w:w="859" w:type="dxa"/>
             <w:tcBorders>
-              <w:left w:val="single" w:sz="4" w:space="0" w:color="auto"/>
-              <w:right w:val="single" w:sz="4" w:space="0" w:color="auto"/>
-            </w:tcBorders>
-          </w:tcPr>
-          <w:p/>
+              <w:top w:val="single" w:sz="4" w:space="0" w:color="auto"/>
+              <w:left w:val="single" w:sz="4" w:space="0" w:color="auto"/>
+              <w:right w:val="single" w:sz="4" w:space="0" w:color="auto"/>
+            </w:tcBorders>
+            <w:shd w:val="clear" w:color="auto" w:fill="auto"/>
+          </w:tcPr>
+          <w:p>
+            <w:r/>
+          </w:p>
         </w:tc>
         <w:tc>
           <w:tcPr>
             <w:tcW w:w="860" w:type="dxa"/>
             <w:tcBorders>
+              <w:top w:val="single" w:sz="4" w:space="0" w:color="auto"/>
               <w:left w:val="single" w:sz="4" w:space="0" w:color="auto"/>
               <w:right w:val="nil"/>
             </w:tcBorders>
-          </w:tcPr>
-          <w:p/>
+            <w:shd w:val="clear" w:color="auto" w:fill="auto"/>
+          </w:tcPr>
+          <w:p>
+            <w:r/>
+          </w:p>
         </w:tc>
       </w:tr>
     </w:tbl>
@@ -4527,6 +5009,7 @@
               <w:bottom w:val="single" w:sz="4" w:space="0" w:color="auto"/>
               <w:right w:val="single" w:sz="4" w:space="0" w:color="auto"/>
             </w:tcBorders>
+            <w:shd w:val="clear" w:color="auto" w:fill="auto"/>
             <w:vAlign w:val="center"/>
           </w:tcPr>
           <w:p>
@@ -4556,6 +5039,7 @@
               <w:bottom w:val="single" w:sz="4" w:space="0" w:color="auto"/>
               <w:right w:val="single" w:sz="4" w:space="0" w:color="auto"/>
             </w:tcBorders>
+            <w:shd w:val="clear" w:color="auto" w:fill="auto"/>
             <w:vAlign w:val="center"/>
           </w:tcPr>
           <w:p>
@@ -4585,6 +5069,7 @@
               <w:bottom w:val="single" w:sz="4" w:space="0" w:color="auto"/>
               <w:right w:val="single" w:sz="4" w:space="0" w:color="auto"/>
             </w:tcBorders>
+            <w:shd w:val="clear" w:color="auto" w:fill="auto"/>
             <w:vAlign w:val="center"/>
           </w:tcPr>
           <w:p>
@@ -4614,6 +5099,7 @@
               <w:bottom w:val="single" w:sz="4" w:space="0" w:color="auto"/>
               <w:right w:val="single" w:sz="4" w:space="0" w:color="auto"/>
             </w:tcBorders>
+            <w:shd w:val="clear" w:color="auto" w:fill="auto"/>
             <w:vAlign w:val="center"/>
           </w:tcPr>
           <w:p>
@@ -4635,6 +5121,7 @@
               <w:bottom w:val="single" w:sz="4" w:space="0" w:color="auto"/>
               <w:right w:val="single" w:sz="4" w:space="0" w:color="auto"/>
             </w:tcBorders>
+            <w:shd w:val="clear" w:color="auto" w:fill="auto"/>
             <w:vAlign w:val="center"/>
           </w:tcPr>
           <w:p>
@@ -4656,6 +5143,7 @@
               <w:bottom w:val="single" w:sz="4" w:space="0" w:color="auto"/>
               <w:right w:val="single" w:sz="4" w:space="0" w:color="auto"/>
             </w:tcBorders>
+            <w:shd w:val="clear" w:color="auto" w:fill="auto"/>
             <w:vAlign w:val="center"/>
           </w:tcPr>
           <w:p>
@@ -4677,6 +5165,7 @@
               <w:bottom w:val="single" w:sz="4" w:space="0" w:color="auto"/>
               <w:right w:val="single" w:sz="4" w:space="0" w:color="auto"/>
             </w:tcBorders>
+            <w:shd w:val="clear" w:color="auto" w:fill="auto"/>
             <w:vAlign w:val="center"/>
           </w:tcPr>
           <w:p>
@@ -4698,6 +5187,7 @@
               <w:bottom w:val="single" w:sz="4" w:space="0" w:color="auto"/>
               <w:right w:val="nil"/>
             </w:tcBorders>
+            <w:shd w:val="clear" w:color="auto" w:fill="auto"/>
             <w:vAlign w:val="center"/>
           </w:tcPr>
           <w:p>
@@ -4723,6 +5213,7 @@
               <w:left w:val="nil"/>
               <w:right w:val="single" w:sz="4" w:space="0" w:color="auto"/>
             </w:tcBorders>
+            <w:shd w:val="clear" w:color="auto" w:fill="auto"/>
           </w:tcPr>
           <w:p>
             <w:r>
@@ -4738,8 +5229,11 @@
               <w:left w:val="single" w:sz="4" w:space="0" w:color="auto"/>
               <w:right w:val="single" w:sz="4" w:space="0" w:color="auto"/>
             </w:tcBorders>
-          </w:tcPr>
-          <w:p/>
+            <w:shd w:val="clear" w:color="auto" w:fill="auto"/>
+          </w:tcPr>
+          <w:p>
+            <w:r/>
+          </w:p>
         </w:tc>
         <w:tc>
           <w:tcPr>
@@ -4749,6 +5243,7 @@
               <w:left w:val="single" w:sz="4" w:space="0" w:color="auto"/>
               <w:right w:val="single" w:sz="4" w:space="0" w:color="auto"/>
             </w:tcBorders>
+            <w:shd w:val="clear" w:color="auto" w:fill="auto"/>
           </w:tcPr>
           <w:p>
             <w:r>
@@ -4763,6 +5258,7 @@
               <w:left w:val="single" w:sz="4" w:space="0" w:color="auto"/>
               <w:right w:val="single" w:sz="4" w:space="0" w:color="auto"/>
             </w:tcBorders>
+            <w:shd w:val="clear" w:color="auto" w:fill="auto"/>
           </w:tcPr>
           <w:p>
             <w:r>
@@ -4777,8 +5273,11 @@
               <w:left w:val="single" w:sz="4" w:space="0" w:color="auto"/>
               <w:right w:val="single" w:sz="4" w:space="0" w:color="auto"/>
             </w:tcBorders>
-          </w:tcPr>
-          <w:p/>
+            <w:shd w:val="clear" w:color="auto" w:fill="auto"/>
+          </w:tcPr>
+          <w:p>
+            <w:r/>
+          </w:p>
         </w:tc>
         <w:tc>
           <w:tcPr>
@@ -4787,8 +5286,11 @@
               <w:left w:val="single" w:sz="4" w:space="0" w:color="auto"/>
               <w:right w:val="single" w:sz="4" w:space="0" w:color="auto"/>
             </w:tcBorders>
-          </w:tcPr>
-          <w:p/>
+            <w:shd w:val="clear" w:color="auto" w:fill="auto"/>
+          </w:tcPr>
+          <w:p>
+            <w:r/>
+          </w:p>
         </w:tc>
         <w:tc>
           <w:tcPr>
@@ -4797,8 +5299,11 @@
               <w:left w:val="single" w:sz="4" w:space="0" w:color="auto"/>
               <w:right w:val="single" w:sz="4" w:space="0" w:color="auto"/>
             </w:tcBorders>
-          </w:tcPr>
-          <w:p/>
+            <w:shd w:val="clear" w:color="auto" w:fill="auto"/>
+          </w:tcPr>
+          <w:p>
+            <w:r/>
+          </w:p>
         </w:tc>
         <w:tc>
           <w:tcPr>
@@ -4807,8 +5312,11 @@
               <w:left w:val="single" w:sz="4" w:space="0" w:color="auto"/>
               <w:right w:val="nil"/>
             </w:tcBorders>
-          </w:tcPr>
-          <w:p/>
+            <w:shd w:val="clear" w:color="auto" w:fill="auto"/>
+          </w:tcPr>
+          <w:p>
+            <w:r/>
+          </w:p>
         </w:tc>
       </w:tr>
       <w:tr>
@@ -4819,9 +5327,11 @@
           <w:tcPr>
             <w:tcW w:w="2381" w:type="dxa"/>
             <w:tcBorders>
+              <w:top w:val="single" w:sz="4" w:space="0" w:color="auto"/>
               <w:left w:val="nil"/>
               <w:right w:val="single" w:sz="4" w:space="0" w:color="auto"/>
             </w:tcBorders>
+            <w:shd w:val="clear" w:color="auto" w:fill="auto"/>
           </w:tcPr>
           <w:p>
             <w:r>
@@ -4833,27 +5343,29 @@
           <w:tcPr>
             <w:tcW w:w="2552" w:type="dxa"/>
             <w:tcBorders>
-              <w:left w:val="single" w:sz="4" w:space="0" w:color="auto"/>
-              <w:right w:val="single" w:sz="4" w:space="0" w:color="auto"/>
-            </w:tcBorders>
-          </w:tcPr>
-          <w:p/>
+              <w:top w:val="single" w:sz="4" w:space="0" w:color="auto"/>
+              <w:left w:val="single" w:sz="4" w:space="0" w:color="auto"/>
+              <w:right w:val="single" w:sz="4" w:space="0" w:color="auto"/>
+            </w:tcBorders>
+            <w:shd w:val="clear" w:color="auto" w:fill="auto"/>
+          </w:tcPr>
+          <w:p>
+            <w:r/>
+          </w:p>
         </w:tc>
         <w:tc>
           <w:tcPr>
             <w:tcW w:w="6339" w:type="dxa"/>
             <w:tcBorders>
-              <w:left w:val="single" w:sz="4" w:space="0" w:color="auto"/>
-              <w:right w:val="single" w:sz="4" w:space="0" w:color="auto"/>
-            </w:tcBorders>
-          </w:tcPr>
-          <w:p>
-            <w:r>
-              <w:t xml:space="preserve">Uses plain English, together with vocabulary, grammatical structures, terminology, diagrams, numerical information, </w:t>
-            </w:r>
-            <w:r>
-              <w:lastRenderedPageBreak/>
-              <w:t>formatting and structure relevant to the job role and organisation</w:t>
+              <w:top w:val="single" w:sz="4" w:space="0" w:color="auto"/>
+              <w:left w:val="single" w:sz="4" w:space="0" w:color="auto"/>
+              <w:right w:val="single" w:sz="4" w:space="0" w:color="auto"/>
+            </w:tcBorders>
+            <w:shd w:val="clear" w:color="auto" w:fill="auto"/>
+          </w:tcPr>
+          <w:p>
+            <w:r>
+              <w:t>Uses plain English, together with vocabulary, grammatical structures, terminology, diagrams, numerical information, formatting and structure relevant to the job role and organisation</w:t>
             </w:r>
           </w:p>
         </w:tc>
@@ -4864,10 +5376,10 @@
               <w:left w:val="single" w:sz="4" w:space="0" w:color="auto"/>
               <w:right w:val="single" w:sz="4" w:space="0" w:color="auto"/>
             </w:tcBorders>
-          </w:tcPr>
-          <w:p>
-            <w:r>
-              <w:lastRenderedPageBreak/>
+            <w:shd w:val="clear" w:color="auto" w:fill="auto"/>
+          </w:tcPr>
+          <w:p>
+            <w:r>
               <w:t>A15</w:t>
             </w:r>
           </w:p>
@@ -4879,8 +5391,11 @@
               <w:left w:val="single" w:sz="4" w:space="0" w:color="auto"/>
               <w:right w:val="single" w:sz="4" w:space="0" w:color="auto"/>
             </w:tcBorders>
-          </w:tcPr>
-          <w:p/>
+            <w:shd w:val="clear" w:color="auto" w:fill="auto"/>
+          </w:tcPr>
+          <w:p>
+            <w:r/>
+          </w:p>
         </w:tc>
         <w:tc>
           <w:tcPr>
@@ -4889,8 +5404,11 @@
               <w:left w:val="single" w:sz="4" w:space="0" w:color="auto"/>
               <w:right w:val="single" w:sz="4" w:space="0" w:color="auto"/>
             </w:tcBorders>
-          </w:tcPr>
-          <w:p/>
+            <w:shd w:val="clear" w:color="auto" w:fill="auto"/>
+          </w:tcPr>
+          <w:p>
+            <w:r/>
+          </w:p>
         </w:tc>
         <w:tc>
           <w:tcPr>
@@ -4899,8 +5417,11 @@
               <w:left w:val="single" w:sz="4" w:space="0" w:color="auto"/>
               <w:right w:val="single" w:sz="4" w:space="0" w:color="auto"/>
             </w:tcBorders>
-          </w:tcPr>
-          <w:p/>
+            <w:shd w:val="clear" w:color="auto" w:fill="auto"/>
+          </w:tcPr>
+          <w:p>
+            <w:r/>
+          </w:p>
         </w:tc>
         <w:tc>
           <w:tcPr>
@@ -4909,8 +5430,11 @@
               <w:left w:val="single" w:sz="4" w:space="0" w:color="auto"/>
               <w:right w:val="nil"/>
             </w:tcBorders>
-          </w:tcPr>
-          <w:p/>
+            <w:shd w:val="clear" w:color="auto" w:fill="auto"/>
+          </w:tcPr>
+          <w:p>
+            <w:r/>
+          </w:p>
         </w:tc>
       </w:tr>
       <w:tr>
@@ -4921,9 +5445,11 @@
           <w:tcPr>
             <w:tcW w:w="2381" w:type="dxa"/>
             <w:tcBorders>
+              <w:top w:val="single" w:sz="4" w:space="0" w:color="auto"/>
               <w:left w:val="nil"/>
               <w:right w:val="single" w:sz="4" w:space="0" w:color="auto"/>
             </w:tcBorders>
+            <w:shd w:val="clear" w:color="auto" w:fill="auto"/>
           </w:tcPr>
           <w:p>
             <w:r>
@@ -4935,23 +5461,29 @@
           <w:tcPr>
             <w:tcW w:w="2552" w:type="dxa"/>
             <w:tcBorders>
-              <w:left w:val="single" w:sz="4" w:space="0" w:color="auto"/>
-              <w:right w:val="single" w:sz="4" w:space="0" w:color="auto"/>
-            </w:tcBorders>
-          </w:tcPr>
-          <w:p/>
+              <w:top w:val="single" w:sz="4" w:space="0" w:color="auto"/>
+              <w:left w:val="single" w:sz="4" w:space="0" w:color="auto"/>
+              <w:right w:val="single" w:sz="4" w:space="0" w:color="auto"/>
+            </w:tcBorders>
+            <w:shd w:val="clear" w:color="auto" w:fill="auto"/>
+          </w:tcPr>
+          <w:p>
+            <w:r/>
+          </w:p>
         </w:tc>
         <w:tc>
           <w:tcPr>
             <w:tcW w:w="6339" w:type="dxa"/>
             <w:tcBorders>
-              <w:left w:val="single" w:sz="4" w:space="0" w:color="auto"/>
-              <w:right w:val="single" w:sz="4" w:space="0" w:color="auto"/>
-            </w:tcBorders>
-          </w:tcPr>
-          <w:p>
-            <w:r>
-              <w:t>Uses plain English, translating technical terminology when necessary, to communicate with a range of personnel and determine objectives, articulate ideas and requirements, and develop plans</w:t>
+              <w:top w:val="single" w:sz="4" w:space="0" w:color="auto"/>
+              <w:left w:val="single" w:sz="4" w:space="0" w:color="auto"/>
+              <w:right w:val="single" w:sz="4" w:space="0" w:color="auto"/>
+            </w:tcBorders>
+            <w:shd w:val="clear" w:color="auto" w:fill="auto"/>
+          </w:tcPr>
+          <w:p>
+            <w:r>
+              <w:t>Uses plain English, translating technical terminology when necessary, to communicate with a range of personnel and determine objectives, articulate ideas and requirements, and develop plans Elicits information using effective listening and questioning techniques</w:t>
             </w:r>
           </w:p>
         </w:tc>
@@ -4962,6 +5494,7 @@
               <w:left w:val="single" w:sz="4" w:space="0" w:color="auto"/>
               <w:right w:val="single" w:sz="4" w:space="0" w:color="auto"/>
             </w:tcBorders>
+            <w:shd w:val="clear" w:color="auto" w:fill="auto"/>
           </w:tcPr>
           <w:p>
             <w:r>
@@ -4976,8 +5509,11 @@
               <w:left w:val="single" w:sz="4" w:space="0" w:color="auto"/>
               <w:right w:val="single" w:sz="4" w:space="0" w:color="auto"/>
             </w:tcBorders>
-          </w:tcPr>
-          <w:p/>
+            <w:shd w:val="clear" w:color="auto" w:fill="auto"/>
+          </w:tcPr>
+          <w:p>
+            <w:r/>
+          </w:p>
         </w:tc>
         <w:tc>
           <w:tcPr>
@@ -4986,8 +5522,11 @@
               <w:left w:val="single" w:sz="4" w:space="0" w:color="auto"/>
               <w:right w:val="single" w:sz="4" w:space="0" w:color="auto"/>
             </w:tcBorders>
-          </w:tcPr>
-          <w:p/>
+            <w:shd w:val="clear" w:color="auto" w:fill="auto"/>
+          </w:tcPr>
+          <w:p>
+            <w:r/>
+          </w:p>
         </w:tc>
         <w:tc>
           <w:tcPr>
@@ -4996,8 +5535,11 @@
               <w:left w:val="single" w:sz="4" w:space="0" w:color="auto"/>
               <w:right w:val="single" w:sz="4" w:space="0" w:color="auto"/>
             </w:tcBorders>
-          </w:tcPr>
-          <w:p/>
+            <w:shd w:val="clear" w:color="auto" w:fill="auto"/>
+          </w:tcPr>
+          <w:p>
+            <w:r/>
+          </w:p>
         </w:tc>
         <w:tc>
           <w:tcPr>
@@ -5006,8 +5548,11 @@
               <w:left w:val="single" w:sz="4" w:space="0" w:color="auto"/>
               <w:right w:val="nil"/>
             </w:tcBorders>
-          </w:tcPr>
-          <w:p/>
+            <w:shd w:val="clear" w:color="auto" w:fill="auto"/>
+          </w:tcPr>
+          <w:p>
+            <w:r/>
+          </w:p>
         </w:tc>
       </w:tr>
       <w:tr>
@@ -5018,13 +5563,15 @@
           <w:tcPr>
             <w:tcW w:w="2381" w:type="dxa"/>
             <w:tcBorders>
+              <w:top w:val="single" w:sz="4" w:space="0" w:color="auto"/>
               <w:left w:val="nil"/>
               <w:right w:val="single" w:sz="4" w:space="0" w:color="auto"/>
             </w:tcBorders>
-          </w:tcPr>
-          <w:p>
-            <w:r>
-              <w:t>Oral Communication</w:t>
+            <w:shd w:val="clear" w:color="auto" w:fill="auto"/>
+          </w:tcPr>
+          <w:p>
+            <w:r>
+              <w:t>Numeracy</w:t>
             </w:r>
           </w:p>
         </w:tc>
@@ -5032,23 +5579,29 @@
           <w:tcPr>
             <w:tcW w:w="2552" w:type="dxa"/>
             <w:tcBorders>
-              <w:left w:val="single" w:sz="4" w:space="0" w:color="auto"/>
-              <w:right w:val="single" w:sz="4" w:space="0" w:color="auto"/>
-            </w:tcBorders>
-          </w:tcPr>
-          <w:p/>
+              <w:top w:val="single" w:sz="4" w:space="0" w:color="auto"/>
+              <w:left w:val="single" w:sz="4" w:space="0" w:color="auto"/>
+              <w:right w:val="single" w:sz="4" w:space="0" w:color="auto"/>
+            </w:tcBorders>
+            <w:shd w:val="clear" w:color="auto" w:fill="auto"/>
+          </w:tcPr>
+          <w:p>
+            <w:r/>
+          </w:p>
         </w:tc>
         <w:tc>
           <w:tcPr>
             <w:tcW w:w="6339" w:type="dxa"/>
             <w:tcBorders>
-              <w:left w:val="single" w:sz="4" w:space="0" w:color="auto"/>
-              <w:right w:val="single" w:sz="4" w:space="0" w:color="auto"/>
-            </w:tcBorders>
-          </w:tcPr>
-          <w:p>
-            <w:r>
-              <w:t>Elicits information using effective listening and questioning techniques</w:t>
+              <w:top w:val="single" w:sz="4" w:space="0" w:color="auto"/>
+              <w:left w:val="single" w:sz="4" w:space="0" w:color="auto"/>
+              <w:right w:val="single" w:sz="4" w:space="0" w:color="auto"/>
+            </w:tcBorders>
+            <w:shd w:val="clear" w:color="auto" w:fill="auto"/>
+          </w:tcPr>
+          <w:p>
+            <w:r>
+              <w:t>Interprets numerical data and applies mathematical calculations to assess the financial implications of introducing changes</w:t>
             </w:r>
           </w:p>
         </w:tc>
@@ -5059,10 +5612,11 @@
               <w:left w:val="single" w:sz="4" w:space="0" w:color="auto"/>
               <w:right w:val="single" w:sz="4" w:space="0" w:color="auto"/>
             </w:tcBorders>
-          </w:tcPr>
-          <w:p>
-            <w:r>
-              <w:t>B7, B8</w:t>
+            <w:shd w:val="clear" w:color="auto" w:fill="auto"/>
+          </w:tcPr>
+          <w:p>
+            <w:r>
+              <w:t>A5</w:t>
             </w:r>
           </w:p>
         </w:tc>
@@ -5073,8 +5627,11 @@
               <w:left w:val="single" w:sz="4" w:space="0" w:color="auto"/>
               <w:right w:val="single" w:sz="4" w:space="0" w:color="auto"/>
             </w:tcBorders>
-          </w:tcPr>
-          <w:p/>
+            <w:shd w:val="clear" w:color="auto" w:fill="auto"/>
+          </w:tcPr>
+          <w:p>
+            <w:r/>
+          </w:p>
         </w:tc>
         <w:tc>
           <w:tcPr>
@@ -5083,8 +5640,11 @@
               <w:left w:val="single" w:sz="4" w:space="0" w:color="auto"/>
               <w:right w:val="single" w:sz="4" w:space="0" w:color="auto"/>
             </w:tcBorders>
-          </w:tcPr>
-          <w:p/>
+            <w:shd w:val="clear" w:color="auto" w:fill="auto"/>
+          </w:tcPr>
+          <w:p>
+            <w:r/>
+          </w:p>
         </w:tc>
         <w:tc>
           <w:tcPr>
@@ -5093,8 +5653,11 @@
               <w:left w:val="single" w:sz="4" w:space="0" w:color="auto"/>
               <w:right w:val="single" w:sz="4" w:space="0" w:color="auto"/>
             </w:tcBorders>
-          </w:tcPr>
-          <w:p/>
+            <w:shd w:val="clear" w:color="auto" w:fill="auto"/>
+          </w:tcPr>
+          <w:p>
+            <w:r/>
+          </w:p>
         </w:tc>
         <w:tc>
           <w:tcPr>
@@ -5103,8 +5666,11 @@
               <w:left w:val="single" w:sz="4" w:space="0" w:color="auto"/>
               <w:right w:val="nil"/>
             </w:tcBorders>
-          </w:tcPr>
-          <w:p/>
+            <w:shd w:val="clear" w:color="auto" w:fill="auto"/>
+          </w:tcPr>
+          <w:p>
+            <w:r/>
+          </w:p>
         </w:tc>
       </w:tr>
       <w:tr>
@@ -5115,13 +5681,15 @@
           <w:tcPr>
             <w:tcW w:w="2381" w:type="dxa"/>
             <w:tcBorders>
+              <w:top w:val="single" w:sz="4" w:space="0" w:color="auto"/>
               <w:left w:val="nil"/>
               <w:right w:val="single" w:sz="4" w:space="0" w:color="auto"/>
             </w:tcBorders>
-          </w:tcPr>
-          <w:p>
-            <w:r>
-              <w:t>Numeracy</w:t>
+            <w:shd w:val="clear" w:color="auto" w:fill="auto"/>
+          </w:tcPr>
+          <w:p>
+            <w:r>
+              <w:t>Navigate the world of work</w:t>
             </w:r>
           </w:p>
         </w:tc>
@@ -5129,23 +5697,29 @@
           <w:tcPr>
             <w:tcW w:w="2552" w:type="dxa"/>
             <w:tcBorders>
-              <w:left w:val="single" w:sz="4" w:space="0" w:color="auto"/>
-              <w:right w:val="single" w:sz="4" w:space="0" w:color="auto"/>
-            </w:tcBorders>
-          </w:tcPr>
-          <w:p/>
+              <w:top w:val="single" w:sz="4" w:space="0" w:color="auto"/>
+              <w:left w:val="single" w:sz="4" w:space="0" w:color="auto"/>
+              <w:right w:val="single" w:sz="4" w:space="0" w:color="auto"/>
+            </w:tcBorders>
+            <w:shd w:val="clear" w:color="auto" w:fill="auto"/>
+          </w:tcPr>
+          <w:p>
+            <w:r/>
+          </w:p>
         </w:tc>
         <w:tc>
           <w:tcPr>
             <w:tcW w:w="6339" w:type="dxa"/>
             <w:tcBorders>
-              <w:left w:val="single" w:sz="4" w:space="0" w:color="auto"/>
-              <w:right w:val="single" w:sz="4" w:space="0" w:color="auto"/>
-            </w:tcBorders>
-          </w:tcPr>
-          <w:p>
-            <w:r>
-              <w:t>Interprets numerical data and applies mathematical calculations to assess the financial implications of introducing changes</w:t>
+              <w:top w:val="single" w:sz="4" w:space="0" w:color="auto"/>
+              <w:left w:val="single" w:sz="4" w:space="0" w:color="auto"/>
+              <w:right w:val="single" w:sz="4" w:space="0" w:color="auto"/>
+            </w:tcBorders>
+            <w:shd w:val="clear" w:color="auto" w:fill="auto"/>
+          </w:tcPr>
+          <w:p>
+            <w:r>
+              <w:t>Accepts responsibility and ownership for the task and makes decisions according to organisational needs and the need for coordination with others Takes personal responsibility for following explicit and implicit policies, procedures and legislative requirements</w:t>
             </w:r>
           </w:p>
         </w:tc>
@@ -5156,10 +5730,11 @@
               <w:left w:val="single" w:sz="4" w:space="0" w:color="auto"/>
               <w:right w:val="single" w:sz="4" w:space="0" w:color="auto"/>
             </w:tcBorders>
-          </w:tcPr>
-          <w:p>
-            <w:r>
-              <w:t>A5</w:t>
+            <w:shd w:val="clear" w:color="auto" w:fill="auto"/>
+          </w:tcPr>
+          <w:p>
+            <w:r>
+              <w:t>A8</w:t>
             </w:r>
           </w:p>
         </w:tc>
@@ -5170,8 +5745,11 @@
               <w:left w:val="single" w:sz="4" w:space="0" w:color="auto"/>
               <w:right w:val="single" w:sz="4" w:space="0" w:color="auto"/>
             </w:tcBorders>
-          </w:tcPr>
-          <w:p/>
+            <w:shd w:val="clear" w:color="auto" w:fill="auto"/>
+          </w:tcPr>
+          <w:p>
+            <w:r/>
+          </w:p>
         </w:tc>
         <w:tc>
           <w:tcPr>
@@ -5180,8 +5758,11 @@
               <w:left w:val="single" w:sz="4" w:space="0" w:color="auto"/>
               <w:right w:val="single" w:sz="4" w:space="0" w:color="auto"/>
             </w:tcBorders>
-          </w:tcPr>
-          <w:p/>
+            <w:shd w:val="clear" w:color="auto" w:fill="auto"/>
+          </w:tcPr>
+          <w:p>
+            <w:r/>
+          </w:p>
         </w:tc>
         <w:tc>
           <w:tcPr>
@@ -5190,8 +5771,11 @@
               <w:left w:val="single" w:sz="4" w:space="0" w:color="auto"/>
               <w:right w:val="single" w:sz="4" w:space="0" w:color="auto"/>
             </w:tcBorders>
-          </w:tcPr>
-          <w:p/>
+            <w:shd w:val="clear" w:color="auto" w:fill="auto"/>
+          </w:tcPr>
+          <w:p>
+            <w:r/>
+          </w:p>
         </w:tc>
         <w:tc>
           <w:tcPr>
@@ -5200,8 +5784,11 @@
               <w:left w:val="single" w:sz="4" w:space="0" w:color="auto"/>
               <w:right w:val="nil"/>
             </w:tcBorders>
-          </w:tcPr>
-          <w:p/>
+            <w:shd w:val="clear" w:color="auto" w:fill="auto"/>
+          </w:tcPr>
+          <w:p>
+            <w:r/>
+          </w:p>
         </w:tc>
       </w:tr>
       <w:tr>
@@ -5212,13 +5799,15 @@
           <w:tcPr>
             <w:tcW w:w="2381" w:type="dxa"/>
             <w:tcBorders>
+              <w:top w:val="single" w:sz="4" w:space="0" w:color="auto"/>
               <w:left w:val="nil"/>
               <w:right w:val="single" w:sz="4" w:space="0" w:color="auto"/>
             </w:tcBorders>
-          </w:tcPr>
-          <w:p>
-            <w:r>
-              <w:t>Navigate the world of work</w:t>
+            <w:shd w:val="clear" w:color="auto" w:fill="auto"/>
+          </w:tcPr>
+          <w:p>
+            <w:r>
+              <w:t>Interact with others</w:t>
             </w:r>
           </w:p>
         </w:tc>
@@ -5226,23 +5815,29 @@
           <w:tcPr>
             <w:tcW w:w="2552" w:type="dxa"/>
             <w:tcBorders>
-              <w:left w:val="single" w:sz="4" w:space="0" w:color="auto"/>
-              <w:right w:val="single" w:sz="4" w:space="0" w:color="auto"/>
-            </w:tcBorders>
-          </w:tcPr>
-          <w:p/>
+              <w:top w:val="single" w:sz="4" w:space="0" w:color="auto"/>
+              <w:left w:val="single" w:sz="4" w:space="0" w:color="auto"/>
+              <w:right w:val="single" w:sz="4" w:space="0" w:color="auto"/>
+            </w:tcBorders>
+            <w:shd w:val="clear" w:color="auto" w:fill="auto"/>
+          </w:tcPr>
+          <w:p>
+            <w:r/>
+          </w:p>
         </w:tc>
         <w:tc>
           <w:tcPr>
             <w:tcW w:w="6339" w:type="dxa"/>
             <w:tcBorders>
-              <w:left w:val="single" w:sz="4" w:space="0" w:color="auto"/>
-              <w:right w:val="single" w:sz="4" w:space="0" w:color="auto"/>
-            </w:tcBorders>
-          </w:tcPr>
-          <w:p>
-            <w:r>
-              <w:t>Accepts responsibility and ownership for the task and makes decisions according to organisational needs and the need for coordination with others</w:t>
+              <w:top w:val="single" w:sz="4" w:space="0" w:color="auto"/>
+              <w:left w:val="single" w:sz="4" w:space="0" w:color="auto"/>
+              <w:right w:val="single" w:sz="4" w:space="0" w:color="auto"/>
+            </w:tcBorders>
+            <w:shd w:val="clear" w:color="auto" w:fill="auto"/>
+          </w:tcPr>
+          <w:p>
+            <w:r>
+              <w:t>Selects and uses appropriate conventions and protocols when communicating with clients and colleagues in a range of work contexts Recognises and accommodates basic differences and priorities of others Cooperates with others and contributes to work practices where joint outcomes are expected and deadlines are to be met</w:t>
             </w:r>
           </w:p>
         </w:tc>
@@ -5253,10 +5848,11 @@
               <w:left w:val="single" w:sz="4" w:space="0" w:color="auto"/>
               <w:right w:val="single" w:sz="4" w:space="0" w:color="auto"/>
             </w:tcBorders>
-          </w:tcPr>
-          <w:p>
-            <w:r>
-              <w:t>A8</w:t>
+            <w:shd w:val="clear" w:color="auto" w:fill="auto"/>
+          </w:tcPr>
+          <w:p>
+            <w:r>
+              <w:t>B5, B6</w:t>
             </w:r>
           </w:p>
         </w:tc>
@@ -5267,8 +5863,11 @@
               <w:left w:val="single" w:sz="4" w:space="0" w:color="auto"/>
               <w:right w:val="single" w:sz="4" w:space="0" w:color="auto"/>
             </w:tcBorders>
-          </w:tcPr>
-          <w:p/>
+            <w:shd w:val="clear" w:color="auto" w:fill="auto"/>
+          </w:tcPr>
+          <w:p>
+            <w:r/>
+          </w:p>
         </w:tc>
         <w:tc>
           <w:tcPr>
@@ -5277,8 +5876,11 @@
               <w:left w:val="single" w:sz="4" w:space="0" w:color="auto"/>
               <w:right w:val="single" w:sz="4" w:space="0" w:color="auto"/>
             </w:tcBorders>
-          </w:tcPr>
-          <w:p/>
+            <w:shd w:val="clear" w:color="auto" w:fill="auto"/>
+          </w:tcPr>
+          <w:p>
+            <w:r/>
+          </w:p>
         </w:tc>
         <w:tc>
           <w:tcPr>
@@ -5287,8 +5889,11 @@
               <w:left w:val="single" w:sz="4" w:space="0" w:color="auto"/>
               <w:right w:val="single" w:sz="4" w:space="0" w:color="auto"/>
             </w:tcBorders>
-          </w:tcPr>
-          <w:p/>
+            <w:shd w:val="clear" w:color="auto" w:fill="auto"/>
+          </w:tcPr>
+          <w:p>
+            <w:r/>
+          </w:p>
         </w:tc>
         <w:tc>
           <w:tcPr>
@@ -5297,8 +5902,11 @@
               <w:left w:val="single" w:sz="4" w:space="0" w:color="auto"/>
               <w:right w:val="nil"/>
             </w:tcBorders>
-          </w:tcPr>
-          <w:p/>
+            <w:shd w:val="clear" w:color="auto" w:fill="auto"/>
+          </w:tcPr>
+          <w:p>
+            <w:r/>
+          </w:p>
         </w:tc>
       </w:tr>
       <w:tr>
@@ -5309,13 +5917,15 @@
           <w:tcPr>
             <w:tcW w:w="2381" w:type="dxa"/>
             <w:tcBorders>
+              <w:top w:val="single" w:sz="4" w:space="0" w:color="auto"/>
               <w:left w:val="nil"/>
               <w:right w:val="single" w:sz="4" w:space="0" w:color="auto"/>
             </w:tcBorders>
-          </w:tcPr>
-          <w:p>
-            <w:r>
-              <w:t>Navigate the world of work</w:t>
+            <w:shd w:val="clear" w:color="auto" w:fill="auto"/>
+          </w:tcPr>
+          <w:p>
+            <w:r>
+              <w:t>Get the work done</w:t>
             </w:r>
           </w:p>
         </w:tc>
@@ -5323,23 +5933,29 @@
           <w:tcPr>
             <w:tcW w:w="2552" w:type="dxa"/>
             <w:tcBorders>
-              <w:left w:val="single" w:sz="4" w:space="0" w:color="auto"/>
-              <w:right w:val="single" w:sz="4" w:space="0" w:color="auto"/>
-            </w:tcBorders>
-          </w:tcPr>
-          <w:p/>
+              <w:top w:val="single" w:sz="4" w:space="0" w:color="auto"/>
+              <w:left w:val="single" w:sz="4" w:space="0" w:color="auto"/>
+              <w:right w:val="single" w:sz="4" w:space="0" w:color="auto"/>
+            </w:tcBorders>
+            <w:shd w:val="clear" w:color="auto" w:fill="auto"/>
+          </w:tcPr>
+          <w:p>
+            <w:r/>
+          </w:p>
         </w:tc>
         <w:tc>
           <w:tcPr>
             <w:tcW w:w="6339" w:type="dxa"/>
             <w:tcBorders>
-              <w:left w:val="single" w:sz="4" w:space="0" w:color="auto"/>
-              <w:right w:val="single" w:sz="4" w:space="0" w:color="auto"/>
-            </w:tcBorders>
-          </w:tcPr>
-          <w:p>
-            <w:r>
-              <w:t>Takes personal responsibility for following explicit and implicit policies, procedures and legislative requirements</w:t>
+              <w:top w:val="single" w:sz="4" w:space="0" w:color="auto"/>
+              <w:left w:val="single" w:sz="4" w:space="0" w:color="auto"/>
+              <w:right w:val="single" w:sz="4" w:space="0" w:color="auto"/>
+            </w:tcBorders>
+            <w:shd w:val="clear" w:color="auto" w:fill="auto"/>
+          </w:tcPr>
+          <w:p>
+            <w:r>
+              <w:t>Accepts responsibility for planning and sequencing complex tasks and workload, negotiating key aspects with others and taking into account capabilities, efficiencies and effectiveness Applies systematic and analytical decision making processes for complex and non-routine situations Investigates new and innovative ideas as a means to continuously improve work practices and processes through consultation and formal and analytical thinking Uses and investigates new digital technologies and applications to manage and manipulate data and communicate effectively with others in a secure and stable digital environment</w:t>
             </w:r>
           </w:p>
         </w:tc>
@@ -5350,10 +5966,11 @@
               <w:left w:val="single" w:sz="4" w:space="0" w:color="auto"/>
               <w:right w:val="single" w:sz="4" w:space="0" w:color="auto"/>
             </w:tcBorders>
-          </w:tcPr>
-          <w:p>
-            <w:r>
-              <w:t>A8</w:t>
+            <w:shd w:val="clear" w:color="auto" w:fill="auto"/>
+          </w:tcPr>
+          <w:p>
+            <w:r>
+              <w:t>A4, A8, A12</w:t>
             </w:r>
           </w:p>
         </w:tc>
@@ -5364,8 +5981,11 @@
               <w:left w:val="single" w:sz="4" w:space="0" w:color="auto"/>
               <w:right w:val="single" w:sz="4" w:space="0" w:color="auto"/>
             </w:tcBorders>
-          </w:tcPr>
-          <w:p/>
+            <w:shd w:val="clear" w:color="auto" w:fill="auto"/>
+          </w:tcPr>
+          <w:p>
+            <w:r/>
+          </w:p>
         </w:tc>
         <w:tc>
           <w:tcPr>
@@ -5374,8 +5994,11 @@
               <w:left w:val="single" w:sz="4" w:space="0" w:color="auto"/>
               <w:right w:val="single" w:sz="4" w:space="0" w:color="auto"/>
             </w:tcBorders>
-          </w:tcPr>
-          <w:p/>
+            <w:shd w:val="clear" w:color="auto" w:fill="auto"/>
+          </w:tcPr>
+          <w:p>
+            <w:r/>
+          </w:p>
         </w:tc>
         <w:tc>
           <w:tcPr>
@@ -5384,8 +6007,11 @@
               <w:left w:val="single" w:sz="4" w:space="0" w:color="auto"/>
               <w:right w:val="single" w:sz="4" w:space="0" w:color="auto"/>
             </w:tcBorders>
-          </w:tcPr>
-          <w:p/>
+            <w:shd w:val="clear" w:color="auto" w:fill="auto"/>
+          </w:tcPr>
+          <w:p>
+            <w:r/>
+          </w:p>
         </w:tc>
         <w:tc>
           <w:tcPr>
@@ -5394,693 +6020,11 @@
               <w:left w:val="single" w:sz="4" w:space="0" w:color="auto"/>
               <w:right w:val="nil"/>
             </w:tcBorders>
-          </w:tcPr>
-          <w:p/>
-        </w:tc>
-      </w:tr>
-      <w:tr>
-        <w:trPr>
-          <w:trHeight w:val="340"/>
-        </w:trPr>
-        <w:tc>
-          <w:tcPr>
-            <w:tcW w:w="2381" w:type="dxa"/>
-            <w:tcBorders>
-              <w:left w:val="nil"/>
-              <w:right w:val="single" w:sz="4" w:space="0" w:color="auto"/>
-            </w:tcBorders>
-          </w:tcPr>
-          <w:p>
-            <w:r>
-              <w:t>Interact with others</w:t>
-            </w:r>
-          </w:p>
-        </w:tc>
-        <w:tc>
-          <w:tcPr>
-            <w:tcW w:w="2552" w:type="dxa"/>
-            <w:tcBorders>
-              <w:left w:val="single" w:sz="4" w:space="0" w:color="auto"/>
-              <w:right w:val="single" w:sz="4" w:space="0" w:color="auto"/>
-            </w:tcBorders>
-          </w:tcPr>
-          <w:p/>
-        </w:tc>
-        <w:tc>
-          <w:tcPr>
-            <w:tcW w:w="6339" w:type="dxa"/>
-            <w:tcBorders>
-              <w:left w:val="single" w:sz="4" w:space="0" w:color="auto"/>
-              <w:right w:val="single" w:sz="4" w:space="0" w:color="auto"/>
-            </w:tcBorders>
-          </w:tcPr>
-          <w:p>
-            <w:r>
-              <w:t>Selects and uses appropriate conventions and protocols when communicating with clients and colleagues in a range of work contexts</w:t>
-            </w:r>
-          </w:p>
-        </w:tc>
-        <w:tc>
-          <w:tcPr>
-            <w:tcW w:w="859" w:type="dxa"/>
-            <w:tcBorders>
-              <w:left w:val="single" w:sz="4" w:space="0" w:color="auto"/>
-              <w:right w:val="single" w:sz="4" w:space="0" w:color="auto"/>
-            </w:tcBorders>
-          </w:tcPr>
-          <w:p>
-            <w:r>
-              <w:t>B5, B6</w:t>
-            </w:r>
-          </w:p>
-        </w:tc>
-        <w:tc>
-          <w:tcPr>
-            <w:tcW w:w="859" w:type="dxa"/>
-            <w:tcBorders>
-              <w:left w:val="single" w:sz="4" w:space="0" w:color="auto"/>
-              <w:right w:val="single" w:sz="4" w:space="0" w:color="auto"/>
-            </w:tcBorders>
-          </w:tcPr>
-          <w:p/>
-        </w:tc>
-        <w:tc>
-          <w:tcPr>
-            <w:tcW w:w="859" w:type="dxa"/>
-            <w:tcBorders>
-              <w:left w:val="single" w:sz="4" w:space="0" w:color="auto"/>
-              <w:right w:val="single" w:sz="4" w:space="0" w:color="auto"/>
-            </w:tcBorders>
-          </w:tcPr>
-          <w:p/>
-        </w:tc>
-        <w:tc>
-          <w:tcPr>
-            <w:tcW w:w="859" w:type="dxa"/>
-            <w:tcBorders>
-              <w:left w:val="single" w:sz="4" w:space="0" w:color="auto"/>
-              <w:right w:val="single" w:sz="4" w:space="0" w:color="auto"/>
-            </w:tcBorders>
-          </w:tcPr>
-          <w:p/>
-        </w:tc>
-        <w:tc>
-          <w:tcPr>
-            <w:tcW w:w="860" w:type="dxa"/>
-            <w:tcBorders>
-              <w:left w:val="single" w:sz="4" w:space="0" w:color="auto"/>
-              <w:right w:val="nil"/>
-            </w:tcBorders>
-          </w:tcPr>
-          <w:p/>
-        </w:tc>
-      </w:tr>
-      <w:tr>
-        <w:trPr>
-          <w:trHeight w:val="340"/>
-        </w:trPr>
-        <w:tc>
-          <w:tcPr>
-            <w:tcW w:w="2381" w:type="dxa"/>
-            <w:tcBorders>
-              <w:left w:val="nil"/>
-              <w:right w:val="single" w:sz="4" w:space="0" w:color="auto"/>
-            </w:tcBorders>
-          </w:tcPr>
-          <w:p>
-            <w:r>
-              <w:t>Interact with others</w:t>
-            </w:r>
-          </w:p>
-        </w:tc>
-        <w:tc>
-          <w:tcPr>
-            <w:tcW w:w="2552" w:type="dxa"/>
-            <w:tcBorders>
-              <w:left w:val="single" w:sz="4" w:space="0" w:color="auto"/>
-              <w:right w:val="single" w:sz="4" w:space="0" w:color="auto"/>
-            </w:tcBorders>
-          </w:tcPr>
-          <w:p/>
-        </w:tc>
-        <w:tc>
-          <w:tcPr>
-            <w:tcW w:w="6339" w:type="dxa"/>
-            <w:tcBorders>
-              <w:left w:val="single" w:sz="4" w:space="0" w:color="auto"/>
-              <w:right w:val="single" w:sz="4" w:space="0" w:color="auto"/>
-            </w:tcBorders>
-          </w:tcPr>
-          <w:p>
-            <w:r>
-              <w:t>Recognises and accommodates basic differences and priorities of others</w:t>
-            </w:r>
-          </w:p>
-        </w:tc>
-        <w:tc>
-          <w:tcPr>
-            <w:tcW w:w="859" w:type="dxa"/>
-            <w:tcBorders>
-              <w:left w:val="single" w:sz="4" w:space="0" w:color="auto"/>
-              <w:right w:val="single" w:sz="4" w:space="0" w:color="auto"/>
-            </w:tcBorders>
-          </w:tcPr>
-          <w:p>
-            <w:r>
-              <w:t>B5, B6</w:t>
-            </w:r>
-          </w:p>
-        </w:tc>
-        <w:tc>
-          <w:tcPr>
-            <w:tcW w:w="859" w:type="dxa"/>
-            <w:tcBorders>
-              <w:left w:val="single" w:sz="4" w:space="0" w:color="auto"/>
-              <w:right w:val="single" w:sz="4" w:space="0" w:color="auto"/>
-            </w:tcBorders>
-          </w:tcPr>
-          <w:p/>
-        </w:tc>
-        <w:tc>
-          <w:tcPr>
-            <w:tcW w:w="859" w:type="dxa"/>
-            <w:tcBorders>
-              <w:left w:val="single" w:sz="4" w:space="0" w:color="auto"/>
-              <w:right w:val="single" w:sz="4" w:space="0" w:color="auto"/>
-            </w:tcBorders>
-          </w:tcPr>
-          <w:p/>
-        </w:tc>
-        <w:tc>
-          <w:tcPr>
-            <w:tcW w:w="859" w:type="dxa"/>
-            <w:tcBorders>
-              <w:left w:val="single" w:sz="4" w:space="0" w:color="auto"/>
-              <w:right w:val="single" w:sz="4" w:space="0" w:color="auto"/>
-            </w:tcBorders>
-          </w:tcPr>
-          <w:p/>
-        </w:tc>
-        <w:tc>
-          <w:tcPr>
-            <w:tcW w:w="860" w:type="dxa"/>
-            <w:tcBorders>
-              <w:left w:val="single" w:sz="4" w:space="0" w:color="auto"/>
-              <w:right w:val="nil"/>
-            </w:tcBorders>
-          </w:tcPr>
-          <w:p/>
-        </w:tc>
-      </w:tr>
-      <w:tr>
-        <w:trPr>
-          <w:trHeight w:val="340"/>
-        </w:trPr>
-        <w:tc>
-          <w:tcPr>
-            <w:tcW w:w="2381" w:type="dxa"/>
-            <w:tcBorders>
-              <w:left w:val="nil"/>
-              <w:right w:val="single" w:sz="4" w:space="0" w:color="auto"/>
-            </w:tcBorders>
-          </w:tcPr>
-          <w:p>
-            <w:r>
-              <w:t>Interact with others</w:t>
-            </w:r>
-          </w:p>
-        </w:tc>
-        <w:tc>
-          <w:tcPr>
-            <w:tcW w:w="2552" w:type="dxa"/>
-            <w:tcBorders>
-              <w:left w:val="single" w:sz="4" w:space="0" w:color="auto"/>
-              <w:right w:val="single" w:sz="4" w:space="0" w:color="auto"/>
-            </w:tcBorders>
-          </w:tcPr>
-          <w:p/>
-        </w:tc>
-        <w:tc>
-          <w:tcPr>
-            <w:tcW w:w="6339" w:type="dxa"/>
-            <w:tcBorders>
-              <w:left w:val="single" w:sz="4" w:space="0" w:color="auto"/>
-              <w:right w:val="single" w:sz="4" w:space="0" w:color="auto"/>
-            </w:tcBorders>
-          </w:tcPr>
-          <w:p>
-            <w:pPr>
-              <w:tabs>
-                <w:tab w:val="left" w:pos="1020"/>
-              </w:tabs>
-            </w:pPr>
-            <w:r>
-              <w:t>Cooperates with others and contributes to work practices where joint outcomes are expected and deadlines are to be met</w:t>
-            </w:r>
-          </w:p>
-        </w:tc>
-        <w:tc>
-          <w:tcPr>
-            <w:tcW w:w="859" w:type="dxa"/>
-            <w:tcBorders>
-              <w:left w:val="single" w:sz="4" w:space="0" w:color="auto"/>
-              <w:right w:val="single" w:sz="4" w:space="0" w:color="auto"/>
-            </w:tcBorders>
-          </w:tcPr>
-          <w:p>
-            <w:r>
-              <w:t>B5, B6</w:t>
-            </w:r>
-          </w:p>
-        </w:tc>
-        <w:tc>
-          <w:tcPr>
-            <w:tcW w:w="859" w:type="dxa"/>
-            <w:tcBorders>
-              <w:left w:val="single" w:sz="4" w:space="0" w:color="auto"/>
-              <w:right w:val="single" w:sz="4" w:space="0" w:color="auto"/>
-            </w:tcBorders>
-          </w:tcPr>
-          <w:p/>
-        </w:tc>
-        <w:tc>
-          <w:tcPr>
-            <w:tcW w:w="859" w:type="dxa"/>
-            <w:tcBorders>
-              <w:left w:val="single" w:sz="4" w:space="0" w:color="auto"/>
-              <w:right w:val="single" w:sz="4" w:space="0" w:color="auto"/>
-            </w:tcBorders>
-          </w:tcPr>
-          <w:p/>
-        </w:tc>
-        <w:tc>
-          <w:tcPr>
-            <w:tcW w:w="859" w:type="dxa"/>
-            <w:tcBorders>
-              <w:left w:val="single" w:sz="4" w:space="0" w:color="auto"/>
-              <w:right w:val="single" w:sz="4" w:space="0" w:color="auto"/>
-            </w:tcBorders>
-          </w:tcPr>
-          <w:p/>
-        </w:tc>
-        <w:tc>
-          <w:tcPr>
-            <w:tcW w:w="860" w:type="dxa"/>
-            <w:tcBorders>
-              <w:left w:val="single" w:sz="4" w:space="0" w:color="auto"/>
-              <w:right w:val="nil"/>
-            </w:tcBorders>
-          </w:tcPr>
-          <w:p/>
-        </w:tc>
-      </w:tr>
-      <w:tr>
-        <w:trPr>
-          <w:trHeight w:val="340"/>
-        </w:trPr>
-        <w:tc>
-          <w:tcPr>
-            <w:tcW w:w="2381" w:type="dxa"/>
-            <w:tcBorders>
-              <w:left w:val="nil"/>
-              <w:right w:val="single" w:sz="4" w:space="0" w:color="auto"/>
-            </w:tcBorders>
-          </w:tcPr>
-          <w:p>
-            <w:r>
-              <w:t>Get the work done</w:t>
-            </w:r>
-          </w:p>
-        </w:tc>
-        <w:tc>
-          <w:tcPr>
-            <w:tcW w:w="2552" w:type="dxa"/>
-            <w:tcBorders>
-              <w:left w:val="single" w:sz="4" w:space="0" w:color="auto"/>
-              <w:right w:val="single" w:sz="4" w:space="0" w:color="auto"/>
-            </w:tcBorders>
-          </w:tcPr>
-          <w:p/>
-        </w:tc>
-        <w:tc>
-          <w:tcPr>
-            <w:tcW w:w="6339" w:type="dxa"/>
-            <w:tcBorders>
-              <w:left w:val="single" w:sz="4" w:space="0" w:color="auto"/>
-              <w:right w:val="single" w:sz="4" w:space="0" w:color="auto"/>
-            </w:tcBorders>
-          </w:tcPr>
-          <w:p>
-            <w:r>
-              <w:t>Accepts responsibility for planning and sequencing complex tasks and workload, negotiating key aspects with others and taking into account capabilities, efficiencies and effectiveness</w:t>
-            </w:r>
-          </w:p>
-        </w:tc>
-        <w:tc>
-          <w:tcPr>
-            <w:tcW w:w="859" w:type="dxa"/>
-            <w:tcBorders>
-              <w:left w:val="single" w:sz="4" w:space="0" w:color="auto"/>
-              <w:right w:val="single" w:sz="4" w:space="0" w:color="auto"/>
-            </w:tcBorders>
-          </w:tcPr>
-          <w:p>
-            <w:r>
-              <w:t>A4, A8, A12</w:t>
-            </w:r>
-          </w:p>
-        </w:tc>
-        <w:tc>
-          <w:tcPr>
-            <w:tcW w:w="859" w:type="dxa"/>
-            <w:tcBorders>
-              <w:left w:val="single" w:sz="4" w:space="0" w:color="auto"/>
-              <w:right w:val="single" w:sz="4" w:space="0" w:color="auto"/>
-            </w:tcBorders>
-          </w:tcPr>
-          <w:p/>
-        </w:tc>
-        <w:tc>
-          <w:tcPr>
-            <w:tcW w:w="859" w:type="dxa"/>
-            <w:tcBorders>
-              <w:left w:val="single" w:sz="4" w:space="0" w:color="auto"/>
-              <w:right w:val="single" w:sz="4" w:space="0" w:color="auto"/>
-            </w:tcBorders>
-          </w:tcPr>
-          <w:p/>
-        </w:tc>
-        <w:tc>
-          <w:tcPr>
-            <w:tcW w:w="859" w:type="dxa"/>
-            <w:tcBorders>
-              <w:left w:val="single" w:sz="4" w:space="0" w:color="auto"/>
-              <w:right w:val="single" w:sz="4" w:space="0" w:color="auto"/>
-            </w:tcBorders>
-          </w:tcPr>
-          <w:p/>
-        </w:tc>
-        <w:tc>
-          <w:tcPr>
-            <w:tcW w:w="860" w:type="dxa"/>
-            <w:tcBorders>
-              <w:left w:val="single" w:sz="4" w:space="0" w:color="auto"/>
-              <w:right w:val="nil"/>
-            </w:tcBorders>
-          </w:tcPr>
-          <w:p/>
-        </w:tc>
-      </w:tr>
-      <w:tr>
-        <w:trPr>
-          <w:trHeight w:val="340"/>
-        </w:trPr>
-        <w:tc>
-          <w:tcPr>
-            <w:tcW w:w="2381" w:type="dxa"/>
-            <w:tcBorders>
-              <w:left w:val="nil"/>
-              <w:right w:val="single" w:sz="4" w:space="0" w:color="auto"/>
-            </w:tcBorders>
-          </w:tcPr>
-          <w:p>
-            <w:r>
-              <w:t>Get the work done</w:t>
-            </w:r>
-          </w:p>
-        </w:tc>
-        <w:tc>
-          <w:tcPr>
-            <w:tcW w:w="2552" w:type="dxa"/>
-            <w:tcBorders>
-              <w:left w:val="single" w:sz="4" w:space="0" w:color="auto"/>
-              <w:right w:val="single" w:sz="4" w:space="0" w:color="auto"/>
-            </w:tcBorders>
-          </w:tcPr>
-          <w:p/>
-        </w:tc>
-        <w:tc>
-          <w:tcPr>
-            <w:tcW w:w="6339" w:type="dxa"/>
-            <w:tcBorders>
-              <w:left w:val="single" w:sz="4" w:space="0" w:color="auto"/>
-              <w:right w:val="single" w:sz="4" w:space="0" w:color="auto"/>
-            </w:tcBorders>
-          </w:tcPr>
-          <w:p>
-            <w:r>
-              <w:t>Applies systematic and analytical decision making processes for complex and non-routine situations</w:t>
-            </w:r>
-          </w:p>
-        </w:tc>
-        <w:tc>
-          <w:tcPr>
-            <w:tcW w:w="859" w:type="dxa"/>
-            <w:tcBorders>
-              <w:left w:val="single" w:sz="4" w:space="0" w:color="auto"/>
-              <w:right w:val="single" w:sz="4" w:space="0" w:color="auto"/>
-            </w:tcBorders>
-          </w:tcPr>
-          <w:p>
-            <w:r>
-              <w:t>A4, A8, A12</w:t>
-            </w:r>
-          </w:p>
-        </w:tc>
-        <w:tc>
-          <w:tcPr>
-            <w:tcW w:w="859" w:type="dxa"/>
-            <w:tcBorders>
-              <w:left w:val="single" w:sz="4" w:space="0" w:color="auto"/>
-              <w:right w:val="single" w:sz="4" w:space="0" w:color="auto"/>
-            </w:tcBorders>
-          </w:tcPr>
-          <w:p/>
-        </w:tc>
-        <w:tc>
-          <w:tcPr>
-            <w:tcW w:w="859" w:type="dxa"/>
-            <w:tcBorders>
-              <w:left w:val="single" w:sz="4" w:space="0" w:color="auto"/>
-              <w:right w:val="single" w:sz="4" w:space="0" w:color="auto"/>
-            </w:tcBorders>
-          </w:tcPr>
-          <w:p/>
-        </w:tc>
-        <w:tc>
-          <w:tcPr>
-            <w:tcW w:w="859" w:type="dxa"/>
-            <w:tcBorders>
-              <w:left w:val="single" w:sz="4" w:space="0" w:color="auto"/>
-              <w:right w:val="single" w:sz="4" w:space="0" w:color="auto"/>
-            </w:tcBorders>
-          </w:tcPr>
-          <w:p/>
-        </w:tc>
-        <w:tc>
-          <w:tcPr>
-            <w:tcW w:w="860" w:type="dxa"/>
-            <w:tcBorders>
-              <w:left w:val="single" w:sz="4" w:space="0" w:color="auto"/>
-              <w:right w:val="nil"/>
-            </w:tcBorders>
-          </w:tcPr>
-          <w:p/>
-        </w:tc>
-      </w:tr>
-      <w:tr>
-        <w:trPr>
-          <w:trHeight w:val="340"/>
-        </w:trPr>
-        <w:tc>
-          <w:tcPr>
-            <w:tcW w:w="2381" w:type="dxa"/>
-            <w:tcBorders>
-              <w:left w:val="nil"/>
-              <w:right w:val="single" w:sz="4" w:space="0" w:color="auto"/>
-            </w:tcBorders>
-          </w:tcPr>
-          <w:p>
-            <w:r>
-              <w:lastRenderedPageBreak/>
-              <w:t>Get the work done</w:t>
-            </w:r>
-          </w:p>
-        </w:tc>
-        <w:tc>
-          <w:tcPr>
-            <w:tcW w:w="2552" w:type="dxa"/>
-            <w:tcBorders>
-              <w:left w:val="single" w:sz="4" w:space="0" w:color="auto"/>
-              <w:right w:val="single" w:sz="4" w:space="0" w:color="auto"/>
-            </w:tcBorders>
-          </w:tcPr>
-          <w:p/>
-        </w:tc>
-        <w:tc>
-          <w:tcPr>
-            <w:tcW w:w="6339" w:type="dxa"/>
-            <w:tcBorders>
-              <w:left w:val="single" w:sz="4" w:space="0" w:color="auto"/>
-              <w:right w:val="single" w:sz="4" w:space="0" w:color="auto"/>
-            </w:tcBorders>
-          </w:tcPr>
-          <w:p>
-            <w:r>
-              <w:t>Investigates new and innovative ideas as a means to continuously improve work practices and processes through consultation and formal and analytical thinking</w:t>
-            </w:r>
-          </w:p>
-        </w:tc>
-        <w:tc>
-          <w:tcPr>
-            <w:tcW w:w="859" w:type="dxa"/>
-            <w:tcBorders>
-              <w:left w:val="single" w:sz="4" w:space="0" w:color="auto"/>
-              <w:right w:val="single" w:sz="4" w:space="0" w:color="auto"/>
-            </w:tcBorders>
-          </w:tcPr>
-          <w:p>
-            <w:r>
-              <w:t>A4, A8, A12</w:t>
-            </w:r>
-          </w:p>
-        </w:tc>
-        <w:tc>
-          <w:tcPr>
-            <w:tcW w:w="859" w:type="dxa"/>
-            <w:tcBorders>
-              <w:left w:val="single" w:sz="4" w:space="0" w:color="auto"/>
-              <w:right w:val="single" w:sz="4" w:space="0" w:color="auto"/>
-            </w:tcBorders>
-          </w:tcPr>
-          <w:p/>
-        </w:tc>
-        <w:tc>
-          <w:tcPr>
-            <w:tcW w:w="859" w:type="dxa"/>
-            <w:tcBorders>
-              <w:left w:val="single" w:sz="4" w:space="0" w:color="auto"/>
-              <w:right w:val="single" w:sz="4" w:space="0" w:color="auto"/>
-            </w:tcBorders>
-          </w:tcPr>
-          <w:p/>
-        </w:tc>
-        <w:tc>
-          <w:tcPr>
-            <w:tcW w:w="859" w:type="dxa"/>
-            <w:tcBorders>
-              <w:left w:val="single" w:sz="4" w:space="0" w:color="auto"/>
-              <w:right w:val="single" w:sz="4" w:space="0" w:color="auto"/>
-            </w:tcBorders>
-          </w:tcPr>
-          <w:p/>
-        </w:tc>
-        <w:tc>
-          <w:tcPr>
-            <w:tcW w:w="860" w:type="dxa"/>
-            <w:tcBorders>
-              <w:left w:val="single" w:sz="4" w:space="0" w:color="auto"/>
-              <w:right w:val="nil"/>
-            </w:tcBorders>
-          </w:tcPr>
-          <w:p/>
-        </w:tc>
-      </w:tr>
-      <w:tr>
-        <w:trPr>
-          <w:trHeight w:val="340"/>
-        </w:trPr>
-        <w:tc>
-          <w:tcPr>
-            <w:tcW w:w="2381" w:type="dxa"/>
-            <w:tcBorders>
-              <w:left w:val="nil"/>
-              <w:right w:val="single" w:sz="4" w:space="0" w:color="auto"/>
-            </w:tcBorders>
-          </w:tcPr>
-          <w:p>
-            <w:r>
-              <w:t>Get the work done</w:t>
-            </w:r>
-          </w:p>
-        </w:tc>
-        <w:tc>
-          <w:tcPr>
-            <w:tcW w:w="2552" w:type="dxa"/>
-            <w:tcBorders>
-              <w:left w:val="single" w:sz="4" w:space="0" w:color="auto"/>
-              <w:right w:val="single" w:sz="4" w:space="0" w:color="auto"/>
-            </w:tcBorders>
-          </w:tcPr>
-          <w:p/>
-        </w:tc>
-        <w:tc>
-          <w:tcPr>
-            <w:tcW w:w="6339" w:type="dxa"/>
-            <w:tcBorders>
-              <w:left w:val="single" w:sz="4" w:space="0" w:color="auto"/>
-              <w:right w:val="single" w:sz="4" w:space="0" w:color="auto"/>
-            </w:tcBorders>
-          </w:tcPr>
-          <w:p>
-            <w:r>
-              <w:t>Uses and investigates new digital technologies and applications to manage and manipulate data and communicate effectively with others in a secure and stable digital environment</w:t>
-            </w:r>
-          </w:p>
-        </w:tc>
-        <w:tc>
-          <w:tcPr>
-            <w:tcW w:w="859" w:type="dxa"/>
-            <w:tcBorders>
-              <w:left w:val="single" w:sz="4" w:space="0" w:color="auto"/>
-              <w:right w:val="single" w:sz="4" w:space="0" w:color="auto"/>
-            </w:tcBorders>
-          </w:tcPr>
-          <w:p>
-            <w:r>
-              <w:t>A4, A8, A12</w:t>
-            </w:r>
-          </w:p>
-        </w:tc>
-        <w:tc>
-          <w:tcPr>
-            <w:tcW w:w="859" w:type="dxa"/>
-            <w:tcBorders>
-              <w:left w:val="single" w:sz="4" w:space="0" w:color="auto"/>
-              <w:right w:val="single" w:sz="4" w:space="0" w:color="auto"/>
-            </w:tcBorders>
-          </w:tcPr>
-          <w:p/>
-        </w:tc>
-        <w:tc>
-          <w:tcPr>
-            <w:tcW w:w="859" w:type="dxa"/>
-            <w:tcBorders>
-              <w:left w:val="single" w:sz="4" w:space="0" w:color="auto"/>
-              <w:right w:val="single" w:sz="4" w:space="0" w:color="auto"/>
-            </w:tcBorders>
-          </w:tcPr>
-          <w:p/>
-        </w:tc>
-        <w:tc>
-          <w:tcPr>
-            <w:tcW w:w="859" w:type="dxa"/>
-            <w:tcBorders>
-              <w:left w:val="single" w:sz="4" w:space="0" w:color="auto"/>
-              <w:right w:val="single" w:sz="4" w:space="0" w:color="auto"/>
-            </w:tcBorders>
-          </w:tcPr>
-          <w:p/>
-        </w:tc>
-        <w:tc>
-          <w:tcPr>
-            <w:tcW w:w="860" w:type="dxa"/>
-            <w:tcBorders>
-              <w:left w:val="single" w:sz="4" w:space="0" w:color="auto"/>
-              <w:right w:val="nil"/>
-            </w:tcBorders>
-          </w:tcPr>
-          <w:p/>
+            <w:shd w:val="clear" w:color="auto" w:fill="auto"/>
+          </w:tcPr>
+          <w:p>
+            <w:r/>
+          </w:p>
         </w:tc>
       </w:tr>
     </w:tbl>
@@ -6104,7 +6048,7 @@
 </file>
 
 <file path=word/endnotes.xml><?xml version="1.0" encoding="utf-8"?>
-<w:endnotes xmlns:wpc="http://schemas.microsoft.com/office/word/2010/wordprocessingCanvas" xmlns:cx="http://schemas.microsoft.com/office/drawing/2014/chartex" xmlns:cx1="http://schemas.microsoft.com/office/drawing/2015/9/8/chartex" xmlns:cx2="http://schemas.microsoft.com/office/drawing/2015/10/21/chartex" xmlns:cx3="http://schemas.microsoft.com/office/drawing/2016/5/9/chartex" xmlns:cx4="http://schemas.microsoft.com/office/drawing/2016/5/10/chartex" xmlns:cx5="http://schemas.microsoft.com/office/drawing/2016/5/11/chartex" xmlns:cx6="http://schemas.microsoft.com/office/drawing/2016/5/12/chartex" xmlns:cx7="http://schemas.microsoft.com/office/drawing/2016/5/13/chartex" xmlns:cx8="http://schemas.microsoft.com/office/drawing/2016/5/14/chartex" xmlns:mc="http://schemas.openxmlformats.org/markup-compatibility/2006" xmlns:aink="http://schemas.microsoft.com/office/drawing/2016/ink" xmlns:am3d="http://schemas.microsoft.com/office/drawing/2017/model3d" xmlns:o="urn:schemas-microsoft-com:office:office" xmlns:oel="http://schemas.microsoft.com/office/2019/extlst" xmlns:r="http://schemas.openxmlformats.org/officeDocument/2006/relationships" xmlns:m="http://schemas.openxmlformats.org/officeDocument/2006/math" xmlns:v="urn:schemas-microsoft-com:vml" xmlns:wp14="http://schemas.microsoft.com/office/word/2010/wordprocessingDrawing" xmlns:wp="http://schemas.openxmlformats.org/drawingml/2006/wordprocessingDrawing" xmlns:w10="urn:schemas-microsoft-com:office:word" xmlns:w="http://schemas.openxmlformats.org/wordprocessingml/2006/main" xmlns:w14="http://schemas.microsoft.com/office/word/2010/wordml" xmlns:w15="http://schemas.microsoft.com/office/word/2012/wordml" xmlns:w16cex="http://schemas.microsoft.com/office/word/2018/wordml/cex" xmlns:w16cid="http://schemas.microsoft.com/office/word/2016/wordml/cid" xmlns:w16="http://schemas.microsoft.com/office/word/2018/wordml" xmlns:w16du="http://schemas.microsoft.com/office/word/2023/wordml/word16du" xmlns:w16sdtdh="http://schemas.microsoft.com/office/word/2020/wordml/sdtdatahash" xmlns:w16sdtfl="http://schemas.microsoft.com/office/word/2024/wordml/sdtformatlock" xmlns:w16se="http://schemas.microsoft.com/office/word/2015/wordml/symex" xmlns:wpg="http://schemas.microsoft.com/office/word/2010/wordprocessingGroup" xmlns:wpi="http://schemas.microsoft.com/office/word/2010/wordprocessingInk" xmlns:wne="http://schemas.microsoft.com/office/word/2006/wordml" xmlns:wps="http://schemas.microsoft.com/office/word/2010/wordprocessingShape" mc:Ignorable="w14 w15 w16se w16cid w16 w16cex w16sdtdh w16sdtfl w16du wp14">
+<w:endnotes xmlns:wpc="http://schemas.microsoft.com/office/word/2010/wordprocessingCanvas" xmlns:cx="http://schemas.microsoft.com/office/drawing/2014/chartex" xmlns:cx1="http://schemas.microsoft.com/office/drawing/2015/9/8/chartex" xmlns:cx2="http://schemas.microsoft.com/office/drawing/2015/10/21/chartex" xmlns:cx3="http://schemas.microsoft.com/office/drawing/2016/5/9/chartex" xmlns:cx4="http://schemas.microsoft.com/office/drawing/2016/5/10/chartex" xmlns:cx5="http://schemas.microsoft.com/office/drawing/2016/5/11/chartex" xmlns:cx6="http://schemas.microsoft.com/office/drawing/2016/5/12/chartex" xmlns:cx7="http://schemas.microsoft.com/office/drawing/2016/5/13/chartex" xmlns:cx8="http://schemas.microsoft.com/office/drawing/2016/5/14/chartex" xmlns:mc="http://schemas.openxmlformats.org/markup-compatibility/2006" xmlns:aink="http://schemas.microsoft.com/office/drawing/2016/ink" xmlns:am3d="http://schemas.microsoft.com/office/drawing/2017/model3d" xmlns:o="urn:schemas-microsoft-com:office:office" xmlns:oel="http://schemas.microsoft.com/office/2019/extlst" xmlns:r="http://schemas.openxmlformats.org/officeDocument/2006/relationships" xmlns:m="http://schemas.openxmlformats.org/officeDocument/2006/math" xmlns:v="urn:schemas-microsoft-com:vml" xmlns:wp14="http://schemas.microsoft.com/office/word/2010/wordprocessingDrawing" xmlns:wp="http://schemas.openxmlformats.org/drawingml/2006/wordprocessingDrawing" xmlns:w10="urn:schemas-microsoft-com:office:word" xmlns:w="http://schemas.openxmlformats.org/wordprocessingml/2006/main" xmlns:w14="http://schemas.microsoft.com/office/word/2010/wordml" xmlns:w15="http://schemas.microsoft.com/office/word/2012/wordml" xmlns:w16cex="http://schemas.microsoft.com/office/word/2018/wordml/cex" xmlns:w16cid="http://schemas.microsoft.com/office/word/2016/wordml/cid" xmlns:w16="http://schemas.microsoft.com/office/word/2018/wordml" xmlns:w16sdtdh="http://schemas.microsoft.com/office/word/2020/wordml/sdtdatahash" xmlns:w16se="http://schemas.microsoft.com/office/word/2015/wordml/symex" xmlns:wpg="http://schemas.microsoft.com/office/word/2010/wordprocessingGroup" xmlns:wpi="http://schemas.microsoft.com/office/word/2010/wordprocessingInk" xmlns:wne="http://schemas.microsoft.com/office/word/2006/wordml" xmlns:wps="http://schemas.microsoft.com/office/word/2010/wordprocessingShape" mc:Ignorable="w14 w15 w16se w16cid w16 w16cex w16sdtdh wp14">
   <w:endnote w:type="separator" w:id="-1">
     <w:p>
       <w:r>
@@ -6123,7 +6067,7 @@
 </file>
 
 <file path=word/footer1.xml><?xml version="1.0" encoding="utf-8"?>
-<w:ftr xmlns:wpc="http://schemas.microsoft.com/office/word/2010/wordprocessingCanvas" xmlns:cx="http://schemas.microsoft.com/office/drawing/2014/chartex" xmlns:cx1="http://schemas.microsoft.com/office/drawing/2015/9/8/chartex" xmlns:cx2="http://schemas.microsoft.com/office/drawing/2015/10/21/chartex" xmlns:cx3="http://schemas.microsoft.com/office/drawing/2016/5/9/chartex" xmlns:cx4="http://schemas.microsoft.com/office/drawing/2016/5/10/chartex" xmlns:cx5="http://schemas.microsoft.com/office/drawing/2016/5/11/chartex" xmlns:cx6="http://schemas.microsoft.com/office/drawing/2016/5/12/chartex" xmlns:cx7="http://schemas.microsoft.com/office/drawing/2016/5/13/chartex" xmlns:cx8="http://schemas.microsoft.com/office/drawing/2016/5/14/chartex" xmlns:mc="http://schemas.openxmlformats.org/markup-compatibility/2006" xmlns:aink="http://schemas.microsoft.com/office/drawing/2016/ink" xmlns:am3d="http://schemas.microsoft.com/office/drawing/2017/model3d" xmlns:o="urn:schemas-microsoft-com:office:office" xmlns:oel="http://schemas.microsoft.com/office/2019/extlst" xmlns:r="http://schemas.openxmlformats.org/officeDocument/2006/relationships" xmlns:m="http://schemas.openxmlformats.org/officeDocument/2006/math" xmlns:v="urn:schemas-microsoft-com:vml" xmlns:wp14="http://schemas.microsoft.com/office/word/2010/wordprocessingDrawing" xmlns:wp="http://schemas.openxmlformats.org/drawingml/2006/wordprocessingDrawing" xmlns:w10="urn:schemas-microsoft-com:office:word" xmlns:w="http://schemas.openxmlformats.org/wordprocessingml/2006/main" xmlns:w14="http://schemas.microsoft.com/office/word/2010/wordml" xmlns:w15="http://schemas.microsoft.com/office/word/2012/wordml" xmlns:w16cex="http://schemas.microsoft.com/office/word/2018/wordml/cex" xmlns:w16cid="http://schemas.microsoft.com/office/word/2016/wordml/cid" xmlns:w16="http://schemas.microsoft.com/office/word/2018/wordml" xmlns:w16du="http://schemas.microsoft.com/office/word/2023/wordml/word16du" xmlns:w16sdtdh="http://schemas.microsoft.com/office/word/2020/wordml/sdtdatahash" xmlns:w16sdtfl="http://schemas.microsoft.com/office/word/2024/wordml/sdtformatlock" xmlns:w16se="http://schemas.microsoft.com/office/word/2015/wordml/symex" xmlns:wpg="http://schemas.microsoft.com/office/word/2010/wordprocessingGroup" xmlns:wpi="http://schemas.microsoft.com/office/word/2010/wordprocessingInk" xmlns:wne="http://schemas.microsoft.com/office/word/2006/wordml" xmlns:wps="http://schemas.microsoft.com/office/word/2010/wordprocessingShape" mc:Ignorable="w14 w15 w16se w16cid w16 w16cex w16sdtdh w16sdtfl w16du wp14">
+<w:ftr xmlns:wpc="http://schemas.microsoft.com/office/word/2010/wordprocessingCanvas" xmlns:cx="http://schemas.microsoft.com/office/drawing/2014/chartex" xmlns:cx1="http://schemas.microsoft.com/office/drawing/2015/9/8/chartex" xmlns:cx2="http://schemas.microsoft.com/office/drawing/2015/10/21/chartex" xmlns:cx3="http://schemas.microsoft.com/office/drawing/2016/5/9/chartex" xmlns:cx4="http://schemas.microsoft.com/office/drawing/2016/5/10/chartex" xmlns:cx5="http://schemas.microsoft.com/office/drawing/2016/5/11/chartex" xmlns:cx6="http://schemas.microsoft.com/office/drawing/2016/5/12/chartex" xmlns:cx7="http://schemas.microsoft.com/office/drawing/2016/5/13/chartex" xmlns:cx8="http://schemas.microsoft.com/office/drawing/2016/5/14/chartex" xmlns:mc="http://schemas.openxmlformats.org/markup-compatibility/2006" xmlns:aink="http://schemas.microsoft.com/office/drawing/2016/ink" xmlns:am3d="http://schemas.microsoft.com/office/drawing/2017/model3d" xmlns:o="urn:schemas-microsoft-com:office:office" xmlns:oel="http://schemas.microsoft.com/office/2019/extlst" xmlns:r="http://schemas.openxmlformats.org/officeDocument/2006/relationships" xmlns:m="http://schemas.openxmlformats.org/officeDocument/2006/math" xmlns:v="urn:schemas-microsoft-com:vml" xmlns:wp14="http://schemas.microsoft.com/office/word/2010/wordprocessingDrawing" xmlns:wp="http://schemas.openxmlformats.org/drawingml/2006/wordprocessingDrawing" xmlns:w10="urn:schemas-microsoft-com:office:word" xmlns:w="http://schemas.openxmlformats.org/wordprocessingml/2006/main" xmlns:w14="http://schemas.microsoft.com/office/word/2010/wordml" xmlns:w15="http://schemas.microsoft.com/office/word/2012/wordml" xmlns:w16cex="http://schemas.microsoft.com/office/word/2018/wordml/cex" xmlns:w16cid="http://schemas.microsoft.com/office/word/2016/wordml/cid" xmlns:w16="http://schemas.microsoft.com/office/word/2018/wordml" xmlns:w16sdtdh="http://schemas.microsoft.com/office/word/2020/wordml/sdtdatahash" xmlns:w16se="http://schemas.microsoft.com/office/word/2015/wordml/symex" xmlns:wpg="http://schemas.microsoft.com/office/word/2010/wordprocessingGroup" xmlns:wpi="http://schemas.microsoft.com/office/word/2010/wordprocessingInk" xmlns:wne="http://schemas.microsoft.com/office/word/2006/wordml" xmlns:wps="http://schemas.microsoft.com/office/word/2010/wordprocessingShape" mc:Ignorable="w14 w15 w16se w16cid w16 w16cex w16sdtdh wp14">
   <w:p>
     <w:pPr>
       <w:pStyle w:val="Footer"/>
@@ -6157,7 +6101,13 @@
       <w:t>0</w:t>
     </w:r>
     <w:r>
-      <w:t xml:space="preserve">   (Template Version 1.1)</w:t>
+      <w:t xml:space="preserve">   (Template Version 1.</w:t>
+    </w:r>
+    <w:r>
+      <w:t>1</w:t>
+    </w:r>
+    <w:r>
+      <w:t>)</w:t>
     </w:r>
     <w:r>
       <w:tab/>
@@ -6176,7 +6126,7 @@
       <w:rPr>
         <w:noProof/>
       </w:rPr>
-      <w:t>24 May 2026</w:t>
+      <w:t>9 February 2022</w:t>
     </w:r>
     <w:r>
       <w:fldChar w:fldCharType="end"/>
@@ -6219,7 +6169,7 @@
 </file>
 
 <file path=word/footnotes.xml><?xml version="1.0" encoding="utf-8"?>
-<w:footnotes xmlns:wpc="http://schemas.microsoft.com/office/word/2010/wordprocessingCanvas" xmlns:cx="http://schemas.microsoft.com/office/drawing/2014/chartex" xmlns:cx1="http://schemas.microsoft.com/office/drawing/2015/9/8/chartex" xmlns:cx2="http://schemas.microsoft.com/office/drawing/2015/10/21/chartex" xmlns:cx3="http://schemas.microsoft.com/office/drawing/2016/5/9/chartex" xmlns:cx4="http://schemas.microsoft.com/office/drawing/2016/5/10/chartex" xmlns:cx5="http://schemas.microsoft.com/office/drawing/2016/5/11/chartex" xmlns:cx6="http://schemas.microsoft.com/office/drawing/2016/5/12/chartex" xmlns:cx7="http://schemas.microsoft.com/office/drawing/2016/5/13/chartex" xmlns:cx8="http://schemas.microsoft.com/office/drawing/2016/5/14/chartex" xmlns:mc="http://schemas.openxmlformats.org/markup-compatibility/2006" xmlns:aink="http://schemas.microsoft.com/office/drawing/2016/ink" xmlns:am3d="http://schemas.microsoft.com/office/drawing/2017/model3d" xmlns:o="urn:schemas-microsoft-com:office:office" xmlns:oel="http://schemas.microsoft.com/office/2019/extlst" xmlns:r="http://schemas.openxmlformats.org/officeDocument/2006/relationships" xmlns:m="http://schemas.openxmlformats.org/officeDocument/2006/math" xmlns:v="urn:schemas-microsoft-com:vml" xmlns:wp14="http://schemas.microsoft.com/office/word/2010/wordprocessingDrawing" xmlns:wp="http://schemas.openxmlformats.org/drawingml/2006/wordprocessingDrawing" xmlns:w10="urn:schemas-microsoft-com:office:word" xmlns:w="http://schemas.openxmlformats.org/wordprocessingml/2006/main" xmlns:w14="http://schemas.microsoft.com/office/word/2010/wordml" xmlns:w15="http://schemas.microsoft.com/office/word/2012/wordml" xmlns:w16cex="http://schemas.microsoft.com/office/word/2018/wordml/cex" xmlns:w16cid="http://schemas.microsoft.com/office/word/2016/wordml/cid" xmlns:w16="http://schemas.microsoft.com/office/word/2018/wordml" xmlns:w16du="http://schemas.microsoft.com/office/word/2023/wordml/word16du" xmlns:w16sdtdh="http://schemas.microsoft.com/office/word/2020/wordml/sdtdatahash" xmlns:w16sdtfl="http://schemas.microsoft.com/office/word/2024/wordml/sdtformatlock" xmlns:w16se="http://schemas.microsoft.com/office/word/2015/wordml/symex" xmlns:wpg="http://schemas.microsoft.com/office/word/2010/wordprocessingGroup" xmlns:wpi="http://schemas.microsoft.com/office/word/2010/wordprocessingInk" xmlns:wne="http://schemas.microsoft.com/office/word/2006/wordml" xmlns:wps="http://schemas.microsoft.com/office/word/2010/wordprocessingShape" mc:Ignorable="w14 w15 w16se w16cid w16 w16cex w16sdtdh w16sdtfl w16du wp14">
+<w:footnotes xmlns:wpc="http://schemas.microsoft.com/office/word/2010/wordprocessingCanvas" xmlns:cx="http://schemas.microsoft.com/office/drawing/2014/chartex" xmlns:cx1="http://schemas.microsoft.com/office/drawing/2015/9/8/chartex" xmlns:cx2="http://schemas.microsoft.com/office/drawing/2015/10/21/chartex" xmlns:cx3="http://schemas.microsoft.com/office/drawing/2016/5/9/chartex" xmlns:cx4="http://schemas.microsoft.com/office/drawing/2016/5/10/chartex" xmlns:cx5="http://schemas.microsoft.com/office/drawing/2016/5/11/chartex" xmlns:cx6="http://schemas.microsoft.com/office/drawing/2016/5/12/chartex" xmlns:cx7="http://schemas.microsoft.com/office/drawing/2016/5/13/chartex" xmlns:cx8="http://schemas.microsoft.com/office/drawing/2016/5/14/chartex" xmlns:mc="http://schemas.openxmlformats.org/markup-compatibility/2006" xmlns:aink="http://schemas.microsoft.com/office/drawing/2016/ink" xmlns:am3d="http://schemas.microsoft.com/office/drawing/2017/model3d" xmlns:o="urn:schemas-microsoft-com:office:office" xmlns:oel="http://schemas.microsoft.com/office/2019/extlst" xmlns:r="http://schemas.openxmlformats.org/officeDocument/2006/relationships" xmlns:m="http://schemas.openxmlformats.org/officeDocument/2006/math" xmlns:v="urn:schemas-microsoft-com:vml" xmlns:wp14="http://schemas.microsoft.com/office/word/2010/wordprocessingDrawing" xmlns:wp="http://schemas.openxmlformats.org/drawingml/2006/wordprocessingDrawing" xmlns:w10="urn:schemas-microsoft-com:office:word" xmlns:w="http://schemas.openxmlformats.org/wordprocessingml/2006/main" xmlns:w14="http://schemas.microsoft.com/office/word/2010/wordml" xmlns:w15="http://schemas.microsoft.com/office/word/2012/wordml" xmlns:w16cex="http://schemas.microsoft.com/office/word/2018/wordml/cex" xmlns:w16cid="http://schemas.microsoft.com/office/word/2016/wordml/cid" xmlns:w16="http://schemas.microsoft.com/office/word/2018/wordml" xmlns:w16sdtdh="http://schemas.microsoft.com/office/word/2020/wordml/sdtdatahash" xmlns:w16se="http://schemas.microsoft.com/office/word/2015/wordml/symex" xmlns:wpg="http://schemas.microsoft.com/office/word/2010/wordprocessingGroup" xmlns:wpi="http://schemas.microsoft.com/office/word/2010/wordprocessingInk" xmlns:wne="http://schemas.microsoft.com/office/word/2006/wordml" xmlns:wps="http://schemas.microsoft.com/office/word/2010/wordprocessingShape" mc:Ignorable="w14 w15 w16se w16cid w16 w16cex w16sdtdh wp14">
   <w:footnote w:type="separator" w:id="-1">
     <w:p>
       <w:r>
@@ -6238,7 +6188,7 @@
 </file>
 
 <file path=word/header1.xml><?xml version="1.0" encoding="utf-8"?>
-<w:hdr xmlns:wpc="http://schemas.microsoft.com/office/word/2010/wordprocessingCanvas" xmlns:cx="http://schemas.microsoft.com/office/drawing/2014/chartex" xmlns:cx1="http://schemas.microsoft.com/office/drawing/2015/9/8/chartex" xmlns:cx2="http://schemas.microsoft.com/office/drawing/2015/10/21/chartex" xmlns:cx3="http://schemas.microsoft.com/office/drawing/2016/5/9/chartex" xmlns:cx4="http://schemas.microsoft.com/office/drawing/2016/5/10/chartex" xmlns:cx5="http://schemas.microsoft.com/office/drawing/2016/5/11/chartex" xmlns:cx6="http://schemas.microsoft.com/office/drawing/2016/5/12/chartex" xmlns:cx7="http://schemas.microsoft.com/office/drawing/2016/5/13/chartex" xmlns:cx8="http://schemas.microsoft.com/office/drawing/2016/5/14/chartex" xmlns:mc="http://schemas.openxmlformats.org/markup-compatibility/2006" xmlns:aink="http://schemas.microsoft.com/office/drawing/2016/ink" xmlns:am3d="http://schemas.microsoft.com/office/drawing/2017/model3d" xmlns:o="urn:schemas-microsoft-com:office:office" xmlns:oel="http://schemas.microsoft.com/office/2019/extlst" xmlns:r="http://schemas.openxmlformats.org/officeDocument/2006/relationships" xmlns:m="http://schemas.openxmlformats.org/officeDocument/2006/math" xmlns:v="urn:schemas-microsoft-com:vml" xmlns:wp14="http://schemas.microsoft.com/office/word/2010/wordprocessingDrawing" xmlns:wp="http://schemas.openxmlformats.org/drawingml/2006/wordprocessingDrawing" xmlns:w10="urn:schemas-microsoft-com:office:word" xmlns:w="http://schemas.openxmlformats.org/wordprocessingml/2006/main" xmlns:w14="http://schemas.microsoft.com/office/word/2010/wordml" xmlns:w15="http://schemas.microsoft.com/office/word/2012/wordml" xmlns:w16cex="http://schemas.microsoft.com/office/word/2018/wordml/cex" xmlns:w16cid="http://schemas.microsoft.com/office/word/2016/wordml/cid" xmlns:w16="http://schemas.microsoft.com/office/word/2018/wordml" xmlns:w16du="http://schemas.microsoft.com/office/word/2023/wordml/word16du" xmlns:w16sdtdh="http://schemas.microsoft.com/office/word/2020/wordml/sdtdatahash" xmlns:w16sdtfl="http://schemas.microsoft.com/office/word/2024/wordml/sdtformatlock" xmlns:w16se="http://schemas.microsoft.com/office/word/2015/wordml/symex" xmlns:wpg="http://schemas.microsoft.com/office/word/2010/wordprocessingGroup" xmlns:wpi="http://schemas.microsoft.com/office/word/2010/wordprocessingInk" xmlns:wne="http://schemas.microsoft.com/office/word/2006/wordml" xmlns:wps="http://schemas.microsoft.com/office/word/2010/wordprocessingShape" mc:Ignorable="w14 w15 w16se w16cid w16 w16cex w16sdtdh w16sdtfl w16du wp14">
+<w:hdr xmlns:wpc="http://schemas.microsoft.com/office/word/2010/wordprocessingCanvas" xmlns:cx="http://schemas.microsoft.com/office/drawing/2014/chartex" xmlns:cx1="http://schemas.microsoft.com/office/drawing/2015/9/8/chartex" xmlns:cx2="http://schemas.microsoft.com/office/drawing/2015/10/21/chartex" xmlns:cx3="http://schemas.microsoft.com/office/drawing/2016/5/9/chartex" xmlns:cx4="http://schemas.microsoft.com/office/drawing/2016/5/10/chartex" xmlns:cx5="http://schemas.microsoft.com/office/drawing/2016/5/11/chartex" xmlns:cx6="http://schemas.microsoft.com/office/drawing/2016/5/12/chartex" xmlns:cx7="http://schemas.microsoft.com/office/drawing/2016/5/13/chartex" xmlns:cx8="http://schemas.microsoft.com/office/drawing/2016/5/14/chartex" xmlns:mc="http://schemas.openxmlformats.org/markup-compatibility/2006" xmlns:aink="http://schemas.microsoft.com/office/drawing/2016/ink" xmlns:am3d="http://schemas.microsoft.com/office/drawing/2017/model3d" xmlns:o="urn:schemas-microsoft-com:office:office" xmlns:oel="http://schemas.microsoft.com/office/2019/extlst" xmlns:r="http://schemas.openxmlformats.org/officeDocument/2006/relationships" xmlns:m="http://schemas.openxmlformats.org/officeDocument/2006/math" xmlns:v="urn:schemas-microsoft-com:vml" xmlns:wp14="http://schemas.microsoft.com/office/word/2010/wordprocessingDrawing" xmlns:wp="http://schemas.openxmlformats.org/drawingml/2006/wordprocessingDrawing" xmlns:w10="urn:schemas-microsoft-com:office:word" xmlns:w="http://schemas.openxmlformats.org/wordprocessingml/2006/main" xmlns:w14="http://schemas.microsoft.com/office/word/2010/wordml" xmlns:w15="http://schemas.microsoft.com/office/word/2012/wordml" xmlns:w16cex="http://schemas.microsoft.com/office/word/2018/wordml/cex" xmlns:w16cid="http://schemas.microsoft.com/office/word/2016/wordml/cid" xmlns:w16="http://schemas.microsoft.com/office/word/2018/wordml" xmlns:w16sdtdh="http://schemas.microsoft.com/office/word/2020/wordml/sdtdatahash" xmlns:w16se="http://schemas.microsoft.com/office/word/2015/wordml/symex" xmlns:wpg="http://schemas.microsoft.com/office/word/2010/wordprocessingGroup" xmlns:wpi="http://schemas.microsoft.com/office/word/2010/wordprocessingInk" xmlns:wne="http://schemas.microsoft.com/office/word/2006/wordml" xmlns:wps="http://schemas.microsoft.com/office/word/2010/wordprocessingShape" mc:Ignorable="w14 w15 w16se w16cid w16 w16cex w16sdtdh wp14">
   <w:p>
     <w:pPr>
       <w:pStyle w:val="Header"/>
@@ -6330,6 +6280,7 @@
               <v:path gradientshapeok="t" o:connecttype="rect"/>
             </v:shapetype>
             <v:shape id="Text Box 2" o:spid="_x0000_s1026" type="#_x0000_t202" alt="OFFICIAL" style="position:absolute;margin-left:0;margin-top:0;width:34.95pt;height:34.95pt;z-index:251658752;visibility:visible;mso-wrap-style:none;mso-wrap-distance-left:0;mso-wrap-distance-top:0;mso-wrap-distance-right:0;mso-wrap-distance-bottom:0;mso-position-horizontal:center;mso-position-horizontal-relative:page;mso-position-vertical:top;mso-position-vertical-relative:page;v-text-anchor:top" o:gfxdata="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" filled="f" stroked="f">
+              <v:fill o:detectmouseclick="t"/>
               <v:textbox style="mso-fit-shape-to-text:t" inset="0,15pt,0,0">
                 <w:txbxContent>
                   <w:p>
@@ -6366,7 +6317,7 @@
 </file>
 
 <file path=word/header2.xml><?xml version="1.0" encoding="utf-8"?>
-<w:hdr xmlns:wpc="http://schemas.microsoft.com/office/word/2010/wordprocessingCanvas" xmlns:cx="http://schemas.microsoft.com/office/drawing/2014/chartex" xmlns:cx1="http://schemas.microsoft.com/office/drawing/2015/9/8/chartex" xmlns:cx2="http://schemas.microsoft.com/office/drawing/2015/10/21/chartex" xmlns:cx3="http://schemas.microsoft.com/office/drawing/2016/5/9/chartex" xmlns:cx4="http://schemas.microsoft.com/office/drawing/2016/5/10/chartex" xmlns:cx5="http://schemas.microsoft.com/office/drawing/2016/5/11/chartex" xmlns:cx6="http://schemas.microsoft.com/office/drawing/2016/5/12/chartex" xmlns:cx7="http://schemas.microsoft.com/office/drawing/2016/5/13/chartex" xmlns:cx8="http://schemas.microsoft.com/office/drawing/2016/5/14/chartex" xmlns:mc="http://schemas.openxmlformats.org/markup-compatibility/2006" xmlns:aink="http://schemas.microsoft.com/office/drawing/2016/ink" xmlns:am3d="http://schemas.microsoft.com/office/drawing/2017/model3d" xmlns:o="urn:schemas-microsoft-com:office:office" xmlns:oel="http://schemas.microsoft.com/office/2019/extlst" xmlns:r="http://schemas.openxmlformats.org/officeDocument/2006/relationships" xmlns:m="http://schemas.openxmlformats.org/officeDocument/2006/math" xmlns:v="urn:schemas-microsoft-com:vml" xmlns:wp14="http://schemas.microsoft.com/office/word/2010/wordprocessingDrawing" xmlns:wp="http://schemas.openxmlformats.org/drawingml/2006/wordprocessingDrawing" xmlns:w10="urn:schemas-microsoft-com:office:word" xmlns:w="http://schemas.openxmlformats.org/wordprocessingml/2006/main" xmlns:w14="http://schemas.microsoft.com/office/word/2010/wordml" xmlns:w15="http://schemas.microsoft.com/office/word/2012/wordml" xmlns:w16cex="http://schemas.microsoft.com/office/word/2018/wordml/cex" xmlns:w16cid="http://schemas.microsoft.com/office/word/2016/wordml/cid" xmlns:w16="http://schemas.microsoft.com/office/word/2018/wordml" xmlns:w16du="http://schemas.microsoft.com/office/word/2023/wordml/word16du" xmlns:w16sdtdh="http://schemas.microsoft.com/office/word/2020/wordml/sdtdatahash" xmlns:w16sdtfl="http://schemas.microsoft.com/office/word/2024/wordml/sdtformatlock" xmlns:w16se="http://schemas.microsoft.com/office/word/2015/wordml/symex" xmlns:wpg="http://schemas.microsoft.com/office/word/2010/wordprocessingGroup" xmlns:wpi="http://schemas.microsoft.com/office/word/2010/wordprocessingInk" xmlns:wne="http://schemas.microsoft.com/office/word/2006/wordml" xmlns:wps="http://schemas.microsoft.com/office/word/2010/wordprocessingShape" mc:Ignorable="w14 w15 w16se w16cid w16 w16cex w16sdtdh w16sdtfl w16du wp14">
+<w:hdr xmlns:wpc="http://schemas.microsoft.com/office/word/2010/wordprocessingCanvas" xmlns:cx="http://schemas.microsoft.com/office/drawing/2014/chartex" xmlns:cx1="http://schemas.microsoft.com/office/drawing/2015/9/8/chartex" xmlns:cx2="http://schemas.microsoft.com/office/drawing/2015/10/21/chartex" xmlns:cx3="http://schemas.microsoft.com/office/drawing/2016/5/9/chartex" xmlns:cx4="http://schemas.microsoft.com/office/drawing/2016/5/10/chartex" xmlns:cx5="http://schemas.microsoft.com/office/drawing/2016/5/11/chartex" xmlns:cx6="http://schemas.microsoft.com/office/drawing/2016/5/12/chartex" xmlns:cx7="http://schemas.microsoft.com/office/drawing/2016/5/13/chartex" xmlns:cx8="http://schemas.microsoft.com/office/drawing/2016/5/14/chartex" xmlns:mc="http://schemas.openxmlformats.org/markup-compatibility/2006" xmlns:aink="http://schemas.microsoft.com/office/drawing/2016/ink" xmlns:am3d="http://schemas.microsoft.com/office/drawing/2017/model3d" xmlns:o="urn:schemas-microsoft-com:office:office" xmlns:oel="http://schemas.microsoft.com/office/2019/extlst" xmlns:r="http://schemas.openxmlformats.org/officeDocument/2006/relationships" xmlns:m="http://schemas.openxmlformats.org/officeDocument/2006/math" xmlns:v="urn:schemas-microsoft-com:vml" xmlns:wp14="http://schemas.microsoft.com/office/word/2010/wordprocessingDrawing" xmlns:wp="http://schemas.openxmlformats.org/drawingml/2006/wordprocessingDrawing" xmlns:w10="urn:schemas-microsoft-com:office:word" xmlns:w="http://schemas.openxmlformats.org/wordprocessingml/2006/main" xmlns:w14="http://schemas.microsoft.com/office/word/2010/wordml" xmlns:w15="http://schemas.microsoft.com/office/word/2012/wordml" xmlns:w16cex="http://schemas.microsoft.com/office/word/2018/wordml/cex" xmlns:w16cid="http://schemas.microsoft.com/office/word/2016/wordml/cid" xmlns:w16="http://schemas.microsoft.com/office/word/2018/wordml" xmlns:w16sdtdh="http://schemas.microsoft.com/office/word/2020/wordml/sdtdatahash" xmlns:w16se="http://schemas.microsoft.com/office/word/2015/wordml/symex" xmlns:wpg="http://schemas.microsoft.com/office/word/2010/wordprocessingGroup" xmlns:wpi="http://schemas.microsoft.com/office/word/2010/wordprocessingInk" xmlns:wne="http://schemas.microsoft.com/office/word/2006/wordml" xmlns:wps="http://schemas.microsoft.com/office/word/2010/wordprocessingShape" mc:Ignorable="w14 w15 w16se w16cid w16 w16cex w16sdtdh wp14">
   <w:p>
     <w:pPr>
       <w:pStyle w:val="Header"/>
@@ -6458,6 +6409,7 @@
               <v:path gradientshapeok="t" o:connecttype="rect"/>
             </v:shapetype>
             <v:shape id="Text Box 3" o:spid="_x0000_s1027" type="#_x0000_t202" alt="OFFICIAL" style="position:absolute;margin-left:0;margin-top:0;width:34.95pt;height:34.95pt;z-index:251661824;visibility:visible;mso-wrap-style:none;mso-wrap-distance-left:0;mso-wrap-distance-top:0;mso-wrap-distance-right:0;mso-wrap-distance-bottom:0;mso-position-horizontal:center;mso-position-horizontal-relative:page;mso-position-vertical:top;mso-position-vertical-relative:page;v-text-anchor:top" o:gfxdata="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" filled="f" stroked="f">
+              <v:fill o:detectmouseclick="t"/>
               <v:textbox style="mso-fit-shape-to-text:t" inset="0,15pt,0,0">
                 <w:txbxContent>
                   <w:p>
@@ -6494,7 +6446,7 @@
 </file>
 
 <file path=word/header3.xml><?xml version="1.0" encoding="utf-8"?>
-<w:hdr xmlns:wpc="http://schemas.microsoft.com/office/word/2010/wordprocessingCanvas" xmlns:cx="http://schemas.microsoft.com/office/drawing/2014/chartex" xmlns:cx1="http://schemas.microsoft.com/office/drawing/2015/9/8/chartex" xmlns:cx2="http://schemas.microsoft.com/office/drawing/2015/10/21/chartex" xmlns:cx3="http://schemas.microsoft.com/office/drawing/2016/5/9/chartex" xmlns:cx4="http://schemas.microsoft.com/office/drawing/2016/5/10/chartex" xmlns:cx5="http://schemas.microsoft.com/office/drawing/2016/5/11/chartex" xmlns:cx6="http://schemas.microsoft.com/office/drawing/2016/5/12/chartex" xmlns:cx7="http://schemas.microsoft.com/office/drawing/2016/5/13/chartex" xmlns:cx8="http://schemas.microsoft.com/office/drawing/2016/5/14/chartex" xmlns:mc="http://schemas.openxmlformats.org/markup-compatibility/2006" xmlns:aink="http://schemas.microsoft.com/office/drawing/2016/ink" xmlns:am3d="http://schemas.microsoft.com/office/drawing/2017/model3d" xmlns:o="urn:schemas-microsoft-com:office:office" xmlns:oel="http://schemas.microsoft.com/office/2019/extlst" xmlns:r="http://schemas.openxmlformats.org/officeDocument/2006/relationships" xmlns:m="http://schemas.openxmlformats.org/officeDocument/2006/math" xmlns:v="urn:schemas-microsoft-com:vml" xmlns:wp14="http://schemas.microsoft.com/office/word/2010/wordprocessingDrawing" xmlns:wp="http://schemas.openxmlformats.org/drawingml/2006/wordprocessingDrawing" xmlns:w10="urn:schemas-microsoft-com:office:word" xmlns:w="http://schemas.openxmlformats.org/wordprocessingml/2006/main" xmlns:w14="http://schemas.microsoft.com/office/word/2010/wordml" xmlns:w15="http://schemas.microsoft.com/office/word/2012/wordml" xmlns:w16cex="http://schemas.microsoft.com/office/word/2018/wordml/cex" xmlns:w16cid="http://schemas.microsoft.com/office/word/2016/wordml/cid" xmlns:w16="http://schemas.microsoft.com/office/word/2018/wordml" xmlns:w16du="http://schemas.microsoft.com/office/word/2023/wordml/word16du" xmlns:w16sdtdh="http://schemas.microsoft.com/office/word/2020/wordml/sdtdatahash" xmlns:w16sdtfl="http://schemas.microsoft.com/office/word/2024/wordml/sdtformatlock" xmlns:w16se="http://schemas.microsoft.com/office/word/2015/wordml/symex" xmlns:wpg="http://schemas.microsoft.com/office/word/2010/wordprocessingGroup" xmlns:wpi="http://schemas.microsoft.com/office/word/2010/wordprocessingInk" xmlns:wne="http://schemas.microsoft.com/office/word/2006/wordml" xmlns:wps="http://schemas.microsoft.com/office/word/2010/wordprocessingShape" mc:Ignorable="w14 w15 w16se w16cid w16 w16cex w16sdtdh w16sdtfl w16du wp14">
+<w:hdr xmlns:wpc="http://schemas.microsoft.com/office/word/2010/wordprocessingCanvas" xmlns:cx="http://schemas.microsoft.com/office/drawing/2014/chartex" xmlns:cx1="http://schemas.microsoft.com/office/drawing/2015/9/8/chartex" xmlns:cx2="http://schemas.microsoft.com/office/drawing/2015/10/21/chartex" xmlns:cx3="http://schemas.microsoft.com/office/drawing/2016/5/9/chartex" xmlns:cx4="http://schemas.microsoft.com/office/drawing/2016/5/10/chartex" xmlns:cx5="http://schemas.microsoft.com/office/drawing/2016/5/11/chartex" xmlns:cx6="http://schemas.microsoft.com/office/drawing/2016/5/12/chartex" xmlns:cx7="http://schemas.microsoft.com/office/drawing/2016/5/13/chartex" xmlns:cx8="http://schemas.microsoft.com/office/drawing/2016/5/14/chartex" xmlns:mc="http://schemas.openxmlformats.org/markup-compatibility/2006" xmlns:aink="http://schemas.microsoft.com/office/drawing/2016/ink" xmlns:am3d="http://schemas.microsoft.com/office/drawing/2017/model3d" xmlns:o="urn:schemas-microsoft-com:office:office" xmlns:oel="http://schemas.microsoft.com/office/2019/extlst" xmlns:r="http://schemas.openxmlformats.org/officeDocument/2006/relationships" xmlns:m="http://schemas.openxmlformats.org/officeDocument/2006/math" xmlns:v="urn:schemas-microsoft-com:vml" xmlns:wp14="http://schemas.microsoft.com/office/word/2010/wordprocessingDrawing" xmlns:wp="http://schemas.openxmlformats.org/drawingml/2006/wordprocessingDrawing" xmlns:w10="urn:schemas-microsoft-com:office:word" xmlns:w="http://schemas.openxmlformats.org/wordprocessingml/2006/main" xmlns:w14="http://schemas.microsoft.com/office/word/2010/wordml" xmlns:w15="http://schemas.microsoft.com/office/word/2012/wordml" xmlns:w16cex="http://schemas.microsoft.com/office/word/2018/wordml/cex" xmlns:w16cid="http://schemas.microsoft.com/office/word/2016/wordml/cid" xmlns:w16="http://schemas.microsoft.com/office/word/2018/wordml" xmlns:w16sdtdh="http://schemas.microsoft.com/office/word/2020/wordml/sdtdatahash" xmlns:w16se="http://schemas.microsoft.com/office/word/2015/wordml/symex" xmlns:wpg="http://schemas.microsoft.com/office/word/2010/wordprocessingGroup" xmlns:wpi="http://schemas.microsoft.com/office/word/2010/wordprocessingInk" xmlns:wne="http://schemas.microsoft.com/office/word/2006/wordml" xmlns:wps="http://schemas.microsoft.com/office/word/2010/wordprocessingShape" mc:Ignorable="w14 w15 w16se w16cid w16 w16cex w16sdtdh wp14">
   <w:p>
     <w:pPr>
       <w:pStyle w:val="Header"/>
@@ -6586,6 +6538,7 @@
               <v:path gradientshapeok="t" o:connecttype="rect"/>
             </v:shapetype>
             <v:shape id="Text Box 1" o:spid="_x0000_s1028" type="#_x0000_t202" alt="OFFICIAL" style="position:absolute;margin-left:0;margin-top:0;width:34.95pt;height:34.95pt;z-index:251655680;visibility:visible;mso-wrap-style:none;mso-wrap-distance-left:0;mso-wrap-distance-top:0;mso-wrap-distance-right:0;mso-wrap-distance-bottom:0;mso-position-horizontal:center;mso-position-horizontal-relative:page;mso-position-vertical:top;mso-position-vertical-relative:page;v-text-anchor:top" o:gfxdata="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" filled="f" stroked="f">
+              <v:fill o:detectmouseclick="t"/>
               <v:textbox style="mso-fit-shape-to-text:t" inset="0,15pt,0,0">
                 <w:txbxContent>
                   <w:p>
@@ -6622,7 +6575,7 @@
 </file>
 
 <file path=word/numbering.xml><?xml version="1.0" encoding="utf-8"?>
-<w:numbering xmlns:wpc="http://schemas.microsoft.com/office/word/2010/wordprocessingCanvas" xmlns:cx="http://schemas.microsoft.com/office/drawing/2014/chartex" xmlns:cx1="http://schemas.microsoft.com/office/drawing/2015/9/8/chartex" xmlns:cx2="http://schemas.microsoft.com/office/drawing/2015/10/21/chartex" xmlns:cx3="http://schemas.microsoft.com/office/drawing/2016/5/9/chartex" xmlns:cx4="http://schemas.microsoft.com/office/drawing/2016/5/10/chartex" xmlns:cx5="http://schemas.microsoft.com/office/drawing/2016/5/11/chartex" xmlns:cx6="http://schemas.microsoft.com/office/drawing/2016/5/12/chartex" xmlns:cx7="http://schemas.microsoft.com/office/drawing/2016/5/13/chartex" xmlns:cx8="http://schemas.microsoft.com/office/drawing/2016/5/14/chartex" xmlns:mc="http://schemas.openxmlformats.org/markup-compatibility/2006" xmlns:aink="http://schemas.microsoft.com/office/drawing/2016/ink" xmlns:am3d="http://schemas.microsoft.com/office/drawing/2017/model3d" xmlns:o="urn:schemas-microsoft-com:office:office" xmlns:oel="http://schemas.microsoft.com/office/2019/extlst" xmlns:r="http://schemas.openxmlformats.org/officeDocument/2006/relationships" xmlns:m="http://schemas.openxmlformats.org/officeDocument/2006/math" xmlns:v="urn:schemas-microsoft-com:vml" xmlns:wp14="http://schemas.microsoft.com/office/word/2010/wordprocessingDrawing" xmlns:wp="http://schemas.openxmlformats.org/drawingml/2006/wordprocessingDrawing" xmlns:w10="urn:schemas-microsoft-com:office:word" xmlns:w="http://schemas.openxmlformats.org/wordprocessingml/2006/main" xmlns:w14="http://schemas.microsoft.com/office/word/2010/wordml" xmlns:w15="http://schemas.microsoft.com/office/word/2012/wordml" xmlns:w16cex="http://schemas.microsoft.com/office/word/2018/wordml/cex" xmlns:w16cid="http://schemas.microsoft.com/office/word/2016/wordml/cid" xmlns:w16="http://schemas.microsoft.com/office/word/2018/wordml" xmlns:w16du="http://schemas.microsoft.com/office/word/2023/wordml/word16du" xmlns:w16sdtdh="http://schemas.microsoft.com/office/word/2020/wordml/sdtdatahash" xmlns:w16sdtfl="http://schemas.microsoft.com/office/word/2024/wordml/sdtformatlock" xmlns:w16se="http://schemas.microsoft.com/office/word/2015/wordml/symex" xmlns:wpg="http://schemas.microsoft.com/office/word/2010/wordprocessingGroup" xmlns:wpi="http://schemas.microsoft.com/office/word/2010/wordprocessingInk" xmlns:wne="http://schemas.microsoft.com/office/word/2006/wordml" xmlns:wps="http://schemas.microsoft.com/office/word/2010/wordprocessingShape" mc:Ignorable="w14 w15 w16se w16cid w16 w16cex w16sdtdh w16sdtfl w16du wp14">
+<w:numbering xmlns:wpc="http://schemas.microsoft.com/office/word/2010/wordprocessingCanvas" xmlns:cx="http://schemas.microsoft.com/office/drawing/2014/chartex" xmlns:cx1="http://schemas.microsoft.com/office/drawing/2015/9/8/chartex" xmlns:cx2="http://schemas.microsoft.com/office/drawing/2015/10/21/chartex" xmlns:cx3="http://schemas.microsoft.com/office/drawing/2016/5/9/chartex" xmlns:cx4="http://schemas.microsoft.com/office/drawing/2016/5/10/chartex" xmlns:cx5="http://schemas.microsoft.com/office/drawing/2016/5/11/chartex" xmlns:cx6="http://schemas.microsoft.com/office/drawing/2016/5/12/chartex" xmlns:cx7="http://schemas.microsoft.com/office/drawing/2016/5/13/chartex" xmlns:cx8="http://schemas.microsoft.com/office/drawing/2016/5/14/chartex" xmlns:mc="http://schemas.openxmlformats.org/markup-compatibility/2006" xmlns:aink="http://schemas.microsoft.com/office/drawing/2016/ink" xmlns:am3d="http://schemas.microsoft.com/office/drawing/2017/model3d" xmlns:o="urn:schemas-microsoft-com:office:office" xmlns:oel="http://schemas.microsoft.com/office/2019/extlst" xmlns:r="http://schemas.openxmlformats.org/officeDocument/2006/relationships" xmlns:m="http://schemas.openxmlformats.org/officeDocument/2006/math" xmlns:v="urn:schemas-microsoft-com:vml" xmlns:wp14="http://schemas.microsoft.com/office/word/2010/wordprocessingDrawing" xmlns:wp="http://schemas.openxmlformats.org/drawingml/2006/wordprocessingDrawing" xmlns:w10="urn:schemas-microsoft-com:office:word" xmlns:w="http://schemas.openxmlformats.org/wordprocessingml/2006/main" xmlns:w14="http://schemas.microsoft.com/office/word/2010/wordml" xmlns:w15="http://schemas.microsoft.com/office/word/2012/wordml" xmlns:w16cex="http://schemas.microsoft.com/office/word/2018/wordml/cex" xmlns:w16cid="http://schemas.microsoft.com/office/word/2016/wordml/cid" xmlns:w16="http://schemas.microsoft.com/office/word/2018/wordml" xmlns:w16sdtdh="http://schemas.microsoft.com/office/word/2020/wordml/sdtdatahash" xmlns:w16se="http://schemas.microsoft.com/office/word/2015/wordml/symex" xmlns:wpg="http://schemas.microsoft.com/office/word/2010/wordprocessingGroup" xmlns:wpi="http://schemas.microsoft.com/office/word/2010/wordprocessingInk" xmlns:wne="http://schemas.microsoft.com/office/word/2006/wordml" xmlns:wps="http://schemas.microsoft.com/office/word/2010/wordprocessingShape" mc:Ignorable="w14 w15 w16se w16cid w16 w16cex w16sdtdh wp14">
   <w:abstractNum w:abstractNumId="0" w15:restartNumberingAfterBreak="0">
     <w:nsid w:val="008C174E"/>
     <w:multiLevelType w:val="hybridMultilevel"/>
@@ -7811,155 +7764,6 @@
     </w:lvl>
   </w:abstractNum>
   <w:abstractNum w:abstractNumId="11" w15:restartNumberingAfterBreak="0">
-    <w:nsid w:val="1DA32318"/>
-    <w:multiLevelType w:val="multilevel"/>
-    <w:tmpl w:val="2C0E6F8C"/>
-    <w:lvl w:ilvl="0">
-      <w:start w:val="1"/>
-      <w:numFmt w:val="bullet"/>
-      <w:lvlText w:val=""/>
-      <w:lvlJc w:val="left"/>
-      <w:pPr>
-        <w:tabs>
-          <w:tab w:val="num" w:pos="720"/>
-        </w:tabs>
-        <w:ind w:left="720" w:hanging="360"/>
-      </w:pPr>
-      <w:rPr>
-        <w:rFonts w:ascii="Symbol" w:hAnsi="Symbol" w:hint="default"/>
-        <w:sz w:val="20"/>
-      </w:rPr>
-    </w:lvl>
-    <w:lvl w:ilvl="1" w:tentative="1">
-      <w:start w:val="1"/>
-      <w:numFmt w:val="bullet"/>
-      <w:lvlText w:val="o"/>
-      <w:lvlJc w:val="left"/>
-      <w:pPr>
-        <w:tabs>
-          <w:tab w:val="num" w:pos="1440"/>
-        </w:tabs>
-        <w:ind w:left="1440" w:hanging="360"/>
-      </w:pPr>
-      <w:rPr>
-        <w:rFonts w:ascii="Courier New" w:hAnsi="Courier New" w:hint="default"/>
-        <w:sz w:val="20"/>
-      </w:rPr>
-    </w:lvl>
-    <w:lvl w:ilvl="2" w:tentative="1">
-      <w:start w:val="1"/>
-      <w:numFmt w:val="bullet"/>
-      <w:lvlText w:val=""/>
-      <w:lvlJc w:val="left"/>
-      <w:pPr>
-        <w:tabs>
-          <w:tab w:val="num" w:pos="2160"/>
-        </w:tabs>
-        <w:ind w:left="2160" w:hanging="360"/>
-      </w:pPr>
-      <w:rPr>
-        <w:rFonts w:ascii="Wingdings" w:hAnsi="Wingdings" w:hint="default"/>
-        <w:sz w:val="20"/>
-      </w:rPr>
-    </w:lvl>
-    <w:lvl w:ilvl="3" w:tentative="1">
-      <w:start w:val="1"/>
-      <w:numFmt w:val="bullet"/>
-      <w:lvlText w:val=""/>
-      <w:lvlJc w:val="left"/>
-      <w:pPr>
-        <w:tabs>
-          <w:tab w:val="num" w:pos="2880"/>
-        </w:tabs>
-        <w:ind w:left="2880" w:hanging="360"/>
-      </w:pPr>
-      <w:rPr>
-        <w:rFonts w:ascii="Wingdings" w:hAnsi="Wingdings" w:hint="default"/>
-        <w:sz w:val="20"/>
-      </w:rPr>
-    </w:lvl>
-    <w:lvl w:ilvl="4" w:tentative="1">
-      <w:start w:val="1"/>
-      <w:numFmt w:val="bullet"/>
-      <w:lvlText w:val=""/>
-      <w:lvlJc w:val="left"/>
-      <w:pPr>
-        <w:tabs>
-          <w:tab w:val="num" w:pos="3600"/>
-        </w:tabs>
-        <w:ind w:left="3600" w:hanging="360"/>
-      </w:pPr>
-      <w:rPr>
-        <w:rFonts w:ascii="Wingdings" w:hAnsi="Wingdings" w:hint="default"/>
-        <w:sz w:val="20"/>
-      </w:rPr>
-    </w:lvl>
-    <w:lvl w:ilvl="5" w:tentative="1">
-      <w:start w:val="1"/>
-      <w:numFmt w:val="bullet"/>
-      <w:lvlText w:val=""/>
-      <w:lvlJc w:val="left"/>
-      <w:pPr>
-        <w:tabs>
-          <w:tab w:val="num" w:pos="4320"/>
-        </w:tabs>
-        <w:ind w:left="4320" w:hanging="360"/>
-      </w:pPr>
-      <w:rPr>
-        <w:rFonts w:ascii="Wingdings" w:hAnsi="Wingdings" w:hint="default"/>
-        <w:sz w:val="20"/>
-      </w:rPr>
-    </w:lvl>
-    <w:lvl w:ilvl="6" w:tentative="1">
-      <w:start w:val="1"/>
-      <w:numFmt w:val="bullet"/>
-      <w:lvlText w:val=""/>
-      <w:lvlJc w:val="left"/>
-      <w:pPr>
-        <w:tabs>
-          <w:tab w:val="num" w:pos="5040"/>
-        </w:tabs>
-        <w:ind w:left="5040" w:hanging="360"/>
-      </w:pPr>
-      <w:rPr>
-        <w:rFonts w:ascii="Wingdings" w:hAnsi="Wingdings" w:hint="default"/>
-        <w:sz w:val="20"/>
-      </w:rPr>
-    </w:lvl>
-    <w:lvl w:ilvl="7" w:tentative="1">
-      <w:start w:val="1"/>
-      <w:numFmt w:val="bullet"/>
-      <w:lvlText w:val=""/>
-      <w:lvlJc w:val="left"/>
-      <w:pPr>
-        <w:tabs>
-          <w:tab w:val="num" w:pos="5760"/>
-        </w:tabs>
-        <w:ind w:left="5760" w:hanging="360"/>
-      </w:pPr>
-      <w:rPr>
-        <w:rFonts w:ascii="Wingdings" w:hAnsi="Wingdings" w:hint="default"/>
-        <w:sz w:val="20"/>
-      </w:rPr>
-    </w:lvl>
-    <w:lvl w:ilvl="8" w:tentative="1">
-      <w:start w:val="1"/>
-      <w:numFmt w:val="bullet"/>
-      <w:lvlText w:val=""/>
-      <w:lvlJc w:val="left"/>
-      <w:pPr>
-        <w:tabs>
-          <w:tab w:val="num" w:pos="6480"/>
-        </w:tabs>
-        <w:ind w:left="6480" w:hanging="360"/>
-      </w:pPr>
-      <w:rPr>
-        <w:rFonts w:ascii="Wingdings" w:hAnsi="Wingdings" w:hint="default"/>
-        <w:sz w:val="20"/>
-      </w:rPr>
-    </w:lvl>
-  </w:abstractNum>
-  <w:abstractNum w:abstractNumId="12" w15:restartNumberingAfterBreak="0">
     <w:nsid w:val="1E6B334B"/>
     <w:multiLevelType w:val="hybridMultilevel"/>
     <w:tmpl w:val="E8025744"/>
@@ -8072,7 +7876,7 @@
       </w:rPr>
     </w:lvl>
   </w:abstractNum>
-  <w:abstractNum w:abstractNumId="13" w15:restartNumberingAfterBreak="0">
+  <w:abstractNum w:abstractNumId="12" w15:restartNumberingAfterBreak="0">
     <w:nsid w:val="202F6753"/>
     <w:multiLevelType w:val="hybridMultilevel"/>
     <w:tmpl w:val="F050CEE0"/>
@@ -8185,7 +7989,7 @@
       </w:rPr>
     </w:lvl>
   </w:abstractNum>
-  <w:abstractNum w:abstractNumId="14" w15:restartNumberingAfterBreak="0">
+  <w:abstractNum w:abstractNumId="13" w15:restartNumberingAfterBreak="0">
     <w:nsid w:val="20B44E7C"/>
     <w:multiLevelType w:val="hybridMultilevel"/>
     <w:tmpl w:val="38BC0494"/>
@@ -8297,7 +8101,7 @@
       </w:rPr>
     </w:lvl>
   </w:abstractNum>
-  <w:abstractNum w:abstractNumId="15" w15:restartNumberingAfterBreak="0">
+  <w:abstractNum w:abstractNumId="14" w15:restartNumberingAfterBreak="0">
     <w:nsid w:val="229A1AC4"/>
     <w:multiLevelType w:val="hybridMultilevel"/>
     <w:tmpl w:val="F21227CC"/>
@@ -8410,7 +8214,7 @@
       </w:rPr>
     </w:lvl>
   </w:abstractNum>
-  <w:abstractNum w:abstractNumId="16" w15:restartNumberingAfterBreak="0">
+  <w:abstractNum w:abstractNumId="15" w15:restartNumberingAfterBreak="0">
     <w:nsid w:val="275D6522"/>
     <w:multiLevelType w:val="hybridMultilevel"/>
     <w:tmpl w:val="2D78A73C"/>
@@ -8523,7 +8327,7 @@
       </w:rPr>
     </w:lvl>
   </w:abstractNum>
-  <w:abstractNum w:abstractNumId="17" w15:restartNumberingAfterBreak="0">
+  <w:abstractNum w:abstractNumId="16" w15:restartNumberingAfterBreak="0">
     <w:nsid w:val="321D31C6"/>
     <w:multiLevelType w:val="hybridMultilevel"/>
     <w:tmpl w:val="418AC4B4"/>
@@ -8636,7 +8440,7 @@
       </w:rPr>
     </w:lvl>
   </w:abstractNum>
-  <w:abstractNum w:abstractNumId="18" w15:restartNumberingAfterBreak="0">
+  <w:abstractNum w:abstractNumId="17" w15:restartNumberingAfterBreak="0">
     <w:nsid w:val="35497D83"/>
     <w:multiLevelType w:val="hybridMultilevel"/>
     <w:tmpl w:val="3498F96C"/>
@@ -8725,7 +8529,7 @@
       </w:pPr>
     </w:lvl>
   </w:abstractNum>
-  <w:abstractNum w:abstractNumId="19" w15:restartNumberingAfterBreak="0">
+  <w:abstractNum w:abstractNumId="18" w15:restartNumberingAfterBreak="0">
     <w:nsid w:val="41F525DD"/>
     <w:multiLevelType w:val="hybridMultilevel"/>
     <w:tmpl w:val="B44A08F2"/>
@@ -8838,7 +8642,7 @@
       </w:rPr>
     </w:lvl>
   </w:abstractNum>
-  <w:abstractNum w:abstractNumId="20" w15:restartNumberingAfterBreak="0">
+  <w:abstractNum w:abstractNumId="19" w15:restartNumberingAfterBreak="0">
     <w:nsid w:val="46515E85"/>
     <w:multiLevelType w:val="hybridMultilevel"/>
     <w:tmpl w:val="BB2C17CC"/>
@@ -8951,7 +8755,7 @@
       </w:rPr>
     </w:lvl>
   </w:abstractNum>
-  <w:abstractNum w:abstractNumId="21" w15:restartNumberingAfterBreak="0">
+  <w:abstractNum w:abstractNumId="20" w15:restartNumberingAfterBreak="0">
     <w:nsid w:val="486749C7"/>
     <w:multiLevelType w:val="hybridMultilevel"/>
     <w:tmpl w:val="35F6992A"/>
@@ -9064,7 +8868,7 @@
       </w:rPr>
     </w:lvl>
   </w:abstractNum>
-  <w:abstractNum w:abstractNumId="22" w15:restartNumberingAfterBreak="0">
+  <w:abstractNum w:abstractNumId="21" w15:restartNumberingAfterBreak="0">
     <w:nsid w:val="49AA54A6"/>
     <w:multiLevelType w:val="hybridMultilevel"/>
     <w:tmpl w:val="580895A2"/>
@@ -9177,7 +8981,7 @@
       </w:rPr>
     </w:lvl>
   </w:abstractNum>
-  <w:abstractNum w:abstractNumId="23" w15:restartNumberingAfterBreak="0">
+  <w:abstractNum w:abstractNumId="22" w15:restartNumberingAfterBreak="0">
     <w:nsid w:val="4BA07F28"/>
     <w:multiLevelType w:val="hybridMultilevel"/>
     <w:tmpl w:val="F2228652"/>
@@ -9290,7 +9094,7 @@
       </w:rPr>
     </w:lvl>
   </w:abstractNum>
-  <w:abstractNum w:abstractNumId="24" w15:restartNumberingAfterBreak="0">
+  <w:abstractNum w:abstractNumId="23" w15:restartNumberingAfterBreak="0">
     <w:nsid w:val="4C257798"/>
     <w:multiLevelType w:val="hybridMultilevel"/>
     <w:tmpl w:val="9F3E8064"/>
@@ -9376,7 +9180,7 @@
       </w:pPr>
     </w:lvl>
   </w:abstractNum>
-  <w:abstractNum w:abstractNumId="25" w15:restartNumberingAfterBreak="0">
+  <w:abstractNum w:abstractNumId="24" w15:restartNumberingAfterBreak="0">
     <w:nsid w:val="512656FD"/>
     <w:multiLevelType w:val="hybridMultilevel"/>
     <w:tmpl w:val="DD96831E"/>
@@ -9489,7 +9293,7 @@
       </w:rPr>
     </w:lvl>
   </w:abstractNum>
-  <w:abstractNum w:abstractNumId="26" w15:restartNumberingAfterBreak="0">
+  <w:abstractNum w:abstractNumId="25" w15:restartNumberingAfterBreak="0">
     <w:nsid w:val="5CB00F1E"/>
     <w:multiLevelType w:val="hybridMultilevel"/>
     <w:tmpl w:val="2DFA36BC"/>
@@ -9602,7 +9406,7 @@
       </w:rPr>
     </w:lvl>
   </w:abstractNum>
-  <w:abstractNum w:abstractNumId="27" w15:restartNumberingAfterBreak="0">
+  <w:abstractNum w:abstractNumId="26" w15:restartNumberingAfterBreak="0">
     <w:nsid w:val="61E96012"/>
     <w:multiLevelType w:val="hybridMultilevel"/>
     <w:tmpl w:val="C6D458D8"/>
@@ -9688,7 +9492,7 @@
       </w:pPr>
     </w:lvl>
   </w:abstractNum>
-  <w:abstractNum w:abstractNumId="28" w15:restartNumberingAfterBreak="0">
+  <w:abstractNum w:abstractNumId="27" w15:restartNumberingAfterBreak="0">
     <w:nsid w:val="65AB26A3"/>
     <w:multiLevelType w:val="hybridMultilevel"/>
     <w:tmpl w:val="C8AE668E"/>
@@ -9777,7 +9581,7 @@
       </w:pPr>
     </w:lvl>
   </w:abstractNum>
-  <w:abstractNum w:abstractNumId="29" w15:restartNumberingAfterBreak="0">
+  <w:abstractNum w:abstractNumId="28" w15:restartNumberingAfterBreak="0">
     <w:nsid w:val="6B6C590A"/>
     <w:multiLevelType w:val="hybridMultilevel"/>
     <w:tmpl w:val="5D04E4CA"/>
@@ -9890,7 +9694,7 @@
       </w:rPr>
     </w:lvl>
   </w:abstractNum>
-  <w:abstractNum w:abstractNumId="30" w15:restartNumberingAfterBreak="0">
+  <w:abstractNum w:abstractNumId="29" w15:restartNumberingAfterBreak="0">
     <w:nsid w:val="6BC66878"/>
     <w:multiLevelType w:val="hybridMultilevel"/>
     <w:tmpl w:val="46967A7C"/>
@@ -10003,7 +9807,7 @@
       </w:rPr>
     </w:lvl>
   </w:abstractNum>
-  <w:abstractNum w:abstractNumId="31" w15:restartNumberingAfterBreak="0">
+  <w:abstractNum w:abstractNumId="30" w15:restartNumberingAfterBreak="0">
     <w:nsid w:val="6EEA5BA9"/>
     <w:multiLevelType w:val="hybridMultilevel"/>
     <w:tmpl w:val="55E00B66"/>
@@ -10116,7 +9920,7 @@
       </w:rPr>
     </w:lvl>
   </w:abstractNum>
-  <w:abstractNum w:abstractNumId="32" w15:restartNumberingAfterBreak="0">
+  <w:abstractNum w:abstractNumId="31" w15:restartNumberingAfterBreak="0">
     <w:nsid w:val="702D3192"/>
     <w:multiLevelType w:val="hybridMultilevel"/>
     <w:tmpl w:val="F68609CA"/>
@@ -10202,7 +10006,7 @@
       </w:pPr>
     </w:lvl>
   </w:abstractNum>
-  <w:abstractNum w:abstractNumId="33" w15:restartNumberingAfterBreak="0">
+  <w:abstractNum w:abstractNumId="32" w15:restartNumberingAfterBreak="0">
     <w:nsid w:val="71A33B79"/>
     <w:multiLevelType w:val="hybridMultilevel"/>
     <w:tmpl w:val="A2BCA3B6"/>
@@ -10288,7 +10092,7 @@
       </w:pPr>
     </w:lvl>
   </w:abstractNum>
-  <w:abstractNum w:abstractNumId="34" w15:restartNumberingAfterBreak="0">
+  <w:abstractNum w:abstractNumId="33" w15:restartNumberingAfterBreak="0">
     <w:nsid w:val="71FA5176"/>
     <w:multiLevelType w:val="hybridMultilevel"/>
     <w:tmpl w:val="D96233CA"/>
@@ -10401,7 +10205,7 @@
       </w:rPr>
     </w:lvl>
   </w:abstractNum>
-  <w:abstractNum w:abstractNumId="35" w15:restartNumberingAfterBreak="0">
+  <w:abstractNum w:abstractNumId="34" w15:restartNumberingAfterBreak="0">
     <w:nsid w:val="7A206A9D"/>
     <w:multiLevelType w:val="hybridMultilevel"/>
     <w:tmpl w:val="E00A665E"/>
@@ -10514,7 +10318,7 @@
       </w:rPr>
     </w:lvl>
   </w:abstractNum>
-  <w:abstractNum w:abstractNumId="36" w15:restartNumberingAfterBreak="0">
+  <w:abstractNum w:abstractNumId="35" w15:restartNumberingAfterBreak="0">
     <w:nsid w:val="7BE544AE"/>
     <w:multiLevelType w:val="hybridMultilevel"/>
     <w:tmpl w:val="11C06D4C"/>
@@ -10627,156 +10431,7 @@
       </w:rPr>
     </w:lvl>
   </w:abstractNum>
-  <w:abstractNum w:abstractNumId="37" w15:restartNumberingAfterBreak="0">
-    <w:nsid w:val="7C7B43A3"/>
-    <w:multiLevelType w:val="multilevel"/>
-    <w:tmpl w:val="1E889CCC"/>
-    <w:lvl w:ilvl="0">
-      <w:start w:val="1"/>
-      <w:numFmt w:val="bullet"/>
-      <w:lvlText w:val=""/>
-      <w:lvlJc w:val="left"/>
-      <w:pPr>
-        <w:tabs>
-          <w:tab w:val="num" w:pos="360"/>
-        </w:tabs>
-        <w:ind w:left="360" w:hanging="360"/>
-      </w:pPr>
-      <w:rPr>
-        <w:rFonts w:ascii="Symbol" w:hAnsi="Symbol" w:hint="default"/>
-        <w:sz w:val="20"/>
-      </w:rPr>
-    </w:lvl>
-    <w:lvl w:ilvl="1">
-      <w:start w:val="1"/>
-      <w:numFmt w:val="bullet"/>
-      <w:lvlText w:val="o"/>
-      <w:lvlJc w:val="left"/>
-      <w:pPr>
-        <w:tabs>
-          <w:tab w:val="num" w:pos="1080"/>
-        </w:tabs>
-        <w:ind w:left="1080" w:hanging="360"/>
-      </w:pPr>
-      <w:rPr>
-        <w:rFonts w:ascii="Courier New" w:hAnsi="Courier New" w:hint="default"/>
-        <w:sz w:val="20"/>
-      </w:rPr>
-    </w:lvl>
-    <w:lvl w:ilvl="2" w:tentative="1">
-      <w:start w:val="1"/>
-      <w:numFmt w:val="bullet"/>
-      <w:lvlText w:val=""/>
-      <w:lvlJc w:val="left"/>
-      <w:pPr>
-        <w:tabs>
-          <w:tab w:val="num" w:pos="1800"/>
-        </w:tabs>
-        <w:ind w:left="1800" w:hanging="360"/>
-      </w:pPr>
-      <w:rPr>
-        <w:rFonts w:ascii="Wingdings" w:hAnsi="Wingdings" w:hint="default"/>
-        <w:sz w:val="20"/>
-      </w:rPr>
-    </w:lvl>
-    <w:lvl w:ilvl="3" w:tentative="1">
-      <w:start w:val="1"/>
-      <w:numFmt w:val="bullet"/>
-      <w:lvlText w:val=""/>
-      <w:lvlJc w:val="left"/>
-      <w:pPr>
-        <w:tabs>
-          <w:tab w:val="num" w:pos="2520"/>
-        </w:tabs>
-        <w:ind w:left="2520" w:hanging="360"/>
-      </w:pPr>
-      <w:rPr>
-        <w:rFonts w:ascii="Wingdings" w:hAnsi="Wingdings" w:hint="default"/>
-        <w:sz w:val="20"/>
-      </w:rPr>
-    </w:lvl>
-    <w:lvl w:ilvl="4" w:tentative="1">
-      <w:start w:val="1"/>
-      <w:numFmt w:val="bullet"/>
-      <w:lvlText w:val=""/>
-      <w:lvlJc w:val="left"/>
-      <w:pPr>
-        <w:tabs>
-          <w:tab w:val="num" w:pos="3240"/>
-        </w:tabs>
-        <w:ind w:left="3240" w:hanging="360"/>
-      </w:pPr>
-      <w:rPr>
-        <w:rFonts w:ascii="Wingdings" w:hAnsi="Wingdings" w:hint="default"/>
-        <w:sz w:val="20"/>
-      </w:rPr>
-    </w:lvl>
-    <w:lvl w:ilvl="5" w:tentative="1">
-      <w:start w:val="1"/>
-      <w:numFmt w:val="bullet"/>
-      <w:lvlText w:val=""/>
-      <w:lvlJc w:val="left"/>
-      <w:pPr>
-        <w:tabs>
-          <w:tab w:val="num" w:pos="3960"/>
-        </w:tabs>
-        <w:ind w:left="3960" w:hanging="360"/>
-      </w:pPr>
-      <w:rPr>
-        <w:rFonts w:ascii="Wingdings" w:hAnsi="Wingdings" w:hint="default"/>
-        <w:sz w:val="20"/>
-      </w:rPr>
-    </w:lvl>
-    <w:lvl w:ilvl="6" w:tentative="1">
-      <w:start w:val="1"/>
-      <w:numFmt w:val="bullet"/>
-      <w:lvlText w:val=""/>
-      <w:lvlJc w:val="left"/>
-      <w:pPr>
-        <w:tabs>
-          <w:tab w:val="num" w:pos="4680"/>
-        </w:tabs>
-        <w:ind w:left="4680" w:hanging="360"/>
-      </w:pPr>
-      <w:rPr>
-        <w:rFonts w:ascii="Wingdings" w:hAnsi="Wingdings" w:hint="default"/>
-        <w:sz w:val="20"/>
-      </w:rPr>
-    </w:lvl>
-    <w:lvl w:ilvl="7" w:tentative="1">
-      <w:start w:val="1"/>
-      <w:numFmt w:val="bullet"/>
-      <w:lvlText w:val=""/>
-      <w:lvlJc w:val="left"/>
-      <w:pPr>
-        <w:tabs>
-          <w:tab w:val="num" w:pos="5400"/>
-        </w:tabs>
-        <w:ind w:left="5400" w:hanging="360"/>
-      </w:pPr>
-      <w:rPr>
-        <w:rFonts w:ascii="Wingdings" w:hAnsi="Wingdings" w:hint="default"/>
-        <w:sz w:val="20"/>
-      </w:rPr>
-    </w:lvl>
-    <w:lvl w:ilvl="8" w:tentative="1">
-      <w:start w:val="1"/>
-      <w:numFmt w:val="bullet"/>
-      <w:lvlText w:val=""/>
-      <w:lvlJc w:val="left"/>
-      <w:pPr>
-        <w:tabs>
-          <w:tab w:val="num" w:pos="6120"/>
-        </w:tabs>
-        <w:ind w:left="6120" w:hanging="360"/>
-      </w:pPr>
-      <w:rPr>
-        <w:rFonts w:ascii="Wingdings" w:hAnsi="Wingdings" w:hint="default"/>
-        <w:sz w:val="20"/>
-      </w:rPr>
-    </w:lvl>
-  </w:abstractNum>
-  <w:abstractNum w:abstractNumId="38" w15:restartNumberingAfterBreak="0">
+  <w:abstractNum w:abstractNumId="36" w15:restartNumberingAfterBreak="0">
     <w:nsid w:val="7E560167"/>
     <w:multiLevelType w:val="hybridMultilevel"/>
     <w:tmpl w:val="F7422A3C"/>
@@ -10890,7 +10545,7 @@
     </w:lvl>
   </w:abstractNum>
   <w:num w:numId="1" w16cid:durableId="1326785105">
-    <w:abstractNumId w:val="13"/>
+    <w:abstractNumId w:val="12"/>
   </w:num>
   <w:num w:numId="2" w16cid:durableId="1496801457">
     <w:abstractNumId w:val="8"/>
@@ -10899,34 +10554,34 @@
     <w:abstractNumId w:val="3"/>
   </w:num>
   <w:num w:numId="4" w16cid:durableId="1227642604">
-    <w:abstractNumId w:val="30"/>
+    <w:abstractNumId w:val="29"/>
   </w:num>
   <w:num w:numId="5" w16cid:durableId="388115528">
     <w:abstractNumId w:val="0"/>
   </w:num>
   <w:num w:numId="6" w16cid:durableId="1511066747">
-    <w:abstractNumId w:val="27"/>
+    <w:abstractNumId w:val="26"/>
   </w:num>
   <w:num w:numId="7" w16cid:durableId="466167682">
+    <w:abstractNumId w:val="31"/>
+  </w:num>
+  <w:num w:numId="8" w16cid:durableId="1606882199">
     <w:abstractNumId w:val="32"/>
   </w:num>
-  <w:num w:numId="8" w16cid:durableId="1606882199">
-    <w:abstractNumId w:val="33"/>
-  </w:num>
   <w:num w:numId="9" w16cid:durableId="187137277">
-    <w:abstractNumId w:val="18"/>
+    <w:abstractNumId w:val="17"/>
   </w:num>
   <w:num w:numId="10" w16cid:durableId="353306670">
-    <w:abstractNumId w:val="23"/>
+    <w:abstractNumId w:val="22"/>
   </w:num>
   <w:num w:numId="11" w16cid:durableId="1350062214">
-    <w:abstractNumId w:val="16"/>
+    <w:abstractNumId w:val="15"/>
   </w:num>
   <w:num w:numId="12" w16cid:durableId="2085911297">
-    <w:abstractNumId w:val="31"/>
+    <w:abstractNumId w:val="30"/>
   </w:num>
   <w:num w:numId="13" w16cid:durableId="1265382752">
-    <w:abstractNumId w:val="14"/>
+    <w:abstractNumId w:val="13"/>
   </w:num>
   <w:num w:numId="14" w16cid:durableId="342363566">
     <w:abstractNumId w:val="10"/>
@@ -10935,61 +10590,61 @@
     <w:abstractNumId w:val="6"/>
   </w:num>
   <w:num w:numId="16" w16cid:durableId="1172069218">
-    <w:abstractNumId w:val="24"/>
+    <w:abstractNumId w:val="23"/>
   </w:num>
   <w:num w:numId="17" w16cid:durableId="1829056151">
-    <w:abstractNumId w:val="21"/>
+    <w:abstractNumId w:val="20"/>
   </w:num>
   <w:num w:numId="18" w16cid:durableId="1234392500">
     <w:abstractNumId w:val="9"/>
   </w:num>
   <w:num w:numId="19" w16cid:durableId="469253040">
-    <w:abstractNumId w:val="35"/>
+    <w:abstractNumId w:val="34"/>
   </w:num>
   <w:num w:numId="20" w16cid:durableId="1184588079">
-    <w:abstractNumId w:val="20"/>
+    <w:abstractNumId w:val="19"/>
   </w:num>
   <w:num w:numId="21" w16cid:durableId="535385113">
-    <w:abstractNumId w:val="17"/>
+    <w:abstractNumId w:val="16"/>
   </w:num>
   <w:num w:numId="22" w16cid:durableId="951665696">
-    <w:abstractNumId w:val="25"/>
+    <w:abstractNumId w:val="24"/>
   </w:num>
   <w:num w:numId="23" w16cid:durableId="1190340046">
     <w:abstractNumId w:val="5"/>
   </w:num>
   <w:num w:numId="24" w16cid:durableId="368265925">
-    <w:abstractNumId w:val="29"/>
+    <w:abstractNumId w:val="28"/>
   </w:num>
   <w:num w:numId="25" w16cid:durableId="231892850">
     <w:abstractNumId w:val="1"/>
   </w:num>
   <w:num w:numId="26" w16cid:durableId="988365323">
-    <w:abstractNumId w:val="15"/>
+    <w:abstractNumId w:val="14"/>
   </w:num>
   <w:num w:numId="27" w16cid:durableId="339501832">
     <w:abstractNumId w:val="2"/>
   </w:num>
   <w:num w:numId="28" w16cid:durableId="1548225071">
-    <w:abstractNumId w:val="38"/>
+    <w:abstractNumId w:val="36"/>
   </w:num>
   <w:num w:numId="29" w16cid:durableId="2125421467">
-    <w:abstractNumId w:val="34"/>
+    <w:abstractNumId w:val="33"/>
   </w:num>
   <w:num w:numId="30" w16cid:durableId="1064793516">
-    <w:abstractNumId w:val="12"/>
+    <w:abstractNumId w:val="11"/>
   </w:num>
   <w:num w:numId="31" w16cid:durableId="884563810">
-    <w:abstractNumId w:val="36"/>
+    <w:abstractNumId w:val="35"/>
   </w:num>
   <w:num w:numId="32" w16cid:durableId="2071078501">
-    <w:abstractNumId w:val="22"/>
+    <w:abstractNumId w:val="21"/>
   </w:num>
   <w:num w:numId="33" w16cid:durableId="1691909479">
-    <w:abstractNumId w:val="26"/>
+    <w:abstractNumId w:val="25"/>
   </w:num>
   <w:num w:numId="34" w16cid:durableId="213779519">
-    <w:abstractNumId w:val="28"/>
+    <w:abstractNumId w:val="27"/>
   </w:num>
   <w:num w:numId="35" w16cid:durableId="2064593053">
     <w:abstractNumId w:val="7"/>
@@ -10998,19 +10653,13 @@
     <w:abstractNumId w:val="4"/>
   </w:num>
   <w:num w:numId="37" w16cid:durableId="858129691">
-    <w:abstractNumId w:val="19"/>
-  </w:num>
-  <w:num w:numId="38" w16cid:durableId="1540164895">
-    <w:abstractNumId w:val="37"/>
-  </w:num>
-  <w:num w:numId="39" w16cid:durableId="1749034197">
-    <w:abstractNumId w:val="11"/>
+    <w:abstractNumId w:val="18"/>
   </w:num>
 </w:numbering>
 </file>
 
 <file path=word/styles.xml><?xml version="1.0" encoding="utf-8"?>
-<w:styles xmlns:mc="http://schemas.openxmlformats.org/markup-compatibility/2006" xmlns:r="http://schemas.openxmlformats.org/officeDocument/2006/relationships" xmlns:w="http://schemas.openxmlformats.org/wordprocessingml/2006/main" xmlns:w14="http://schemas.microsoft.com/office/word/2010/wordml" xmlns:w15="http://schemas.microsoft.com/office/word/2012/wordml" xmlns:w16cex="http://schemas.microsoft.com/office/word/2018/wordml/cex" xmlns:w16cid="http://schemas.microsoft.com/office/word/2016/wordml/cid" xmlns:w16="http://schemas.microsoft.com/office/word/2018/wordml" xmlns:w16du="http://schemas.microsoft.com/office/word/2023/wordml/word16du" xmlns:w16sdtdh="http://schemas.microsoft.com/office/word/2020/wordml/sdtdatahash" xmlns:w16sdtfl="http://schemas.microsoft.com/office/word/2024/wordml/sdtformatlock" xmlns:w16se="http://schemas.microsoft.com/office/word/2015/wordml/symex" mc:Ignorable="w14 w15 w16se w16cid w16 w16cex w16sdtdh w16sdtfl w16du">
+<w:styles xmlns:mc="http://schemas.openxmlformats.org/markup-compatibility/2006" xmlns:r="http://schemas.openxmlformats.org/officeDocument/2006/relationships" xmlns:w="http://schemas.openxmlformats.org/wordprocessingml/2006/main" xmlns:w14="http://schemas.microsoft.com/office/word/2010/wordml" xmlns:w15="http://schemas.microsoft.com/office/word/2012/wordml" xmlns:w16cex="http://schemas.microsoft.com/office/word/2018/wordml/cex" xmlns:w16cid="http://schemas.microsoft.com/office/word/2016/wordml/cid" xmlns:w16="http://schemas.microsoft.com/office/word/2018/wordml" xmlns:w16sdtdh="http://schemas.microsoft.com/office/word/2020/wordml/sdtdatahash" xmlns:w16se="http://schemas.microsoft.com/office/word/2015/wordml/symex" mc:Ignorable="w14 w15 w16se w16cid w16 w16cex w16sdtdh">
   <w:docDefaults>
     <w:rPrDefault>
       <w:rPr>
@@ -12560,22 +12209,7 @@
 </file>
 
 <file path=customXml/itemProps3.xml><?xml version="1.0" encoding="utf-8"?>
-<ds:datastoreItem xmlns:ds="http://schemas.openxmlformats.org/officeDocument/2006/customXml" ds:itemID="{05C235B8-E803-46E7-B24C-80752B1E7EE4}">
-  <ds:schemaRefs>
-    <ds:schemaRef ds:uri="http://schemas.microsoft.com/office/2006/metadata/contentType"/>
-    <ds:schemaRef ds:uri="http://schemas.microsoft.com/office/2006/metadata/properties/metaAttributes"/>
-    <ds:schemaRef ds:uri="http://www.w3.org/2001/XMLSchema"/>
-    <ds:schemaRef ds:uri="http://schemas.microsoft.com/office/2006/metadata/properties"/>
-    <ds:schemaRef ds:uri="bef73783-b83a-4f38-94d5-1aaaa1b3b0a2"/>
-    <ds:schemaRef ds:uri="2933ac1b-cace-482f-bed9-bf9b7d80f34a"/>
-    <ds:schemaRef ds:uri="http://schemas.microsoft.com/office/2006/documentManagement/types"/>
-    <ds:schemaRef ds:uri="http://schemas.microsoft.com/office/infopath/2007/PartnerControls"/>
-    <ds:schemaRef ds:uri="http://schemas.openxmlformats.org/package/2006/metadata/core-properties"/>
-    <ds:schemaRef ds:uri="http://purl.org/dc/elements/1.1/"/>
-    <ds:schemaRef ds:uri="http://purl.org/dc/terms/"/>
-    <ds:schemaRef ds:uri="http://schemas.microsoft.com/internal/obd"/>
-  </ds:schemaRefs>
-</ds:datastoreItem>
+<ds:datastoreItem xmlns:ds="http://schemas.openxmlformats.org/officeDocument/2006/customXml" ds:itemID="{05C235B8-E803-46E7-B24C-80752B1E7EE4}"/>
 </file>
 
 <file path=customXml/itemProps4.xml><?xml version="1.0" encoding="utf-8"?>

--- a/S1-CL1-Cloud-Design-Build/mappings/ICTICT517_Assessment_Mapping.docx
+++ b/S1-CL1-Cloud-Design-Build/mappings/ICTICT517_Assessment_Mapping.docx
@@ -1,6 +1,6 @@
 
 <file path=word/document.xml><?xml version="1.0" encoding="utf-8"?>
-<w:document xmlns:wpc="http://schemas.microsoft.com/office/word/2010/wordprocessingCanvas" xmlns:cx="http://schemas.microsoft.com/office/drawing/2014/chartex" xmlns:cx1="http://schemas.microsoft.com/office/drawing/2015/9/8/chartex" xmlns:cx2="http://schemas.microsoft.com/office/drawing/2015/10/21/chartex" xmlns:cx3="http://schemas.microsoft.com/office/drawing/2016/5/9/chartex" xmlns:cx4="http://schemas.microsoft.com/office/drawing/2016/5/10/chartex" xmlns:cx5="http://schemas.microsoft.com/office/drawing/2016/5/11/chartex" xmlns:cx6="http://schemas.microsoft.com/office/drawing/2016/5/12/chartex" xmlns:cx7="http://schemas.microsoft.com/office/drawing/2016/5/13/chartex" xmlns:cx8="http://schemas.microsoft.com/office/drawing/2016/5/14/chartex" xmlns:mc="http://schemas.openxmlformats.org/markup-compatibility/2006" xmlns:aink="http://schemas.microsoft.com/office/drawing/2016/ink" xmlns:am3d="http://schemas.microsoft.com/office/drawing/2017/model3d" xmlns:o="urn:schemas-microsoft-com:office:office" xmlns:oel="http://schemas.microsoft.com/office/2019/extlst" xmlns:r="http://schemas.openxmlformats.org/officeDocument/2006/relationships" xmlns:m="http://schemas.openxmlformats.org/officeDocument/2006/math" xmlns:v="urn:schemas-microsoft-com:vml" xmlns:wp14="http://schemas.microsoft.com/office/word/2010/wordprocessingDrawing" xmlns:wp="http://schemas.openxmlformats.org/drawingml/2006/wordprocessingDrawing" xmlns:w10="urn:schemas-microsoft-com:office:word" xmlns:w="http://schemas.openxmlformats.org/wordprocessingml/2006/main" xmlns:w14="http://schemas.microsoft.com/office/word/2010/wordml" xmlns:w15="http://schemas.microsoft.com/office/word/2012/wordml" xmlns:w16cex="http://schemas.microsoft.com/office/word/2018/wordml/cex" xmlns:w16cid="http://schemas.microsoft.com/office/word/2016/wordml/cid" xmlns:w16="http://schemas.microsoft.com/office/word/2018/wordml" xmlns:w16sdtdh="http://schemas.microsoft.com/office/word/2020/wordml/sdtdatahash" xmlns:w16se="http://schemas.microsoft.com/office/word/2015/wordml/symex" xmlns:wpg="http://schemas.microsoft.com/office/word/2010/wordprocessingGroup" xmlns:wpi="http://schemas.microsoft.com/office/word/2010/wordprocessingInk" xmlns:wne="http://schemas.microsoft.com/office/word/2006/wordml" xmlns:wps="http://schemas.microsoft.com/office/word/2010/wordprocessingShape" mc:Ignorable="w14 w15 w16se w16cid w16 w16cex w16sdtdh wp14">
+<w:document xmlns:wpc="http://schemas.microsoft.com/office/word/2010/wordprocessingCanvas" xmlns:cx="http://schemas.microsoft.com/office/drawing/2014/chartex" xmlns:cx1="http://schemas.microsoft.com/office/drawing/2015/9/8/chartex" xmlns:cx2="http://schemas.microsoft.com/office/drawing/2015/10/21/chartex" xmlns:cx3="http://schemas.microsoft.com/office/drawing/2016/5/9/chartex" xmlns:cx4="http://schemas.microsoft.com/office/drawing/2016/5/10/chartex" xmlns:cx5="http://schemas.microsoft.com/office/drawing/2016/5/11/chartex" xmlns:cx6="http://schemas.microsoft.com/office/drawing/2016/5/12/chartex" xmlns:cx7="http://schemas.microsoft.com/office/drawing/2016/5/13/chartex" xmlns:cx8="http://schemas.microsoft.com/office/drawing/2016/5/14/chartex" xmlns:mc="http://schemas.openxmlformats.org/markup-compatibility/2006" xmlns:m="http://schemas.openxmlformats.org/officeDocument/2006/math" xmlns:aink="http://schemas.microsoft.com/office/drawing/2016/ink" xmlns:am3d="http://schemas.microsoft.com/office/drawing/2017/model3d" xmlns:oel="http://schemas.microsoft.com/office/2019/extlst" xmlns:r="http://schemas.openxmlformats.org/officeDocument/2006/relationships" xmlns:wp14="http://schemas.microsoft.com/office/word/2010/wordprocessingDrawing" xmlns:wp="http://schemas.openxmlformats.org/drawingml/2006/wordprocessingDrawing" xmlns:wpg="http://schemas.microsoft.com/office/word/2010/wordprocessingGroup" xmlns:wpi="http://schemas.microsoft.com/office/word/2010/wordprocessingInk" xmlns:wps="http://schemas.microsoft.com/office/word/2010/wordprocessingShape" xmlns:o="urn:schemas-microsoft-com:office:office" xmlns:v="urn:schemas-microsoft-com:vml" xmlns:w10="urn:schemas-microsoft-com:office:word" xmlns:w="http://schemas.openxmlformats.org/wordprocessingml/2006/main" xmlns:w14="http://schemas.microsoft.com/office/word/2010/wordml" xmlns:w15="http://schemas.microsoft.com/office/word/2012/wordml" xmlns:w16cex="http://schemas.microsoft.com/office/word/2018/wordml/cex" xmlns:w16cid="http://schemas.microsoft.com/office/word/2016/wordml/cid" xmlns:w16="http://schemas.microsoft.com/office/word/2018/wordml" xmlns:w16sdtdh="http://schemas.microsoft.com/office/word/2020/wordml/sdtdatahash" xmlns:w16sdtfl="http://schemas.microsoft.com/office/word/2024/wordml/sdtformatlock" xmlns:w16se="http://schemas.microsoft.com/office/word/2015/wordml/symex" xmlns:w16du="http://schemas.microsoft.com/office/word/2023/wordml/word16du" xmlns:wne="http://schemas.microsoft.com/office/word/2006/wordml" mc:Ignorable="w14 w15 w16se w16cid w16 w16cex w16sdtdh w16sdtfl w16du wp14">
   <w:body>
     <w:p>
       <w:pPr>
@@ -74,7 +74,6 @@
               <w:bottom w:val="nil"/>
               <w:right w:val="nil"/>
             </w:tcBorders>
-            <w:shd w:val="clear" w:color="auto" w:fill="auto"/>
           </w:tcPr>
           <w:p>
             <w:r>
@@ -200,7 +199,6 @@
               <w:bottom w:val="single" w:sz="4" w:space="0" w:color="auto"/>
               <w:right w:val="single" w:sz="4" w:space="0" w:color="auto"/>
             </w:tcBorders>
-            <w:shd w:val="clear" w:color="auto" w:fill="auto"/>
             <w:vAlign w:val="center"/>
           </w:tcPr>
           <w:p>
@@ -221,7 +219,6 @@
               <w:bottom w:val="single" w:sz="4" w:space="0" w:color="auto"/>
               <w:right w:val="single" w:sz="4" w:space="0" w:color="auto"/>
             </w:tcBorders>
-            <w:shd w:val="clear" w:color="auto" w:fill="auto"/>
             <w:vAlign w:val="center"/>
           </w:tcPr>
           <w:p>
@@ -242,7 +239,6 @@
               <w:bottom w:val="single" w:sz="4" w:space="0" w:color="auto"/>
               <w:right w:val="single" w:sz="4" w:space="0" w:color="auto"/>
             </w:tcBorders>
-            <w:shd w:val="clear" w:color="auto" w:fill="auto"/>
             <w:vAlign w:val="center"/>
           </w:tcPr>
           <w:p>
@@ -263,7 +259,6 @@
               <w:bottom w:val="single" w:sz="4" w:space="0" w:color="auto"/>
               <w:right w:val="single" w:sz="4" w:space="0" w:color="auto"/>
             </w:tcBorders>
-            <w:shd w:val="clear" w:color="auto" w:fill="auto"/>
             <w:vAlign w:val="center"/>
           </w:tcPr>
           <w:p>
@@ -284,7 +279,6 @@
               <w:bottom w:val="single" w:sz="4" w:space="0" w:color="auto"/>
               <w:right w:val="single" w:sz="4" w:space="0" w:color="auto"/>
             </w:tcBorders>
-            <w:shd w:val="clear" w:color="auto" w:fill="auto"/>
             <w:vAlign w:val="center"/>
           </w:tcPr>
           <w:p>
@@ -305,7 +299,6 @@
               <w:bottom w:val="single" w:sz="4" w:space="0" w:color="auto"/>
               <w:right w:val="nil"/>
             </w:tcBorders>
-            <w:shd w:val="clear" w:color="auto" w:fill="auto"/>
             <w:vAlign w:val="center"/>
           </w:tcPr>
           <w:p>
@@ -328,7 +321,6 @@
               <w:bottom w:val="single" w:sz="4" w:space="0" w:color="auto"/>
               <w:right w:val="single" w:sz="4" w:space="0" w:color="auto"/>
             </w:tcBorders>
-            <w:shd w:val="clear" w:color="auto" w:fill="auto"/>
             <w:vAlign w:val="center"/>
           </w:tcPr>
           <w:p>
@@ -349,7 +341,6 @@
               <w:bottom w:val="single" w:sz="4" w:space="0" w:color="auto"/>
               <w:right w:val="single" w:sz="4" w:space="0" w:color="auto"/>
             </w:tcBorders>
-            <w:shd w:val="clear" w:color="auto" w:fill="auto"/>
             <w:vAlign w:val="center"/>
           </w:tcPr>
           <w:p>
@@ -370,7 +361,6 @@
               <w:bottom w:val="single" w:sz="4" w:space="0" w:color="auto"/>
               <w:right w:val="single" w:sz="4" w:space="0" w:color="auto"/>
             </w:tcBorders>
-            <w:shd w:val="clear" w:color="auto" w:fill="auto"/>
             <w:vAlign w:val="center"/>
           </w:tcPr>
           <w:p>
@@ -392,7 +382,6 @@
               <w:bottom w:val="single" w:sz="4" w:space="0" w:color="auto"/>
               <w:right w:val="nil"/>
             </w:tcBorders>
-            <w:shd w:val="clear" w:color="auto" w:fill="auto"/>
             <w:vAlign w:val="center"/>
           </w:tcPr>
           <w:p>
@@ -415,7 +404,6 @@
               <w:bottom w:val="single" w:sz="4" w:space="0" w:color="auto"/>
               <w:right w:val="single" w:sz="4" w:space="0" w:color="auto"/>
             </w:tcBorders>
-            <w:shd w:val="clear" w:color="auto" w:fill="auto"/>
             <w:vAlign w:val="center"/>
           </w:tcPr>
           <w:p>
@@ -437,7 +425,6 @@
               <w:bottom w:val="single" w:sz="4" w:space="0" w:color="auto"/>
               <w:right w:val="nil"/>
             </w:tcBorders>
-            <w:shd w:val="clear" w:color="auto" w:fill="auto"/>
             <w:vAlign w:val="center"/>
           </w:tcPr>
           <w:p>
@@ -457,7 +444,6 @@
               <w:bottom w:val="single" w:sz="4" w:space="0" w:color="auto"/>
               <w:right w:val="single" w:sz="4" w:space="0" w:color="auto"/>
             </w:tcBorders>
-            <w:shd w:val="clear" w:color="auto" w:fill="auto"/>
             <w:vAlign w:val="center"/>
           </w:tcPr>
           <w:p>
@@ -479,7 +465,6 @@
               <w:bottom w:val="single" w:sz="4" w:space="0" w:color="auto"/>
               <w:right w:val="nil"/>
             </w:tcBorders>
-            <w:shd w:val="clear" w:color="auto" w:fill="auto"/>
             <w:vAlign w:val="center"/>
           </w:tcPr>
           <w:p>
@@ -550,7 +535,6 @@
               <w:bottom w:val="single" w:sz="4" w:space="0" w:color="auto"/>
               <w:right w:val="single" w:sz="4" w:space="0" w:color="auto"/>
             </w:tcBorders>
-            <w:shd w:val="clear" w:color="auto" w:fill="auto"/>
           </w:tcPr>
           <w:p>
             <w:pPr>
@@ -567,7 +551,6 @@
               <w:bottom w:val="single" w:sz="4" w:space="0" w:color="auto"/>
               <w:right w:val="single" w:sz="4" w:space="0" w:color="auto"/>
             </w:tcBorders>
-            <w:shd w:val="clear" w:color="auto" w:fill="auto"/>
             <w:vAlign w:val="center"/>
           </w:tcPr>
           <w:p>
@@ -588,7 +571,6 @@
               <w:bottom w:val="single" w:sz="4" w:space="0" w:color="auto"/>
               <w:right w:val="nil"/>
             </w:tcBorders>
-            <w:shd w:val="clear" w:color="auto" w:fill="auto"/>
             <w:vAlign w:val="center"/>
           </w:tcPr>
           <w:p>
@@ -614,7 +596,6 @@
               <w:bottom w:val="single" w:sz="4" w:space="0" w:color="auto"/>
               <w:right w:val="single" w:sz="4" w:space="0" w:color="auto"/>
             </w:tcBorders>
-            <w:shd w:val="clear" w:color="auto" w:fill="auto"/>
             <w:vAlign w:val="center"/>
           </w:tcPr>
           <w:p>
@@ -638,7 +619,6 @@
               <w:bottom w:val="single" w:sz="4" w:space="0" w:color="auto"/>
               <w:right w:val="single" w:sz="4" w:space="0" w:color="auto"/>
             </w:tcBorders>
-            <w:shd w:val="clear" w:color="auto" w:fill="auto"/>
             <w:vAlign w:val="center"/>
           </w:tcPr>
           <w:p>
@@ -656,7 +636,6 @@
               <w:bottom w:val="single" w:sz="4" w:space="0" w:color="auto"/>
               <w:right w:val="nil"/>
             </w:tcBorders>
-            <w:shd w:val="clear" w:color="auto" w:fill="auto"/>
             <w:vAlign w:val="center"/>
           </w:tcPr>
           <w:p>
@@ -679,7 +658,6 @@
               <w:bottom w:val="single" w:sz="4" w:space="0" w:color="auto"/>
               <w:right w:val="single" w:sz="4" w:space="0" w:color="auto"/>
             </w:tcBorders>
-            <w:shd w:val="clear" w:color="auto" w:fill="auto"/>
             <w:vAlign w:val="center"/>
           </w:tcPr>
           <w:p>
@@ -703,7 +681,6 @@
               <w:bottom w:val="single" w:sz="4" w:space="0" w:color="auto"/>
               <w:right w:val="single" w:sz="4" w:space="0" w:color="auto"/>
             </w:tcBorders>
-            <w:shd w:val="clear" w:color="auto" w:fill="auto"/>
             <w:vAlign w:val="center"/>
           </w:tcPr>
           <w:p>
@@ -721,7 +698,6 @@
               <w:bottom w:val="single" w:sz="4" w:space="0" w:color="auto"/>
               <w:right w:val="nil"/>
             </w:tcBorders>
-            <w:shd w:val="clear" w:color="auto" w:fill="auto"/>
             <w:vAlign w:val="center"/>
           </w:tcPr>
           <w:p>
@@ -744,7 +720,6 @@
               <w:bottom w:val="single" w:sz="4" w:space="0" w:color="auto"/>
               <w:right w:val="single" w:sz="4" w:space="0" w:color="auto"/>
             </w:tcBorders>
-            <w:shd w:val="clear" w:color="auto" w:fill="auto"/>
             <w:vAlign w:val="center"/>
           </w:tcPr>
           <w:p>
@@ -768,7 +743,6 @@
               <w:bottom w:val="single" w:sz="4" w:space="0" w:color="auto"/>
               <w:right w:val="single" w:sz="4" w:space="0" w:color="auto"/>
             </w:tcBorders>
-            <w:shd w:val="clear" w:color="auto" w:fill="auto"/>
             <w:vAlign w:val="center"/>
           </w:tcPr>
           <w:p>
@@ -786,7 +760,6 @@
               <w:bottom w:val="single" w:sz="4" w:space="0" w:color="auto"/>
               <w:right w:val="nil"/>
             </w:tcBorders>
-            <w:shd w:val="clear" w:color="auto" w:fill="auto"/>
             <w:vAlign w:val="center"/>
           </w:tcPr>
           <w:p>
@@ -809,7 +782,6 @@
               <w:bottom w:val="single" w:sz="4" w:space="0" w:color="auto"/>
               <w:right w:val="single" w:sz="4" w:space="0" w:color="auto"/>
             </w:tcBorders>
-            <w:shd w:val="clear" w:color="auto" w:fill="auto"/>
             <w:vAlign w:val="center"/>
           </w:tcPr>
           <w:p>
@@ -833,7 +805,6 @@
               <w:bottom w:val="single" w:sz="4" w:space="0" w:color="auto"/>
               <w:right w:val="single" w:sz="4" w:space="0" w:color="auto"/>
             </w:tcBorders>
-            <w:shd w:val="clear" w:color="auto" w:fill="auto"/>
             <w:vAlign w:val="center"/>
           </w:tcPr>
           <w:p/>
@@ -847,7 +818,6 @@
               <w:bottom w:val="single" w:sz="4" w:space="0" w:color="auto"/>
               <w:right w:val="nil"/>
             </w:tcBorders>
-            <w:shd w:val="clear" w:color="auto" w:fill="auto"/>
             <w:vAlign w:val="center"/>
           </w:tcPr>
           <w:p/>
@@ -866,7 +836,6 @@
               <w:bottom w:val="single" w:sz="4" w:space="0" w:color="auto"/>
               <w:right w:val="single" w:sz="4" w:space="0" w:color="auto"/>
             </w:tcBorders>
-            <w:shd w:val="clear" w:color="auto" w:fill="auto"/>
             <w:vAlign w:val="center"/>
           </w:tcPr>
           <w:p>
@@ -890,7 +859,6 @@
               <w:bottom w:val="single" w:sz="4" w:space="0" w:color="auto"/>
               <w:right w:val="single" w:sz="4" w:space="0" w:color="auto"/>
             </w:tcBorders>
-            <w:shd w:val="clear" w:color="auto" w:fill="auto"/>
             <w:vAlign w:val="center"/>
           </w:tcPr>
           <w:p/>
@@ -904,7 +872,6 @@
               <w:bottom w:val="single" w:sz="4" w:space="0" w:color="auto"/>
               <w:right w:val="nil"/>
             </w:tcBorders>
-            <w:shd w:val="clear" w:color="auto" w:fill="auto"/>
             <w:vAlign w:val="center"/>
           </w:tcPr>
           <w:p/>
@@ -1073,7 +1040,6 @@
               <w:bottom w:val="single" w:sz="4" w:space="0" w:color="auto"/>
               <w:right w:val="single" w:sz="4" w:space="0" w:color="auto"/>
             </w:tcBorders>
-            <w:shd w:val="clear" w:color="auto" w:fill="auto"/>
             <w:vAlign w:val="center"/>
           </w:tcPr>
           <w:p>
@@ -1118,7 +1084,6 @@
               <w:bottom w:val="single" w:sz="4" w:space="0" w:color="auto"/>
               <w:right w:val="single" w:sz="4" w:space="0" w:color="auto"/>
             </w:tcBorders>
-            <w:shd w:val="clear" w:color="auto" w:fill="auto"/>
             <w:vAlign w:val="center"/>
           </w:tcPr>
           <w:p>
@@ -1140,7 +1105,6 @@
               <w:bottom w:val="single" w:sz="4" w:space="0" w:color="auto"/>
               <w:right w:val="single" w:sz="4" w:space="0" w:color="auto"/>
             </w:tcBorders>
-            <w:shd w:val="clear" w:color="auto" w:fill="auto"/>
             <w:vAlign w:val="center"/>
           </w:tcPr>
           <w:p>
@@ -1162,7 +1126,6 @@
               <w:bottom w:val="single" w:sz="4" w:space="0" w:color="auto"/>
               <w:right w:val="single" w:sz="4" w:space="0" w:color="auto"/>
             </w:tcBorders>
-            <w:shd w:val="clear" w:color="auto" w:fill="auto"/>
             <w:vAlign w:val="center"/>
           </w:tcPr>
           <w:p>
@@ -1184,7 +1147,6 @@
               <w:bottom w:val="single" w:sz="4" w:space="0" w:color="auto"/>
               <w:right w:val="single" w:sz="4" w:space="0" w:color="auto"/>
             </w:tcBorders>
-            <w:shd w:val="clear" w:color="auto" w:fill="auto"/>
             <w:vAlign w:val="center"/>
           </w:tcPr>
           <w:p>
@@ -1206,7 +1168,6 @@
               <w:bottom w:val="single" w:sz="4" w:space="0" w:color="auto"/>
               <w:right w:val="nil"/>
             </w:tcBorders>
-            <w:shd w:val="clear" w:color="auto" w:fill="auto"/>
             <w:vAlign w:val="center"/>
           </w:tcPr>
           <w:p>
@@ -1232,7 +1193,6 @@
               <w:left w:val="nil"/>
               <w:right w:val="single" w:sz="4" w:space="0" w:color="auto"/>
             </w:tcBorders>
-            <w:shd w:val="clear" w:color="auto" w:fill="auto"/>
           </w:tcPr>
           <w:p>
             <w:r>
@@ -1248,7 +1208,6 @@
               <w:left w:val="single" w:sz="4" w:space="0" w:color="auto"/>
               <w:right w:val="single" w:sz="4" w:space="0" w:color="auto"/>
             </w:tcBorders>
-            <w:shd w:val="clear" w:color="auto" w:fill="auto"/>
           </w:tcPr>
           <w:p>
             <w:r>
@@ -1264,11 +1223,8 @@
               <w:left w:val="single" w:sz="4" w:space="0" w:color="auto"/>
               <w:right w:val="single" w:sz="4" w:space="0" w:color="auto"/>
             </w:tcBorders>
-            <w:shd w:val="clear" w:color="auto" w:fill="auto"/>
-          </w:tcPr>
-          <w:p>
-            <w:r/>
-          </w:p>
+          </w:tcPr>
+          <w:p/>
         </w:tc>
         <w:tc>
           <w:tcPr>
@@ -1278,11 +1234,8 @@
               <w:left w:val="single" w:sz="4" w:space="0" w:color="auto"/>
               <w:right w:val="single" w:sz="4" w:space="0" w:color="auto"/>
             </w:tcBorders>
-            <w:shd w:val="clear" w:color="auto" w:fill="auto"/>
-          </w:tcPr>
-          <w:p>
-            <w:r/>
-          </w:p>
+          </w:tcPr>
+          <w:p/>
         </w:tc>
         <w:tc>
           <w:tcPr>
@@ -1292,11 +1245,8 @@
               <w:left w:val="single" w:sz="4" w:space="0" w:color="auto"/>
               <w:right w:val="single" w:sz="4" w:space="0" w:color="auto"/>
             </w:tcBorders>
-            <w:shd w:val="clear" w:color="auto" w:fill="auto"/>
-          </w:tcPr>
-          <w:p>
-            <w:r/>
-          </w:p>
+          </w:tcPr>
+          <w:p/>
         </w:tc>
         <w:tc>
           <w:tcPr>
@@ -1306,11 +1256,8 @@
               <w:left w:val="single" w:sz="4" w:space="0" w:color="auto"/>
               <w:right w:val="nil"/>
             </w:tcBorders>
-            <w:shd w:val="clear" w:color="auto" w:fill="auto"/>
-          </w:tcPr>
-          <w:p>
-            <w:r/>
-          </w:p>
+          </w:tcPr>
+          <w:p/>
         </w:tc>
       </w:tr>
       <w:tr>
@@ -1325,7 +1272,6 @@
               <w:left w:val="nil"/>
               <w:right w:val="single" w:sz="4" w:space="0" w:color="auto"/>
             </w:tcBorders>
-            <w:shd w:val="clear" w:color="auto" w:fill="auto"/>
           </w:tcPr>
           <w:p>
             <w:r>
@@ -1341,7 +1287,6 @@
               <w:left w:val="single" w:sz="4" w:space="0" w:color="auto"/>
               <w:right w:val="single" w:sz="4" w:space="0" w:color="auto"/>
             </w:tcBorders>
-            <w:shd w:val="clear" w:color="auto" w:fill="auto"/>
           </w:tcPr>
           <w:p>
             <w:r>
@@ -1357,11 +1302,8 @@
               <w:left w:val="single" w:sz="4" w:space="0" w:color="auto"/>
               <w:right w:val="single" w:sz="4" w:space="0" w:color="auto"/>
             </w:tcBorders>
-            <w:shd w:val="clear" w:color="auto" w:fill="auto"/>
-          </w:tcPr>
-          <w:p>
-            <w:r/>
-          </w:p>
+          </w:tcPr>
+          <w:p/>
         </w:tc>
         <w:tc>
           <w:tcPr>
@@ -1371,11 +1313,8 @@
               <w:left w:val="single" w:sz="4" w:space="0" w:color="auto"/>
               <w:right w:val="single" w:sz="4" w:space="0" w:color="auto"/>
             </w:tcBorders>
-            <w:shd w:val="clear" w:color="auto" w:fill="auto"/>
-          </w:tcPr>
-          <w:p>
-            <w:r/>
-          </w:p>
+          </w:tcPr>
+          <w:p/>
         </w:tc>
         <w:tc>
           <w:tcPr>
@@ -1385,11 +1324,8 @@
               <w:left w:val="single" w:sz="4" w:space="0" w:color="auto"/>
               <w:right w:val="single" w:sz="4" w:space="0" w:color="auto"/>
             </w:tcBorders>
-            <w:shd w:val="clear" w:color="auto" w:fill="auto"/>
-          </w:tcPr>
-          <w:p>
-            <w:r/>
-          </w:p>
+          </w:tcPr>
+          <w:p/>
         </w:tc>
         <w:tc>
           <w:tcPr>
@@ -1399,11 +1335,8 @@
               <w:left w:val="single" w:sz="4" w:space="0" w:color="auto"/>
               <w:right w:val="nil"/>
             </w:tcBorders>
-            <w:shd w:val="clear" w:color="auto" w:fill="auto"/>
-          </w:tcPr>
-          <w:p>
-            <w:r/>
-          </w:p>
+          </w:tcPr>
+          <w:p/>
         </w:tc>
       </w:tr>
       <w:tr>
@@ -1418,7 +1351,6 @@
               <w:left w:val="nil"/>
               <w:right w:val="single" w:sz="4" w:space="0" w:color="auto"/>
             </w:tcBorders>
-            <w:shd w:val="clear" w:color="auto" w:fill="auto"/>
           </w:tcPr>
           <w:p>
             <w:r>
@@ -1434,7 +1366,6 @@
               <w:left w:val="single" w:sz="4" w:space="0" w:color="auto"/>
               <w:right w:val="single" w:sz="4" w:space="0" w:color="auto"/>
             </w:tcBorders>
-            <w:shd w:val="clear" w:color="auto" w:fill="auto"/>
           </w:tcPr>
           <w:p>
             <w:r>
@@ -1450,11 +1381,8 @@
               <w:left w:val="single" w:sz="4" w:space="0" w:color="auto"/>
               <w:right w:val="single" w:sz="4" w:space="0" w:color="auto"/>
             </w:tcBorders>
-            <w:shd w:val="clear" w:color="auto" w:fill="auto"/>
-          </w:tcPr>
-          <w:p>
-            <w:r/>
-          </w:p>
+          </w:tcPr>
+          <w:p/>
         </w:tc>
         <w:tc>
           <w:tcPr>
@@ -1464,11 +1392,8 @@
               <w:left w:val="single" w:sz="4" w:space="0" w:color="auto"/>
               <w:right w:val="single" w:sz="4" w:space="0" w:color="auto"/>
             </w:tcBorders>
-            <w:shd w:val="clear" w:color="auto" w:fill="auto"/>
-          </w:tcPr>
-          <w:p>
-            <w:r/>
-          </w:p>
+          </w:tcPr>
+          <w:p/>
         </w:tc>
         <w:tc>
           <w:tcPr>
@@ -1478,11 +1403,8 @@
               <w:left w:val="single" w:sz="4" w:space="0" w:color="auto"/>
               <w:right w:val="single" w:sz="4" w:space="0" w:color="auto"/>
             </w:tcBorders>
-            <w:shd w:val="clear" w:color="auto" w:fill="auto"/>
-          </w:tcPr>
-          <w:p>
-            <w:r/>
-          </w:p>
+          </w:tcPr>
+          <w:p/>
         </w:tc>
         <w:tc>
           <w:tcPr>
@@ -1492,11 +1414,8 @@
               <w:left w:val="single" w:sz="4" w:space="0" w:color="auto"/>
               <w:right w:val="nil"/>
             </w:tcBorders>
-            <w:shd w:val="clear" w:color="auto" w:fill="auto"/>
-          </w:tcPr>
-          <w:p>
-            <w:r/>
-          </w:p>
+          </w:tcPr>
+          <w:p/>
         </w:tc>
       </w:tr>
       <w:tr>
@@ -1511,7 +1430,6 @@
               <w:left w:val="nil"/>
               <w:right w:val="single" w:sz="4" w:space="0" w:color="auto"/>
             </w:tcBorders>
-            <w:shd w:val="clear" w:color="auto" w:fill="auto"/>
           </w:tcPr>
           <w:p>
             <w:r>
@@ -1527,7 +1445,6 @@
               <w:left w:val="single" w:sz="4" w:space="0" w:color="auto"/>
               <w:right w:val="single" w:sz="4" w:space="0" w:color="auto"/>
             </w:tcBorders>
-            <w:shd w:val="clear" w:color="auto" w:fill="auto"/>
           </w:tcPr>
           <w:p>
             <w:r>
@@ -1543,11 +1460,8 @@
               <w:left w:val="single" w:sz="4" w:space="0" w:color="auto"/>
               <w:right w:val="single" w:sz="4" w:space="0" w:color="auto"/>
             </w:tcBorders>
-            <w:shd w:val="clear" w:color="auto" w:fill="auto"/>
-          </w:tcPr>
-          <w:p>
-            <w:r/>
-          </w:p>
+          </w:tcPr>
+          <w:p/>
         </w:tc>
         <w:tc>
           <w:tcPr>
@@ -1557,11 +1471,8 @@
               <w:left w:val="single" w:sz="4" w:space="0" w:color="auto"/>
               <w:right w:val="single" w:sz="4" w:space="0" w:color="auto"/>
             </w:tcBorders>
-            <w:shd w:val="clear" w:color="auto" w:fill="auto"/>
-          </w:tcPr>
-          <w:p>
-            <w:r/>
-          </w:p>
+          </w:tcPr>
+          <w:p/>
         </w:tc>
         <w:tc>
           <w:tcPr>
@@ -1571,11 +1482,8 @@
               <w:left w:val="single" w:sz="4" w:space="0" w:color="auto"/>
               <w:right w:val="single" w:sz="4" w:space="0" w:color="auto"/>
             </w:tcBorders>
-            <w:shd w:val="clear" w:color="auto" w:fill="auto"/>
-          </w:tcPr>
-          <w:p>
-            <w:r/>
-          </w:p>
+          </w:tcPr>
+          <w:p/>
         </w:tc>
         <w:tc>
           <w:tcPr>
@@ -1585,11 +1493,8 @@
               <w:left w:val="single" w:sz="4" w:space="0" w:color="auto"/>
               <w:right w:val="nil"/>
             </w:tcBorders>
-            <w:shd w:val="clear" w:color="auto" w:fill="auto"/>
-          </w:tcPr>
-          <w:p>
-            <w:r/>
-          </w:p>
+          </w:tcPr>
+          <w:p/>
         </w:tc>
       </w:tr>
       <w:tr>
@@ -1604,7 +1509,6 @@
               <w:left w:val="nil"/>
               <w:right w:val="single" w:sz="4" w:space="0" w:color="auto"/>
             </w:tcBorders>
-            <w:shd w:val="clear" w:color="auto" w:fill="auto"/>
           </w:tcPr>
           <w:p>
             <w:r>
@@ -1620,7 +1524,6 @@
               <w:left w:val="single" w:sz="4" w:space="0" w:color="auto"/>
               <w:right w:val="single" w:sz="4" w:space="0" w:color="auto"/>
             </w:tcBorders>
-            <w:shd w:val="clear" w:color="auto" w:fill="auto"/>
           </w:tcPr>
           <w:p>
             <w:r>
@@ -1636,11 +1539,8 @@
               <w:left w:val="single" w:sz="4" w:space="0" w:color="auto"/>
               <w:right w:val="single" w:sz="4" w:space="0" w:color="auto"/>
             </w:tcBorders>
-            <w:shd w:val="clear" w:color="auto" w:fill="auto"/>
-          </w:tcPr>
-          <w:p>
-            <w:r/>
-          </w:p>
+          </w:tcPr>
+          <w:p/>
         </w:tc>
         <w:tc>
           <w:tcPr>
@@ -1650,11 +1550,8 @@
               <w:left w:val="single" w:sz="4" w:space="0" w:color="auto"/>
               <w:right w:val="single" w:sz="4" w:space="0" w:color="auto"/>
             </w:tcBorders>
-            <w:shd w:val="clear" w:color="auto" w:fill="auto"/>
-          </w:tcPr>
-          <w:p>
-            <w:r/>
-          </w:p>
+          </w:tcPr>
+          <w:p/>
         </w:tc>
         <w:tc>
           <w:tcPr>
@@ -1664,11 +1561,8 @@
               <w:left w:val="single" w:sz="4" w:space="0" w:color="auto"/>
               <w:right w:val="single" w:sz="4" w:space="0" w:color="auto"/>
             </w:tcBorders>
-            <w:shd w:val="clear" w:color="auto" w:fill="auto"/>
-          </w:tcPr>
-          <w:p>
-            <w:r/>
-          </w:p>
+          </w:tcPr>
+          <w:p/>
         </w:tc>
         <w:tc>
           <w:tcPr>
@@ -1678,11 +1572,8 @@
               <w:left w:val="single" w:sz="4" w:space="0" w:color="auto"/>
               <w:right w:val="nil"/>
             </w:tcBorders>
-            <w:shd w:val="clear" w:color="auto" w:fill="auto"/>
-          </w:tcPr>
-          <w:p>
-            <w:r/>
-          </w:p>
+          </w:tcPr>
+          <w:p/>
         </w:tc>
       </w:tr>
       <w:tr>
@@ -1697,7 +1588,6 @@
               <w:left w:val="nil"/>
               <w:right w:val="single" w:sz="4" w:space="0" w:color="auto"/>
             </w:tcBorders>
-            <w:shd w:val="clear" w:color="auto" w:fill="auto"/>
           </w:tcPr>
           <w:p>
             <w:r>
@@ -1713,7 +1603,6 @@
               <w:left w:val="single" w:sz="4" w:space="0" w:color="auto"/>
               <w:right w:val="single" w:sz="4" w:space="0" w:color="auto"/>
             </w:tcBorders>
-            <w:shd w:val="clear" w:color="auto" w:fill="auto"/>
           </w:tcPr>
           <w:p>
             <w:r>
@@ -1729,7 +1618,6 @@
               <w:left w:val="single" w:sz="4" w:space="0" w:color="auto"/>
               <w:right w:val="single" w:sz="4" w:space="0" w:color="auto"/>
             </w:tcBorders>
-            <w:shd w:val="clear" w:color="auto" w:fill="auto"/>
           </w:tcPr>
           <w:p>
             <w:r>
@@ -1745,7 +1633,6 @@
               <w:left w:val="single" w:sz="4" w:space="0" w:color="auto"/>
               <w:right w:val="single" w:sz="4" w:space="0" w:color="auto"/>
             </w:tcBorders>
-            <w:shd w:val="clear" w:color="auto" w:fill="auto"/>
           </w:tcPr>
           <w:p>
             <w:r>
@@ -1761,11 +1648,8 @@
               <w:left w:val="single" w:sz="4" w:space="0" w:color="auto"/>
               <w:right w:val="single" w:sz="4" w:space="0" w:color="auto"/>
             </w:tcBorders>
-            <w:shd w:val="clear" w:color="auto" w:fill="auto"/>
-          </w:tcPr>
-          <w:p>
-            <w:r/>
-          </w:p>
+          </w:tcPr>
+          <w:p/>
         </w:tc>
         <w:tc>
           <w:tcPr>
@@ -1775,11 +1659,8 @@
               <w:left w:val="single" w:sz="4" w:space="0" w:color="auto"/>
               <w:right w:val="nil"/>
             </w:tcBorders>
-            <w:shd w:val="clear" w:color="auto" w:fill="auto"/>
-          </w:tcPr>
-          <w:p>
-            <w:r/>
-          </w:p>
+          </w:tcPr>
+          <w:p/>
         </w:tc>
       </w:tr>
     </w:tbl>
@@ -1941,7 +1822,6 @@
               <w:bottom w:val="single" w:sz="4" w:space="0" w:color="auto"/>
               <w:right w:val="single" w:sz="4" w:space="0" w:color="auto"/>
             </w:tcBorders>
-            <w:shd w:val="clear" w:color="auto" w:fill="auto"/>
             <w:vAlign w:val="center"/>
           </w:tcPr>
           <w:p>
@@ -1965,7 +1845,6 @@
               <w:bottom w:val="single" w:sz="4" w:space="0" w:color="auto"/>
               <w:right w:val="single" w:sz="4" w:space="0" w:color="auto"/>
             </w:tcBorders>
-            <w:shd w:val="clear" w:color="auto" w:fill="auto"/>
             <w:vAlign w:val="center"/>
           </w:tcPr>
           <w:p>
@@ -2004,7 +1883,6 @@
               <w:bottom w:val="single" w:sz="4" w:space="0" w:color="auto"/>
               <w:right w:val="single" w:sz="4" w:space="0" w:color="auto"/>
             </w:tcBorders>
-            <w:shd w:val="clear" w:color="auto" w:fill="auto"/>
             <w:vAlign w:val="center"/>
           </w:tcPr>
           <w:p>
@@ -2026,7 +1904,6 @@
               <w:bottom w:val="single" w:sz="4" w:space="0" w:color="auto"/>
               <w:right w:val="single" w:sz="4" w:space="0" w:color="auto"/>
             </w:tcBorders>
-            <w:shd w:val="clear" w:color="auto" w:fill="auto"/>
             <w:vAlign w:val="center"/>
           </w:tcPr>
           <w:p>
@@ -2048,7 +1925,6 @@
               <w:bottom w:val="single" w:sz="4" w:space="0" w:color="auto"/>
               <w:right w:val="single" w:sz="4" w:space="0" w:color="auto"/>
             </w:tcBorders>
-            <w:shd w:val="clear" w:color="auto" w:fill="auto"/>
             <w:vAlign w:val="center"/>
           </w:tcPr>
           <w:p>
@@ -2070,7 +1946,6 @@
               <w:bottom w:val="single" w:sz="4" w:space="0" w:color="auto"/>
               <w:right w:val="single" w:sz="4" w:space="0" w:color="auto"/>
             </w:tcBorders>
-            <w:shd w:val="clear" w:color="auto" w:fill="auto"/>
             <w:vAlign w:val="center"/>
           </w:tcPr>
           <w:p>
@@ -2092,7 +1967,6 @@
               <w:bottom w:val="single" w:sz="4" w:space="0" w:color="auto"/>
               <w:right w:val="nil"/>
             </w:tcBorders>
-            <w:shd w:val="clear" w:color="auto" w:fill="auto"/>
             <w:vAlign w:val="center"/>
           </w:tcPr>
           <w:p>
@@ -2118,7 +1992,6 @@
               <w:left w:val="nil"/>
               <w:right w:val="single" w:sz="4" w:space="0" w:color="auto"/>
             </w:tcBorders>
-            <w:shd w:val="clear" w:color="auto" w:fill="auto"/>
           </w:tcPr>
           <w:p>
             <w:r>
@@ -2134,7 +2007,6 @@
               <w:left w:val="single" w:sz="4" w:space="0" w:color="auto"/>
               <w:right w:val="single" w:sz="4" w:space="0" w:color="auto"/>
             </w:tcBorders>
-            <w:shd w:val="clear" w:color="auto" w:fill="auto"/>
           </w:tcPr>
           <w:p>
             <w:r>
@@ -2150,7 +2022,6 @@
               <w:left w:val="single" w:sz="4" w:space="0" w:color="auto"/>
               <w:right w:val="single" w:sz="4" w:space="0" w:color="auto"/>
             </w:tcBorders>
-            <w:shd w:val="clear" w:color="auto" w:fill="auto"/>
           </w:tcPr>
           <w:p>
             <w:r>
@@ -2166,11 +2037,8 @@
               <w:left w:val="single" w:sz="4" w:space="0" w:color="auto"/>
               <w:right w:val="single" w:sz="4" w:space="0" w:color="auto"/>
             </w:tcBorders>
-            <w:shd w:val="clear" w:color="auto" w:fill="auto"/>
-          </w:tcPr>
-          <w:p>
-            <w:r/>
-          </w:p>
+          </w:tcPr>
+          <w:p/>
         </w:tc>
         <w:tc>
           <w:tcPr>
@@ -2180,11 +2048,8 @@
               <w:left w:val="single" w:sz="4" w:space="0" w:color="auto"/>
               <w:right w:val="single" w:sz="4" w:space="0" w:color="auto"/>
             </w:tcBorders>
-            <w:shd w:val="clear" w:color="auto" w:fill="auto"/>
-          </w:tcPr>
-          <w:p>
-            <w:r/>
-          </w:p>
+          </w:tcPr>
+          <w:p/>
         </w:tc>
         <w:tc>
           <w:tcPr>
@@ -2194,11 +2059,8 @@
               <w:left w:val="single" w:sz="4" w:space="0" w:color="auto"/>
               <w:right w:val="single" w:sz="4" w:space="0" w:color="auto"/>
             </w:tcBorders>
-            <w:shd w:val="clear" w:color="auto" w:fill="auto"/>
-          </w:tcPr>
-          <w:p>
-            <w:r/>
-          </w:p>
+          </w:tcPr>
+          <w:p/>
         </w:tc>
         <w:tc>
           <w:tcPr>
@@ -2208,11 +2070,8 @@
               <w:left w:val="single" w:sz="4" w:space="0" w:color="auto"/>
               <w:right w:val="nil"/>
             </w:tcBorders>
-            <w:shd w:val="clear" w:color="auto" w:fill="auto"/>
-          </w:tcPr>
-          <w:p>
-            <w:r/>
-          </w:p>
+          </w:tcPr>
+          <w:p/>
         </w:tc>
       </w:tr>
       <w:tr>
@@ -2227,11 +2086,8 @@
               <w:left w:val="nil"/>
               <w:right w:val="single" w:sz="4" w:space="0" w:color="auto"/>
             </w:tcBorders>
-            <w:shd w:val="clear" w:color="auto" w:fill="auto"/>
-          </w:tcPr>
-          <w:p>
-            <w:r/>
-          </w:p>
+          </w:tcPr>
+          <w:p/>
         </w:tc>
         <w:tc>
           <w:tcPr>
@@ -2241,7 +2097,6 @@
               <w:left w:val="single" w:sz="4" w:space="0" w:color="auto"/>
               <w:right w:val="single" w:sz="4" w:space="0" w:color="auto"/>
             </w:tcBorders>
-            <w:shd w:val="clear" w:color="auto" w:fill="auto"/>
           </w:tcPr>
           <w:p>
             <w:r>
@@ -2257,7 +2112,6 @@
               <w:left w:val="single" w:sz="4" w:space="0" w:color="auto"/>
               <w:right w:val="single" w:sz="4" w:space="0" w:color="auto"/>
             </w:tcBorders>
-            <w:shd w:val="clear" w:color="auto" w:fill="auto"/>
           </w:tcPr>
           <w:p>
             <w:r>
@@ -2273,11 +2127,8 @@
               <w:left w:val="single" w:sz="4" w:space="0" w:color="auto"/>
               <w:right w:val="single" w:sz="4" w:space="0" w:color="auto"/>
             </w:tcBorders>
-            <w:shd w:val="clear" w:color="auto" w:fill="auto"/>
-          </w:tcPr>
-          <w:p>
-            <w:r/>
-          </w:p>
+          </w:tcPr>
+          <w:p/>
         </w:tc>
         <w:tc>
           <w:tcPr>
@@ -2287,11 +2138,8 @@
               <w:left w:val="single" w:sz="4" w:space="0" w:color="auto"/>
               <w:right w:val="single" w:sz="4" w:space="0" w:color="auto"/>
             </w:tcBorders>
-            <w:shd w:val="clear" w:color="auto" w:fill="auto"/>
-          </w:tcPr>
-          <w:p>
-            <w:r/>
-          </w:p>
+          </w:tcPr>
+          <w:p/>
         </w:tc>
         <w:tc>
           <w:tcPr>
@@ -2301,11 +2149,8 @@
               <w:left w:val="single" w:sz="4" w:space="0" w:color="auto"/>
               <w:right w:val="single" w:sz="4" w:space="0" w:color="auto"/>
             </w:tcBorders>
-            <w:shd w:val="clear" w:color="auto" w:fill="auto"/>
-          </w:tcPr>
-          <w:p>
-            <w:r/>
-          </w:p>
+          </w:tcPr>
+          <w:p/>
         </w:tc>
         <w:tc>
           <w:tcPr>
@@ -2315,11 +2160,8 @@
               <w:left w:val="single" w:sz="4" w:space="0" w:color="auto"/>
               <w:right w:val="nil"/>
             </w:tcBorders>
-            <w:shd w:val="clear" w:color="auto" w:fill="auto"/>
-          </w:tcPr>
-          <w:p>
-            <w:r/>
-          </w:p>
+          </w:tcPr>
+          <w:p/>
         </w:tc>
       </w:tr>
       <w:tr>
@@ -2334,11 +2176,8 @@
               <w:left w:val="nil"/>
               <w:right w:val="single" w:sz="4" w:space="0" w:color="auto"/>
             </w:tcBorders>
-            <w:shd w:val="clear" w:color="auto" w:fill="auto"/>
-          </w:tcPr>
-          <w:p>
-            <w:r/>
-          </w:p>
+          </w:tcPr>
+          <w:p/>
         </w:tc>
         <w:tc>
           <w:tcPr>
@@ -2348,7 +2187,6 @@
               <w:left w:val="single" w:sz="4" w:space="0" w:color="auto"/>
               <w:right w:val="single" w:sz="4" w:space="0" w:color="auto"/>
             </w:tcBorders>
-            <w:shd w:val="clear" w:color="auto" w:fill="auto"/>
           </w:tcPr>
           <w:p>
             <w:r>
@@ -2364,7 +2202,6 @@
               <w:left w:val="single" w:sz="4" w:space="0" w:color="auto"/>
               <w:right w:val="single" w:sz="4" w:space="0" w:color="auto"/>
             </w:tcBorders>
-            <w:shd w:val="clear" w:color="auto" w:fill="auto"/>
           </w:tcPr>
           <w:p>
             <w:r>
@@ -2380,11 +2217,8 @@
               <w:left w:val="single" w:sz="4" w:space="0" w:color="auto"/>
               <w:right w:val="single" w:sz="4" w:space="0" w:color="auto"/>
             </w:tcBorders>
-            <w:shd w:val="clear" w:color="auto" w:fill="auto"/>
-          </w:tcPr>
-          <w:p>
-            <w:r/>
-          </w:p>
+          </w:tcPr>
+          <w:p/>
         </w:tc>
         <w:tc>
           <w:tcPr>
@@ -2394,11 +2228,8 @@
               <w:left w:val="single" w:sz="4" w:space="0" w:color="auto"/>
               <w:right w:val="single" w:sz="4" w:space="0" w:color="auto"/>
             </w:tcBorders>
-            <w:shd w:val="clear" w:color="auto" w:fill="auto"/>
-          </w:tcPr>
-          <w:p>
-            <w:r/>
-          </w:p>
+          </w:tcPr>
+          <w:p/>
         </w:tc>
         <w:tc>
           <w:tcPr>
@@ -2408,11 +2239,8 @@
               <w:left w:val="single" w:sz="4" w:space="0" w:color="auto"/>
               <w:right w:val="single" w:sz="4" w:space="0" w:color="auto"/>
             </w:tcBorders>
-            <w:shd w:val="clear" w:color="auto" w:fill="auto"/>
-          </w:tcPr>
-          <w:p>
-            <w:r/>
-          </w:p>
+          </w:tcPr>
+          <w:p/>
         </w:tc>
         <w:tc>
           <w:tcPr>
@@ -2422,11 +2250,8 @@
               <w:left w:val="single" w:sz="4" w:space="0" w:color="auto"/>
               <w:right w:val="nil"/>
             </w:tcBorders>
-            <w:shd w:val="clear" w:color="auto" w:fill="auto"/>
-          </w:tcPr>
-          <w:p>
-            <w:r/>
-          </w:p>
+          </w:tcPr>
+          <w:p/>
         </w:tc>
       </w:tr>
       <w:tr>
@@ -2441,11 +2266,8 @@
               <w:left w:val="nil"/>
               <w:right w:val="single" w:sz="4" w:space="0" w:color="auto"/>
             </w:tcBorders>
-            <w:shd w:val="clear" w:color="auto" w:fill="auto"/>
-          </w:tcPr>
-          <w:p>
-            <w:r/>
-          </w:p>
+          </w:tcPr>
+          <w:p/>
         </w:tc>
         <w:tc>
           <w:tcPr>
@@ -2455,7 +2277,6 @@
               <w:left w:val="single" w:sz="4" w:space="0" w:color="auto"/>
               <w:right w:val="single" w:sz="4" w:space="0" w:color="auto"/>
             </w:tcBorders>
-            <w:shd w:val="clear" w:color="auto" w:fill="auto"/>
           </w:tcPr>
           <w:p>
             <w:r>
@@ -2471,7 +2292,6 @@
               <w:left w:val="single" w:sz="4" w:space="0" w:color="auto"/>
               <w:right w:val="single" w:sz="4" w:space="0" w:color="auto"/>
             </w:tcBorders>
-            <w:shd w:val="clear" w:color="auto" w:fill="auto"/>
           </w:tcPr>
           <w:p>
             <w:r>
@@ -2487,11 +2307,8 @@
               <w:left w:val="single" w:sz="4" w:space="0" w:color="auto"/>
               <w:right w:val="single" w:sz="4" w:space="0" w:color="auto"/>
             </w:tcBorders>
-            <w:shd w:val="clear" w:color="auto" w:fill="auto"/>
-          </w:tcPr>
-          <w:p>
-            <w:r/>
-          </w:p>
+          </w:tcPr>
+          <w:p/>
         </w:tc>
         <w:tc>
           <w:tcPr>
@@ -2501,11 +2318,8 @@
               <w:left w:val="single" w:sz="4" w:space="0" w:color="auto"/>
               <w:right w:val="single" w:sz="4" w:space="0" w:color="auto"/>
             </w:tcBorders>
-            <w:shd w:val="clear" w:color="auto" w:fill="auto"/>
-          </w:tcPr>
-          <w:p>
-            <w:r/>
-          </w:p>
+          </w:tcPr>
+          <w:p/>
         </w:tc>
         <w:tc>
           <w:tcPr>
@@ -2515,11 +2329,8 @@
               <w:left w:val="single" w:sz="4" w:space="0" w:color="auto"/>
               <w:right w:val="single" w:sz="4" w:space="0" w:color="auto"/>
             </w:tcBorders>
-            <w:shd w:val="clear" w:color="auto" w:fill="auto"/>
-          </w:tcPr>
-          <w:p>
-            <w:r/>
-          </w:p>
+          </w:tcPr>
+          <w:p/>
         </w:tc>
         <w:tc>
           <w:tcPr>
@@ -2529,11 +2340,8 @@
               <w:left w:val="single" w:sz="4" w:space="0" w:color="auto"/>
               <w:right w:val="nil"/>
             </w:tcBorders>
-            <w:shd w:val="clear" w:color="auto" w:fill="auto"/>
-          </w:tcPr>
-          <w:p>
-            <w:r/>
-          </w:p>
+          </w:tcPr>
+          <w:p/>
         </w:tc>
       </w:tr>
       <w:tr>
@@ -2548,7 +2356,6 @@
               <w:left w:val="nil"/>
               <w:right w:val="single" w:sz="4" w:space="0" w:color="auto"/>
             </w:tcBorders>
-            <w:shd w:val="clear" w:color="auto" w:fill="auto"/>
           </w:tcPr>
           <w:p>
             <w:r>
@@ -2564,7 +2371,6 @@
               <w:left w:val="single" w:sz="4" w:space="0" w:color="auto"/>
               <w:right w:val="single" w:sz="4" w:space="0" w:color="auto"/>
             </w:tcBorders>
-            <w:shd w:val="clear" w:color="auto" w:fill="auto"/>
           </w:tcPr>
           <w:p>
             <w:r>
@@ -2580,7 +2386,6 @@
               <w:left w:val="single" w:sz="4" w:space="0" w:color="auto"/>
               <w:right w:val="single" w:sz="4" w:space="0" w:color="auto"/>
             </w:tcBorders>
-            <w:shd w:val="clear" w:color="auto" w:fill="auto"/>
           </w:tcPr>
           <w:p>
             <w:r>
@@ -2596,11 +2401,8 @@
               <w:left w:val="single" w:sz="4" w:space="0" w:color="auto"/>
               <w:right w:val="single" w:sz="4" w:space="0" w:color="auto"/>
             </w:tcBorders>
-            <w:shd w:val="clear" w:color="auto" w:fill="auto"/>
-          </w:tcPr>
-          <w:p>
-            <w:r/>
-          </w:p>
+          </w:tcPr>
+          <w:p/>
         </w:tc>
         <w:tc>
           <w:tcPr>
@@ -2610,11 +2412,8 @@
               <w:left w:val="single" w:sz="4" w:space="0" w:color="auto"/>
               <w:right w:val="single" w:sz="4" w:space="0" w:color="auto"/>
             </w:tcBorders>
-            <w:shd w:val="clear" w:color="auto" w:fill="auto"/>
-          </w:tcPr>
-          <w:p>
-            <w:r/>
-          </w:p>
+          </w:tcPr>
+          <w:p/>
         </w:tc>
         <w:tc>
           <w:tcPr>
@@ -2624,11 +2423,8 @@
               <w:left w:val="single" w:sz="4" w:space="0" w:color="auto"/>
               <w:right w:val="single" w:sz="4" w:space="0" w:color="auto"/>
             </w:tcBorders>
-            <w:shd w:val="clear" w:color="auto" w:fill="auto"/>
-          </w:tcPr>
-          <w:p>
-            <w:r/>
-          </w:p>
+          </w:tcPr>
+          <w:p/>
         </w:tc>
         <w:tc>
           <w:tcPr>
@@ -2638,11 +2434,8 @@
               <w:left w:val="single" w:sz="4" w:space="0" w:color="auto"/>
               <w:right w:val="nil"/>
             </w:tcBorders>
-            <w:shd w:val="clear" w:color="auto" w:fill="auto"/>
-          </w:tcPr>
-          <w:p>
-            <w:r/>
-          </w:p>
+          </w:tcPr>
+          <w:p/>
         </w:tc>
       </w:tr>
       <w:tr>
@@ -2657,11 +2450,8 @@
               <w:left w:val="nil"/>
               <w:right w:val="single" w:sz="4" w:space="0" w:color="auto"/>
             </w:tcBorders>
-            <w:shd w:val="clear" w:color="auto" w:fill="auto"/>
-          </w:tcPr>
-          <w:p>
-            <w:r/>
-          </w:p>
+          </w:tcPr>
+          <w:p/>
         </w:tc>
         <w:tc>
           <w:tcPr>
@@ -2671,7 +2461,6 @@
               <w:left w:val="single" w:sz="4" w:space="0" w:color="auto"/>
               <w:right w:val="single" w:sz="4" w:space="0" w:color="auto"/>
             </w:tcBorders>
-            <w:shd w:val="clear" w:color="auto" w:fill="auto"/>
           </w:tcPr>
           <w:p>
             <w:r>
@@ -2687,7 +2476,6 @@
               <w:left w:val="single" w:sz="4" w:space="0" w:color="auto"/>
               <w:right w:val="single" w:sz="4" w:space="0" w:color="auto"/>
             </w:tcBorders>
-            <w:shd w:val="clear" w:color="auto" w:fill="auto"/>
           </w:tcPr>
           <w:p>
             <w:r>
@@ -2703,11 +2491,8 @@
               <w:left w:val="single" w:sz="4" w:space="0" w:color="auto"/>
               <w:right w:val="single" w:sz="4" w:space="0" w:color="auto"/>
             </w:tcBorders>
-            <w:shd w:val="clear" w:color="auto" w:fill="auto"/>
-          </w:tcPr>
-          <w:p>
-            <w:r/>
-          </w:p>
+          </w:tcPr>
+          <w:p/>
         </w:tc>
         <w:tc>
           <w:tcPr>
@@ -2717,11 +2502,8 @@
               <w:left w:val="single" w:sz="4" w:space="0" w:color="auto"/>
               <w:right w:val="single" w:sz="4" w:space="0" w:color="auto"/>
             </w:tcBorders>
-            <w:shd w:val="clear" w:color="auto" w:fill="auto"/>
-          </w:tcPr>
-          <w:p>
-            <w:r/>
-          </w:p>
+          </w:tcPr>
+          <w:p/>
         </w:tc>
         <w:tc>
           <w:tcPr>
@@ -2731,11 +2513,8 @@
               <w:left w:val="single" w:sz="4" w:space="0" w:color="auto"/>
               <w:right w:val="single" w:sz="4" w:space="0" w:color="auto"/>
             </w:tcBorders>
-            <w:shd w:val="clear" w:color="auto" w:fill="auto"/>
-          </w:tcPr>
-          <w:p>
-            <w:r/>
-          </w:p>
+          </w:tcPr>
+          <w:p/>
         </w:tc>
         <w:tc>
           <w:tcPr>
@@ -2745,11 +2524,8 @@
               <w:left w:val="single" w:sz="4" w:space="0" w:color="auto"/>
               <w:right w:val="nil"/>
             </w:tcBorders>
-            <w:shd w:val="clear" w:color="auto" w:fill="auto"/>
-          </w:tcPr>
-          <w:p>
-            <w:r/>
-          </w:p>
+          </w:tcPr>
+          <w:p/>
         </w:tc>
       </w:tr>
       <w:tr>
@@ -2764,11 +2540,8 @@
               <w:left w:val="nil"/>
               <w:right w:val="single" w:sz="4" w:space="0" w:color="auto"/>
             </w:tcBorders>
-            <w:shd w:val="clear" w:color="auto" w:fill="auto"/>
-          </w:tcPr>
-          <w:p>
-            <w:r/>
-          </w:p>
+          </w:tcPr>
+          <w:p/>
         </w:tc>
         <w:tc>
           <w:tcPr>
@@ -2778,7 +2551,6 @@
               <w:left w:val="single" w:sz="4" w:space="0" w:color="auto"/>
               <w:right w:val="single" w:sz="4" w:space="0" w:color="auto"/>
             </w:tcBorders>
-            <w:shd w:val="clear" w:color="auto" w:fill="auto"/>
           </w:tcPr>
           <w:p>
             <w:r>
@@ -2794,7 +2566,6 @@
               <w:left w:val="single" w:sz="4" w:space="0" w:color="auto"/>
               <w:right w:val="single" w:sz="4" w:space="0" w:color="auto"/>
             </w:tcBorders>
-            <w:shd w:val="clear" w:color="auto" w:fill="auto"/>
           </w:tcPr>
           <w:p>
             <w:r>
@@ -2810,11 +2581,8 @@
               <w:left w:val="single" w:sz="4" w:space="0" w:color="auto"/>
               <w:right w:val="single" w:sz="4" w:space="0" w:color="auto"/>
             </w:tcBorders>
-            <w:shd w:val="clear" w:color="auto" w:fill="auto"/>
-          </w:tcPr>
-          <w:p>
-            <w:r/>
-          </w:p>
+          </w:tcPr>
+          <w:p/>
         </w:tc>
         <w:tc>
           <w:tcPr>
@@ -2824,11 +2592,8 @@
               <w:left w:val="single" w:sz="4" w:space="0" w:color="auto"/>
               <w:right w:val="single" w:sz="4" w:space="0" w:color="auto"/>
             </w:tcBorders>
-            <w:shd w:val="clear" w:color="auto" w:fill="auto"/>
-          </w:tcPr>
-          <w:p>
-            <w:r/>
-          </w:p>
+          </w:tcPr>
+          <w:p/>
         </w:tc>
         <w:tc>
           <w:tcPr>
@@ -2838,11 +2603,8 @@
               <w:left w:val="single" w:sz="4" w:space="0" w:color="auto"/>
               <w:right w:val="single" w:sz="4" w:space="0" w:color="auto"/>
             </w:tcBorders>
-            <w:shd w:val="clear" w:color="auto" w:fill="auto"/>
-          </w:tcPr>
-          <w:p>
-            <w:r/>
-          </w:p>
+          </w:tcPr>
+          <w:p/>
         </w:tc>
         <w:tc>
           <w:tcPr>
@@ -2852,11 +2614,8 @@
               <w:left w:val="single" w:sz="4" w:space="0" w:color="auto"/>
               <w:right w:val="nil"/>
             </w:tcBorders>
-            <w:shd w:val="clear" w:color="auto" w:fill="auto"/>
-          </w:tcPr>
-          <w:p>
-            <w:r/>
-          </w:p>
+          </w:tcPr>
+          <w:p/>
         </w:tc>
       </w:tr>
       <w:tr>
@@ -2871,11 +2630,8 @@
               <w:left w:val="nil"/>
               <w:right w:val="single" w:sz="4" w:space="0" w:color="auto"/>
             </w:tcBorders>
-            <w:shd w:val="clear" w:color="auto" w:fill="auto"/>
-          </w:tcPr>
-          <w:p>
-            <w:r/>
-          </w:p>
+          </w:tcPr>
+          <w:p/>
         </w:tc>
         <w:tc>
           <w:tcPr>
@@ -2885,7 +2641,6 @@
               <w:left w:val="single" w:sz="4" w:space="0" w:color="auto"/>
               <w:right w:val="single" w:sz="4" w:space="0" w:color="auto"/>
             </w:tcBorders>
-            <w:shd w:val="clear" w:color="auto" w:fill="auto"/>
           </w:tcPr>
           <w:p>
             <w:r>
@@ -2901,7 +2656,6 @@
               <w:left w:val="single" w:sz="4" w:space="0" w:color="auto"/>
               <w:right w:val="single" w:sz="4" w:space="0" w:color="auto"/>
             </w:tcBorders>
-            <w:shd w:val="clear" w:color="auto" w:fill="auto"/>
           </w:tcPr>
           <w:p>
             <w:r>
@@ -2917,11 +2671,8 @@
               <w:left w:val="single" w:sz="4" w:space="0" w:color="auto"/>
               <w:right w:val="single" w:sz="4" w:space="0" w:color="auto"/>
             </w:tcBorders>
-            <w:shd w:val="clear" w:color="auto" w:fill="auto"/>
-          </w:tcPr>
-          <w:p>
-            <w:r/>
-          </w:p>
+          </w:tcPr>
+          <w:p/>
         </w:tc>
         <w:tc>
           <w:tcPr>
@@ -2931,11 +2682,8 @@
               <w:left w:val="single" w:sz="4" w:space="0" w:color="auto"/>
               <w:right w:val="single" w:sz="4" w:space="0" w:color="auto"/>
             </w:tcBorders>
-            <w:shd w:val="clear" w:color="auto" w:fill="auto"/>
-          </w:tcPr>
-          <w:p>
-            <w:r/>
-          </w:p>
+          </w:tcPr>
+          <w:p/>
         </w:tc>
         <w:tc>
           <w:tcPr>
@@ -2945,11 +2693,8 @@
               <w:left w:val="single" w:sz="4" w:space="0" w:color="auto"/>
               <w:right w:val="single" w:sz="4" w:space="0" w:color="auto"/>
             </w:tcBorders>
-            <w:shd w:val="clear" w:color="auto" w:fill="auto"/>
-          </w:tcPr>
-          <w:p>
-            <w:r/>
-          </w:p>
+          </w:tcPr>
+          <w:p/>
         </w:tc>
         <w:tc>
           <w:tcPr>
@@ -2959,11 +2704,8 @@
               <w:left w:val="single" w:sz="4" w:space="0" w:color="auto"/>
               <w:right w:val="nil"/>
             </w:tcBorders>
-            <w:shd w:val="clear" w:color="auto" w:fill="auto"/>
-          </w:tcPr>
-          <w:p>
-            <w:r/>
-          </w:p>
+          </w:tcPr>
+          <w:p/>
         </w:tc>
       </w:tr>
       <w:tr>
@@ -2978,7 +2720,6 @@
               <w:left w:val="nil"/>
               <w:right w:val="single" w:sz="4" w:space="0" w:color="auto"/>
             </w:tcBorders>
-            <w:shd w:val="clear" w:color="auto" w:fill="auto"/>
           </w:tcPr>
           <w:p>
             <w:r>
@@ -2994,7 +2735,6 @@
               <w:left w:val="single" w:sz="4" w:space="0" w:color="auto"/>
               <w:right w:val="single" w:sz="4" w:space="0" w:color="auto"/>
             </w:tcBorders>
-            <w:shd w:val="clear" w:color="auto" w:fill="auto"/>
           </w:tcPr>
           <w:p>
             <w:r>
@@ -3010,7 +2750,6 @@
               <w:left w:val="single" w:sz="4" w:space="0" w:color="auto"/>
               <w:right w:val="single" w:sz="4" w:space="0" w:color="auto"/>
             </w:tcBorders>
-            <w:shd w:val="clear" w:color="auto" w:fill="auto"/>
           </w:tcPr>
           <w:p>
             <w:r>
@@ -3026,11 +2765,8 @@
               <w:left w:val="single" w:sz="4" w:space="0" w:color="auto"/>
               <w:right w:val="single" w:sz="4" w:space="0" w:color="auto"/>
             </w:tcBorders>
-            <w:shd w:val="clear" w:color="auto" w:fill="auto"/>
-          </w:tcPr>
-          <w:p>
-            <w:r/>
-          </w:p>
+          </w:tcPr>
+          <w:p/>
         </w:tc>
         <w:tc>
           <w:tcPr>
@@ -3040,11 +2776,8 @@
               <w:left w:val="single" w:sz="4" w:space="0" w:color="auto"/>
               <w:right w:val="single" w:sz="4" w:space="0" w:color="auto"/>
             </w:tcBorders>
-            <w:shd w:val="clear" w:color="auto" w:fill="auto"/>
-          </w:tcPr>
-          <w:p>
-            <w:r/>
-          </w:p>
+          </w:tcPr>
+          <w:p/>
         </w:tc>
         <w:tc>
           <w:tcPr>
@@ -3054,11 +2787,8 @@
               <w:left w:val="single" w:sz="4" w:space="0" w:color="auto"/>
               <w:right w:val="single" w:sz="4" w:space="0" w:color="auto"/>
             </w:tcBorders>
-            <w:shd w:val="clear" w:color="auto" w:fill="auto"/>
-          </w:tcPr>
-          <w:p>
-            <w:r/>
-          </w:p>
+          </w:tcPr>
+          <w:p/>
         </w:tc>
         <w:tc>
           <w:tcPr>
@@ -3068,11 +2798,8 @@
               <w:left w:val="single" w:sz="4" w:space="0" w:color="auto"/>
               <w:right w:val="nil"/>
             </w:tcBorders>
-            <w:shd w:val="clear" w:color="auto" w:fill="auto"/>
-          </w:tcPr>
-          <w:p>
-            <w:r/>
-          </w:p>
+          </w:tcPr>
+          <w:p/>
         </w:tc>
       </w:tr>
       <w:tr>
@@ -3087,11 +2814,8 @@
               <w:left w:val="nil"/>
               <w:right w:val="single" w:sz="4" w:space="0" w:color="auto"/>
             </w:tcBorders>
-            <w:shd w:val="clear" w:color="auto" w:fill="auto"/>
-          </w:tcPr>
-          <w:p>
-            <w:r/>
-          </w:p>
+          </w:tcPr>
+          <w:p/>
         </w:tc>
         <w:tc>
           <w:tcPr>
@@ -3101,7 +2825,6 @@
               <w:left w:val="single" w:sz="4" w:space="0" w:color="auto"/>
               <w:right w:val="single" w:sz="4" w:space="0" w:color="auto"/>
             </w:tcBorders>
-            <w:shd w:val="clear" w:color="auto" w:fill="auto"/>
           </w:tcPr>
           <w:p>
             <w:r>
@@ -3117,7 +2840,6 @@
               <w:left w:val="single" w:sz="4" w:space="0" w:color="auto"/>
               <w:right w:val="single" w:sz="4" w:space="0" w:color="auto"/>
             </w:tcBorders>
-            <w:shd w:val="clear" w:color="auto" w:fill="auto"/>
           </w:tcPr>
           <w:p>
             <w:r>
@@ -3133,11 +2855,8 @@
               <w:left w:val="single" w:sz="4" w:space="0" w:color="auto"/>
               <w:right w:val="single" w:sz="4" w:space="0" w:color="auto"/>
             </w:tcBorders>
-            <w:shd w:val="clear" w:color="auto" w:fill="auto"/>
-          </w:tcPr>
-          <w:p>
-            <w:r/>
-          </w:p>
+          </w:tcPr>
+          <w:p/>
         </w:tc>
         <w:tc>
           <w:tcPr>
@@ -3147,11 +2866,8 @@
               <w:left w:val="single" w:sz="4" w:space="0" w:color="auto"/>
               <w:right w:val="single" w:sz="4" w:space="0" w:color="auto"/>
             </w:tcBorders>
-            <w:shd w:val="clear" w:color="auto" w:fill="auto"/>
-          </w:tcPr>
-          <w:p>
-            <w:r/>
-          </w:p>
+          </w:tcPr>
+          <w:p/>
         </w:tc>
         <w:tc>
           <w:tcPr>
@@ -3161,11 +2877,8 @@
               <w:left w:val="single" w:sz="4" w:space="0" w:color="auto"/>
               <w:right w:val="single" w:sz="4" w:space="0" w:color="auto"/>
             </w:tcBorders>
-            <w:shd w:val="clear" w:color="auto" w:fill="auto"/>
-          </w:tcPr>
-          <w:p>
-            <w:r/>
-          </w:p>
+          </w:tcPr>
+          <w:p/>
         </w:tc>
         <w:tc>
           <w:tcPr>
@@ -3175,11 +2888,8 @@
               <w:left w:val="single" w:sz="4" w:space="0" w:color="auto"/>
               <w:right w:val="nil"/>
             </w:tcBorders>
-            <w:shd w:val="clear" w:color="auto" w:fill="auto"/>
-          </w:tcPr>
-          <w:p>
-            <w:r/>
-          </w:p>
+          </w:tcPr>
+          <w:p/>
         </w:tc>
       </w:tr>
       <w:tr>
@@ -3194,11 +2904,8 @@
               <w:left w:val="nil"/>
               <w:right w:val="single" w:sz="4" w:space="0" w:color="auto"/>
             </w:tcBorders>
-            <w:shd w:val="clear" w:color="auto" w:fill="auto"/>
-          </w:tcPr>
-          <w:p>
-            <w:r/>
-          </w:p>
+          </w:tcPr>
+          <w:p/>
         </w:tc>
         <w:tc>
           <w:tcPr>
@@ -3208,7 +2915,6 @@
               <w:left w:val="single" w:sz="4" w:space="0" w:color="auto"/>
               <w:right w:val="single" w:sz="4" w:space="0" w:color="auto"/>
             </w:tcBorders>
-            <w:shd w:val="clear" w:color="auto" w:fill="auto"/>
           </w:tcPr>
           <w:p>
             <w:r>
@@ -3224,7 +2930,6 @@
               <w:left w:val="single" w:sz="4" w:space="0" w:color="auto"/>
               <w:right w:val="single" w:sz="4" w:space="0" w:color="auto"/>
             </w:tcBorders>
-            <w:shd w:val="clear" w:color="auto" w:fill="auto"/>
           </w:tcPr>
           <w:p>
             <w:r>
@@ -3240,11 +2945,8 @@
               <w:left w:val="single" w:sz="4" w:space="0" w:color="auto"/>
               <w:right w:val="single" w:sz="4" w:space="0" w:color="auto"/>
             </w:tcBorders>
-            <w:shd w:val="clear" w:color="auto" w:fill="auto"/>
-          </w:tcPr>
-          <w:p>
-            <w:r/>
-          </w:p>
+          </w:tcPr>
+          <w:p/>
         </w:tc>
         <w:tc>
           <w:tcPr>
@@ -3254,11 +2956,8 @@
               <w:left w:val="single" w:sz="4" w:space="0" w:color="auto"/>
               <w:right w:val="single" w:sz="4" w:space="0" w:color="auto"/>
             </w:tcBorders>
-            <w:shd w:val="clear" w:color="auto" w:fill="auto"/>
-          </w:tcPr>
-          <w:p>
-            <w:r/>
-          </w:p>
+          </w:tcPr>
+          <w:p/>
         </w:tc>
         <w:tc>
           <w:tcPr>
@@ -3268,11 +2967,8 @@
               <w:left w:val="single" w:sz="4" w:space="0" w:color="auto"/>
               <w:right w:val="single" w:sz="4" w:space="0" w:color="auto"/>
             </w:tcBorders>
-            <w:shd w:val="clear" w:color="auto" w:fill="auto"/>
-          </w:tcPr>
-          <w:p>
-            <w:r/>
-          </w:p>
+          </w:tcPr>
+          <w:p/>
         </w:tc>
         <w:tc>
           <w:tcPr>
@@ -3282,11 +2978,8 @@
               <w:left w:val="single" w:sz="4" w:space="0" w:color="auto"/>
               <w:right w:val="nil"/>
             </w:tcBorders>
-            <w:shd w:val="clear" w:color="auto" w:fill="auto"/>
-          </w:tcPr>
-          <w:p>
-            <w:r/>
-          </w:p>
+          </w:tcPr>
+          <w:p/>
         </w:tc>
       </w:tr>
     </w:tbl>
@@ -3341,7 +3034,6 @@
               </w:rPr>
             </w:pPr>
             <w:r>
-              <w:lastRenderedPageBreak/>
               <w:t>Required Skills / Performance Evidence</w:t>
             </w:r>
           </w:p>
@@ -3455,7 +3147,6 @@
               <w:bottom w:val="single" w:sz="4" w:space="0" w:color="auto"/>
               <w:right w:val="single" w:sz="4" w:space="0" w:color="auto"/>
             </w:tcBorders>
-            <w:shd w:val="clear" w:color="auto" w:fill="auto"/>
             <w:vAlign w:val="center"/>
           </w:tcPr>
           <w:p>
@@ -3491,7 +3182,6 @@
               <w:bottom w:val="single" w:sz="4" w:space="0" w:color="auto"/>
               <w:right w:val="single" w:sz="4" w:space="0" w:color="auto"/>
             </w:tcBorders>
-            <w:shd w:val="clear" w:color="auto" w:fill="auto"/>
             <w:vAlign w:val="center"/>
           </w:tcPr>
           <w:p>
@@ -3513,7 +3203,6 @@
               <w:bottom w:val="single" w:sz="4" w:space="0" w:color="auto"/>
               <w:right w:val="single" w:sz="4" w:space="0" w:color="auto"/>
             </w:tcBorders>
-            <w:shd w:val="clear" w:color="auto" w:fill="auto"/>
             <w:vAlign w:val="center"/>
           </w:tcPr>
           <w:p>
@@ -3535,7 +3224,6 @@
               <w:bottom w:val="single" w:sz="4" w:space="0" w:color="auto"/>
               <w:right w:val="single" w:sz="4" w:space="0" w:color="auto"/>
             </w:tcBorders>
-            <w:shd w:val="clear" w:color="auto" w:fill="auto"/>
             <w:vAlign w:val="center"/>
           </w:tcPr>
           <w:p>
@@ -3557,7 +3245,6 @@
               <w:bottom w:val="single" w:sz="4" w:space="0" w:color="auto"/>
               <w:right w:val="single" w:sz="4" w:space="0" w:color="auto"/>
             </w:tcBorders>
-            <w:shd w:val="clear" w:color="auto" w:fill="auto"/>
             <w:vAlign w:val="center"/>
           </w:tcPr>
           <w:p>
@@ -3579,7 +3266,6 @@
               <w:bottom w:val="single" w:sz="4" w:space="0" w:color="auto"/>
               <w:right w:val="nil"/>
             </w:tcBorders>
-            <w:shd w:val="clear" w:color="auto" w:fill="auto"/>
             <w:vAlign w:val="center"/>
           </w:tcPr>
           <w:p>
@@ -3605,7 +3291,6 @@
               <w:left w:val="nil"/>
               <w:right w:val="single" w:sz="4" w:space="0" w:color="auto"/>
             </w:tcBorders>
-            <w:shd w:val="clear" w:color="auto" w:fill="auto"/>
           </w:tcPr>
           <w:p>
             <w:r>
@@ -3621,7 +3306,6 @@
               <w:left w:val="single" w:sz="4" w:space="0" w:color="auto"/>
               <w:right w:val="single" w:sz="4" w:space="0" w:color="auto"/>
             </w:tcBorders>
-            <w:shd w:val="clear" w:color="auto" w:fill="auto"/>
           </w:tcPr>
           <w:p>
             <w:r>
@@ -3637,11 +3321,8 @@
               <w:left w:val="single" w:sz="4" w:space="0" w:color="auto"/>
               <w:right w:val="single" w:sz="4" w:space="0" w:color="auto"/>
             </w:tcBorders>
-            <w:shd w:val="clear" w:color="auto" w:fill="auto"/>
-          </w:tcPr>
-          <w:p>
-            <w:r/>
-          </w:p>
+          </w:tcPr>
+          <w:p/>
         </w:tc>
         <w:tc>
           <w:tcPr>
@@ -3651,11 +3332,8 @@
               <w:left w:val="single" w:sz="4" w:space="0" w:color="auto"/>
               <w:right w:val="single" w:sz="4" w:space="0" w:color="auto"/>
             </w:tcBorders>
-            <w:shd w:val="clear" w:color="auto" w:fill="auto"/>
-          </w:tcPr>
-          <w:p>
-            <w:r/>
-          </w:p>
+          </w:tcPr>
+          <w:p/>
         </w:tc>
         <w:tc>
           <w:tcPr>
@@ -3665,11 +3343,8 @@
               <w:left w:val="single" w:sz="4" w:space="0" w:color="auto"/>
               <w:right w:val="single" w:sz="4" w:space="0" w:color="auto"/>
             </w:tcBorders>
-            <w:shd w:val="clear" w:color="auto" w:fill="auto"/>
-          </w:tcPr>
-          <w:p>
-            <w:r/>
-          </w:p>
+          </w:tcPr>
+          <w:p/>
         </w:tc>
         <w:tc>
           <w:tcPr>
@@ -3679,11 +3354,8 @@
               <w:left w:val="single" w:sz="4" w:space="0" w:color="auto"/>
               <w:right w:val="nil"/>
             </w:tcBorders>
-            <w:shd w:val="clear" w:color="auto" w:fill="auto"/>
-          </w:tcPr>
-          <w:p>
-            <w:r/>
-          </w:p>
+          </w:tcPr>
+          <w:p/>
         </w:tc>
       </w:tr>
       <w:tr>
@@ -3698,7 +3370,6 @@
               <w:left w:val="nil"/>
               <w:right w:val="single" w:sz="4" w:space="0" w:color="auto"/>
             </w:tcBorders>
-            <w:shd w:val="clear" w:color="auto" w:fill="auto"/>
           </w:tcPr>
           <w:p>
             <w:r>
@@ -3714,7 +3385,6 @@
               <w:left w:val="single" w:sz="4" w:space="0" w:color="auto"/>
               <w:right w:val="single" w:sz="4" w:space="0" w:color="auto"/>
             </w:tcBorders>
-            <w:shd w:val="clear" w:color="auto" w:fill="auto"/>
           </w:tcPr>
           <w:p>
             <w:r>
@@ -3730,11 +3400,8 @@
               <w:left w:val="single" w:sz="4" w:space="0" w:color="auto"/>
               <w:right w:val="single" w:sz="4" w:space="0" w:color="auto"/>
             </w:tcBorders>
-            <w:shd w:val="clear" w:color="auto" w:fill="auto"/>
-          </w:tcPr>
-          <w:p>
-            <w:r/>
-          </w:p>
+          </w:tcPr>
+          <w:p/>
         </w:tc>
         <w:tc>
           <w:tcPr>
@@ -3744,11 +3411,8 @@
               <w:left w:val="single" w:sz="4" w:space="0" w:color="auto"/>
               <w:right w:val="single" w:sz="4" w:space="0" w:color="auto"/>
             </w:tcBorders>
-            <w:shd w:val="clear" w:color="auto" w:fill="auto"/>
-          </w:tcPr>
-          <w:p>
-            <w:r/>
-          </w:p>
+          </w:tcPr>
+          <w:p/>
         </w:tc>
         <w:tc>
           <w:tcPr>
@@ -3758,11 +3422,8 @@
               <w:left w:val="single" w:sz="4" w:space="0" w:color="auto"/>
               <w:right w:val="single" w:sz="4" w:space="0" w:color="auto"/>
             </w:tcBorders>
-            <w:shd w:val="clear" w:color="auto" w:fill="auto"/>
-          </w:tcPr>
-          <w:p>
-            <w:r/>
-          </w:p>
+          </w:tcPr>
+          <w:p/>
         </w:tc>
         <w:tc>
           <w:tcPr>
@@ -3772,11 +3433,8 @@
               <w:left w:val="single" w:sz="4" w:space="0" w:color="auto"/>
               <w:right w:val="nil"/>
             </w:tcBorders>
-            <w:shd w:val="clear" w:color="auto" w:fill="auto"/>
-          </w:tcPr>
-          <w:p>
-            <w:r/>
-          </w:p>
+          </w:tcPr>
+          <w:p/>
         </w:tc>
       </w:tr>
       <w:tr>
@@ -3791,7 +3449,6 @@
               <w:left w:val="nil"/>
               <w:right w:val="single" w:sz="4" w:space="0" w:color="auto"/>
             </w:tcBorders>
-            <w:shd w:val="clear" w:color="auto" w:fill="auto"/>
           </w:tcPr>
           <w:p>
             <w:r>
@@ -3807,7 +3464,6 @@
               <w:left w:val="single" w:sz="4" w:space="0" w:color="auto"/>
               <w:right w:val="single" w:sz="4" w:space="0" w:color="auto"/>
             </w:tcBorders>
-            <w:shd w:val="clear" w:color="auto" w:fill="auto"/>
           </w:tcPr>
           <w:p>
             <w:r>
@@ -3823,11 +3479,8 @@
               <w:left w:val="single" w:sz="4" w:space="0" w:color="auto"/>
               <w:right w:val="single" w:sz="4" w:space="0" w:color="auto"/>
             </w:tcBorders>
-            <w:shd w:val="clear" w:color="auto" w:fill="auto"/>
-          </w:tcPr>
-          <w:p>
-            <w:r/>
-          </w:p>
+          </w:tcPr>
+          <w:p/>
         </w:tc>
         <w:tc>
           <w:tcPr>
@@ -3837,11 +3490,8 @@
               <w:left w:val="single" w:sz="4" w:space="0" w:color="auto"/>
               <w:right w:val="single" w:sz="4" w:space="0" w:color="auto"/>
             </w:tcBorders>
-            <w:shd w:val="clear" w:color="auto" w:fill="auto"/>
-          </w:tcPr>
-          <w:p>
-            <w:r/>
-          </w:p>
+          </w:tcPr>
+          <w:p/>
         </w:tc>
         <w:tc>
           <w:tcPr>
@@ -3851,11 +3501,8 @@
               <w:left w:val="single" w:sz="4" w:space="0" w:color="auto"/>
               <w:right w:val="single" w:sz="4" w:space="0" w:color="auto"/>
             </w:tcBorders>
-            <w:shd w:val="clear" w:color="auto" w:fill="auto"/>
-          </w:tcPr>
-          <w:p>
-            <w:r/>
-          </w:p>
+          </w:tcPr>
+          <w:p/>
         </w:tc>
         <w:tc>
           <w:tcPr>
@@ -3865,11 +3512,8 @@
               <w:left w:val="single" w:sz="4" w:space="0" w:color="auto"/>
               <w:right w:val="nil"/>
             </w:tcBorders>
-            <w:shd w:val="clear" w:color="auto" w:fill="auto"/>
-          </w:tcPr>
-          <w:p>
-            <w:r/>
-          </w:p>
+          </w:tcPr>
+          <w:p/>
         </w:tc>
       </w:tr>
       <w:tr>
@@ -3884,7 +3528,6 @@
               <w:left w:val="nil"/>
               <w:right w:val="single" w:sz="4" w:space="0" w:color="auto"/>
             </w:tcBorders>
-            <w:shd w:val="clear" w:color="auto" w:fill="auto"/>
           </w:tcPr>
           <w:p>
             <w:r>
@@ -3900,12 +3543,14 @@
               <w:left w:val="single" w:sz="4" w:space="0" w:color="auto"/>
               <w:right w:val="single" w:sz="4" w:space="0" w:color="auto"/>
             </w:tcBorders>
-            <w:shd w:val="clear" w:color="auto" w:fill="auto"/>
           </w:tcPr>
           <w:p>
             <w:r>
               <w:t>A7</w:t>
             </w:r>
+            <w:r>
+              <w:t>, A8</w:t>
+            </w:r>
           </w:p>
         </w:tc>
         <w:tc>
@@ -3916,11 +3561,8 @@
               <w:left w:val="single" w:sz="4" w:space="0" w:color="auto"/>
               <w:right w:val="single" w:sz="4" w:space="0" w:color="auto"/>
             </w:tcBorders>
-            <w:shd w:val="clear" w:color="auto" w:fill="auto"/>
-          </w:tcPr>
-          <w:p>
-            <w:r/>
-          </w:p>
+          </w:tcPr>
+          <w:p/>
         </w:tc>
         <w:tc>
           <w:tcPr>
@@ -3930,11 +3572,8 @@
               <w:left w:val="single" w:sz="4" w:space="0" w:color="auto"/>
               <w:right w:val="single" w:sz="4" w:space="0" w:color="auto"/>
             </w:tcBorders>
-            <w:shd w:val="clear" w:color="auto" w:fill="auto"/>
-          </w:tcPr>
-          <w:p>
-            <w:r/>
-          </w:p>
+          </w:tcPr>
+          <w:p/>
         </w:tc>
         <w:tc>
           <w:tcPr>
@@ -3944,11 +3583,8 @@
               <w:left w:val="single" w:sz="4" w:space="0" w:color="auto"/>
               <w:right w:val="single" w:sz="4" w:space="0" w:color="auto"/>
             </w:tcBorders>
-            <w:shd w:val="clear" w:color="auto" w:fill="auto"/>
-          </w:tcPr>
-          <w:p>
-            <w:r/>
-          </w:p>
+          </w:tcPr>
+          <w:p/>
         </w:tc>
         <w:tc>
           <w:tcPr>
@@ -3958,11 +3594,8 @@
               <w:left w:val="single" w:sz="4" w:space="0" w:color="auto"/>
               <w:right w:val="nil"/>
             </w:tcBorders>
-            <w:shd w:val="clear" w:color="auto" w:fill="auto"/>
-          </w:tcPr>
-          <w:p>
-            <w:r/>
-          </w:p>
+          </w:tcPr>
+          <w:p/>
         </w:tc>
       </w:tr>
       <w:tr>
@@ -3977,7 +3610,6 @@
               <w:left w:val="nil"/>
               <w:right w:val="single" w:sz="4" w:space="0" w:color="auto"/>
             </w:tcBorders>
-            <w:shd w:val="clear" w:color="auto" w:fill="auto"/>
           </w:tcPr>
           <w:p>
             <w:r>
@@ -3993,12 +3625,14 @@
               <w:left w:val="single" w:sz="4" w:space="0" w:color="auto"/>
               <w:right w:val="single" w:sz="4" w:space="0" w:color="auto"/>
             </w:tcBorders>
-            <w:shd w:val="clear" w:color="auto" w:fill="auto"/>
           </w:tcPr>
           <w:p>
             <w:r>
               <w:t>A6</w:t>
             </w:r>
+            <w:r>
+              <w:t>, A8</w:t>
+            </w:r>
           </w:p>
         </w:tc>
         <w:tc>
@@ -4009,11 +3643,8 @@
               <w:left w:val="single" w:sz="4" w:space="0" w:color="auto"/>
               <w:right w:val="single" w:sz="4" w:space="0" w:color="auto"/>
             </w:tcBorders>
-            <w:shd w:val="clear" w:color="auto" w:fill="auto"/>
-          </w:tcPr>
-          <w:p>
-            <w:r/>
-          </w:p>
+          </w:tcPr>
+          <w:p/>
         </w:tc>
         <w:tc>
           <w:tcPr>
@@ -4023,11 +3654,8 @@
               <w:left w:val="single" w:sz="4" w:space="0" w:color="auto"/>
               <w:right w:val="single" w:sz="4" w:space="0" w:color="auto"/>
             </w:tcBorders>
-            <w:shd w:val="clear" w:color="auto" w:fill="auto"/>
-          </w:tcPr>
-          <w:p>
-            <w:r/>
-          </w:p>
+          </w:tcPr>
+          <w:p/>
         </w:tc>
         <w:tc>
           <w:tcPr>
@@ -4037,11 +3665,8 @@
               <w:left w:val="single" w:sz="4" w:space="0" w:color="auto"/>
               <w:right w:val="single" w:sz="4" w:space="0" w:color="auto"/>
             </w:tcBorders>
-            <w:shd w:val="clear" w:color="auto" w:fill="auto"/>
-          </w:tcPr>
-          <w:p>
-            <w:r/>
-          </w:p>
+          </w:tcPr>
+          <w:p/>
         </w:tc>
         <w:tc>
           <w:tcPr>
@@ -4051,11 +3676,8 @@
               <w:left w:val="single" w:sz="4" w:space="0" w:color="auto"/>
               <w:right w:val="nil"/>
             </w:tcBorders>
-            <w:shd w:val="clear" w:color="auto" w:fill="auto"/>
-          </w:tcPr>
-          <w:p>
-            <w:r/>
-          </w:p>
+          </w:tcPr>
+          <w:p/>
         </w:tc>
       </w:tr>
       <w:tr>
@@ -4070,7 +3692,6 @@
               <w:left w:val="nil"/>
               <w:right w:val="single" w:sz="4" w:space="0" w:color="auto"/>
             </w:tcBorders>
-            <w:shd w:val="clear" w:color="auto" w:fill="auto"/>
           </w:tcPr>
           <w:p>
             <w:r>
@@ -4086,7 +3707,6 @@
               <w:left w:val="single" w:sz="4" w:space="0" w:color="auto"/>
               <w:right w:val="single" w:sz="4" w:space="0" w:color="auto"/>
             </w:tcBorders>
-            <w:shd w:val="clear" w:color="auto" w:fill="auto"/>
           </w:tcPr>
           <w:p>
             <w:r>
@@ -4102,11 +3722,8 @@
               <w:left w:val="single" w:sz="4" w:space="0" w:color="auto"/>
               <w:right w:val="single" w:sz="4" w:space="0" w:color="auto"/>
             </w:tcBorders>
-            <w:shd w:val="clear" w:color="auto" w:fill="auto"/>
-          </w:tcPr>
-          <w:p>
-            <w:r/>
-          </w:p>
+          </w:tcPr>
+          <w:p/>
         </w:tc>
         <w:tc>
           <w:tcPr>
@@ -4116,11 +3733,8 @@
               <w:left w:val="single" w:sz="4" w:space="0" w:color="auto"/>
               <w:right w:val="single" w:sz="4" w:space="0" w:color="auto"/>
             </w:tcBorders>
-            <w:shd w:val="clear" w:color="auto" w:fill="auto"/>
-          </w:tcPr>
-          <w:p>
-            <w:r/>
-          </w:p>
+          </w:tcPr>
+          <w:p/>
         </w:tc>
         <w:tc>
           <w:tcPr>
@@ -4130,11 +3744,8 @@
               <w:left w:val="single" w:sz="4" w:space="0" w:color="auto"/>
               <w:right w:val="single" w:sz="4" w:space="0" w:color="auto"/>
             </w:tcBorders>
-            <w:shd w:val="clear" w:color="auto" w:fill="auto"/>
-          </w:tcPr>
-          <w:p>
-            <w:r/>
-          </w:p>
+          </w:tcPr>
+          <w:p/>
         </w:tc>
         <w:tc>
           <w:tcPr>
@@ -4144,14 +3755,59 @@
               <w:left w:val="single" w:sz="4" w:space="0" w:color="auto"/>
               <w:right w:val="nil"/>
             </w:tcBorders>
-            <w:shd w:val="clear" w:color="auto" w:fill="auto"/>
-          </w:tcPr>
-          <w:p>
-            <w:r/>
-          </w:p>
+          </w:tcPr>
+          <w:p/>
         </w:tc>
       </w:tr>
     </w:tbl>
+    <w:p>
+      <w:pPr>
+        <w:autoSpaceDE w:val="0"/>
+        <w:autoSpaceDN w:val="0"/>
+        <w:adjustRightInd w:val="0"/>
+        <w:spacing w:after="60"/>
+        <w:rPr>
+          <w:rFonts w:cs="Arial"/>
+          <w:b/>
+          <w:bCs/>
+          <w:color w:val="000000"/>
+          <w:sz w:val="28"/>
+          <w:szCs w:val="28"/>
+        </w:rPr>
+      </w:pPr>
+    </w:p>
+    <w:p>
+      <w:pPr>
+        <w:autoSpaceDE w:val="0"/>
+        <w:autoSpaceDN w:val="0"/>
+        <w:adjustRightInd w:val="0"/>
+        <w:spacing w:after="60"/>
+        <w:rPr>
+          <w:rFonts w:cs="Arial"/>
+          <w:b/>
+          <w:bCs/>
+          <w:color w:val="000000"/>
+          <w:sz w:val="28"/>
+          <w:szCs w:val="28"/>
+        </w:rPr>
+      </w:pPr>
+    </w:p>
+    <w:p>
+      <w:pPr>
+        <w:autoSpaceDE w:val="0"/>
+        <w:autoSpaceDN w:val="0"/>
+        <w:adjustRightInd w:val="0"/>
+        <w:spacing w:after="60"/>
+        <w:rPr>
+          <w:rFonts w:cs="Arial"/>
+          <w:b/>
+          <w:bCs/>
+          <w:color w:val="000000"/>
+          <w:sz w:val="28"/>
+          <w:szCs w:val="28"/>
+        </w:rPr>
+      </w:pPr>
+    </w:p>
     <w:p>
       <w:pPr>
         <w:autoSpaceDE w:val="0"/>
@@ -4214,6 +3870,7 @@
               </w:rPr>
             </w:pPr>
             <w:r>
+              <w:lastRenderedPageBreak/>
               <w:t>Required Knowledge / Knowledge Evidence</w:t>
             </w:r>
           </w:p>
@@ -4327,7 +3984,6 @@
               <w:bottom w:val="single" w:sz="4" w:space="0" w:color="auto"/>
               <w:right w:val="single" w:sz="4" w:space="0" w:color="auto"/>
             </w:tcBorders>
-            <w:shd w:val="clear" w:color="auto" w:fill="auto"/>
             <w:vAlign w:val="center"/>
           </w:tcPr>
           <w:p>
@@ -4363,7 +4019,6 @@
               <w:bottom w:val="single" w:sz="4" w:space="0" w:color="auto"/>
               <w:right w:val="single" w:sz="4" w:space="0" w:color="auto"/>
             </w:tcBorders>
-            <w:shd w:val="clear" w:color="auto" w:fill="auto"/>
             <w:vAlign w:val="center"/>
           </w:tcPr>
           <w:p>
@@ -4385,7 +4040,6 @@
               <w:bottom w:val="single" w:sz="4" w:space="0" w:color="auto"/>
               <w:right w:val="single" w:sz="4" w:space="0" w:color="auto"/>
             </w:tcBorders>
-            <w:shd w:val="clear" w:color="auto" w:fill="auto"/>
             <w:vAlign w:val="center"/>
           </w:tcPr>
           <w:p>
@@ -4407,7 +4061,6 @@
               <w:bottom w:val="single" w:sz="4" w:space="0" w:color="auto"/>
               <w:right w:val="single" w:sz="4" w:space="0" w:color="auto"/>
             </w:tcBorders>
-            <w:shd w:val="clear" w:color="auto" w:fill="auto"/>
             <w:vAlign w:val="center"/>
           </w:tcPr>
           <w:p>
@@ -4429,7 +4082,6 @@
               <w:bottom w:val="single" w:sz="4" w:space="0" w:color="auto"/>
               <w:right w:val="single" w:sz="4" w:space="0" w:color="auto"/>
             </w:tcBorders>
-            <w:shd w:val="clear" w:color="auto" w:fill="auto"/>
             <w:vAlign w:val="center"/>
           </w:tcPr>
           <w:p>
@@ -4451,7 +4103,6 @@
               <w:bottom w:val="single" w:sz="4" w:space="0" w:color="auto"/>
               <w:right w:val="nil"/>
             </w:tcBorders>
-            <w:shd w:val="clear" w:color="auto" w:fill="auto"/>
             <w:vAlign w:val="center"/>
           </w:tcPr>
           <w:p>
@@ -4477,7 +4128,6 @@
               <w:left w:val="nil"/>
               <w:right w:val="single" w:sz="4" w:space="0" w:color="auto"/>
             </w:tcBorders>
-            <w:shd w:val="clear" w:color="auto" w:fill="auto"/>
             <w:vAlign w:val="center"/>
           </w:tcPr>
           <w:p>
@@ -4494,7 +4144,6 @@
               <w:left w:val="single" w:sz="4" w:space="0" w:color="auto"/>
               <w:right w:val="single" w:sz="4" w:space="0" w:color="auto"/>
             </w:tcBorders>
-            <w:shd w:val="clear" w:color="auto" w:fill="auto"/>
           </w:tcPr>
           <w:p>
             <w:r>
@@ -4510,11 +4159,8 @@
               <w:left w:val="single" w:sz="4" w:space="0" w:color="auto"/>
               <w:right w:val="single" w:sz="4" w:space="0" w:color="auto"/>
             </w:tcBorders>
-            <w:shd w:val="clear" w:color="auto" w:fill="auto"/>
-          </w:tcPr>
-          <w:p>
-            <w:r/>
-          </w:p>
+          </w:tcPr>
+          <w:p/>
         </w:tc>
         <w:tc>
           <w:tcPr>
@@ -4524,11 +4170,8 @@
               <w:left w:val="single" w:sz="4" w:space="0" w:color="auto"/>
               <w:right w:val="single" w:sz="4" w:space="0" w:color="auto"/>
             </w:tcBorders>
-            <w:shd w:val="clear" w:color="auto" w:fill="auto"/>
-          </w:tcPr>
-          <w:p>
-            <w:r/>
-          </w:p>
+          </w:tcPr>
+          <w:p/>
         </w:tc>
         <w:tc>
           <w:tcPr>
@@ -4538,11 +4181,8 @@
               <w:left w:val="single" w:sz="4" w:space="0" w:color="auto"/>
               <w:right w:val="single" w:sz="4" w:space="0" w:color="auto"/>
             </w:tcBorders>
-            <w:shd w:val="clear" w:color="auto" w:fill="auto"/>
-          </w:tcPr>
-          <w:p>
-            <w:r/>
-          </w:p>
+          </w:tcPr>
+          <w:p/>
         </w:tc>
         <w:tc>
           <w:tcPr>
@@ -4552,11 +4192,8 @@
               <w:left w:val="single" w:sz="4" w:space="0" w:color="auto"/>
               <w:right w:val="nil"/>
             </w:tcBorders>
-            <w:shd w:val="clear" w:color="auto" w:fill="auto"/>
-          </w:tcPr>
-          <w:p>
-            <w:r/>
-          </w:p>
+          </w:tcPr>
+          <w:p/>
         </w:tc>
       </w:tr>
       <w:tr>
@@ -4571,7 +4208,6 @@
               <w:left w:val="nil"/>
               <w:right w:val="single" w:sz="4" w:space="0" w:color="auto"/>
             </w:tcBorders>
-            <w:shd w:val="clear" w:color="auto" w:fill="auto"/>
             <w:vAlign w:val="center"/>
           </w:tcPr>
           <w:p>
@@ -4588,7 +4224,6 @@
               <w:left w:val="single" w:sz="4" w:space="0" w:color="auto"/>
               <w:right w:val="single" w:sz="4" w:space="0" w:color="auto"/>
             </w:tcBorders>
-            <w:shd w:val="clear" w:color="auto" w:fill="auto"/>
           </w:tcPr>
           <w:p>
             <w:r>
@@ -4604,11 +4239,8 @@
               <w:left w:val="single" w:sz="4" w:space="0" w:color="auto"/>
               <w:right w:val="single" w:sz="4" w:space="0" w:color="auto"/>
             </w:tcBorders>
-            <w:shd w:val="clear" w:color="auto" w:fill="auto"/>
-          </w:tcPr>
-          <w:p>
-            <w:r/>
-          </w:p>
+          </w:tcPr>
+          <w:p/>
         </w:tc>
         <w:tc>
           <w:tcPr>
@@ -4618,11 +4250,8 @@
               <w:left w:val="single" w:sz="4" w:space="0" w:color="auto"/>
               <w:right w:val="single" w:sz="4" w:space="0" w:color="auto"/>
             </w:tcBorders>
-            <w:shd w:val="clear" w:color="auto" w:fill="auto"/>
-          </w:tcPr>
-          <w:p>
-            <w:r/>
-          </w:p>
+          </w:tcPr>
+          <w:p/>
         </w:tc>
         <w:tc>
           <w:tcPr>
@@ -4632,11 +4261,8 @@
               <w:left w:val="single" w:sz="4" w:space="0" w:color="auto"/>
               <w:right w:val="single" w:sz="4" w:space="0" w:color="auto"/>
             </w:tcBorders>
-            <w:shd w:val="clear" w:color="auto" w:fill="auto"/>
-          </w:tcPr>
-          <w:p>
-            <w:r/>
-          </w:p>
+          </w:tcPr>
+          <w:p/>
         </w:tc>
         <w:tc>
           <w:tcPr>
@@ -4646,11 +4272,8 @@
               <w:left w:val="single" w:sz="4" w:space="0" w:color="auto"/>
               <w:right w:val="nil"/>
             </w:tcBorders>
-            <w:shd w:val="clear" w:color="auto" w:fill="auto"/>
-          </w:tcPr>
-          <w:p>
-            <w:r/>
-          </w:p>
+          </w:tcPr>
+          <w:p/>
         </w:tc>
       </w:tr>
       <w:tr>
@@ -4665,7 +4288,6 @@
               <w:left w:val="nil"/>
               <w:right w:val="single" w:sz="4" w:space="0" w:color="auto"/>
             </w:tcBorders>
-            <w:shd w:val="clear" w:color="auto" w:fill="auto"/>
             <w:vAlign w:val="center"/>
           </w:tcPr>
           <w:p>
@@ -4682,7 +4304,6 @@
               <w:left w:val="single" w:sz="4" w:space="0" w:color="auto"/>
               <w:right w:val="single" w:sz="4" w:space="0" w:color="auto"/>
             </w:tcBorders>
-            <w:shd w:val="clear" w:color="auto" w:fill="auto"/>
           </w:tcPr>
           <w:p>
             <w:r>
@@ -4698,11 +4319,8 @@
               <w:left w:val="single" w:sz="4" w:space="0" w:color="auto"/>
               <w:right w:val="single" w:sz="4" w:space="0" w:color="auto"/>
             </w:tcBorders>
-            <w:shd w:val="clear" w:color="auto" w:fill="auto"/>
-          </w:tcPr>
-          <w:p>
-            <w:r/>
-          </w:p>
+          </w:tcPr>
+          <w:p/>
         </w:tc>
         <w:tc>
           <w:tcPr>
@@ -4712,11 +4330,8 @@
               <w:left w:val="single" w:sz="4" w:space="0" w:color="auto"/>
               <w:right w:val="single" w:sz="4" w:space="0" w:color="auto"/>
             </w:tcBorders>
-            <w:shd w:val="clear" w:color="auto" w:fill="auto"/>
-          </w:tcPr>
-          <w:p>
-            <w:r/>
-          </w:p>
+          </w:tcPr>
+          <w:p/>
         </w:tc>
         <w:tc>
           <w:tcPr>
@@ -4726,11 +4341,8 @@
               <w:left w:val="single" w:sz="4" w:space="0" w:color="auto"/>
               <w:right w:val="single" w:sz="4" w:space="0" w:color="auto"/>
             </w:tcBorders>
-            <w:shd w:val="clear" w:color="auto" w:fill="auto"/>
-          </w:tcPr>
-          <w:p>
-            <w:r/>
-          </w:p>
+          </w:tcPr>
+          <w:p/>
         </w:tc>
         <w:tc>
           <w:tcPr>
@@ -4740,11 +4352,8 @@
               <w:left w:val="single" w:sz="4" w:space="0" w:color="auto"/>
               <w:right w:val="nil"/>
             </w:tcBorders>
-            <w:shd w:val="clear" w:color="auto" w:fill="auto"/>
-          </w:tcPr>
-          <w:p>
-            <w:r/>
-          </w:p>
+          </w:tcPr>
+          <w:p/>
         </w:tc>
       </w:tr>
       <w:tr>
@@ -4759,7 +4368,6 @@
               <w:left w:val="nil"/>
               <w:right w:val="single" w:sz="4" w:space="0" w:color="auto"/>
             </w:tcBorders>
-            <w:shd w:val="clear" w:color="auto" w:fill="auto"/>
             <w:vAlign w:val="center"/>
           </w:tcPr>
           <w:p>
@@ -4776,7 +4384,6 @@
               <w:left w:val="single" w:sz="4" w:space="0" w:color="auto"/>
               <w:right w:val="single" w:sz="4" w:space="0" w:color="auto"/>
             </w:tcBorders>
-            <w:shd w:val="clear" w:color="auto" w:fill="auto"/>
           </w:tcPr>
           <w:p>
             <w:r>
@@ -4792,11 +4399,8 @@
               <w:left w:val="single" w:sz="4" w:space="0" w:color="auto"/>
               <w:right w:val="single" w:sz="4" w:space="0" w:color="auto"/>
             </w:tcBorders>
-            <w:shd w:val="clear" w:color="auto" w:fill="auto"/>
-          </w:tcPr>
-          <w:p>
-            <w:r/>
-          </w:p>
+          </w:tcPr>
+          <w:p/>
         </w:tc>
         <w:tc>
           <w:tcPr>
@@ -4806,11 +4410,8 @@
               <w:left w:val="single" w:sz="4" w:space="0" w:color="auto"/>
               <w:right w:val="single" w:sz="4" w:space="0" w:color="auto"/>
             </w:tcBorders>
-            <w:shd w:val="clear" w:color="auto" w:fill="auto"/>
-          </w:tcPr>
-          <w:p>
-            <w:r/>
-          </w:p>
+          </w:tcPr>
+          <w:p/>
         </w:tc>
         <w:tc>
           <w:tcPr>
@@ -4820,11 +4421,8 @@
               <w:left w:val="single" w:sz="4" w:space="0" w:color="auto"/>
               <w:right w:val="single" w:sz="4" w:space="0" w:color="auto"/>
             </w:tcBorders>
-            <w:shd w:val="clear" w:color="auto" w:fill="auto"/>
-          </w:tcPr>
-          <w:p>
-            <w:r/>
-          </w:p>
+          </w:tcPr>
+          <w:p/>
         </w:tc>
         <w:tc>
           <w:tcPr>
@@ -4834,11 +4432,8 @@
               <w:left w:val="single" w:sz="4" w:space="0" w:color="auto"/>
               <w:right w:val="nil"/>
             </w:tcBorders>
-            <w:shd w:val="clear" w:color="auto" w:fill="auto"/>
-          </w:tcPr>
-          <w:p>
-            <w:r/>
-          </w:p>
+          </w:tcPr>
+          <w:p/>
         </w:tc>
       </w:tr>
     </w:tbl>
@@ -5009,7 +4604,6 @@
               <w:bottom w:val="single" w:sz="4" w:space="0" w:color="auto"/>
               <w:right w:val="single" w:sz="4" w:space="0" w:color="auto"/>
             </w:tcBorders>
-            <w:shd w:val="clear" w:color="auto" w:fill="auto"/>
             <w:vAlign w:val="center"/>
           </w:tcPr>
           <w:p>
@@ -5039,7 +4633,6 @@
               <w:bottom w:val="single" w:sz="4" w:space="0" w:color="auto"/>
               <w:right w:val="single" w:sz="4" w:space="0" w:color="auto"/>
             </w:tcBorders>
-            <w:shd w:val="clear" w:color="auto" w:fill="auto"/>
             <w:vAlign w:val="center"/>
           </w:tcPr>
           <w:p>
@@ -5069,7 +4662,6 @@
               <w:bottom w:val="single" w:sz="4" w:space="0" w:color="auto"/>
               <w:right w:val="single" w:sz="4" w:space="0" w:color="auto"/>
             </w:tcBorders>
-            <w:shd w:val="clear" w:color="auto" w:fill="auto"/>
             <w:vAlign w:val="center"/>
           </w:tcPr>
           <w:p>
@@ -5099,7 +4691,6 @@
               <w:bottom w:val="single" w:sz="4" w:space="0" w:color="auto"/>
               <w:right w:val="single" w:sz="4" w:space="0" w:color="auto"/>
             </w:tcBorders>
-            <w:shd w:val="clear" w:color="auto" w:fill="auto"/>
             <w:vAlign w:val="center"/>
           </w:tcPr>
           <w:p>
@@ -5121,7 +4712,6 @@
               <w:bottom w:val="single" w:sz="4" w:space="0" w:color="auto"/>
               <w:right w:val="single" w:sz="4" w:space="0" w:color="auto"/>
             </w:tcBorders>
-            <w:shd w:val="clear" w:color="auto" w:fill="auto"/>
             <w:vAlign w:val="center"/>
           </w:tcPr>
           <w:p>
@@ -5143,7 +4733,6 @@
               <w:bottom w:val="single" w:sz="4" w:space="0" w:color="auto"/>
               <w:right w:val="single" w:sz="4" w:space="0" w:color="auto"/>
             </w:tcBorders>
-            <w:shd w:val="clear" w:color="auto" w:fill="auto"/>
             <w:vAlign w:val="center"/>
           </w:tcPr>
           <w:p>
@@ -5165,7 +4754,6 @@
               <w:bottom w:val="single" w:sz="4" w:space="0" w:color="auto"/>
               <w:right w:val="single" w:sz="4" w:space="0" w:color="auto"/>
             </w:tcBorders>
-            <w:shd w:val="clear" w:color="auto" w:fill="auto"/>
             <w:vAlign w:val="center"/>
           </w:tcPr>
           <w:p>
@@ -5187,7 +4775,6 @@
               <w:bottom w:val="single" w:sz="4" w:space="0" w:color="auto"/>
               <w:right w:val="nil"/>
             </w:tcBorders>
-            <w:shd w:val="clear" w:color="auto" w:fill="auto"/>
             <w:vAlign w:val="center"/>
           </w:tcPr>
           <w:p>
@@ -5213,7 +4800,6 @@
               <w:left w:val="nil"/>
               <w:right w:val="single" w:sz="4" w:space="0" w:color="auto"/>
             </w:tcBorders>
-            <w:shd w:val="clear" w:color="auto" w:fill="auto"/>
           </w:tcPr>
           <w:p>
             <w:r>
@@ -5229,11 +4815,8 @@
               <w:left w:val="single" w:sz="4" w:space="0" w:color="auto"/>
               <w:right w:val="single" w:sz="4" w:space="0" w:color="auto"/>
             </w:tcBorders>
-            <w:shd w:val="clear" w:color="auto" w:fill="auto"/>
-          </w:tcPr>
-          <w:p>
-            <w:r/>
-          </w:p>
+          </w:tcPr>
+          <w:p/>
         </w:tc>
         <w:tc>
           <w:tcPr>
@@ -5243,7 +4826,6 @@
               <w:left w:val="single" w:sz="4" w:space="0" w:color="auto"/>
               <w:right w:val="single" w:sz="4" w:space="0" w:color="auto"/>
             </w:tcBorders>
-            <w:shd w:val="clear" w:color="auto" w:fill="auto"/>
           </w:tcPr>
           <w:p>
             <w:r>
@@ -5258,7 +4840,6 @@
               <w:left w:val="single" w:sz="4" w:space="0" w:color="auto"/>
               <w:right w:val="single" w:sz="4" w:space="0" w:color="auto"/>
             </w:tcBorders>
-            <w:shd w:val="clear" w:color="auto" w:fill="auto"/>
           </w:tcPr>
           <w:p>
             <w:r>
@@ -5273,11 +4854,8 @@
               <w:left w:val="single" w:sz="4" w:space="0" w:color="auto"/>
               <w:right w:val="single" w:sz="4" w:space="0" w:color="auto"/>
             </w:tcBorders>
-            <w:shd w:val="clear" w:color="auto" w:fill="auto"/>
-          </w:tcPr>
-          <w:p>
-            <w:r/>
-          </w:p>
+          </w:tcPr>
+          <w:p/>
         </w:tc>
         <w:tc>
           <w:tcPr>
@@ -5286,11 +4864,8 @@
               <w:left w:val="single" w:sz="4" w:space="0" w:color="auto"/>
               <w:right w:val="single" w:sz="4" w:space="0" w:color="auto"/>
             </w:tcBorders>
-            <w:shd w:val="clear" w:color="auto" w:fill="auto"/>
-          </w:tcPr>
-          <w:p>
-            <w:r/>
-          </w:p>
+          </w:tcPr>
+          <w:p/>
         </w:tc>
         <w:tc>
           <w:tcPr>
@@ -5299,11 +4874,8 @@
               <w:left w:val="single" w:sz="4" w:space="0" w:color="auto"/>
               <w:right w:val="single" w:sz="4" w:space="0" w:color="auto"/>
             </w:tcBorders>
-            <w:shd w:val="clear" w:color="auto" w:fill="auto"/>
-          </w:tcPr>
-          <w:p>
-            <w:r/>
-          </w:p>
+          </w:tcPr>
+          <w:p/>
         </w:tc>
         <w:tc>
           <w:tcPr>
@@ -5312,11 +4884,8 @@
               <w:left w:val="single" w:sz="4" w:space="0" w:color="auto"/>
               <w:right w:val="nil"/>
             </w:tcBorders>
-            <w:shd w:val="clear" w:color="auto" w:fill="auto"/>
-          </w:tcPr>
-          <w:p>
-            <w:r/>
-          </w:p>
+          </w:tcPr>
+          <w:p/>
         </w:tc>
       </w:tr>
       <w:tr>
@@ -5331,7 +4900,6 @@
               <w:left w:val="nil"/>
               <w:right w:val="single" w:sz="4" w:space="0" w:color="auto"/>
             </w:tcBorders>
-            <w:shd w:val="clear" w:color="auto" w:fill="auto"/>
           </w:tcPr>
           <w:p>
             <w:r>
@@ -5347,11 +4915,8 @@
               <w:left w:val="single" w:sz="4" w:space="0" w:color="auto"/>
               <w:right w:val="single" w:sz="4" w:space="0" w:color="auto"/>
             </w:tcBorders>
-            <w:shd w:val="clear" w:color="auto" w:fill="auto"/>
-          </w:tcPr>
-          <w:p>
-            <w:r/>
-          </w:p>
+          </w:tcPr>
+          <w:p/>
         </w:tc>
         <w:tc>
           <w:tcPr>
@@ -5361,7 +4926,6 @@
               <w:left w:val="single" w:sz="4" w:space="0" w:color="auto"/>
               <w:right w:val="single" w:sz="4" w:space="0" w:color="auto"/>
             </w:tcBorders>
-            <w:shd w:val="clear" w:color="auto" w:fill="auto"/>
           </w:tcPr>
           <w:p>
             <w:r>
@@ -5376,7 +4940,6 @@
               <w:left w:val="single" w:sz="4" w:space="0" w:color="auto"/>
               <w:right w:val="single" w:sz="4" w:space="0" w:color="auto"/>
             </w:tcBorders>
-            <w:shd w:val="clear" w:color="auto" w:fill="auto"/>
           </w:tcPr>
           <w:p>
             <w:r>
@@ -5391,11 +4954,8 @@
               <w:left w:val="single" w:sz="4" w:space="0" w:color="auto"/>
               <w:right w:val="single" w:sz="4" w:space="0" w:color="auto"/>
             </w:tcBorders>
-            <w:shd w:val="clear" w:color="auto" w:fill="auto"/>
-          </w:tcPr>
-          <w:p>
-            <w:r/>
-          </w:p>
+          </w:tcPr>
+          <w:p/>
         </w:tc>
         <w:tc>
           <w:tcPr>
@@ -5404,11 +4964,8 @@
               <w:left w:val="single" w:sz="4" w:space="0" w:color="auto"/>
               <w:right w:val="single" w:sz="4" w:space="0" w:color="auto"/>
             </w:tcBorders>
-            <w:shd w:val="clear" w:color="auto" w:fill="auto"/>
-          </w:tcPr>
-          <w:p>
-            <w:r/>
-          </w:p>
+          </w:tcPr>
+          <w:p/>
         </w:tc>
         <w:tc>
           <w:tcPr>
@@ -5417,11 +4974,8 @@
               <w:left w:val="single" w:sz="4" w:space="0" w:color="auto"/>
               <w:right w:val="single" w:sz="4" w:space="0" w:color="auto"/>
             </w:tcBorders>
-            <w:shd w:val="clear" w:color="auto" w:fill="auto"/>
-          </w:tcPr>
-          <w:p>
-            <w:r/>
-          </w:p>
+          </w:tcPr>
+          <w:p/>
         </w:tc>
         <w:tc>
           <w:tcPr>
@@ -5430,11 +4984,8 @@
               <w:left w:val="single" w:sz="4" w:space="0" w:color="auto"/>
               <w:right w:val="nil"/>
             </w:tcBorders>
-            <w:shd w:val="clear" w:color="auto" w:fill="auto"/>
-          </w:tcPr>
-          <w:p>
-            <w:r/>
-          </w:p>
+          </w:tcPr>
+          <w:p/>
         </w:tc>
       </w:tr>
       <w:tr>
@@ -5449,7 +5000,6 @@
               <w:left w:val="nil"/>
               <w:right w:val="single" w:sz="4" w:space="0" w:color="auto"/>
             </w:tcBorders>
-            <w:shd w:val="clear" w:color="auto" w:fill="auto"/>
           </w:tcPr>
           <w:p>
             <w:r>
@@ -5465,11 +5015,8 @@
               <w:left w:val="single" w:sz="4" w:space="0" w:color="auto"/>
               <w:right w:val="single" w:sz="4" w:space="0" w:color="auto"/>
             </w:tcBorders>
-            <w:shd w:val="clear" w:color="auto" w:fill="auto"/>
-          </w:tcPr>
-          <w:p>
-            <w:r/>
-          </w:p>
+          </w:tcPr>
+          <w:p/>
         </w:tc>
         <w:tc>
           <w:tcPr>
@@ -5479,7 +5026,6 @@
               <w:left w:val="single" w:sz="4" w:space="0" w:color="auto"/>
               <w:right w:val="single" w:sz="4" w:space="0" w:color="auto"/>
             </w:tcBorders>
-            <w:shd w:val="clear" w:color="auto" w:fill="auto"/>
           </w:tcPr>
           <w:p>
             <w:r>
@@ -5494,7 +5040,6 @@
               <w:left w:val="single" w:sz="4" w:space="0" w:color="auto"/>
               <w:right w:val="single" w:sz="4" w:space="0" w:color="auto"/>
             </w:tcBorders>
-            <w:shd w:val="clear" w:color="auto" w:fill="auto"/>
           </w:tcPr>
           <w:p>
             <w:r>
@@ -5509,11 +5054,8 @@
               <w:left w:val="single" w:sz="4" w:space="0" w:color="auto"/>
               <w:right w:val="single" w:sz="4" w:space="0" w:color="auto"/>
             </w:tcBorders>
-            <w:shd w:val="clear" w:color="auto" w:fill="auto"/>
-          </w:tcPr>
-          <w:p>
-            <w:r/>
-          </w:p>
+          </w:tcPr>
+          <w:p/>
         </w:tc>
         <w:tc>
           <w:tcPr>
@@ -5522,11 +5064,8 @@
               <w:left w:val="single" w:sz="4" w:space="0" w:color="auto"/>
               <w:right w:val="single" w:sz="4" w:space="0" w:color="auto"/>
             </w:tcBorders>
-            <w:shd w:val="clear" w:color="auto" w:fill="auto"/>
-          </w:tcPr>
-          <w:p>
-            <w:r/>
-          </w:p>
+          </w:tcPr>
+          <w:p/>
         </w:tc>
         <w:tc>
           <w:tcPr>
@@ -5535,11 +5074,8 @@
               <w:left w:val="single" w:sz="4" w:space="0" w:color="auto"/>
               <w:right w:val="single" w:sz="4" w:space="0" w:color="auto"/>
             </w:tcBorders>
-            <w:shd w:val="clear" w:color="auto" w:fill="auto"/>
-          </w:tcPr>
-          <w:p>
-            <w:r/>
-          </w:p>
+          </w:tcPr>
+          <w:p/>
         </w:tc>
         <w:tc>
           <w:tcPr>
@@ -5548,11 +5084,8 @@
               <w:left w:val="single" w:sz="4" w:space="0" w:color="auto"/>
               <w:right w:val="nil"/>
             </w:tcBorders>
-            <w:shd w:val="clear" w:color="auto" w:fill="auto"/>
-          </w:tcPr>
-          <w:p>
-            <w:r/>
-          </w:p>
+          </w:tcPr>
+          <w:p/>
         </w:tc>
       </w:tr>
       <w:tr>
@@ -5567,7 +5100,6 @@
               <w:left w:val="nil"/>
               <w:right w:val="single" w:sz="4" w:space="0" w:color="auto"/>
             </w:tcBorders>
-            <w:shd w:val="clear" w:color="auto" w:fill="auto"/>
           </w:tcPr>
           <w:p>
             <w:r>
@@ -5583,11 +5115,8 @@
               <w:left w:val="single" w:sz="4" w:space="0" w:color="auto"/>
               <w:right w:val="single" w:sz="4" w:space="0" w:color="auto"/>
             </w:tcBorders>
-            <w:shd w:val="clear" w:color="auto" w:fill="auto"/>
-          </w:tcPr>
-          <w:p>
-            <w:r/>
-          </w:p>
+          </w:tcPr>
+          <w:p/>
         </w:tc>
         <w:tc>
           <w:tcPr>
@@ -5597,7 +5126,6 @@
               <w:left w:val="single" w:sz="4" w:space="0" w:color="auto"/>
               <w:right w:val="single" w:sz="4" w:space="0" w:color="auto"/>
             </w:tcBorders>
-            <w:shd w:val="clear" w:color="auto" w:fill="auto"/>
           </w:tcPr>
           <w:p>
             <w:r>
@@ -5612,7 +5140,6 @@
               <w:left w:val="single" w:sz="4" w:space="0" w:color="auto"/>
               <w:right w:val="single" w:sz="4" w:space="0" w:color="auto"/>
             </w:tcBorders>
-            <w:shd w:val="clear" w:color="auto" w:fill="auto"/>
           </w:tcPr>
           <w:p>
             <w:r>
@@ -5627,11 +5154,8 @@
               <w:left w:val="single" w:sz="4" w:space="0" w:color="auto"/>
               <w:right w:val="single" w:sz="4" w:space="0" w:color="auto"/>
             </w:tcBorders>
-            <w:shd w:val="clear" w:color="auto" w:fill="auto"/>
-          </w:tcPr>
-          <w:p>
-            <w:r/>
-          </w:p>
+          </w:tcPr>
+          <w:p/>
         </w:tc>
         <w:tc>
           <w:tcPr>
@@ -5640,11 +5164,8 @@
               <w:left w:val="single" w:sz="4" w:space="0" w:color="auto"/>
               <w:right w:val="single" w:sz="4" w:space="0" w:color="auto"/>
             </w:tcBorders>
-            <w:shd w:val="clear" w:color="auto" w:fill="auto"/>
-          </w:tcPr>
-          <w:p>
-            <w:r/>
-          </w:p>
+          </w:tcPr>
+          <w:p/>
         </w:tc>
         <w:tc>
           <w:tcPr>
@@ -5653,11 +5174,8 @@
               <w:left w:val="single" w:sz="4" w:space="0" w:color="auto"/>
               <w:right w:val="single" w:sz="4" w:space="0" w:color="auto"/>
             </w:tcBorders>
-            <w:shd w:val="clear" w:color="auto" w:fill="auto"/>
-          </w:tcPr>
-          <w:p>
-            <w:r/>
-          </w:p>
+          </w:tcPr>
+          <w:p/>
         </w:tc>
         <w:tc>
           <w:tcPr>
@@ -5666,11 +5184,8 @@
               <w:left w:val="single" w:sz="4" w:space="0" w:color="auto"/>
               <w:right w:val="nil"/>
             </w:tcBorders>
-            <w:shd w:val="clear" w:color="auto" w:fill="auto"/>
-          </w:tcPr>
-          <w:p>
-            <w:r/>
-          </w:p>
+          </w:tcPr>
+          <w:p/>
         </w:tc>
       </w:tr>
       <w:tr>
@@ -5685,10 +5200,10 @@
               <w:left w:val="nil"/>
               <w:right w:val="single" w:sz="4" w:space="0" w:color="auto"/>
             </w:tcBorders>
-            <w:shd w:val="clear" w:color="auto" w:fill="auto"/>
-          </w:tcPr>
-          <w:p>
-            <w:r>
+          </w:tcPr>
+          <w:p>
+            <w:r>
+              <w:lastRenderedPageBreak/>
               <w:t>Navigate the world of work</w:t>
             </w:r>
           </w:p>
@@ -5701,11 +5216,8 @@
               <w:left w:val="single" w:sz="4" w:space="0" w:color="auto"/>
               <w:right w:val="single" w:sz="4" w:space="0" w:color="auto"/>
             </w:tcBorders>
-            <w:shd w:val="clear" w:color="auto" w:fill="auto"/>
-          </w:tcPr>
-          <w:p>
-            <w:r/>
-          </w:p>
+          </w:tcPr>
+          <w:p/>
         </w:tc>
         <w:tc>
           <w:tcPr>
@@ -5715,7 +5227,6 @@
               <w:left w:val="single" w:sz="4" w:space="0" w:color="auto"/>
               <w:right w:val="single" w:sz="4" w:space="0" w:color="auto"/>
             </w:tcBorders>
-            <w:shd w:val="clear" w:color="auto" w:fill="auto"/>
           </w:tcPr>
           <w:p>
             <w:r>
@@ -5730,7 +5241,6 @@
               <w:left w:val="single" w:sz="4" w:space="0" w:color="auto"/>
               <w:right w:val="single" w:sz="4" w:space="0" w:color="auto"/>
             </w:tcBorders>
-            <w:shd w:val="clear" w:color="auto" w:fill="auto"/>
           </w:tcPr>
           <w:p>
             <w:r>
@@ -5745,11 +5255,8 @@
               <w:left w:val="single" w:sz="4" w:space="0" w:color="auto"/>
               <w:right w:val="single" w:sz="4" w:space="0" w:color="auto"/>
             </w:tcBorders>
-            <w:shd w:val="clear" w:color="auto" w:fill="auto"/>
-          </w:tcPr>
-          <w:p>
-            <w:r/>
-          </w:p>
+          </w:tcPr>
+          <w:p/>
         </w:tc>
         <w:tc>
           <w:tcPr>
@@ -5758,11 +5265,8 @@
               <w:left w:val="single" w:sz="4" w:space="0" w:color="auto"/>
               <w:right w:val="single" w:sz="4" w:space="0" w:color="auto"/>
             </w:tcBorders>
-            <w:shd w:val="clear" w:color="auto" w:fill="auto"/>
-          </w:tcPr>
-          <w:p>
-            <w:r/>
-          </w:p>
+          </w:tcPr>
+          <w:p/>
         </w:tc>
         <w:tc>
           <w:tcPr>
@@ -5771,11 +5275,8 @@
               <w:left w:val="single" w:sz="4" w:space="0" w:color="auto"/>
               <w:right w:val="single" w:sz="4" w:space="0" w:color="auto"/>
             </w:tcBorders>
-            <w:shd w:val="clear" w:color="auto" w:fill="auto"/>
-          </w:tcPr>
-          <w:p>
-            <w:r/>
-          </w:p>
+          </w:tcPr>
+          <w:p/>
         </w:tc>
         <w:tc>
           <w:tcPr>
@@ -5784,11 +5285,8 @@
               <w:left w:val="single" w:sz="4" w:space="0" w:color="auto"/>
               <w:right w:val="nil"/>
             </w:tcBorders>
-            <w:shd w:val="clear" w:color="auto" w:fill="auto"/>
-          </w:tcPr>
-          <w:p>
-            <w:r/>
-          </w:p>
+          </w:tcPr>
+          <w:p/>
         </w:tc>
       </w:tr>
       <w:tr>
@@ -5803,7 +5301,6 @@
               <w:left w:val="nil"/>
               <w:right w:val="single" w:sz="4" w:space="0" w:color="auto"/>
             </w:tcBorders>
-            <w:shd w:val="clear" w:color="auto" w:fill="auto"/>
           </w:tcPr>
           <w:p>
             <w:r>
@@ -5819,11 +5316,8 @@
               <w:left w:val="single" w:sz="4" w:space="0" w:color="auto"/>
               <w:right w:val="single" w:sz="4" w:space="0" w:color="auto"/>
             </w:tcBorders>
-            <w:shd w:val="clear" w:color="auto" w:fill="auto"/>
-          </w:tcPr>
-          <w:p>
-            <w:r/>
-          </w:p>
+          </w:tcPr>
+          <w:p/>
         </w:tc>
         <w:tc>
           <w:tcPr>
@@ -5833,7 +5327,6 @@
               <w:left w:val="single" w:sz="4" w:space="0" w:color="auto"/>
               <w:right w:val="single" w:sz="4" w:space="0" w:color="auto"/>
             </w:tcBorders>
-            <w:shd w:val="clear" w:color="auto" w:fill="auto"/>
           </w:tcPr>
           <w:p>
             <w:r>
@@ -5848,7 +5341,6 @@
               <w:left w:val="single" w:sz="4" w:space="0" w:color="auto"/>
               <w:right w:val="single" w:sz="4" w:space="0" w:color="auto"/>
             </w:tcBorders>
-            <w:shd w:val="clear" w:color="auto" w:fill="auto"/>
           </w:tcPr>
           <w:p>
             <w:r>
@@ -5863,11 +5355,8 @@
               <w:left w:val="single" w:sz="4" w:space="0" w:color="auto"/>
               <w:right w:val="single" w:sz="4" w:space="0" w:color="auto"/>
             </w:tcBorders>
-            <w:shd w:val="clear" w:color="auto" w:fill="auto"/>
-          </w:tcPr>
-          <w:p>
-            <w:r/>
-          </w:p>
+          </w:tcPr>
+          <w:p/>
         </w:tc>
         <w:tc>
           <w:tcPr>
@@ -5876,11 +5365,8 @@
               <w:left w:val="single" w:sz="4" w:space="0" w:color="auto"/>
               <w:right w:val="single" w:sz="4" w:space="0" w:color="auto"/>
             </w:tcBorders>
-            <w:shd w:val="clear" w:color="auto" w:fill="auto"/>
-          </w:tcPr>
-          <w:p>
-            <w:r/>
-          </w:p>
+          </w:tcPr>
+          <w:p/>
         </w:tc>
         <w:tc>
           <w:tcPr>
@@ -5889,11 +5375,8 @@
               <w:left w:val="single" w:sz="4" w:space="0" w:color="auto"/>
               <w:right w:val="single" w:sz="4" w:space="0" w:color="auto"/>
             </w:tcBorders>
-            <w:shd w:val="clear" w:color="auto" w:fill="auto"/>
-          </w:tcPr>
-          <w:p>
-            <w:r/>
-          </w:p>
+          </w:tcPr>
+          <w:p/>
         </w:tc>
         <w:tc>
           <w:tcPr>
@@ -5902,11 +5385,8 @@
               <w:left w:val="single" w:sz="4" w:space="0" w:color="auto"/>
               <w:right w:val="nil"/>
             </w:tcBorders>
-            <w:shd w:val="clear" w:color="auto" w:fill="auto"/>
-          </w:tcPr>
-          <w:p>
-            <w:r/>
-          </w:p>
+          </w:tcPr>
+          <w:p/>
         </w:tc>
       </w:tr>
       <w:tr>
@@ -5921,7 +5401,6 @@
               <w:left w:val="nil"/>
               <w:right w:val="single" w:sz="4" w:space="0" w:color="auto"/>
             </w:tcBorders>
-            <w:shd w:val="clear" w:color="auto" w:fill="auto"/>
           </w:tcPr>
           <w:p>
             <w:r>
@@ -5937,11 +5416,8 @@
               <w:left w:val="single" w:sz="4" w:space="0" w:color="auto"/>
               <w:right w:val="single" w:sz="4" w:space="0" w:color="auto"/>
             </w:tcBorders>
-            <w:shd w:val="clear" w:color="auto" w:fill="auto"/>
-          </w:tcPr>
-          <w:p>
-            <w:r/>
-          </w:p>
+          </w:tcPr>
+          <w:p/>
         </w:tc>
         <w:tc>
           <w:tcPr>
@@ -5951,7 +5427,6 @@
               <w:left w:val="single" w:sz="4" w:space="0" w:color="auto"/>
               <w:right w:val="single" w:sz="4" w:space="0" w:color="auto"/>
             </w:tcBorders>
-            <w:shd w:val="clear" w:color="auto" w:fill="auto"/>
           </w:tcPr>
           <w:p>
             <w:r>
@@ -5966,7 +5441,6 @@
               <w:left w:val="single" w:sz="4" w:space="0" w:color="auto"/>
               <w:right w:val="single" w:sz="4" w:space="0" w:color="auto"/>
             </w:tcBorders>
-            <w:shd w:val="clear" w:color="auto" w:fill="auto"/>
           </w:tcPr>
           <w:p>
             <w:r>
@@ -5981,11 +5455,8 @@
               <w:left w:val="single" w:sz="4" w:space="0" w:color="auto"/>
               <w:right w:val="single" w:sz="4" w:space="0" w:color="auto"/>
             </w:tcBorders>
-            <w:shd w:val="clear" w:color="auto" w:fill="auto"/>
-          </w:tcPr>
-          <w:p>
-            <w:r/>
-          </w:p>
+          </w:tcPr>
+          <w:p/>
         </w:tc>
         <w:tc>
           <w:tcPr>
@@ -5994,11 +5465,8 @@
               <w:left w:val="single" w:sz="4" w:space="0" w:color="auto"/>
               <w:right w:val="single" w:sz="4" w:space="0" w:color="auto"/>
             </w:tcBorders>
-            <w:shd w:val="clear" w:color="auto" w:fill="auto"/>
-          </w:tcPr>
-          <w:p>
-            <w:r/>
-          </w:p>
+          </w:tcPr>
+          <w:p/>
         </w:tc>
         <w:tc>
           <w:tcPr>
@@ -6007,11 +5475,8 @@
               <w:left w:val="single" w:sz="4" w:space="0" w:color="auto"/>
               <w:right w:val="single" w:sz="4" w:space="0" w:color="auto"/>
             </w:tcBorders>
-            <w:shd w:val="clear" w:color="auto" w:fill="auto"/>
-          </w:tcPr>
-          <w:p>
-            <w:r/>
-          </w:p>
+          </w:tcPr>
+          <w:p/>
         </w:tc>
         <w:tc>
           <w:tcPr>
@@ -6020,11 +5485,8 @@
               <w:left w:val="single" w:sz="4" w:space="0" w:color="auto"/>
               <w:right w:val="nil"/>
             </w:tcBorders>
-            <w:shd w:val="clear" w:color="auto" w:fill="auto"/>
-          </w:tcPr>
-          <w:p>
-            <w:r/>
-          </w:p>
+          </w:tcPr>
+          <w:p/>
         </w:tc>
       </w:tr>
     </w:tbl>
@@ -6048,7 +5510,7 @@
 </file>
 
 <file path=word/endnotes.xml><?xml version="1.0" encoding="utf-8"?>
-<w:endnotes xmlns:wpc="http://schemas.microsoft.com/office/word/2010/wordprocessingCanvas" xmlns:cx="http://schemas.microsoft.com/office/drawing/2014/chartex" xmlns:cx1="http://schemas.microsoft.com/office/drawing/2015/9/8/chartex" xmlns:cx2="http://schemas.microsoft.com/office/drawing/2015/10/21/chartex" xmlns:cx3="http://schemas.microsoft.com/office/drawing/2016/5/9/chartex" xmlns:cx4="http://schemas.microsoft.com/office/drawing/2016/5/10/chartex" xmlns:cx5="http://schemas.microsoft.com/office/drawing/2016/5/11/chartex" xmlns:cx6="http://schemas.microsoft.com/office/drawing/2016/5/12/chartex" xmlns:cx7="http://schemas.microsoft.com/office/drawing/2016/5/13/chartex" xmlns:cx8="http://schemas.microsoft.com/office/drawing/2016/5/14/chartex" xmlns:mc="http://schemas.openxmlformats.org/markup-compatibility/2006" xmlns:aink="http://schemas.microsoft.com/office/drawing/2016/ink" xmlns:am3d="http://schemas.microsoft.com/office/drawing/2017/model3d" xmlns:o="urn:schemas-microsoft-com:office:office" xmlns:oel="http://schemas.microsoft.com/office/2019/extlst" xmlns:r="http://schemas.openxmlformats.org/officeDocument/2006/relationships" xmlns:m="http://schemas.openxmlformats.org/officeDocument/2006/math" xmlns:v="urn:schemas-microsoft-com:vml" xmlns:wp14="http://schemas.microsoft.com/office/word/2010/wordprocessingDrawing" xmlns:wp="http://schemas.openxmlformats.org/drawingml/2006/wordprocessingDrawing" xmlns:w10="urn:schemas-microsoft-com:office:word" xmlns:w="http://schemas.openxmlformats.org/wordprocessingml/2006/main" xmlns:w14="http://schemas.microsoft.com/office/word/2010/wordml" xmlns:w15="http://schemas.microsoft.com/office/word/2012/wordml" xmlns:w16cex="http://schemas.microsoft.com/office/word/2018/wordml/cex" xmlns:w16cid="http://schemas.microsoft.com/office/word/2016/wordml/cid" xmlns:w16="http://schemas.microsoft.com/office/word/2018/wordml" xmlns:w16sdtdh="http://schemas.microsoft.com/office/word/2020/wordml/sdtdatahash" xmlns:w16se="http://schemas.microsoft.com/office/word/2015/wordml/symex" xmlns:wpg="http://schemas.microsoft.com/office/word/2010/wordprocessingGroup" xmlns:wpi="http://schemas.microsoft.com/office/word/2010/wordprocessingInk" xmlns:wne="http://schemas.microsoft.com/office/word/2006/wordml" xmlns:wps="http://schemas.microsoft.com/office/word/2010/wordprocessingShape" mc:Ignorable="w14 w15 w16se w16cid w16 w16cex w16sdtdh wp14">
+<w:endnotes xmlns:wpc="http://schemas.microsoft.com/office/word/2010/wordprocessingCanvas" xmlns:cx="http://schemas.microsoft.com/office/drawing/2014/chartex" xmlns:cx1="http://schemas.microsoft.com/office/drawing/2015/9/8/chartex" xmlns:cx2="http://schemas.microsoft.com/office/drawing/2015/10/21/chartex" xmlns:cx3="http://schemas.microsoft.com/office/drawing/2016/5/9/chartex" xmlns:cx4="http://schemas.microsoft.com/office/drawing/2016/5/10/chartex" xmlns:cx5="http://schemas.microsoft.com/office/drawing/2016/5/11/chartex" xmlns:cx6="http://schemas.microsoft.com/office/drawing/2016/5/12/chartex" xmlns:cx7="http://schemas.microsoft.com/office/drawing/2016/5/13/chartex" xmlns:cx8="http://schemas.microsoft.com/office/drawing/2016/5/14/chartex" xmlns:mc="http://schemas.openxmlformats.org/markup-compatibility/2006" xmlns:m="http://schemas.openxmlformats.org/officeDocument/2006/math" xmlns:aink="http://schemas.microsoft.com/office/drawing/2016/ink" xmlns:am3d="http://schemas.microsoft.com/office/drawing/2017/model3d" xmlns:oel="http://schemas.microsoft.com/office/2019/extlst" xmlns:r="http://schemas.openxmlformats.org/officeDocument/2006/relationships" xmlns:wp14="http://schemas.microsoft.com/office/word/2010/wordprocessingDrawing" xmlns:wp="http://schemas.openxmlformats.org/drawingml/2006/wordprocessingDrawing" xmlns:wpg="http://schemas.microsoft.com/office/word/2010/wordprocessingGroup" xmlns:wpi="http://schemas.microsoft.com/office/word/2010/wordprocessingInk" xmlns:wps="http://schemas.microsoft.com/office/word/2010/wordprocessingShape" xmlns:o="urn:schemas-microsoft-com:office:office" xmlns:v="urn:schemas-microsoft-com:vml" xmlns:w10="urn:schemas-microsoft-com:office:word" xmlns:w="http://schemas.openxmlformats.org/wordprocessingml/2006/main" xmlns:w14="http://schemas.microsoft.com/office/word/2010/wordml" xmlns:w15="http://schemas.microsoft.com/office/word/2012/wordml" xmlns:w16cex="http://schemas.microsoft.com/office/word/2018/wordml/cex" xmlns:w16cid="http://schemas.microsoft.com/office/word/2016/wordml/cid" xmlns:w16="http://schemas.microsoft.com/office/word/2018/wordml" xmlns:w16sdtdh="http://schemas.microsoft.com/office/word/2020/wordml/sdtdatahash" xmlns:w16sdtfl="http://schemas.microsoft.com/office/word/2024/wordml/sdtformatlock" xmlns:w16se="http://schemas.microsoft.com/office/word/2015/wordml/symex" xmlns:w16du="http://schemas.microsoft.com/office/word/2023/wordml/word16du" xmlns:wne="http://schemas.microsoft.com/office/word/2006/wordml" mc:Ignorable="w14 w15 w16se w16cid w16 w16cex w16sdtdh w16sdtfl w16du wp14">
   <w:endnote w:type="separator" w:id="-1">
     <w:p>
       <w:r>
@@ -6067,7 +5529,7 @@
 </file>
 
 <file path=word/footer1.xml><?xml version="1.0" encoding="utf-8"?>
-<w:ftr xmlns:wpc="http://schemas.microsoft.com/office/word/2010/wordprocessingCanvas" xmlns:cx="http://schemas.microsoft.com/office/drawing/2014/chartex" xmlns:cx1="http://schemas.microsoft.com/office/drawing/2015/9/8/chartex" xmlns:cx2="http://schemas.microsoft.com/office/drawing/2015/10/21/chartex" xmlns:cx3="http://schemas.microsoft.com/office/drawing/2016/5/9/chartex" xmlns:cx4="http://schemas.microsoft.com/office/drawing/2016/5/10/chartex" xmlns:cx5="http://schemas.microsoft.com/office/drawing/2016/5/11/chartex" xmlns:cx6="http://schemas.microsoft.com/office/drawing/2016/5/12/chartex" xmlns:cx7="http://schemas.microsoft.com/office/drawing/2016/5/13/chartex" xmlns:cx8="http://schemas.microsoft.com/office/drawing/2016/5/14/chartex" xmlns:mc="http://schemas.openxmlformats.org/markup-compatibility/2006" xmlns:aink="http://schemas.microsoft.com/office/drawing/2016/ink" xmlns:am3d="http://schemas.microsoft.com/office/drawing/2017/model3d" xmlns:o="urn:schemas-microsoft-com:office:office" xmlns:oel="http://schemas.microsoft.com/office/2019/extlst" xmlns:r="http://schemas.openxmlformats.org/officeDocument/2006/relationships" xmlns:m="http://schemas.openxmlformats.org/officeDocument/2006/math" xmlns:v="urn:schemas-microsoft-com:vml" xmlns:wp14="http://schemas.microsoft.com/office/word/2010/wordprocessingDrawing" xmlns:wp="http://schemas.openxmlformats.org/drawingml/2006/wordprocessingDrawing" xmlns:w10="urn:schemas-microsoft-com:office:word" xmlns:w="http://schemas.openxmlformats.org/wordprocessingml/2006/main" xmlns:w14="http://schemas.microsoft.com/office/word/2010/wordml" xmlns:w15="http://schemas.microsoft.com/office/word/2012/wordml" xmlns:w16cex="http://schemas.microsoft.com/office/word/2018/wordml/cex" xmlns:w16cid="http://schemas.microsoft.com/office/word/2016/wordml/cid" xmlns:w16="http://schemas.microsoft.com/office/word/2018/wordml" xmlns:w16sdtdh="http://schemas.microsoft.com/office/word/2020/wordml/sdtdatahash" xmlns:w16se="http://schemas.microsoft.com/office/word/2015/wordml/symex" xmlns:wpg="http://schemas.microsoft.com/office/word/2010/wordprocessingGroup" xmlns:wpi="http://schemas.microsoft.com/office/word/2010/wordprocessingInk" xmlns:wne="http://schemas.microsoft.com/office/word/2006/wordml" xmlns:wps="http://schemas.microsoft.com/office/word/2010/wordprocessingShape" mc:Ignorable="w14 w15 w16se w16cid w16 w16cex w16sdtdh wp14">
+<w:ftr xmlns:wpc="http://schemas.microsoft.com/office/word/2010/wordprocessingCanvas" xmlns:cx="http://schemas.microsoft.com/office/drawing/2014/chartex" xmlns:cx1="http://schemas.microsoft.com/office/drawing/2015/9/8/chartex" xmlns:cx2="http://schemas.microsoft.com/office/drawing/2015/10/21/chartex" xmlns:cx3="http://schemas.microsoft.com/office/drawing/2016/5/9/chartex" xmlns:cx4="http://schemas.microsoft.com/office/drawing/2016/5/10/chartex" xmlns:cx5="http://schemas.microsoft.com/office/drawing/2016/5/11/chartex" xmlns:cx6="http://schemas.microsoft.com/office/drawing/2016/5/12/chartex" xmlns:cx7="http://schemas.microsoft.com/office/drawing/2016/5/13/chartex" xmlns:cx8="http://schemas.microsoft.com/office/drawing/2016/5/14/chartex" xmlns:mc="http://schemas.openxmlformats.org/markup-compatibility/2006" xmlns:m="http://schemas.openxmlformats.org/officeDocument/2006/math" xmlns:aink="http://schemas.microsoft.com/office/drawing/2016/ink" xmlns:am3d="http://schemas.microsoft.com/office/drawing/2017/model3d" xmlns:oel="http://schemas.microsoft.com/office/2019/extlst" xmlns:r="http://schemas.openxmlformats.org/officeDocument/2006/relationships" xmlns:wp14="http://schemas.microsoft.com/office/word/2010/wordprocessingDrawing" xmlns:wp="http://schemas.openxmlformats.org/drawingml/2006/wordprocessingDrawing" xmlns:wpg="http://schemas.microsoft.com/office/word/2010/wordprocessingGroup" xmlns:wpi="http://schemas.microsoft.com/office/word/2010/wordprocessingInk" xmlns:wps="http://schemas.microsoft.com/office/word/2010/wordprocessingShape" xmlns:o="urn:schemas-microsoft-com:office:office" xmlns:v="urn:schemas-microsoft-com:vml" xmlns:w10="urn:schemas-microsoft-com:office:word" xmlns:w="http://schemas.openxmlformats.org/wordprocessingml/2006/main" xmlns:w14="http://schemas.microsoft.com/office/word/2010/wordml" xmlns:w15="http://schemas.microsoft.com/office/word/2012/wordml" xmlns:w16cex="http://schemas.microsoft.com/office/word/2018/wordml/cex" xmlns:w16cid="http://schemas.microsoft.com/office/word/2016/wordml/cid" xmlns:w16="http://schemas.microsoft.com/office/word/2018/wordml" xmlns:w16sdtdh="http://schemas.microsoft.com/office/word/2020/wordml/sdtdatahash" xmlns:w16sdtfl="http://schemas.microsoft.com/office/word/2024/wordml/sdtformatlock" xmlns:w16se="http://schemas.microsoft.com/office/word/2015/wordml/symex" xmlns:w16du="http://schemas.microsoft.com/office/word/2023/wordml/word16du" xmlns:wne="http://schemas.microsoft.com/office/word/2006/wordml" mc:Ignorable="w14 w15 w16se w16cid w16 w16cex w16sdtdh w16sdtfl w16du wp14">
   <w:p>
     <w:pPr>
       <w:pStyle w:val="Footer"/>
@@ -6100,14 +5562,13 @@
     <w:r>
       <w:t>0</w:t>
     </w:r>
+    <w:proofErr w:type="gramStart"/>
     <w:r>
-      <w:t xml:space="preserve">   (Template Version 1.</w:t>
+      <w:t xml:space="preserve">   (</w:t>
     </w:r>
+    <w:proofErr w:type="gramEnd"/>
     <w:r>
-      <w:t>1</w:t>
-    </w:r>
-    <w:r>
-      <w:t>)</w:t>
+      <w:t>Template Version 1.1)</w:t>
     </w:r>
     <w:r>
       <w:tab/>
@@ -6126,7 +5587,7 @@
       <w:rPr>
         <w:noProof/>
       </w:rPr>
-      <w:t>9 February 2022</w:t>
+      <w:t>13 March 2024</w:t>
     </w:r>
     <w:r>
       <w:fldChar w:fldCharType="end"/>
@@ -6169,7 +5630,7 @@
 </file>
 
 <file path=word/footnotes.xml><?xml version="1.0" encoding="utf-8"?>
-<w:footnotes xmlns:wpc="http://schemas.microsoft.com/office/word/2010/wordprocessingCanvas" xmlns:cx="http://schemas.microsoft.com/office/drawing/2014/chartex" xmlns:cx1="http://schemas.microsoft.com/office/drawing/2015/9/8/chartex" xmlns:cx2="http://schemas.microsoft.com/office/drawing/2015/10/21/chartex" xmlns:cx3="http://schemas.microsoft.com/office/drawing/2016/5/9/chartex" xmlns:cx4="http://schemas.microsoft.com/office/drawing/2016/5/10/chartex" xmlns:cx5="http://schemas.microsoft.com/office/drawing/2016/5/11/chartex" xmlns:cx6="http://schemas.microsoft.com/office/drawing/2016/5/12/chartex" xmlns:cx7="http://schemas.microsoft.com/office/drawing/2016/5/13/chartex" xmlns:cx8="http://schemas.microsoft.com/office/drawing/2016/5/14/chartex" xmlns:mc="http://schemas.openxmlformats.org/markup-compatibility/2006" xmlns:aink="http://schemas.microsoft.com/office/drawing/2016/ink" xmlns:am3d="http://schemas.microsoft.com/office/drawing/2017/model3d" xmlns:o="urn:schemas-microsoft-com:office:office" xmlns:oel="http://schemas.microsoft.com/office/2019/extlst" xmlns:r="http://schemas.openxmlformats.org/officeDocument/2006/relationships" xmlns:m="http://schemas.openxmlformats.org/officeDocument/2006/math" xmlns:v="urn:schemas-microsoft-com:vml" xmlns:wp14="http://schemas.microsoft.com/office/word/2010/wordprocessingDrawing" xmlns:wp="http://schemas.openxmlformats.org/drawingml/2006/wordprocessingDrawing" xmlns:w10="urn:schemas-microsoft-com:office:word" xmlns:w="http://schemas.openxmlformats.org/wordprocessingml/2006/main" xmlns:w14="http://schemas.microsoft.com/office/word/2010/wordml" xmlns:w15="http://schemas.microsoft.com/office/word/2012/wordml" xmlns:w16cex="http://schemas.microsoft.com/office/word/2018/wordml/cex" xmlns:w16cid="http://schemas.microsoft.com/office/word/2016/wordml/cid" xmlns:w16="http://schemas.microsoft.com/office/word/2018/wordml" xmlns:w16sdtdh="http://schemas.microsoft.com/office/word/2020/wordml/sdtdatahash" xmlns:w16se="http://schemas.microsoft.com/office/word/2015/wordml/symex" xmlns:wpg="http://schemas.microsoft.com/office/word/2010/wordprocessingGroup" xmlns:wpi="http://schemas.microsoft.com/office/word/2010/wordprocessingInk" xmlns:wne="http://schemas.microsoft.com/office/word/2006/wordml" xmlns:wps="http://schemas.microsoft.com/office/word/2010/wordprocessingShape" mc:Ignorable="w14 w15 w16se w16cid w16 w16cex w16sdtdh wp14">
+<w:footnotes xmlns:wpc="http://schemas.microsoft.com/office/word/2010/wordprocessingCanvas" xmlns:cx="http://schemas.microsoft.com/office/drawing/2014/chartex" xmlns:cx1="http://schemas.microsoft.com/office/drawing/2015/9/8/chartex" xmlns:cx2="http://schemas.microsoft.com/office/drawing/2015/10/21/chartex" xmlns:cx3="http://schemas.microsoft.com/office/drawing/2016/5/9/chartex" xmlns:cx4="http://schemas.microsoft.com/office/drawing/2016/5/10/chartex" xmlns:cx5="http://schemas.microsoft.com/office/drawing/2016/5/11/chartex" xmlns:cx6="http://schemas.microsoft.com/office/drawing/2016/5/12/chartex" xmlns:cx7="http://schemas.microsoft.com/office/drawing/2016/5/13/chartex" xmlns:cx8="http://schemas.microsoft.com/office/drawing/2016/5/14/chartex" xmlns:mc="http://schemas.openxmlformats.org/markup-compatibility/2006" xmlns:m="http://schemas.openxmlformats.org/officeDocument/2006/math" xmlns:aink="http://schemas.microsoft.com/office/drawing/2016/ink" xmlns:am3d="http://schemas.microsoft.com/office/drawing/2017/model3d" xmlns:oel="http://schemas.microsoft.com/office/2019/extlst" xmlns:r="http://schemas.openxmlformats.org/officeDocument/2006/relationships" xmlns:wp14="http://schemas.microsoft.com/office/word/2010/wordprocessingDrawing" xmlns:wp="http://schemas.openxmlformats.org/drawingml/2006/wordprocessingDrawing" xmlns:wpg="http://schemas.microsoft.com/office/word/2010/wordprocessingGroup" xmlns:wpi="http://schemas.microsoft.com/office/word/2010/wordprocessingInk" xmlns:wps="http://schemas.microsoft.com/office/word/2010/wordprocessingShape" xmlns:o="urn:schemas-microsoft-com:office:office" xmlns:v="urn:schemas-microsoft-com:vml" xmlns:w10="urn:schemas-microsoft-com:office:word" xmlns:w="http://schemas.openxmlformats.org/wordprocessingml/2006/main" xmlns:w14="http://schemas.microsoft.com/office/word/2010/wordml" xmlns:w15="http://schemas.microsoft.com/office/word/2012/wordml" xmlns:w16cex="http://schemas.microsoft.com/office/word/2018/wordml/cex" xmlns:w16cid="http://schemas.microsoft.com/office/word/2016/wordml/cid" xmlns:w16="http://schemas.microsoft.com/office/word/2018/wordml" xmlns:w16sdtdh="http://schemas.microsoft.com/office/word/2020/wordml/sdtdatahash" xmlns:w16sdtfl="http://schemas.microsoft.com/office/word/2024/wordml/sdtformatlock" xmlns:w16se="http://schemas.microsoft.com/office/word/2015/wordml/symex" xmlns:w16du="http://schemas.microsoft.com/office/word/2023/wordml/word16du" xmlns:wne="http://schemas.microsoft.com/office/word/2006/wordml" mc:Ignorable="w14 w15 w16se w16cid w16 w16cex w16sdtdh w16sdtfl w16du wp14">
   <w:footnote w:type="separator" w:id="-1">
     <w:p>
       <w:r>
@@ -6188,7 +5649,7 @@
 </file>
 
 <file path=word/header1.xml><?xml version="1.0" encoding="utf-8"?>
-<w:hdr xmlns:wpc="http://schemas.microsoft.com/office/word/2010/wordprocessingCanvas" xmlns:cx="http://schemas.microsoft.com/office/drawing/2014/chartex" xmlns:cx1="http://schemas.microsoft.com/office/drawing/2015/9/8/chartex" xmlns:cx2="http://schemas.microsoft.com/office/drawing/2015/10/21/chartex" xmlns:cx3="http://schemas.microsoft.com/office/drawing/2016/5/9/chartex" xmlns:cx4="http://schemas.microsoft.com/office/drawing/2016/5/10/chartex" xmlns:cx5="http://schemas.microsoft.com/office/drawing/2016/5/11/chartex" xmlns:cx6="http://schemas.microsoft.com/office/drawing/2016/5/12/chartex" xmlns:cx7="http://schemas.microsoft.com/office/drawing/2016/5/13/chartex" xmlns:cx8="http://schemas.microsoft.com/office/drawing/2016/5/14/chartex" xmlns:mc="http://schemas.openxmlformats.org/markup-compatibility/2006" xmlns:aink="http://schemas.microsoft.com/office/drawing/2016/ink" xmlns:am3d="http://schemas.microsoft.com/office/drawing/2017/model3d" xmlns:o="urn:schemas-microsoft-com:office:office" xmlns:oel="http://schemas.microsoft.com/office/2019/extlst" xmlns:r="http://schemas.openxmlformats.org/officeDocument/2006/relationships" xmlns:m="http://schemas.openxmlformats.org/officeDocument/2006/math" xmlns:v="urn:schemas-microsoft-com:vml" xmlns:wp14="http://schemas.microsoft.com/office/word/2010/wordprocessingDrawing" xmlns:wp="http://schemas.openxmlformats.org/drawingml/2006/wordprocessingDrawing" xmlns:w10="urn:schemas-microsoft-com:office:word" xmlns:w="http://schemas.openxmlformats.org/wordprocessingml/2006/main" xmlns:w14="http://schemas.microsoft.com/office/word/2010/wordml" xmlns:w15="http://schemas.microsoft.com/office/word/2012/wordml" xmlns:w16cex="http://schemas.microsoft.com/office/word/2018/wordml/cex" xmlns:w16cid="http://schemas.microsoft.com/office/word/2016/wordml/cid" xmlns:w16="http://schemas.microsoft.com/office/word/2018/wordml" xmlns:w16sdtdh="http://schemas.microsoft.com/office/word/2020/wordml/sdtdatahash" xmlns:w16se="http://schemas.microsoft.com/office/word/2015/wordml/symex" xmlns:wpg="http://schemas.microsoft.com/office/word/2010/wordprocessingGroup" xmlns:wpi="http://schemas.microsoft.com/office/word/2010/wordprocessingInk" xmlns:wne="http://schemas.microsoft.com/office/word/2006/wordml" xmlns:wps="http://schemas.microsoft.com/office/word/2010/wordprocessingShape" mc:Ignorable="w14 w15 w16se w16cid w16 w16cex w16sdtdh wp14">
+<w:hdr xmlns:wpc="http://schemas.microsoft.com/office/word/2010/wordprocessingCanvas" xmlns:cx="http://schemas.microsoft.com/office/drawing/2014/chartex" xmlns:cx1="http://schemas.microsoft.com/office/drawing/2015/9/8/chartex" xmlns:cx2="http://schemas.microsoft.com/office/drawing/2015/10/21/chartex" xmlns:cx3="http://schemas.microsoft.com/office/drawing/2016/5/9/chartex" xmlns:cx4="http://schemas.microsoft.com/office/drawing/2016/5/10/chartex" xmlns:cx5="http://schemas.microsoft.com/office/drawing/2016/5/11/chartex" xmlns:cx6="http://schemas.microsoft.com/office/drawing/2016/5/12/chartex" xmlns:cx7="http://schemas.microsoft.com/office/drawing/2016/5/13/chartex" xmlns:cx8="http://schemas.microsoft.com/office/drawing/2016/5/14/chartex" xmlns:mc="http://schemas.openxmlformats.org/markup-compatibility/2006" xmlns:m="http://schemas.openxmlformats.org/officeDocument/2006/math" xmlns:aink="http://schemas.microsoft.com/office/drawing/2016/ink" xmlns:am3d="http://schemas.microsoft.com/office/drawing/2017/model3d" xmlns:oel="http://schemas.microsoft.com/office/2019/extlst" xmlns:r="http://schemas.openxmlformats.org/officeDocument/2006/relationships" xmlns:wp14="http://schemas.microsoft.com/office/word/2010/wordprocessingDrawing" xmlns:wp="http://schemas.openxmlformats.org/drawingml/2006/wordprocessingDrawing" xmlns:wpg="http://schemas.microsoft.com/office/word/2010/wordprocessingGroup" xmlns:wpi="http://schemas.microsoft.com/office/word/2010/wordprocessingInk" xmlns:wps="http://schemas.microsoft.com/office/word/2010/wordprocessingShape" xmlns:o="urn:schemas-microsoft-com:office:office" xmlns:v="urn:schemas-microsoft-com:vml" xmlns:w10="urn:schemas-microsoft-com:office:word" xmlns:w="http://schemas.openxmlformats.org/wordprocessingml/2006/main" xmlns:w14="http://schemas.microsoft.com/office/word/2010/wordml" xmlns:w15="http://schemas.microsoft.com/office/word/2012/wordml" xmlns:w16cex="http://schemas.microsoft.com/office/word/2018/wordml/cex" xmlns:w16cid="http://schemas.microsoft.com/office/word/2016/wordml/cid" xmlns:w16="http://schemas.microsoft.com/office/word/2018/wordml" xmlns:w16sdtdh="http://schemas.microsoft.com/office/word/2020/wordml/sdtdatahash" xmlns:w16sdtfl="http://schemas.microsoft.com/office/word/2024/wordml/sdtformatlock" xmlns:w16se="http://schemas.microsoft.com/office/word/2015/wordml/symex" xmlns:w16du="http://schemas.microsoft.com/office/word/2023/wordml/word16du" xmlns:wne="http://schemas.microsoft.com/office/word/2006/wordml" mc:Ignorable="w14 w15 w16se w16cid w16 w16cex w16sdtdh w16sdtfl w16du wp14">
   <w:p>
     <w:pPr>
       <w:pStyle w:val="Header"/>
@@ -6317,7 +5778,7 @@
 </file>
 
 <file path=word/header2.xml><?xml version="1.0" encoding="utf-8"?>
-<w:hdr xmlns:wpc="http://schemas.microsoft.com/office/word/2010/wordprocessingCanvas" xmlns:cx="http://schemas.microsoft.com/office/drawing/2014/chartex" xmlns:cx1="http://schemas.microsoft.com/office/drawing/2015/9/8/chartex" xmlns:cx2="http://schemas.microsoft.com/office/drawing/2015/10/21/chartex" xmlns:cx3="http://schemas.microsoft.com/office/drawing/2016/5/9/chartex" xmlns:cx4="http://schemas.microsoft.com/office/drawing/2016/5/10/chartex" xmlns:cx5="http://schemas.microsoft.com/office/drawing/2016/5/11/chartex" xmlns:cx6="http://schemas.microsoft.com/office/drawing/2016/5/12/chartex" xmlns:cx7="http://schemas.microsoft.com/office/drawing/2016/5/13/chartex" xmlns:cx8="http://schemas.microsoft.com/office/drawing/2016/5/14/chartex" xmlns:mc="http://schemas.openxmlformats.org/markup-compatibility/2006" xmlns:aink="http://schemas.microsoft.com/office/drawing/2016/ink" xmlns:am3d="http://schemas.microsoft.com/office/drawing/2017/model3d" xmlns:o="urn:schemas-microsoft-com:office:office" xmlns:oel="http://schemas.microsoft.com/office/2019/extlst" xmlns:r="http://schemas.openxmlformats.org/officeDocument/2006/relationships" xmlns:m="http://schemas.openxmlformats.org/officeDocument/2006/math" xmlns:v="urn:schemas-microsoft-com:vml" xmlns:wp14="http://schemas.microsoft.com/office/word/2010/wordprocessingDrawing" xmlns:wp="http://schemas.openxmlformats.org/drawingml/2006/wordprocessingDrawing" xmlns:w10="urn:schemas-microsoft-com:office:word" xmlns:w="http://schemas.openxmlformats.org/wordprocessingml/2006/main" xmlns:w14="http://schemas.microsoft.com/office/word/2010/wordml" xmlns:w15="http://schemas.microsoft.com/office/word/2012/wordml" xmlns:w16cex="http://schemas.microsoft.com/office/word/2018/wordml/cex" xmlns:w16cid="http://schemas.microsoft.com/office/word/2016/wordml/cid" xmlns:w16="http://schemas.microsoft.com/office/word/2018/wordml" xmlns:w16sdtdh="http://schemas.microsoft.com/office/word/2020/wordml/sdtdatahash" xmlns:w16se="http://schemas.microsoft.com/office/word/2015/wordml/symex" xmlns:wpg="http://schemas.microsoft.com/office/word/2010/wordprocessingGroup" xmlns:wpi="http://schemas.microsoft.com/office/word/2010/wordprocessingInk" xmlns:wne="http://schemas.microsoft.com/office/word/2006/wordml" xmlns:wps="http://schemas.microsoft.com/office/word/2010/wordprocessingShape" mc:Ignorable="w14 w15 w16se w16cid w16 w16cex w16sdtdh wp14">
+<w:hdr xmlns:wpc="http://schemas.microsoft.com/office/word/2010/wordprocessingCanvas" xmlns:cx="http://schemas.microsoft.com/office/drawing/2014/chartex" xmlns:cx1="http://schemas.microsoft.com/office/drawing/2015/9/8/chartex" xmlns:cx2="http://schemas.microsoft.com/office/drawing/2015/10/21/chartex" xmlns:cx3="http://schemas.microsoft.com/office/drawing/2016/5/9/chartex" xmlns:cx4="http://schemas.microsoft.com/office/drawing/2016/5/10/chartex" xmlns:cx5="http://schemas.microsoft.com/office/drawing/2016/5/11/chartex" xmlns:cx6="http://schemas.microsoft.com/office/drawing/2016/5/12/chartex" xmlns:cx7="http://schemas.microsoft.com/office/drawing/2016/5/13/chartex" xmlns:cx8="http://schemas.microsoft.com/office/drawing/2016/5/14/chartex" xmlns:mc="http://schemas.openxmlformats.org/markup-compatibility/2006" xmlns:m="http://schemas.openxmlformats.org/officeDocument/2006/math" xmlns:aink="http://schemas.microsoft.com/office/drawing/2016/ink" xmlns:am3d="http://schemas.microsoft.com/office/drawing/2017/model3d" xmlns:oel="http://schemas.microsoft.com/office/2019/extlst" xmlns:r="http://schemas.openxmlformats.org/officeDocument/2006/relationships" xmlns:wp14="http://schemas.microsoft.com/office/word/2010/wordprocessingDrawing" xmlns:wp="http://schemas.openxmlformats.org/drawingml/2006/wordprocessingDrawing" xmlns:wpg="http://schemas.microsoft.com/office/word/2010/wordprocessingGroup" xmlns:wpi="http://schemas.microsoft.com/office/word/2010/wordprocessingInk" xmlns:wps="http://schemas.microsoft.com/office/word/2010/wordprocessingShape" xmlns:o="urn:schemas-microsoft-com:office:office" xmlns:v="urn:schemas-microsoft-com:vml" xmlns:w10="urn:schemas-microsoft-com:office:word" xmlns:w="http://schemas.openxmlformats.org/wordprocessingml/2006/main" xmlns:w14="http://schemas.microsoft.com/office/word/2010/wordml" xmlns:w15="http://schemas.microsoft.com/office/word/2012/wordml" xmlns:w16cex="http://schemas.microsoft.com/office/word/2018/wordml/cex" xmlns:w16cid="http://schemas.microsoft.com/office/word/2016/wordml/cid" xmlns:w16="http://schemas.microsoft.com/office/word/2018/wordml" xmlns:w16sdtdh="http://schemas.microsoft.com/office/word/2020/wordml/sdtdatahash" xmlns:w16sdtfl="http://schemas.microsoft.com/office/word/2024/wordml/sdtformatlock" xmlns:w16se="http://schemas.microsoft.com/office/word/2015/wordml/symex" xmlns:w16du="http://schemas.microsoft.com/office/word/2023/wordml/word16du" xmlns:wne="http://schemas.microsoft.com/office/word/2006/wordml" mc:Ignorable="w14 w15 w16se w16cid w16 w16cex w16sdtdh w16sdtfl w16du wp14">
   <w:p>
     <w:pPr>
       <w:pStyle w:val="Header"/>
@@ -6446,7 +5907,7 @@
 </file>
 
 <file path=word/header3.xml><?xml version="1.0" encoding="utf-8"?>
-<w:hdr xmlns:wpc="http://schemas.microsoft.com/office/word/2010/wordprocessingCanvas" xmlns:cx="http://schemas.microsoft.com/office/drawing/2014/chartex" xmlns:cx1="http://schemas.microsoft.com/office/drawing/2015/9/8/chartex" xmlns:cx2="http://schemas.microsoft.com/office/drawing/2015/10/21/chartex" xmlns:cx3="http://schemas.microsoft.com/office/drawing/2016/5/9/chartex" xmlns:cx4="http://schemas.microsoft.com/office/drawing/2016/5/10/chartex" xmlns:cx5="http://schemas.microsoft.com/office/drawing/2016/5/11/chartex" xmlns:cx6="http://schemas.microsoft.com/office/drawing/2016/5/12/chartex" xmlns:cx7="http://schemas.microsoft.com/office/drawing/2016/5/13/chartex" xmlns:cx8="http://schemas.microsoft.com/office/drawing/2016/5/14/chartex" xmlns:mc="http://schemas.openxmlformats.org/markup-compatibility/2006" xmlns:aink="http://schemas.microsoft.com/office/drawing/2016/ink" xmlns:am3d="http://schemas.microsoft.com/office/drawing/2017/model3d" xmlns:o="urn:schemas-microsoft-com:office:office" xmlns:oel="http://schemas.microsoft.com/office/2019/extlst" xmlns:r="http://schemas.openxmlformats.org/officeDocument/2006/relationships" xmlns:m="http://schemas.openxmlformats.org/officeDocument/2006/math" xmlns:v="urn:schemas-microsoft-com:vml" xmlns:wp14="http://schemas.microsoft.com/office/word/2010/wordprocessingDrawing" xmlns:wp="http://schemas.openxmlformats.org/drawingml/2006/wordprocessingDrawing" xmlns:w10="urn:schemas-microsoft-com:office:word" xmlns:w="http://schemas.openxmlformats.org/wordprocessingml/2006/main" xmlns:w14="http://schemas.microsoft.com/office/word/2010/wordml" xmlns:w15="http://schemas.microsoft.com/office/word/2012/wordml" xmlns:w16cex="http://schemas.microsoft.com/office/word/2018/wordml/cex" xmlns:w16cid="http://schemas.microsoft.com/office/word/2016/wordml/cid" xmlns:w16="http://schemas.microsoft.com/office/word/2018/wordml" xmlns:w16sdtdh="http://schemas.microsoft.com/office/word/2020/wordml/sdtdatahash" xmlns:w16se="http://schemas.microsoft.com/office/word/2015/wordml/symex" xmlns:wpg="http://schemas.microsoft.com/office/word/2010/wordprocessingGroup" xmlns:wpi="http://schemas.microsoft.com/office/word/2010/wordprocessingInk" xmlns:wne="http://schemas.microsoft.com/office/word/2006/wordml" xmlns:wps="http://schemas.microsoft.com/office/word/2010/wordprocessingShape" mc:Ignorable="w14 w15 w16se w16cid w16 w16cex w16sdtdh wp14">
+<w:hdr xmlns:wpc="http://schemas.microsoft.com/office/word/2010/wordprocessingCanvas" xmlns:cx="http://schemas.microsoft.com/office/drawing/2014/chartex" xmlns:cx1="http://schemas.microsoft.com/office/drawing/2015/9/8/chartex" xmlns:cx2="http://schemas.microsoft.com/office/drawing/2015/10/21/chartex" xmlns:cx3="http://schemas.microsoft.com/office/drawing/2016/5/9/chartex" xmlns:cx4="http://schemas.microsoft.com/office/drawing/2016/5/10/chartex" xmlns:cx5="http://schemas.microsoft.com/office/drawing/2016/5/11/chartex" xmlns:cx6="http://schemas.microsoft.com/office/drawing/2016/5/12/chartex" xmlns:cx7="http://schemas.microsoft.com/office/drawing/2016/5/13/chartex" xmlns:cx8="http://schemas.microsoft.com/office/drawing/2016/5/14/chartex" xmlns:mc="http://schemas.openxmlformats.org/markup-compatibility/2006" xmlns:m="http://schemas.openxmlformats.org/officeDocument/2006/math" xmlns:aink="http://schemas.microsoft.com/office/drawing/2016/ink" xmlns:am3d="http://schemas.microsoft.com/office/drawing/2017/model3d" xmlns:oel="http://schemas.microsoft.com/office/2019/extlst" xmlns:r="http://schemas.openxmlformats.org/officeDocument/2006/relationships" xmlns:wp14="http://schemas.microsoft.com/office/word/2010/wordprocessingDrawing" xmlns:wp="http://schemas.openxmlformats.org/drawingml/2006/wordprocessingDrawing" xmlns:wpg="http://schemas.microsoft.com/office/word/2010/wordprocessingGroup" xmlns:wpi="http://schemas.microsoft.com/office/word/2010/wordprocessingInk" xmlns:wps="http://schemas.microsoft.com/office/word/2010/wordprocessingShape" xmlns:o="urn:schemas-microsoft-com:office:office" xmlns:v="urn:schemas-microsoft-com:vml" xmlns:w10="urn:schemas-microsoft-com:office:word" xmlns:w="http://schemas.openxmlformats.org/wordprocessingml/2006/main" xmlns:w14="http://schemas.microsoft.com/office/word/2010/wordml" xmlns:w15="http://schemas.microsoft.com/office/word/2012/wordml" xmlns:w16cex="http://schemas.microsoft.com/office/word/2018/wordml/cex" xmlns:w16cid="http://schemas.microsoft.com/office/word/2016/wordml/cid" xmlns:w16="http://schemas.microsoft.com/office/word/2018/wordml" xmlns:w16sdtdh="http://schemas.microsoft.com/office/word/2020/wordml/sdtdatahash" xmlns:w16sdtfl="http://schemas.microsoft.com/office/word/2024/wordml/sdtformatlock" xmlns:w16se="http://schemas.microsoft.com/office/word/2015/wordml/symex" xmlns:w16du="http://schemas.microsoft.com/office/word/2023/wordml/word16du" xmlns:wne="http://schemas.microsoft.com/office/word/2006/wordml" mc:Ignorable="w14 w15 w16se w16cid w16 w16cex w16sdtdh w16sdtfl w16du wp14">
   <w:p>
     <w:pPr>
       <w:pStyle w:val="Header"/>
@@ -6575,7 +6036,7 @@
 </file>
 
 <file path=word/numbering.xml><?xml version="1.0" encoding="utf-8"?>
-<w:numbering xmlns:wpc="http://schemas.microsoft.com/office/word/2010/wordprocessingCanvas" xmlns:cx="http://schemas.microsoft.com/office/drawing/2014/chartex" xmlns:cx1="http://schemas.microsoft.com/office/drawing/2015/9/8/chartex" xmlns:cx2="http://schemas.microsoft.com/office/drawing/2015/10/21/chartex" xmlns:cx3="http://schemas.microsoft.com/office/drawing/2016/5/9/chartex" xmlns:cx4="http://schemas.microsoft.com/office/drawing/2016/5/10/chartex" xmlns:cx5="http://schemas.microsoft.com/office/drawing/2016/5/11/chartex" xmlns:cx6="http://schemas.microsoft.com/office/drawing/2016/5/12/chartex" xmlns:cx7="http://schemas.microsoft.com/office/drawing/2016/5/13/chartex" xmlns:cx8="http://schemas.microsoft.com/office/drawing/2016/5/14/chartex" xmlns:mc="http://schemas.openxmlformats.org/markup-compatibility/2006" xmlns:aink="http://schemas.microsoft.com/office/drawing/2016/ink" xmlns:am3d="http://schemas.microsoft.com/office/drawing/2017/model3d" xmlns:o="urn:schemas-microsoft-com:office:office" xmlns:oel="http://schemas.microsoft.com/office/2019/extlst" xmlns:r="http://schemas.openxmlformats.org/officeDocument/2006/relationships" xmlns:m="http://schemas.openxmlformats.org/officeDocument/2006/math" xmlns:v="urn:schemas-microsoft-com:vml" xmlns:wp14="http://schemas.microsoft.com/office/word/2010/wordprocessingDrawing" xmlns:wp="http://schemas.openxmlformats.org/drawingml/2006/wordprocessingDrawing" xmlns:w10="urn:schemas-microsoft-com:office:word" xmlns:w="http://schemas.openxmlformats.org/wordprocessingml/2006/main" xmlns:w14="http://schemas.microsoft.com/office/word/2010/wordml" xmlns:w15="http://schemas.microsoft.com/office/word/2012/wordml" xmlns:w16cex="http://schemas.microsoft.com/office/word/2018/wordml/cex" xmlns:w16cid="http://schemas.microsoft.com/office/word/2016/wordml/cid" xmlns:w16="http://schemas.microsoft.com/office/word/2018/wordml" xmlns:w16sdtdh="http://schemas.microsoft.com/office/word/2020/wordml/sdtdatahash" xmlns:w16se="http://schemas.microsoft.com/office/word/2015/wordml/symex" xmlns:wpg="http://schemas.microsoft.com/office/word/2010/wordprocessingGroup" xmlns:wpi="http://schemas.microsoft.com/office/word/2010/wordprocessingInk" xmlns:wne="http://schemas.microsoft.com/office/word/2006/wordml" xmlns:wps="http://schemas.microsoft.com/office/word/2010/wordprocessingShape" mc:Ignorable="w14 w15 w16se w16cid w16 w16cex w16sdtdh wp14">
+<w:numbering xmlns:wpc="http://schemas.microsoft.com/office/word/2010/wordprocessingCanvas" xmlns:cx="http://schemas.microsoft.com/office/drawing/2014/chartex" xmlns:cx1="http://schemas.microsoft.com/office/drawing/2015/9/8/chartex" xmlns:cx2="http://schemas.microsoft.com/office/drawing/2015/10/21/chartex" xmlns:cx3="http://schemas.microsoft.com/office/drawing/2016/5/9/chartex" xmlns:cx4="http://schemas.microsoft.com/office/drawing/2016/5/10/chartex" xmlns:cx5="http://schemas.microsoft.com/office/drawing/2016/5/11/chartex" xmlns:cx6="http://schemas.microsoft.com/office/drawing/2016/5/12/chartex" xmlns:cx7="http://schemas.microsoft.com/office/drawing/2016/5/13/chartex" xmlns:cx8="http://schemas.microsoft.com/office/drawing/2016/5/14/chartex" xmlns:mc="http://schemas.openxmlformats.org/markup-compatibility/2006" xmlns:m="http://schemas.openxmlformats.org/officeDocument/2006/math" xmlns:aink="http://schemas.microsoft.com/office/drawing/2016/ink" xmlns:am3d="http://schemas.microsoft.com/office/drawing/2017/model3d" xmlns:oel="http://schemas.microsoft.com/office/2019/extlst" xmlns:r="http://schemas.openxmlformats.org/officeDocument/2006/relationships" xmlns:wp14="http://schemas.microsoft.com/office/word/2010/wordprocessingDrawing" xmlns:wp="http://schemas.openxmlformats.org/drawingml/2006/wordprocessingDrawing" xmlns:wpg="http://schemas.microsoft.com/office/word/2010/wordprocessingGroup" xmlns:wpi="http://schemas.microsoft.com/office/word/2010/wordprocessingInk" xmlns:wps="http://schemas.microsoft.com/office/word/2010/wordprocessingShape" xmlns:o="urn:schemas-microsoft-com:office:office" xmlns:v="urn:schemas-microsoft-com:vml" xmlns:w10="urn:schemas-microsoft-com:office:word" xmlns:w="http://schemas.openxmlformats.org/wordprocessingml/2006/main" xmlns:w14="http://schemas.microsoft.com/office/word/2010/wordml" xmlns:w15="http://schemas.microsoft.com/office/word/2012/wordml" xmlns:w16cex="http://schemas.microsoft.com/office/word/2018/wordml/cex" xmlns:w16cid="http://schemas.microsoft.com/office/word/2016/wordml/cid" xmlns:w16="http://schemas.microsoft.com/office/word/2018/wordml" xmlns:w16sdtdh="http://schemas.microsoft.com/office/word/2020/wordml/sdtdatahash" xmlns:w16sdtfl="http://schemas.microsoft.com/office/word/2024/wordml/sdtformatlock" xmlns:w16se="http://schemas.microsoft.com/office/word/2015/wordml/symex" xmlns:w16du="http://schemas.microsoft.com/office/word/2023/wordml/word16du" xmlns:wne="http://schemas.microsoft.com/office/word/2006/wordml" mc:Ignorable="w14 w15 w16se w16cid w16 w16cex w16sdtdh w16sdtfl w16du wp14">
   <w:abstractNum w:abstractNumId="0" w15:restartNumberingAfterBreak="0">
     <w:nsid w:val="008C174E"/>
     <w:multiLevelType w:val="hybridMultilevel"/>
@@ -10659,7 +10120,7 @@
 </file>
 
 <file path=word/styles.xml><?xml version="1.0" encoding="utf-8"?>
-<w:styles xmlns:mc="http://schemas.openxmlformats.org/markup-compatibility/2006" xmlns:r="http://schemas.openxmlformats.org/officeDocument/2006/relationships" xmlns:w="http://schemas.openxmlformats.org/wordprocessingml/2006/main" xmlns:w14="http://schemas.microsoft.com/office/word/2010/wordml" xmlns:w15="http://schemas.microsoft.com/office/word/2012/wordml" xmlns:w16cex="http://schemas.microsoft.com/office/word/2018/wordml/cex" xmlns:w16cid="http://schemas.microsoft.com/office/word/2016/wordml/cid" xmlns:w16="http://schemas.microsoft.com/office/word/2018/wordml" xmlns:w16sdtdh="http://schemas.microsoft.com/office/word/2020/wordml/sdtdatahash" xmlns:w16se="http://schemas.microsoft.com/office/word/2015/wordml/symex" mc:Ignorable="w14 w15 w16se w16cid w16 w16cex w16sdtdh">
+<w:styles xmlns:mc="http://schemas.openxmlformats.org/markup-compatibility/2006" xmlns:r="http://schemas.openxmlformats.org/officeDocument/2006/relationships" xmlns:w="http://schemas.openxmlformats.org/wordprocessingml/2006/main" xmlns:w14="http://schemas.microsoft.com/office/word/2010/wordml" xmlns:w15="http://schemas.microsoft.com/office/word/2012/wordml" xmlns:w16cex="http://schemas.microsoft.com/office/word/2018/wordml/cex" xmlns:w16cid="http://schemas.microsoft.com/office/word/2016/wordml/cid" xmlns:w16="http://schemas.microsoft.com/office/word/2018/wordml" xmlns:w16sdtdh="http://schemas.microsoft.com/office/word/2020/wordml/sdtdatahash" xmlns:w16sdtfl="http://schemas.microsoft.com/office/word/2024/wordml/sdtformatlock" xmlns:w16se="http://schemas.microsoft.com/office/word/2015/wordml/symex" xmlns:w16du="http://schemas.microsoft.com/office/word/2023/wordml/word16du" mc:Ignorable="w14 w15 w16se w16cid w16 w16cex w16sdtdh w16sdtfl w16du">
   <w:docDefaults>
     <w:rPrDefault>
       <w:rPr>
@@ -11946,10 +11407,6 @@
 </file>
 
 <file path=customXml/item1.xml><?xml version="1.0" encoding="utf-8"?>
-<b:Sources xmlns:b="http://schemas.openxmlformats.org/officeDocument/2006/bibliography" xmlns="http://schemas.openxmlformats.org/officeDocument/2006/bibliography" SelectedStyle="\APA.XSL" StyleName="APA"/>
-</file>
-
-<file path=customXml/item2.xml><?xml version="1.0" encoding="utf-8"?>
 <?mso-contentType ?>
 <FormTemplates xmlns="http://schemas.microsoft.com/sharepoint/v3/contenttype/forms">
   <Display>DocumentLibraryForm</Display>
@@ -11958,7 +11415,30 @@
 </FormTemplates>
 </file>
 
+<file path=customXml/item2.xml><?xml version="1.0" encoding="utf-8"?>
+<b:Sources xmlns:b="http://schemas.openxmlformats.org/officeDocument/2006/bibliography" xmlns="http://schemas.openxmlformats.org/officeDocument/2006/bibliography" SelectedStyle="\APA.XSL" StyleName="APA"/>
+</file>
+
 <file path=customXml/item3.xml><?xml version="1.0" encoding="utf-8"?>
+<p:properties xmlns:p="http://schemas.microsoft.com/office/2006/metadata/properties" xmlns:xsi="http://www.w3.org/2001/XMLSchema-instance" xmlns:pc="http://schemas.microsoft.com/office/infopath/2007/PartnerControls">
+  <documentManagement>
+    <Category0 xmlns="bef73783-b83a-4f38-94d5-1aaaa1b3b0a2">1</Category0>
+    <i0f84bba906045b4af568ee102a52dcb xmlns="2933ac1b-cace-482f-bed9-bf9b7d80f34a">
+      <Terms xmlns="http://schemas.microsoft.com/office/infopath/2007/PartnerControls">
+        <TermInfo xmlns="http://schemas.microsoft.com/office/infopath/2007/PartnerControls">
+          <TermName xmlns="http://schemas.microsoft.com/office/infopath/2007/PartnerControls">Corporate Records</TermName>
+          <TermId xmlns="http://schemas.microsoft.com/office/infopath/2007/PartnerControls">2c702203-4f28-4769-bfc5-dad5ef3425c7</TermId>
+        </TermInfo>
+      </Terms>
+    </i0f84bba906045b4af568ee102a52dcb>
+    <TaxCatchAll xmlns="2933ac1b-cace-482f-bed9-bf9b7d80f34a">
+      <Value>1</Value>
+    </TaxCatchAll>
+  </documentManagement>
+</p:properties>
+</file>
+
+<file path=customXml/item4.xml><?xml version="1.0" encoding="utf-8"?>
 <ct:contentTypeSchema xmlns:ct="http://schemas.microsoft.com/office/2006/metadata/contentType" xmlns:ma="http://schemas.microsoft.com/office/2006/metadata/properties/metaAttributes" ct:_="" ma:_="" ma:contentTypeName="Document" ma:contentTypeID="0x010100D17E1B4D89D91D49A316865B50B76B78" ma:contentTypeVersion="26" ma:contentTypeDescription="Create a new document." ma:contentTypeScope="" ma:versionID="2e43e94bda34b09537a48d601b321f81">
   <xsd:schema xmlns:xsd="http://www.w3.org/2001/XMLSchema" xmlns:xs="http://www.w3.org/2001/XMLSchema" xmlns:p="http://schemas.microsoft.com/office/2006/metadata/properties" xmlns:ns2="bef73783-b83a-4f38-94d5-1aaaa1b3b0a2" xmlns:ns3="2933ac1b-cace-482f-bed9-bf9b7d80f34a" targetNamespace="http://schemas.microsoft.com/office/2006/metadata/properties" ma:root="true" ma:fieldsID="68ad2338b471bae35515ce7eaf1f964b" ns2:_="" ns3:_="">
     <xsd:import namespace="bef73783-b83a-4f38-94d5-1aaaa1b3b0a2"/>
@@ -12173,26 +11653,15 @@
 </ct:contentTypeSchema>
 </file>
 
-<file path=customXml/item4.xml><?xml version="1.0" encoding="utf-8"?>
-<p:properties xmlns:p="http://schemas.microsoft.com/office/2006/metadata/properties" xmlns:xsi="http://www.w3.org/2001/XMLSchema-instance" xmlns:pc="http://schemas.microsoft.com/office/infopath/2007/PartnerControls">
-  <documentManagement>
-    <Category0 xmlns="bef73783-b83a-4f38-94d5-1aaaa1b3b0a2">1</Category0>
-    <i0f84bba906045b4af568ee102a52dcb xmlns="2933ac1b-cace-482f-bed9-bf9b7d80f34a">
-      <Terms xmlns="http://schemas.microsoft.com/office/infopath/2007/PartnerControls">
-        <TermInfo xmlns="http://schemas.microsoft.com/office/infopath/2007/PartnerControls">
-          <TermName xmlns="http://schemas.microsoft.com/office/infopath/2007/PartnerControls">Corporate Records</TermName>
-          <TermId xmlns="http://schemas.microsoft.com/office/infopath/2007/PartnerControls">2c702203-4f28-4769-bfc5-dad5ef3425c7</TermId>
-        </TermInfo>
-      </Terms>
-    </i0f84bba906045b4af568ee102a52dcb>
-    <TaxCatchAll xmlns="2933ac1b-cace-482f-bed9-bf9b7d80f34a">
-      <Value>1</Value>
-    </TaxCatchAll>
-  </documentManagement>
-</p:properties>
+<file path=customXml/itemProps1.xml><?xml version="1.0" encoding="utf-8"?>
+<ds:datastoreItem xmlns:ds="http://schemas.openxmlformats.org/officeDocument/2006/customXml" ds:itemID="{93737E1E-B456-42C7-9F02-6B7D736E2393}">
+  <ds:schemaRefs>
+    <ds:schemaRef ds:uri="http://schemas.microsoft.com/sharepoint/v3/contenttype/forms"/>
+  </ds:schemaRefs>
+</ds:datastoreItem>
 </file>
 
-<file path=customXml/itemProps1.xml><?xml version="1.0" encoding="utf-8"?>
+<file path=customXml/itemProps2.xml><?xml version="1.0" encoding="utf-8"?>
 <ds:datastoreItem xmlns:ds="http://schemas.openxmlformats.org/officeDocument/2006/customXml" ds:itemID="{7769C2E1-50C7-4AF2-861B-F52E75CE3623}">
   <ds:schemaRefs>
     <ds:schemaRef ds:uri="http://schemas.openxmlformats.org/officeDocument/2006/bibliography"/>
@@ -12200,19 +11669,7 @@
 </ds:datastoreItem>
 </file>
 
-<file path=customXml/itemProps2.xml><?xml version="1.0" encoding="utf-8"?>
-<ds:datastoreItem xmlns:ds="http://schemas.openxmlformats.org/officeDocument/2006/customXml" ds:itemID="{93737E1E-B456-42C7-9F02-6B7D736E2393}">
-  <ds:schemaRefs>
-    <ds:schemaRef ds:uri="http://schemas.microsoft.com/sharepoint/v3/contenttype/forms"/>
-  </ds:schemaRefs>
-</ds:datastoreItem>
-</file>
-
 <file path=customXml/itemProps3.xml><?xml version="1.0" encoding="utf-8"?>
-<ds:datastoreItem xmlns:ds="http://schemas.openxmlformats.org/officeDocument/2006/customXml" ds:itemID="{05C235B8-E803-46E7-B24C-80752B1E7EE4}"/>
-</file>
-
-<file path=customXml/itemProps4.xml><?xml version="1.0" encoding="utf-8"?>
 <ds:datastoreItem xmlns:ds="http://schemas.openxmlformats.org/officeDocument/2006/customXml" ds:itemID="{88E25B5C-5BD7-403A-8876-7F03EDF4549D}">
   <ds:schemaRefs>
     <ds:schemaRef ds:uri="http://schemas.microsoft.com/office/2006/metadata/properties"/>
@@ -12221,4 +11678,23 @@
     <ds:schemaRef ds:uri="2933ac1b-cace-482f-bed9-bf9b7d80f34a"/>
   </ds:schemaRefs>
 </ds:datastoreItem>
+</file>
+
+<file path=customXml/itemProps4.xml><?xml version="1.0" encoding="utf-8"?>
+<ds:datastoreItem xmlns:ds="http://schemas.openxmlformats.org/officeDocument/2006/customXml" ds:itemID="{05C235B8-E803-46E7-B24C-80752B1E7EE4}">
+  <ds:schemaRefs>
+    <ds:schemaRef ds:uri="http://schemas.microsoft.com/office/2006/metadata/contentType"/>
+    <ds:schemaRef ds:uri="http://schemas.microsoft.com/office/2006/metadata/properties/metaAttributes"/>
+    <ds:schemaRef ds:uri="http://www.w3.org/2001/XMLSchema"/>
+    <ds:schemaRef ds:uri="http://schemas.microsoft.com/office/2006/metadata/properties"/>
+    <ds:schemaRef ds:uri="bef73783-b83a-4f38-94d5-1aaaa1b3b0a2"/>
+    <ds:schemaRef ds:uri="2933ac1b-cace-482f-bed9-bf9b7d80f34a"/>
+    <ds:schemaRef ds:uri="http://schemas.microsoft.com/office/2006/documentManagement/types"/>
+    <ds:schemaRef ds:uri="http://schemas.microsoft.com/office/infopath/2007/PartnerControls"/>
+    <ds:schemaRef ds:uri="http://schemas.openxmlformats.org/package/2006/metadata/core-properties"/>
+    <ds:schemaRef ds:uri="http://purl.org/dc/elements/1.1/"/>
+    <ds:schemaRef ds:uri="http://purl.org/dc/terms/"/>
+    <ds:schemaRef ds:uri="http://schemas.microsoft.com/internal/obd"/>
+  </ds:schemaRefs>
+</ds:datastoreItem>
 </file>